--- a/samples/plugins/org.obeonetwork.is.samples/contents/E-BookStore/documentation/doc-src/E-BookStore_GraalSystemAndRequirements_template.docx
+++ b/samples/plugins/org.obeonetwork.is.samples/contents/E-BookStore/documentation/doc-src/E-BookStore_GraalSystemAndRequirements_template.docx
@@ -84,23 +84,7 @@
           <w:szCs w:val="48"/>
           <w:lang w:val="fr-FR"/>
         </w:rPr>
-        <w:fldChar w:fldCharType="begin"/>
-      </w:r>
-      <w:r>
-        <w:rPr>
-          <w:sz w:val="48"/>
-          <w:szCs w:val="48"/>
-          <w:lang w:val="fr-FR"/>
-        </w:rPr>
-        <w:instrText xml:space="preserve"> m:nomProjet </w:instrText>
-      </w:r>
-      <w:r>
-        <w:rPr>
-          <w:sz w:val="48"/>
-          <w:szCs w:val="48"/>
-          <w:lang w:val="fr-FR"/>
-        </w:rPr>
-        <w:fldChar w:fldCharType="end"/>
+        <w:t xml:space="preserve">{m:nomProjet}</w:t>
       </w:r>
     </w:p>
     <w:p>
@@ -257,31 +241,19 @@
         <w:rPr>
           <w:highlight w:val="green"/>
         </w:rPr>
-        <w:fldChar w:fldCharType="begin"/>
+        <w:t>{m:userdoc</w:t>
       </w:r>
       <w:r>
         <w:rPr>
           <w:highlight w:val="green"/>
         </w:rPr>
-        <w:instrText xml:space="preserve"> m:userdoc</w:instrText>
+        <w:t xml:space="preserve"> 'VALIDATION</w:t>
       </w:r>
       <w:r>
         <w:rPr>
           <w:highlight w:val="green"/>
         </w:rPr>
-        <w:instrText xml:space="preserve"> 'VALIDATION</w:instrText>
-      </w:r>
-      <w:r>
-        <w:rPr>
-          <w:highlight w:val="green"/>
-        </w:rPr>
-        <w:instrText xml:space="preserve">' </w:instrText>
-      </w:r>
-      <w:r>
-        <w:rPr>
-          <w:highlight w:val="green"/>
-        </w:rPr>
-        <w:fldChar w:fldCharType="end"/>
+        <w:t xml:space="preserve">'}</w:t>
       </w:r>
     </w:p>
     <w:tbl>
@@ -907,23 +879,7 @@
           <w:highlight w:val="green"/>
           <w:lang w:eastAsia="fr-FR"/>
         </w:rPr>
-        <w:fldChar w:fldCharType="begin"/>
-      </w:r>
-      <w:r>
-        <w:rPr>
-          <w:rFonts w:ascii="Arial" w:eastAsia="Times New Roman" w:hAnsi="Arial" w:cs="Arial"/>
-          <w:highlight w:val="green"/>
-          <w:lang w:eastAsia="fr-FR"/>
-        </w:rPr>
-        <w:instrText xml:space="preserve"> m:enduserdoc </w:instrText>
-      </w:r>
-      <w:r>
-        <w:rPr>
-          <w:rFonts w:ascii="Arial" w:eastAsia="Times New Roman" w:hAnsi="Arial" w:cs="Arial"/>
-          <w:highlight w:val="green"/>
-          <w:lang w:eastAsia="fr-FR"/>
-        </w:rPr>
-        <w:fldChar w:fldCharType="end"/>
+        <w:t xml:space="preserve">{m:enduserdoc}</w:t>
       </w:r>
       <w:r>
         <w:br w:type="page"/>
@@ -2304,23 +2260,7 @@
           <w:sz w:val="24"/>
           <w:szCs w:val="24"/>
         </w:rPr>
-        <w:fldChar w:fldCharType="begin"/>
-      </w:r>
-      <w:r>
-        <w:rPr>
-          <w:i/>
-          <w:sz w:val="24"/>
-          <w:szCs w:val="24"/>
-        </w:rPr>
-        <w:instrText>m:system.description</w:instrText>
-      </w:r>
-      <w:r>
-        <w:rPr>
-          <w:i/>
-          <w:sz w:val="24"/>
-          <w:szCs w:val="24"/>
-        </w:rPr>
-        <w:fldChar w:fldCharType="end"/>
+        <w:t>{m:system.description}</w:t>
       </w:r>
     </w:p>
     <w:p>
@@ -2348,44 +2288,63 @@
           <w:highlight w:val="green"/>
           <w:lang w:val="en-US"/>
         </w:rPr>
-        <w:fldChar w:fldCharType="begin"/>
+        <w:t xml:space="preserve">{m:userdoc </w:t>
       </w:r>
       <w:r>
         <w:rPr>
           <w:highlight w:val="green"/>
           <w:lang w:val="en-US"/>
         </w:rPr>
-        <w:instrText xml:space="preserve">m:userdoc </w:instrText>
+        <w:t>'</w:t>
       </w:r>
       <w:r>
         <w:rPr>
           <w:highlight w:val="green"/>
           <w:lang w:val="en-US"/>
         </w:rPr>
-        <w:instrText>'</w:instrText>
+        <w:t>INTRO</w:t>
       </w:r>
       <w:r>
         <w:rPr>
           <w:highlight w:val="green"/>
           <w:lang w:val="en-US"/>
         </w:rPr>
-        <w:instrText>INTRO</w:instrText>
-      </w:r>
-      <w:r>
+        <w:t>'}</w:t>
+      </w:r>
+      <w:bookmarkStart w:id="3" w:name="_Toc465952524"/>
+    </w:p>
+    <w:p>
+      <w:pPr>
+        <w:pStyle w:val="western"/>
+        <w:spacing w:after="240"/>
         <w:rPr>
           <w:highlight w:val="green"/>
           <w:lang w:val="en-US"/>
         </w:rPr>
-        <w:instrText>'</w:instrText>
-      </w:r>
+      </w:pPr>
       <w:r>
         <w:rPr>
           <w:highlight w:val="green"/>
           <w:lang w:val="en-US"/>
         </w:rPr>
-        <w:fldChar w:fldCharType="end"/>
-      </w:r>
-      <w:bookmarkStart w:id="3" w:name="_Toc465952524"/>
+        <w:t xml:space="preserve">Introduction au </w:t>
+      </w:r>
+      <w:proofErr w:type="spellStart"/>
+      <w:r>
+        <w:rPr>
+          <w:highlight w:val="green"/>
+          <w:lang w:val="en-US"/>
+        </w:rPr>
+        <w:t>projet</w:t>
+      </w:r>
+      <w:proofErr w:type="spellEnd"/>
+      <w:r>
+        <w:rPr>
+          <w:highlight w:val="green"/>
+          <w:lang w:val="en-US"/>
+        </w:rPr>
+        <w:t>…</w:t>
+      </w:r>
     </w:p>
     <w:p>
       <w:pPr>
@@ -2401,54 +2360,7 @@
           <w:highlight w:val="green"/>
           <w:lang w:val="en-US"/>
         </w:rPr>
-        <w:t xml:space="preserve">Introduction au </w:t>
-      </w:r>
-      <w:proofErr w:type="spellStart"/>
-      <w:r>
-        <w:rPr>
-          <w:highlight w:val="green"/>
-          <w:lang w:val="en-US"/>
-        </w:rPr>
-        <w:t>projet</w:t>
-      </w:r>
-      <w:proofErr w:type="spellEnd"/>
-      <w:r>
-        <w:rPr>
-          <w:highlight w:val="green"/>
-          <w:lang w:val="en-US"/>
-        </w:rPr>
-        <w:t>…</w:t>
-      </w:r>
-    </w:p>
-    <w:p>
-      <w:pPr>
-        <w:pStyle w:val="western"/>
-        <w:spacing w:after="240"/>
-        <w:rPr>
-          <w:highlight w:val="green"/>
-          <w:lang w:val="en-US"/>
-        </w:rPr>
-      </w:pPr>
-      <w:r>
-        <w:rPr>
-          <w:highlight w:val="green"/>
-          <w:lang w:val="en-US"/>
-        </w:rPr>
-        <w:fldChar w:fldCharType="begin"/>
-      </w:r>
-      <w:r>
-        <w:rPr>
-          <w:highlight w:val="green"/>
-          <w:lang w:val="en-US"/>
-        </w:rPr>
-        <w:instrText>m:enduserdoc</w:instrText>
-      </w:r>
-      <w:r>
-        <w:rPr>
-          <w:highlight w:val="green"/>
-          <w:lang w:val="en-US"/>
-        </w:rPr>
-        <w:fldChar w:fldCharType="end"/>
+        <w:t>{m:enduserdoc}</w:t>
       </w:r>
     </w:p>
     <w:p>
@@ -2493,152 +2405,120 @@
           <w:sz w:val="24"/>
           <w:szCs w:val="24"/>
         </w:rPr>
-        <w:fldChar w:fldCharType="begin"/>
-      </w:r>
-      <w:r>
-        <w:rPr>
-          <w:i/>
-          <w:sz w:val="24"/>
-          <w:szCs w:val="24"/>
-        </w:rPr>
-        <w:instrText xml:space="preserve"> m:</w:instrText>
-      </w:r>
-      <w:r>
-        <w:rPr>
-          <w:i/>
-          <w:sz w:val="24"/>
-          <w:szCs w:val="24"/>
-        </w:rPr>
-        <w:instrText>system.asImageByRepresentationDescriptionName('</w:instrText>
-      </w:r>
-      <w:r>
-        <w:rPr>
-          <w:i/>
-          <w:sz w:val="24"/>
-          <w:szCs w:val="24"/>
-        </w:rPr>
-        <w:instrText>Actors Graph</w:instrText>
-      </w:r>
-      <w:r>
-        <w:rPr>
-          <w:i/>
-          <w:sz w:val="24"/>
-          <w:szCs w:val="24"/>
-        </w:rPr>
-        <w:instrText>')-&gt;first().</w:instrText>
-      </w:r>
-      <w:r>
-        <w:rPr>
-          <w:i/>
-          <w:sz w:val="24"/>
-          <w:szCs w:val="24"/>
-        </w:rPr>
-        <w:instrText>setConserveRatio(</w:instrText>
-      </w:r>
-      <w:r>
-        <w:rPr>
-          <w:i/>
-          <w:sz w:val="24"/>
-          <w:szCs w:val="24"/>
-        </w:rPr>
-        <w:instrText>true</w:instrText>
-      </w:r>
-      <w:r>
-        <w:rPr>
-          <w:i/>
-          <w:sz w:val="24"/>
-          <w:szCs w:val="24"/>
-        </w:rPr>
-        <w:instrText>).</w:instrText>
-      </w:r>
-      <w:r>
-        <w:rPr>
-          <w:i/>
-          <w:sz w:val="24"/>
-          <w:szCs w:val="24"/>
-        </w:rPr>
-        <w:instrText>setWidth</w:instrText>
-      </w:r>
-      <w:r>
-        <w:rPr>
-          <w:i/>
-          <w:sz w:val="24"/>
-          <w:szCs w:val="24"/>
-        </w:rPr>
-        <w:instrText>(</w:instrText>
-      </w:r>
-      <w:r>
-        <w:rPr>
-          <w:i/>
-          <w:sz w:val="24"/>
-          <w:szCs w:val="24"/>
-        </w:rPr>
-        <w:instrText>2</w:instrText>
-      </w:r>
-      <w:r>
-        <w:rPr>
-          <w:i/>
-          <w:sz w:val="24"/>
-          <w:szCs w:val="24"/>
-        </w:rPr>
-        <w:instrText>00</w:instrText>
-      </w:r>
-      <w:r>
-        <w:rPr>
-          <w:i/>
-          <w:sz w:val="24"/>
-          <w:szCs w:val="24"/>
-        </w:rPr>
-        <w:instrText>)</w:instrText>
-      </w:r>
-      <w:r>
-        <w:rPr>
-          <w:i/>
-          <w:sz w:val="24"/>
-          <w:szCs w:val="24"/>
-        </w:rPr>
-        <w:fldChar w:fldCharType="end"/>
-      </w:r>
-    </w:p>
-    <w:p>
-      <w:pPr>
-        <w:rPr>
-          <w:i/>
-          <w:sz w:val="24"/>
-          <w:szCs w:val="24"/>
-        </w:rPr>
-      </w:pPr>
-      <w:r>
-        <w:rPr>
-          <w:i/>
-          <w:sz w:val="24"/>
-          <w:szCs w:val="24"/>
-        </w:rPr>
-        <w:fldChar w:fldCharType="begin"/>
-      </w:r>
-      <w:r>
-        <w:rPr>
-          <w:i/>
-          <w:sz w:val="24"/>
-          <w:szCs w:val="24"/>
-        </w:rPr>
-        <w:instrText>m:for actor |</w:instrText>
-      </w:r>
-      <w:r>
-        <w:rPr>
-          <w:i/>
-          <w:sz w:val="24"/>
-          <w:szCs w:val="24"/>
-        </w:rPr>
-        <w:instrText xml:space="preserve"> system.actors-&gt;sortedBy(a | a.name) </w:instrText>
-      </w:r>
-      <w:r>
-        <w:rPr>
-          <w:i/>
-          <w:sz w:val="24"/>
-          <w:szCs w:val="24"/>
-        </w:rPr>
-        <w:fldChar w:fldCharType="end"/>
+        <w:t>{m:</w:t>
+      </w:r>
+      <w:r>
+        <w:rPr>
+          <w:i/>
+          <w:sz w:val="24"/>
+          <w:szCs w:val="24"/>
+        </w:rPr>
+        <w:t>system.asImageByRepresentationDescriptionName('</w:t>
+      </w:r>
+      <w:r>
+        <w:rPr>
+          <w:i/>
+          <w:sz w:val="24"/>
+          <w:szCs w:val="24"/>
+        </w:rPr>
+        <w:t>Actors Graph</w:t>
+      </w:r>
+      <w:r>
+        <w:rPr>
+          <w:i/>
+          <w:sz w:val="24"/>
+          <w:szCs w:val="24"/>
+        </w:rPr>
+        <w:t>')-&gt;first().</w:t>
+      </w:r>
+      <w:r>
+        <w:rPr>
+          <w:i/>
+          <w:sz w:val="24"/>
+          <w:szCs w:val="24"/>
+        </w:rPr>
+        <w:t>setConserveRatio(</w:t>
+      </w:r>
+      <w:r>
+        <w:rPr>
+          <w:i/>
+          <w:sz w:val="24"/>
+          <w:szCs w:val="24"/>
+        </w:rPr>
+        <w:t>true</w:t>
+      </w:r>
+      <w:r>
+        <w:rPr>
+          <w:i/>
+          <w:sz w:val="24"/>
+          <w:szCs w:val="24"/>
+        </w:rPr>
+        <w:t>).</w:t>
+      </w:r>
+      <w:r>
+        <w:rPr>
+          <w:i/>
+          <w:sz w:val="24"/>
+          <w:szCs w:val="24"/>
+        </w:rPr>
+        <w:t>setWidth</w:t>
+      </w:r>
+      <w:r>
+        <w:rPr>
+          <w:i/>
+          <w:sz w:val="24"/>
+          <w:szCs w:val="24"/>
+        </w:rPr>
+        <w:t>(</w:t>
+      </w:r>
+      <w:r>
+        <w:rPr>
+          <w:i/>
+          <w:sz w:val="24"/>
+          <w:szCs w:val="24"/>
+        </w:rPr>
+        <w:t>2</w:t>
+      </w:r>
+      <w:r>
+        <w:rPr>
+          <w:i/>
+          <w:sz w:val="24"/>
+          <w:szCs w:val="24"/>
+        </w:rPr>
+        <w:t>00</w:t>
+      </w:r>
+      <w:r>
+        <w:rPr>
+          <w:i/>
+          <w:sz w:val="24"/>
+          <w:szCs w:val="24"/>
+        </w:rPr>
+        <w:t>)}</w:t>
+      </w:r>
+    </w:p>
+    <w:p>
+      <w:pPr>
+        <w:rPr>
+          <w:i/>
+          <w:sz w:val="24"/>
+          <w:szCs w:val="24"/>
+        </w:rPr>
+      </w:pPr>
+      <w:r>
+        <w:rPr>
+          <w:i/>
+          <w:sz w:val="24"/>
+          <w:szCs w:val="24"/>
+        </w:rPr>
+        <w:t>{m:for actor |</w:t>
+      </w:r>
+      <w:r>
+        <w:rPr>
+          <w:i/>
+          <w:sz w:val="24"/>
+          <w:szCs w:val="24"/>
+        </w:rPr>
+        <w:t xml:space="preserve"> system.actors-&gt;sortedBy(a | a.name)}</w:t>
       </w:r>
     </w:p>
     <w:p>
@@ -2649,79 +2529,41 @@
         <w:t xml:space="preserve">Acteur : </w:t>
       </w:r>
       <w:r>
-        <w:fldChar w:fldCharType="begin"/>
-      </w:r>
-      <w:r>
-        <w:instrText xml:space="preserve"> m:actor.name</w:instrText>
-      </w:r>
-      <w:r>
-        <w:fldChar w:fldCharType="end"/>
-      </w:r>
-    </w:p>
-    <w:p>
-      <w:pPr>
-        <w:rPr>
-          <w:i/>
-          <w:sz w:val="24"/>
-          <w:szCs w:val="24"/>
-        </w:rPr>
-      </w:pPr>
-      <w:r>
-        <w:rPr>
-          <w:i/>
-          <w:sz w:val="24"/>
-          <w:szCs w:val="24"/>
-        </w:rPr>
-        <w:fldChar w:fldCharType="begin"/>
-      </w:r>
-      <w:r>
-        <w:rPr>
-          <w:i/>
-          <w:sz w:val="24"/>
-          <w:szCs w:val="24"/>
-        </w:rPr>
-        <w:instrText xml:space="preserve"> m:actor.description</w:instrText>
-      </w:r>
-      <w:r>
-        <w:rPr>
-          <w:i/>
-          <w:sz w:val="24"/>
-          <w:szCs w:val="24"/>
-        </w:rPr>
-        <w:fldChar w:fldCharType="end"/>
-      </w:r>
-    </w:p>
-    <w:p>
-      <w:pPr>
-        <w:rPr>
-          <w:i/>
-          <w:sz w:val="24"/>
-          <w:szCs w:val="24"/>
-        </w:rPr>
-      </w:pPr>
-      <w:r>
-        <w:rPr>
-          <w:i/>
-          <w:sz w:val="24"/>
-          <w:szCs w:val="24"/>
-        </w:rPr>
-        <w:fldChar w:fldCharType="begin"/>
-      </w:r>
-      <w:r>
-        <w:rPr>
-          <w:i/>
-          <w:sz w:val="24"/>
-          <w:szCs w:val="24"/>
-        </w:rPr>
-        <w:instrText>m:endfor</w:instrText>
-      </w:r>
-      <w:r>
-        <w:rPr>
-          <w:i/>
-          <w:sz w:val="24"/>
-          <w:szCs w:val="24"/>
-        </w:rPr>
-        <w:fldChar w:fldCharType="end"/>
+        <w:t>{m:actor.name}</w:t>
+      </w:r>
+    </w:p>
+    <w:p>
+      <w:pPr>
+        <w:rPr>
+          <w:i/>
+          <w:sz w:val="24"/>
+          <w:szCs w:val="24"/>
+        </w:rPr>
+      </w:pPr>
+      <w:r>
+        <w:rPr>
+          <w:i/>
+          <w:sz w:val="24"/>
+          <w:szCs w:val="24"/>
+        </w:rPr>
+        <w:t>{m:actor.description}</w:t>
+      </w:r>
+    </w:p>
+    <w:p>
+      <w:pPr>
+        <w:rPr>
+          <w:i/>
+          <w:sz w:val="24"/>
+          <w:szCs w:val="24"/>
+        </w:rPr>
+      </w:pPr>
+      <w:r>
+        <w:rPr>
+          <w:i/>
+          <w:sz w:val="24"/>
+          <w:szCs w:val="24"/>
+        </w:rPr>
+        <w:t>{m:endfor}</w:t>
       </w:r>
     </w:p>
     <w:p>
@@ -2926,160 +2768,128 @@
           <w:sz w:val="24"/>
           <w:szCs w:val="24"/>
         </w:rPr>
-        <w:fldChar w:fldCharType="begin"/>
-      </w:r>
-      <w:r>
-        <w:rPr>
-          <w:i/>
-          <w:sz w:val="24"/>
-          <w:szCs w:val="24"/>
-        </w:rPr>
-        <w:instrText>m:</w:instrText>
-      </w:r>
-      <w:r>
-        <w:rPr>
-          <w:i/>
-          <w:sz w:val="24"/>
-          <w:szCs w:val="24"/>
-        </w:rPr>
-        <w:instrText>if</w:instrText>
-      </w:r>
-      <w:r>
-        <w:rPr>
-          <w:i/>
-          <w:sz w:val="24"/>
-          <w:szCs w:val="24"/>
-        </w:rPr>
-        <w:instrText>(</w:instrText>
-      </w:r>
-      <w:r>
-        <w:rPr>
-          <w:i/>
-          <w:sz w:val="24"/>
-          <w:szCs w:val="24"/>
-        </w:rPr>
-        <w:instrText>repository.eAllContents(requirement::Requirement)-&gt;notEmpty()</w:instrText>
-      </w:r>
-      <w:r>
-        <w:rPr>
-          <w:i/>
-          <w:sz w:val="24"/>
-          <w:szCs w:val="24"/>
-        </w:rPr>
-        <w:instrText>)</w:instrText>
-      </w:r>
-      <w:r>
-        <w:rPr>
-          <w:i/>
-          <w:sz w:val="24"/>
-          <w:szCs w:val="24"/>
-        </w:rPr>
-        <w:fldChar w:fldCharType="end"/>
-      </w:r>
-    </w:p>
-    <w:p>
-      <w:pPr>
-        <w:rPr>
-          <w:i/>
-          <w:sz w:val="24"/>
-          <w:szCs w:val="24"/>
-        </w:rPr>
-      </w:pPr>
-      <w:r>
-        <w:rPr>
-          <w:i/>
-          <w:sz w:val="24"/>
-          <w:szCs w:val="24"/>
-        </w:rPr>
-        <w:fldChar w:fldCharType="begin"/>
-      </w:r>
-      <w:r>
-        <w:rPr>
-          <w:i/>
-          <w:sz w:val="24"/>
-          <w:szCs w:val="24"/>
-        </w:rPr>
-        <w:instrText>m</w:instrText>
-      </w:r>
-      <w:r>
-        <w:rPr>
-          <w:i/>
-          <w:sz w:val="24"/>
-          <w:szCs w:val="24"/>
-        </w:rPr>
-        <w:instrText>:</w:instrText>
-      </w:r>
-      <w:r>
-        <w:rPr>
-          <w:i/>
-          <w:sz w:val="24"/>
-          <w:szCs w:val="24"/>
-        </w:rPr>
-        <w:instrText>for req | repository.eAllContents(requirement::Requirement)-&gt;select(r|r.referencedObject-&gt;isEmpty())</w:instrText>
-      </w:r>
-      <w:r>
-        <w:rPr>
-          <w:i/>
-          <w:sz w:val="24"/>
-          <w:szCs w:val="24"/>
-        </w:rPr>
-        <w:instrText>-&gt;</w:instrText>
-      </w:r>
-      <w:r>
-        <w:rPr>
-          <w:i/>
-          <w:sz w:val="24"/>
-          <w:szCs w:val="24"/>
-        </w:rPr>
-        <w:instrText>select(r | r.id &lt;&gt; null)-&gt;</w:instrText>
-      </w:r>
-      <w:r>
-        <w:rPr>
-          <w:i/>
-          <w:sz w:val="24"/>
-          <w:szCs w:val="24"/>
-        </w:rPr>
-        <w:instrText>sortedBy(r | r.</w:instrText>
-      </w:r>
-      <w:r>
-        <w:rPr>
-          <w:i/>
-          <w:sz w:val="24"/>
-          <w:szCs w:val="24"/>
-        </w:rPr>
-        <w:instrText>id</w:instrText>
-      </w:r>
-      <w:r>
-        <w:rPr>
-          <w:i/>
-          <w:sz w:val="24"/>
-          <w:szCs w:val="24"/>
-        </w:rPr>
-        <w:instrText>)</w:instrText>
-      </w:r>
-      <w:r>
-        <w:rPr>
-          <w:i/>
-          <w:sz w:val="24"/>
-          <w:szCs w:val="24"/>
-        </w:rPr>
-        <w:instrText>-&gt;union(repository.eAllContents(requirement::Requirement)-&gt;select(r | r.referencedObject-&gt;isEmpty())-&gt;select(r | r.id = null)-&gt;sortedBy(r | r.technicalid)</w:instrText>
-      </w:r>
-      <w:r>
-        <w:rPr>
-          <w:i/>
-          <w:sz w:val="24"/>
-          <w:szCs w:val="24"/>
-        </w:rPr>
-        <w:instrText>)</w:instrText>
-      </w:r>
-      <w:r>
-        <w:rPr>
-          <w:i/>
-          <w:sz w:val="24"/>
-          <w:szCs w:val="24"/>
-        </w:rPr>
-        <w:fldChar w:fldCharType="end"/>
+        <w:t>{m:</w:t>
+      </w:r>
+      <w:r>
+        <w:rPr>
+          <w:i/>
+          <w:sz w:val="24"/>
+          <w:szCs w:val="24"/>
+        </w:rPr>
+        <w:t>if</w:t>
+      </w:r>
+      <w:r>
+        <w:rPr>
+          <w:i/>
+          <w:sz w:val="24"/>
+          <w:szCs w:val="24"/>
+        </w:rPr>
+        <w:t>(</w:t>
+      </w:r>
+      <w:r>
+        <w:rPr>
+          <w:i/>
+          <w:sz w:val="24"/>
+          <w:szCs w:val="24"/>
+        </w:rPr>
+        <w:t>repository.eAllContents(requirement::Requirement)-&gt;notEmpty()</w:t>
+      </w:r>
+      <w:r>
+        <w:rPr>
+          <w:i/>
+          <w:sz w:val="24"/>
+          <w:szCs w:val="24"/>
+        </w:rPr>
+        <w:t>)}</w:t>
+      </w:r>
+    </w:p>
+    <w:p>
+      <w:pPr>
+        <w:rPr>
+          <w:i/>
+          <w:sz w:val="24"/>
+          <w:szCs w:val="24"/>
+        </w:rPr>
+      </w:pPr>
+      <w:r>
+        <w:rPr>
+          <w:i/>
+          <w:sz w:val="24"/>
+          <w:szCs w:val="24"/>
+        </w:rPr>
+        <w:t>{m</w:t>
+      </w:r>
+      <w:r>
+        <w:rPr>
+          <w:i/>
+          <w:sz w:val="24"/>
+          <w:szCs w:val="24"/>
+        </w:rPr>
+        <w:t>:</w:t>
+      </w:r>
+      <w:r>
+        <w:rPr>
+          <w:i/>
+          <w:sz w:val="24"/>
+          <w:szCs w:val="24"/>
+        </w:rPr>
+        <w:t>for req | repository.eAllContents(requirement::Requirement)-&gt;select(r|r.referencedObject-&gt;isEmpty())</w:t>
+      </w:r>
+      <w:r>
+        <w:rPr>
+          <w:i/>
+          <w:sz w:val="24"/>
+          <w:szCs w:val="24"/>
+        </w:rPr>
+        <w:t>-&gt;</w:t>
+      </w:r>
+      <w:r>
+        <w:rPr>
+          <w:i/>
+          <w:sz w:val="24"/>
+          <w:szCs w:val="24"/>
+        </w:rPr>
+        <w:t>select(r | r.id &lt;&gt; null)-&gt;</w:t>
+      </w:r>
+      <w:r>
+        <w:rPr>
+          <w:i/>
+          <w:sz w:val="24"/>
+          <w:szCs w:val="24"/>
+        </w:rPr>
+        <w:t>sortedBy(r | r.</w:t>
+      </w:r>
+      <w:r>
+        <w:rPr>
+          <w:i/>
+          <w:sz w:val="24"/>
+          <w:szCs w:val="24"/>
+        </w:rPr>
+        <w:t>id</w:t>
+      </w:r>
+      <w:r>
+        <w:rPr>
+          <w:i/>
+          <w:sz w:val="24"/>
+          <w:szCs w:val="24"/>
+        </w:rPr>
+        <w:t>)</w:t>
+      </w:r>
+      <w:r>
+        <w:rPr>
+          <w:i/>
+          <w:sz w:val="24"/>
+          <w:szCs w:val="24"/>
+        </w:rPr>
+        <w:t>-&gt;union(repository.eAllContents(requirement::Requirement)-&gt;select(r | r.referencedObject-&gt;isEmpty())-&gt;select(r | r.id = null)-&gt;sortedBy(r | r.technicalid)</w:t>
+      </w:r>
+      <w:r>
+        <w:rPr>
+          <w:i/>
+          <w:sz w:val="24"/>
+          <w:szCs w:val="24"/>
+        </w:rPr>
+        <w:t>)}</w:t>
       </w:r>
     </w:p>
     <w:tbl>
@@ -3121,27 +2931,112 @@
                 <w:sz w:val="24"/>
                 <w:szCs w:val="24"/>
               </w:rPr>
-              <w:fldChar w:fldCharType="begin"/>
-            </w:r>
-            <w:r>
+              <w:t>{m:req.id}</w:t>
+            </w:r>
+          </w:p>
+        </w:tc>
+        <w:tc>
+          <w:tcPr>
+            <w:tcW w:w="1669" w:type="dxa"/>
+            <w:shd w:val="clear" w:color="auto" w:fill="auto"/>
+          </w:tcPr>
+          <w:p>
+            <w:pPr>
+              <w:jc w:val="center"/>
               <w:rPr>
                 <w:sz w:val="24"/>
                 <w:szCs w:val="24"/>
               </w:rPr>
-              <w:instrText>m:req.id</w:instrText>
-            </w:r>
+            </w:pPr>
             <w:r>
               <w:rPr>
                 <w:sz w:val="24"/>
                 <w:szCs w:val="24"/>
               </w:rPr>
-              <w:fldChar w:fldCharType="end"/>
-            </w:r>
-          </w:p>
-        </w:tc>
-        <w:tc>
-          <w:tcPr>
-            <w:tcW w:w="1669" w:type="dxa"/>
+              <w:t>{m:req.name}</w:t>
+            </w:r>
+          </w:p>
+        </w:tc>
+        <w:tc>
+          <w:tcPr>
+            <w:tcW w:w="3451" w:type="dxa"/>
+            <w:shd w:val="clear" w:color="auto" w:fill="auto"/>
+          </w:tcPr>
+          <w:p>
+            <w:pPr>
+              <w:rPr>
+                <w:sz w:val="24"/>
+                <w:szCs w:val="24"/>
+              </w:rPr>
+            </w:pPr>
+            <w:r>
+              <w:rPr>
+                <w:sz w:val="24"/>
+                <w:szCs w:val="24"/>
+              </w:rPr>
+              <w:t>{m:req.</w:t>
+            </w:r>
+            <w:r>
+              <w:rPr>
+                <w:sz w:val="24"/>
+                <w:szCs w:val="24"/>
+              </w:rPr>
+              <w:t>statement}</w:t>
+            </w:r>
+          </w:p>
+        </w:tc>
+        <w:tc>
+          <w:tcPr>
+            <w:tcW w:w="1532" w:type="dxa"/>
+            <w:shd w:val="clear" w:color="auto" w:fill="auto"/>
+          </w:tcPr>
+          <w:p>
+            <w:pPr>
+              <w:rPr>
+                <w:sz w:val="24"/>
+                <w:szCs w:val="24"/>
+              </w:rPr>
+            </w:pPr>
+            <w:r>
+              <w:rPr>
+                <w:sz w:val="24"/>
+                <w:szCs w:val="24"/>
+              </w:rPr>
+              <w:t>{m:if req.status=null or req.status=''}</w:t>
+            </w:r>
+            <w:r>
+              <w:rPr>
+                <w:sz w:val="24"/>
+                <w:szCs w:val="24"/>
+              </w:rPr>
+              <w:t>Non renseigné</w:t>
+            </w:r>
+            <w:r>
+              <w:rPr>
+                <w:sz w:val="24"/>
+                <w:szCs w:val="24"/>
+              </w:rPr>
+              <w:t>{m:else}</w:t>
+            </w:r>
+            <w:r>
+              <w:rPr>
+                <w:sz w:val="24"/>
+                <w:szCs w:val="24"/>
+              </w:rPr>
+              <w:t xml:space="preserve">{m:req.status}</w:t>
+            </w:r>
+            <w:r>
+              <w:rPr>
+                <w:sz w:val="24"/>
+                <w:szCs w:val="24"/>
+              </w:rPr>
+              <w:t>{m:endif}</w:t>
+            </w:r>
+          </w:p>
+        </w:tc>
+        <w:tc>
+          <w:tcPr>
+            <w:tcW w:w="1169" w:type="dxa"/>
             <w:shd w:val="clear" w:color="auto" w:fill="auto"/>
           </w:tcPr>
           <w:p>
@@ -3157,204 +3052,7 @@
                 <w:sz w:val="24"/>
                 <w:szCs w:val="24"/>
               </w:rPr>
-              <w:fldChar w:fldCharType="begin"/>
-            </w:r>
-            <w:r>
-              <w:rPr>
-                <w:sz w:val="24"/>
-                <w:szCs w:val="24"/>
-              </w:rPr>
-              <w:instrText>m:req.name</w:instrText>
-            </w:r>
-            <w:r>
-              <w:rPr>
-                <w:sz w:val="24"/>
-                <w:szCs w:val="24"/>
-              </w:rPr>
-              <w:fldChar w:fldCharType="end"/>
-            </w:r>
-          </w:p>
-        </w:tc>
-        <w:tc>
-          <w:tcPr>
-            <w:tcW w:w="3451" w:type="dxa"/>
-            <w:shd w:val="clear" w:color="auto" w:fill="auto"/>
-          </w:tcPr>
-          <w:p>
-            <w:pPr>
-              <w:rPr>
-                <w:sz w:val="24"/>
-                <w:szCs w:val="24"/>
-              </w:rPr>
-            </w:pPr>
-            <w:r>
-              <w:rPr>
-                <w:sz w:val="24"/>
-                <w:szCs w:val="24"/>
-              </w:rPr>
-              <w:fldChar w:fldCharType="begin"/>
-            </w:r>
-            <w:r>
-              <w:rPr>
-                <w:sz w:val="24"/>
-                <w:szCs w:val="24"/>
-              </w:rPr>
-              <w:instrText xml:space="preserve"> m:req.</w:instrText>
-            </w:r>
-            <w:r>
-              <w:rPr>
-                <w:sz w:val="24"/>
-                <w:szCs w:val="24"/>
-              </w:rPr>
-              <w:instrText>statement</w:instrText>
-            </w:r>
-            <w:r>
-              <w:rPr>
-                <w:sz w:val="24"/>
-                <w:szCs w:val="24"/>
-              </w:rPr>
-              <w:fldChar w:fldCharType="end"/>
-            </w:r>
-          </w:p>
-        </w:tc>
-        <w:tc>
-          <w:tcPr>
-            <w:tcW w:w="1532" w:type="dxa"/>
-            <w:shd w:val="clear" w:color="auto" w:fill="auto"/>
-          </w:tcPr>
-          <w:p>
-            <w:pPr>
-              <w:rPr>
-                <w:sz w:val="24"/>
-                <w:szCs w:val="24"/>
-              </w:rPr>
-            </w:pPr>
-            <w:r>
-              <w:rPr>
-                <w:sz w:val="24"/>
-                <w:szCs w:val="24"/>
-              </w:rPr>
-              <w:fldChar w:fldCharType="begin"/>
-            </w:r>
-            <w:r>
-              <w:rPr>
-                <w:sz w:val="24"/>
-                <w:szCs w:val="24"/>
-              </w:rPr>
-              <w:instrText>m:if req.status=null or req.status=''</w:instrText>
-            </w:r>
-            <w:r>
-              <w:rPr>
-                <w:sz w:val="24"/>
-                <w:szCs w:val="24"/>
-              </w:rPr>
-              <w:fldChar w:fldCharType="end"/>
-            </w:r>
-            <w:r>
-              <w:rPr>
-                <w:sz w:val="24"/>
-                <w:szCs w:val="24"/>
-              </w:rPr>
-              <w:t>Non renseigné</w:t>
-            </w:r>
-            <w:r>
-              <w:rPr>
-                <w:sz w:val="24"/>
-                <w:szCs w:val="24"/>
-              </w:rPr>
-              <w:fldChar w:fldCharType="begin"/>
-            </w:r>
-            <w:r>
-              <w:rPr>
-                <w:sz w:val="24"/>
-                <w:szCs w:val="24"/>
-              </w:rPr>
-              <w:instrText>m:else</w:instrText>
-            </w:r>
-            <w:r>
-              <w:rPr>
-                <w:sz w:val="24"/>
-                <w:szCs w:val="24"/>
-              </w:rPr>
-              <w:fldChar w:fldCharType="end"/>
-            </w:r>
-            <w:r>
-              <w:rPr>
-                <w:sz w:val="24"/>
-                <w:szCs w:val="24"/>
-              </w:rPr>
-              <w:fldChar w:fldCharType="begin"/>
-            </w:r>
-            <w:r>
-              <w:rPr>
-                <w:sz w:val="24"/>
-                <w:szCs w:val="24"/>
-              </w:rPr>
-              <w:instrText xml:space="preserve"> m:req.status </w:instrText>
-            </w:r>
-            <w:r>
-              <w:rPr>
-                <w:sz w:val="24"/>
-                <w:szCs w:val="24"/>
-              </w:rPr>
-              <w:fldChar w:fldCharType="end"/>
-            </w:r>
-            <w:r>
-              <w:rPr>
-                <w:sz w:val="24"/>
-                <w:szCs w:val="24"/>
-              </w:rPr>
-              <w:fldChar w:fldCharType="begin"/>
-            </w:r>
-            <w:r>
-              <w:rPr>
-                <w:sz w:val="24"/>
-                <w:szCs w:val="24"/>
-              </w:rPr>
-              <w:instrText>m:endif</w:instrText>
-            </w:r>
-            <w:r>
-              <w:rPr>
-                <w:sz w:val="24"/>
-                <w:szCs w:val="24"/>
-              </w:rPr>
-              <w:fldChar w:fldCharType="end"/>
-            </w:r>
-          </w:p>
-        </w:tc>
-        <w:tc>
-          <w:tcPr>
-            <w:tcW w:w="1169" w:type="dxa"/>
-            <w:shd w:val="clear" w:color="auto" w:fill="auto"/>
-          </w:tcPr>
-          <w:p>
-            <w:pPr>
-              <w:jc w:val="center"/>
-              <w:rPr>
-                <w:sz w:val="24"/>
-                <w:szCs w:val="24"/>
-              </w:rPr>
-            </w:pPr>
-            <w:r>
-              <w:rPr>
-                <w:sz w:val="24"/>
-                <w:szCs w:val="24"/>
-              </w:rPr>
-              <w:fldChar w:fldCharType="begin"/>
-            </w:r>
-            <w:r>
-              <w:rPr>
-                <w:sz w:val="24"/>
-                <w:szCs w:val="24"/>
-              </w:rPr>
-              <w:instrText>m:req.version</w:instrText>
-            </w:r>
-            <w:r>
-              <w:rPr>
-                <w:sz w:val="24"/>
-                <w:szCs w:val="24"/>
-              </w:rPr>
-              <w:fldChar w:fldCharType="end"/>
+              <w:t>{m:req.version}</w:t>
             </w:r>
           </w:p>
         </w:tc>
@@ -3374,64 +3072,32 @@
           <w:sz w:val="24"/>
           <w:szCs w:val="24"/>
         </w:rPr>
-        <w:fldChar w:fldCharType="begin"/>
-      </w:r>
-      <w:r>
-        <w:rPr>
-          <w:i/>
-          <w:sz w:val="24"/>
-          <w:szCs w:val="24"/>
-        </w:rPr>
-        <w:instrText>m:endfor</w:instrText>
-      </w:r>
-      <w:r>
-        <w:rPr>
-          <w:i/>
-          <w:sz w:val="24"/>
-          <w:szCs w:val="24"/>
-        </w:rPr>
-        <w:fldChar w:fldCharType="end"/>
-      </w:r>
-    </w:p>
-    <w:p>
-      <w:pPr>
-        <w:rPr>
-          <w:i/>
-          <w:sz w:val="24"/>
-          <w:szCs w:val="24"/>
-        </w:rPr>
-      </w:pPr>
-      <w:r>
-        <w:rPr>
-          <w:i/>
-          <w:sz w:val="24"/>
-          <w:szCs w:val="24"/>
-        </w:rPr>
-        <w:fldChar w:fldCharType="begin"/>
-      </w:r>
-      <w:r>
-        <w:rPr>
-          <w:i/>
-          <w:sz w:val="24"/>
-          <w:szCs w:val="24"/>
-        </w:rPr>
-        <w:instrText>m:</w:instrText>
-      </w:r>
-      <w:r>
-        <w:rPr>
-          <w:i/>
-          <w:sz w:val="24"/>
-          <w:szCs w:val="24"/>
-        </w:rPr>
-        <w:instrText>endif</w:instrText>
-      </w:r>
-      <w:r>
-        <w:rPr>
-          <w:i/>
-          <w:sz w:val="24"/>
-          <w:szCs w:val="24"/>
-        </w:rPr>
-        <w:fldChar w:fldCharType="end"/>
+        <w:t>{m:endfor}</w:t>
+      </w:r>
+    </w:p>
+    <w:p>
+      <w:pPr>
+        <w:rPr>
+          <w:i/>
+          <w:sz w:val="24"/>
+          <w:szCs w:val="24"/>
+        </w:rPr>
+      </w:pPr>
+      <w:r>
+        <w:rPr>
+          <w:i/>
+          <w:sz w:val="24"/>
+          <w:szCs w:val="24"/>
+        </w:rPr>
+        <w:t>{m:</w:t>
+      </w:r>
+      <w:r>
+        <w:rPr>
+          <w:i/>
+          <w:sz w:val="24"/>
+          <w:szCs w:val="24"/>
+        </w:rPr>
+        <w:t>endif}</w:t>
       </w:r>
     </w:p>
     <w:p>
@@ -3458,19 +3124,7 @@
         <w:rPr>
           <w:highlight w:val="green"/>
         </w:rPr>
-        <w:fldChar w:fldCharType="begin"/>
-      </w:r>
-      <w:r>
-        <w:rPr>
-          <w:highlight w:val="green"/>
-        </w:rPr>
-        <w:instrText xml:space="preserve"> m:userdoc 'ETAT_STATUT_DONNEES'</w:instrText>
-      </w:r>
-      <w:r>
-        <w:rPr>
-          <w:highlight w:val="green"/>
-        </w:rPr>
-        <w:fldChar w:fldCharType="end"/>
+        <w:t>{m:userdoc 'ETAT_STATUT_DONNEES'}</w:t>
       </w:r>
     </w:p>
     <w:p>
@@ -3485,19 +3139,7 @@
         <w:rPr>
           <w:highlight w:val="green"/>
         </w:rPr>
-        <w:fldChar w:fldCharType="begin"/>
-      </w:r>
-      <w:r>
-        <w:rPr>
-          <w:highlight w:val="green"/>
-        </w:rPr>
-        <w:instrText xml:space="preserve"> m:enduserdoc </w:instrText>
-      </w:r>
-      <w:r>
-        <w:rPr>
-          <w:highlight w:val="green"/>
-        </w:rPr>
-        <w:fldChar w:fldCharType="end"/>
+        <w:t xml:space="preserve">{m:enduserdoc}</w:t>
       </w:r>
     </w:p>
     <w:p>
@@ -3526,19 +3168,7 @@
         <w:rPr>
           <w:highlight w:val="green"/>
         </w:rPr>
-        <w:fldChar w:fldCharType="begin"/>
-      </w:r>
-      <w:r>
-        <w:rPr>
-          <w:highlight w:val="green"/>
-        </w:rPr>
-        <w:instrText xml:space="preserve"> m:userdoc 'EXIGENCES_METIER' </w:instrText>
-      </w:r>
-      <w:r>
-        <w:rPr>
-          <w:highlight w:val="green"/>
-        </w:rPr>
-        <w:fldChar w:fldCharType="end"/>
+        <w:t xml:space="preserve">{m:userdoc 'EXIGENCES_METIER'}</w:t>
       </w:r>
     </w:p>
     <w:tbl>
@@ -3690,19 +3320,7 @@
         <w:rPr>
           <w:highlight w:val="green"/>
         </w:rPr>
-        <w:fldChar w:fldCharType="begin"/>
-      </w:r>
-      <w:r>
-        <w:rPr>
-          <w:highlight w:val="green"/>
-        </w:rPr>
-        <w:instrText xml:space="preserve"> m:enduserdoc </w:instrText>
-      </w:r>
-      <w:r>
-        <w:rPr>
-          <w:highlight w:val="green"/>
-        </w:rPr>
-        <w:fldChar w:fldCharType="end"/>
+        <w:t xml:space="preserve">{m:enduserdoc}</w:t>
       </w:r>
     </w:p>
     <w:p>
@@ -3729,19 +3347,7 @@
         <w:rPr>
           <w:highlight w:val="green"/>
         </w:rPr>
-        <w:fldChar w:fldCharType="begin"/>
-      </w:r>
-      <w:r>
-        <w:rPr>
-          <w:highlight w:val="green"/>
-        </w:rPr>
-        <w:instrText>m:userdoc 'EXIGENCES_TECHNIQUES'</w:instrText>
-      </w:r>
-      <w:r>
-        <w:rPr>
-          <w:highlight w:val="green"/>
-        </w:rPr>
-        <w:fldChar w:fldCharType="end"/>
+        <w:t>{m:userdoc 'EXIGENCES_TECHNIQUES'}</w:t>
       </w:r>
     </w:p>
     <w:tbl>
@@ -3861,13 +3467,7 @@
         <w:spacing w:after="240"/>
       </w:pPr>
       <w:r>
-        <w:fldChar w:fldCharType="begin"/>
-      </w:r>
-      <w:r>
-        <w:instrText xml:space="preserve"> m:enduserdoc </w:instrText>
-      </w:r>
-      <w:r>
-        <w:fldChar w:fldCharType="end"/>
+        <w:t xml:space="preserve">{m:enduserdoc}</w:t>
       </w:r>
     </w:p>
     <w:p>
@@ -3919,92 +3519,64 @@
           <w:i/>
           <w:sz w:val="22"/>
         </w:rPr>
-        <w:fldChar w:fldCharType="begin"/>
+        <w:t>{m:</w:t>
       </w:r>
       <w:r>
         <w:rPr>
           <w:i/>
           <w:sz w:val="22"/>
         </w:rPr>
-        <w:instrText>m:</w:instrText>
+        <w:t>system.asImageByRepresentationDescriptionName('Use Cases Main View')-&gt;first()</w:t>
       </w:r>
       <w:r>
         <w:rPr>
           <w:i/>
           <w:sz w:val="22"/>
         </w:rPr>
-        <w:instrText>system.asImageByRepresentationDescriptionName('Use Cases Main View')-&gt;first()</w:instrText>
+        <w:t>.</w:t>
       </w:r>
       <w:r>
         <w:rPr>
           <w:i/>
           <w:sz w:val="22"/>
         </w:rPr>
-        <w:instrText>.</w:instrText>
+        <w:t>setConserveRatio</w:t>
       </w:r>
       <w:r>
         <w:rPr>
           <w:i/>
           <w:sz w:val="22"/>
         </w:rPr>
-        <w:instrText>setConserveRatio</w:instrText>
+        <w:t>(true)</w:t>
       </w:r>
       <w:r>
         <w:rPr>
           <w:i/>
           <w:sz w:val="22"/>
         </w:rPr>
-        <w:instrText>(true)</w:instrText>
+        <w:t>.setWidth(450)}</w:t>
       </w:r>
       <w:r>
         <w:rPr>
           <w:i/>
           <w:sz w:val="22"/>
         </w:rPr>
-        <w:instrText>.setWidth(450)</w:instrText>
-      </w:r>
-      <w:r>
+        <w:t xml:space="preserve"> </w:t>
+      </w:r>
+    </w:p>
+    <w:p>
+      <w:pPr>
         <w:rPr>
           <w:i/>
           <w:sz w:val="22"/>
         </w:rPr>
-        <w:fldChar w:fldCharType="end"/>
-      </w:r>
+      </w:pPr>
       <w:r>
         <w:rPr>
           <w:i/>
           <w:sz w:val="22"/>
         </w:rPr>
-        <w:t xml:space="preserve"> </w:t>
-      </w:r>
-    </w:p>
-    <w:p>
-      <w:pPr>
-        <w:rPr>
-          <w:i/>
-          <w:sz w:val="22"/>
-        </w:rPr>
-      </w:pPr>
-      <w:r>
-        <w:rPr>
-          <w:i/>
-          <w:sz w:val="22"/>
-        </w:rPr>
-        <w:fldChar w:fldCharType="begin"/>
-      </w:r>
-      <w:r>
-        <w:rPr>
-          <w:i/>
-          <w:sz w:val="22"/>
-        </w:rPr>
-        <w:instrText xml:space="preserve">m:for uc | system.useCases-&gt;sortedBy(u|u.name) </w:instrText>
-      </w:r>
-      <w:r>
-        <w:rPr>
-          <w:i/>
-          <w:sz w:val="22"/>
-        </w:rPr>
-        <w:fldChar w:fldCharType="end"/>
+        <w:t xml:space="preserve">{m:for uc | system.useCases-&gt;sortedBy(u|u.name)}</w:t>
       </w:r>
     </w:p>
     <w:p>
@@ -4017,13 +3589,7 @@
       </w:r>
       <w:bookmarkEnd w:id="16"/>
       <w:r>
-        <w:fldChar w:fldCharType="begin"/>
-      </w:r>
-      <w:r>
-        <w:instrText>m:uc.name</w:instrText>
-      </w:r>
-      <w:r>
-        <w:fldChar w:fldCharType="end"/>
+        <w:t>{m:uc.name}</w:t>
       </w:r>
     </w:p>
     <w:p>
@@ -4048,23 +3614,7 @@
           <w:sz w:val="24"/>
           <w:szCs w:val="24"/>
         </w:rPr>
-        <w:fldChar w:fldCharType="begin"/>
-      </w:r>
-      <w:r>
-        <w:rPr>
-          <w:i/>
-          <w:sz w:val="24"/>
-          <w:szCs w:val="24"/>
-        </w:rPr>
-        <w:instrText>m:uc.description</w:instrText>
-      </w:r>
-      <w:r>
-        <w:rPr>
-          <w:i/>
-          <w:sz w:val="24"/>
-          <w:szCs w:val="24"/>
-        </w:rPr>
-        <w:fldChar w:fldCharType="end"/>
+        <w:t>{m:uc.description}</w:t>
       </w:r>
     </w:p>
     <w:p>
@@ -4091,63 +3641,47 @@
           <w:sz w:val="24"/>
           <w:szCs w:val="24"/>
         </w:rPr>
-        <w:fldChar w:fldCharType="begin"/>
-      </w:r>
-      <w:r>
-        <w:rPr>
-          <w:i/>
-          <w:sz w:val="24"/>
-          <w:szCs w:val="24"/>
-        </w:rPr>
-        <w:instrText xml:space="preserve"> m:</w:instrText>
-      </w:r>
-      <w:r>
-        <w:rPr>
-          <w:i/>
-          <w:sz w:val="24"/>
-          <w:szCs w:val="24"/>
-        </w:rPr>
-        <w:instrText>uc.asImageByRepresentationDescriptionName('Use Case Diagram')-&gt;first().</w:instrText>
-      </w:r>
-      <w:r>
-        <w:rPr>
-          <w:i/>
-          <w:sz w:val="24"/>
-          <w:szCs w:val="24"/>
-        </w:rPr>
-        <w:instrText>setConserveRatio(</w:instrText>
-      </w:r>
-      <w:r>
-        <w:rPr>
-          <w:i/>
-          <w:sz w:val="24"/>
-          <w:szCs w:val="24"/>
-        </w:rPr>
-        <w:instrText>true</w:instrText>
-      </w:r>
-      <w:r>
-        <w:rPr>
-          <w:i/>
-          <w:sz w:val="24"/>
-          <w:szCs w:val="24"/>
-        </w:rPr>
-        <w:instrText>).</w:instrText>
-      </w:r>
-      <w:r>
-        <w:rPr>
-          <w:i/>
-          <w:sz w:val="24"/>
-          <w:szCs w:val="24"/>
-        </w:rPr>
-        <w:instrText>setWidth(450)</w:instrText>
-      </w:r>
-      <w:r>
-        <w:rPr>
-          <w:i/>
-          <w:sz w:val="24"/>
-          <w:szCs w:val="24"/>
-        </w:rPr>
-        <w:fldChar w:fldCharType="end"/>
+        <w:t>{m:</w:t>
+      </w:r>
+      <w:r>
+        <w:rPr>
+          <w:i/>
+          <w:sz w:val="24"/>
+          <w:szCs w:val="24"/>
+        </w:rPr>
+        <w:t>uc.asImageByRepresentationDescriptionName('Use Case Diagram')-&gt;first().</w:t>
+      </w:r>
+      <w:r>
+        <w:rPr>
+          <w:i/>
+          <w:sz w:val="24"/>
+          <w:szCs w:val="24"/>
+        </w:rPr>
+        <w:t>setConserveRatio(</w:t>
+      </w:r>
+      <w:r>
+        <w:rPr>
+          <w:i/>
+          <w:sz w:val="24"/>
+          <w:szCs w:val="24"/>
+        </w:rPr>
+        <w:t>true</w:t>
+      </w:r>
+      <w:r>
+        <w:rPr>
+          <w:i/>
+          <w:sz w:val="24"/>
+          <w:szCs w:val="24"/>
+        </w:rPr>
+        <w:t>).</w:t>
+      </w:r>
+      <w:r>
+        <w:rPr>
+          <w:i/>
+          <w:sz w:val="24"/>
+          <w:szCs w:val="24"/>
+        </w:rPr>
+        <w:t>setWidth(450)}</w:t>
       </w:r>
     </w:p>
     <w:p>
@@ -4170,148 +3704,64 @@
           <w:sz w:val="24"/>
           <w:szCs w:val="24"/>
         </w:rPr>
-        <w:fldChar w:fldCharType="begin"/>
-      </w:r>
-      <w:r>
-        <w:rPr>
-          <w:sz w:val="24"/>
-          <w:szCs w:val="24"/>
-        </w:rPr>
-        <w:instrText>m:if uc.name.startsWith('MQT -')</w:instrText>
-      </w:r>
-      <w:r>
-        <w:rPr>
-          <w:sz w:val="24"/>
-          <w:szCs w:val="24"/>
-        </w:rPr>
-        <w:fldChar w:fldCharType="end"/>
-      </w:r>
-      <w:r>
-        <w:rPr>
-          <w:sz w:val="24"/>
-          <w:szCs w:val="24"/>
-        </w:rPr>
-        <w:fldChar w:fldCharType="begin"/>
-      </w:r>
-      <w:r>
-        <w:rPr>
-          <w:sz w:val="24"/>
-          <w:szCs w:val="24"/>
-        </w:rPr>
-        <w:instrText xml:space="preserve"> m:uc.name.substring(6) </w:instrText>
-      </w:r>
-      <w:r>
-        <w:rPr>
-          <w:sz w:val="24"/>
-          <w:szCs w:val="24"/>
-        </w:rPr>
-        <w:fldChar w:fldCharType="end"/>
-      </w:r>
-      <w:r>
-        <w:rPr>
-          <w:sz w:val="24"/>
-          <w:szCs w:val="24"/>
-        </w:rPr>
-        <w:fldChar w:fldCharType="begin"/>
-      </w:r>
-      <w:r>
-        <w:rPr>
-          <w:sz w:val="24"/>
-          <w:szCs w:val="24"/>
-        </w:rPr>
-        <w:instrText xml:space="preserve"> m:else </w:instrText>
-      </w:r>
-      <w:r>
-        <w:rPr>
-          <w:sz w:val="24"/>
-          <w:szCs w:val="24"/>
-        </w:rPr>
-        <w:fldChar w:fldCharType="end"/>
-      </w:r>
-      <w:r>
-        <w:rPr>
-          <w:sz w:val="24"/>
-          <w:szCs w:val="24"/>
-        </w:rPr>
-        <w:fldChar w:fldCharType="begin"/>
-      </w:r>
-      <w:r>
-        <w:rPr>
-          <w:sz w:val="24"/>
-          <w:szCs w:val="24"/>
-        </w:rPr>
-        <w:instrText>m:uc.name</w:instrText>
-      </w:r>
-      <w:r>
-        <w:rPr>
-          <w:sz w:val="24"/>
-          <w:szCs w:val="24"/>
-        </w:rPr>
-        <w:fldChar w:fldCharType="end"/>
-      </w:r>
-      <w:r>
-        <w:rPr>
-          <w:sz w:val="24"/>
-          <w:szCs w:val="24"/>
-        </w:rPr>
-        <w:fldChar w:fldCharType="begin"/>
-      </w:r>
-      <w:r>
-        <w:rPr>
-          <w:sz w:val="24"/>
-          <w:szCs w:val="24"/>
-        </w:rPr>
-        <w:instrText>m:endif</w:instrText>
-      </w:r>
-      <w:r>
-        <w:rPr>
-          <w:sz w:val="24"/>
-          <w:szCs w:val="24"/>
-        </w:rPr>
-        <w:fldChar w:fldCharType="end"/>
-      </w:r>
-    </w:p>
-    <w:p>
-      <w:pPr>
-        <w:rPr>
-          <w:sz w:val="24"/>
-          <w:szCs w:val="24"/>
-        </w:rPr>
-      </w:pPr>
-      <w:r>
-        <w:rPr>
-          <w:sz w:val="24"/>
-          <w:szCs w:val="24"/>
-        </w:rPr>
-        <w:fldChar w:fldCharType="begin"/>
-      </w:r>
-      <w:r>
-        <w:rPr>
-          <w:sz w:val="24"/>
-          <w:szCs w:val="24"/>
-        </w:rPr>
-        <w:instrText>m:if uc.getDocument</w:instrText>
-      </w:r>
-      <w:r>
-        <w:rPr>
-          <w:sz w:val="24"/>
-          <w:szCs w:val="24"/>
-        </w:rPr>
-        <w:instrText>ation</w:instrText>
-      </w:r>
-      <w:r>
-        <w:rPr>
-          <w:sz w:val="24"/>
-          <w:szCs w:val="24"/>
-        </w:rPr>
-        <w:instrText>Links()-&gt;isEmpty()</w:instrText>
-      </w:r>
-      <w:r>
-        <w:rPr>
-          <w:sz w:val="24"/>
-          <w:szCs w:val="24"/>
-        </w:rPr>
-        <w:fldChar w:fldCharType="end"/>
+        <w:t>{m:if uc.name.startsWith('MQT -')}</w:t>
+      </w:r>
+      <w:r>
+        <w:rPr>
+          <w:sz w:val="24"/>
+          <w:szCs w:val="24"/>
+        </w:rPr>
+        <w:t xml:space="preserve">{m:uc.name.substring(6)}</w:t>
+      </w:r>
+      <w:r>
+        <w:rPr>
+          <w:sz w:val="24"/>
+          <w:szCs w:val="24"/>
+        </w:rPr>
+        <w:t xml:space="preserve">{m:else}</w:t>
+      </w:r>
+      <w:r>
+        <w:rPr>
+          <w:sz w:val="24"/>
+          <w:szCs w:val="24"/>
+        </w:rPr>
+        <w:t>{m:uc.name}</w:t>
+      </w:r>
+      <w:r>
+        <w:rPr>
+          <w:sz w:val="24"/>
+          <w:szCs w:val="24"/>
+        </w:rPr>
+        <w:t>{m:endif}</w:t>
+      </w:r>
+    </w:p>
+    <w:p>
+      <w:pPr>
+        <w:rPr>
+          <w:sz w:val="24"/>
+          <w:szCs w:val="24"/>
+        </w:rPr>
+      </w:pPr>
+      <w:r>
+        <w:rPr>
+          <w:sz w:val="24"/>
+          <w:szCs w:val="24"/>
+        </w:rPr>
+        <w:t>{m:if uc.getDocument</w:t>
+      </w:r>
+      <w:r>
+        <w:rPr>
+          <w:sz w:val="24"/>
+          <w:szCs w:val="24"/>
+        </w:rPr>
+        <w:t>ation</w:t>
+      </w:r>
+      <w:r>
+        <w:rPr>
+          <w:sz w:val="24"/>
+          <w:szCs w:val="24"/>
+        </w:rPr>
+        <w:t>Links()-&gt;isEmpty()}</w:t>
       </w:r>
     </w:p>
     <w:p>
@@ -4341,248 +3791,192 @@
           <w:sz w:val="24"/>
           <w:szCs w:val="24"/>
         </w:rPr>
-        <w:fldChar w:fldCharType="begin"/>
-      </w:r>
-      <w:r>
-        <w:rPr>
-          <w:sz w:val="24"/>
-          <w:szCs w:val="24"/>
-        </w:rPr>
-        <w:instrText>m:</w:instrText>
-      </w:r>
-      <w:r>
-        <w:rPr>
-          <w:sz w:val="24"/>
-          <w:szCs w:val="24"/>
-        </w:rPr>
-        <w:instrText>else</w:instrText>
-      </w:r>
-      <w:r>
-        <w:rPr>
-          <w:sz w:val="24"/>
-          <w:szCs w:val="24"/>
-        </w:rPr>
-        <w:fldChar w:fldCharType="end"/>
-      </w:r>
-    </w:p>
-    <w:p>
-      <w:pPr>
-        <w:rPr>
-          <w:sz w:val="24"/>
-          <w:szCs w:val="24"/>
-        </w:rPr>
-      </w:pPr>
-      <w:r>
-        <w:rPr>
-          <w:sz w:val="24"/>
-          <w:szCs w:val="24"/>
-        </w:rPr>
-        <w:fldChar w:fldCharType="begin"/>
-      </w:r>
-      <w:r>
-        <w:rPr>
-          <w:sz w:val="24"/>
-          <w:szCs w:val="24"/>
-        </w:rPr>
-        <w:instrText>m:for document</w:instrText>
-      </w:r>
-      <w:r>
-        <w:rPr>
-          <w:sz w:val="24"/>
-          <w:szCs w:val="24"/>
-        </w:rPr>
-        <w:instrText>ation</w:instrText>
-      </w:r>
-      <w:r>
-        <w:rPr>
-          <w:sz w:val="24"/>
-          <w:szCs w:val="24"/>
-        </w:rPr>
-        <w:instrText>Link | uc.</w:instrText>
-      </w:r>
-      <w:r>
-        <w:rPr>
-          <w:sz w:val="24"/>
-          <w:szCs w:val="24"/>
-        </w:rPr>
-        <w:instrText>getDocument</w:instrText>
-      </w:r>
-      <w:r>
-        <w:rPr>
-          <w:sz w:val="24"/>
-          <w:szCs w:val="24"/>
-        </w:rPr>
-        <w:instrText>ation</w:instrText>
-      </w:r>
-      <w:r>
-        <w:rPr>
-          <w:sz w:val="24"/>
-          <w:szCs w:val="24"/>
-        </w:rPr>
-        <w:instrText>Links()</w:instrText>
-      </w:r>
-      <w:r>
-        <w:rPr>
-          <w:sz w:val="24"/>
-          <w:szCs w:val="24"/>
-        </w:rPr>
-        <w:fldChar w:fldCharType="end"/>
-      </w:r>
-    </w:p>
-    <w:p>
-      <w:pPr>
-        <w:rPr>
-          <w:sz w:val="24"/>
-          <w:szCs w:val="24"/>
-        </w:rPr>
-      </w:pPr>
-      <w:r>
-        <w:rPr>
-          <w:sz w:val="24"/>
-          <w:szCs w:val="24"/>
-        </w:rPr>
-        <w:fldChar w:fldCharType="begin"/>
-      </w:r>
-      <w:r>
-        <w:rPr>
-          <w:sz w:val="24"/>
-          <w:szCs w:val="24"/>
-        </w:rPr>
-        <w:instrText>m:if document</w:instrText>
-      </w:r>
-      <w:r>
-        <w:rPr>
-          <w:sz w:val="24"/>
-          <w:szCs w:val="24"/>
-        </w:rPr>
-        <w:instrText>ation</w:instrText>
-      </w:r>
-      <w:r>
-        <w:rPr>
-          <w:sz w:val="24"/>
-          <w:szCs w:val="24"/>
-        </w:rPr>
-        <w:instrText>Link.</w:instrText>
-      </w:r>
-      <w:r>
-        <w:rPr>
-          <w:sz w:val="24"/>
-          <w:szCs w:val="24"/>
-        </w:rPr>
-        <w:instrText>body</w:instrText>
-      </w:r>
-      <w:r>
-        <w:rPr>
-          <w:sz w:val="24"/>
-          <w:szCs w:val="24"/>
-        </w:rPr>
-        <w:instrText>&lt;&gt; null</w:instrText>
-      </w:r>
-      <w:r>
-        <w:rPr>
-          <w:sz w:val="24"/>
-          <w:szCs w:val="24"/>
-        </w:rPr>
-        <w:instrText xml:space="preserve"> and (documentationLink.</w:instrText>
-      </w:r>
-      <w:r>
-        <w:rPr>
-          <w:sz w:val="24"/>
-          <w:szCs w:val="24"/>
-        </w:rPr>
-        <w:instrText>body</w:instrText>
-      </w:r>
-      <w:r>
-        <w:rPr>
-          <w:sz w:val="24"/>
-          <w:szCs w:val="24"/>
-        </w:rPr>
-        <w:instrText>.toLower().endsWith('png') or documentationLink.</w:instrText>
-      </w:r>
-      <w:r>
-        <w:rPr>
-          <w:sz w:val="24"/>
-          <w:szCs w:val="24"/>
-        </w:rPr>
-        <w:instrText>body</w:instrText>
-      </w:r>
-      <w:r>
-        <w:rPr>
-          <w:sz w:val="24"/>
-          <w:szCs w:val="24"/>
-        </w:rPr>
-        <w:instrText>.toLower().endsWith('jpg') or documentationLink.</w:instrText>
-      </w:r>
-      <w:r>
-        <w:rPr>
-          <w:sz w:val="24"/>
-          <w:szCs w:val="24"/>
-        </w:rPr>
-        <w:instrText>body</w:instrText>
-      </w:r>
-      <w:r>
-        <w:rPr>
-          <w:sz w:val="24"/>
-          <w:szCs w:val="24"/>
-        </w:rPr>
-        <w:instrText>.toLower().endsWith('jpeg') or documentationLink.</w:instrText>
-      </w:r>
-      <w:r>
-        <w:rPr>
-          <w:sz w:val="24"/>
-          <w:szCs w:val="24"/>
-        </w:rPr>
-        <w:instrText>body</w:instrText>
-      </w:r>
-      <w:r>
-        <w:rPr>
-          <w:sz w:val="24"/>
-          <w:szCs w:val="24"/>
-        </w:rPr>
-        <w:instrText>.toLower().endsWith('bmp'))</w:instrText>
-      </w:r>
-      <w:r>
-        <w:rPr>
-          <w:sz w:val="24"/>
-          <w:szCs w:val="24"/>
-        </w:rPr>
-        <w:fldChar w:fldCharType="end"/>
-      </w:r>
-    </w:p>
-    <w:p>
-      <w:pPr>
-        <w:rPr>
-          <w:sz w:val="24"/>
-          <w:szCs w:val="24"/>
-        </w:rPr>
-      </w:pPr>
-      <w:r>
-        <w:rPr>
-          <w:sz w:val="24"/>
-          <w:szCs w:val="24"/>
-        </w:rPr>
-        <w:fldChar w:fldCharType="begin"/>
-      </w:r>
-      <w:r>
-        <w:rPr>
-          <w:sz w:val="24"/>
-          <w:szCs w:val="24"/>
-        </w:rPr>
-        <w:instrText>m:</w:instrText>
-      </w:r>
-      <w:r>
-        <w:rPr>
-          <w:sz w:val="24"/>
-          <w:szCs w:val="24"/>
-        </w:rPr>
-        <w:instrText>documentationLink.title.substring(20)</w:instrText>
-      </w:r>
-      <w:r>
-        <w:rPr>
-          <w:sz w:val="24"/>
-          <w:szCs w:val="24"/>
-        </w:rPr>
-        <w:fldChar w:fldCharType="end"/>
+        <w:t>{m:</w:t>
+      </w:r>
+      <w:r>
+        <w:rPr>
+          <w:sz w:val="24"/>
+          <w:szCs w:val="24"/>
+        </w:rPr>
+        <w:t>else}</w:t>
+      </w:r>
+    </w:p>
+    <w:p>
+      <w:pPr>
+        <w:rPr>
+          <w:sz w:val="24"/>
+          <w:szCs w:val="24"/>
+        </w:rPr>
+      </w:pPr>
+      <w:r>
+        <w:rPr>
+          <w:sz w:val="24"/>
+          <w:szCs w:val="24"/>
+        </w:rPr>
+        <w:t>{m:for document</w:t>
+      </w:r>
+      <w:r>
+        <w:rPr>
+          <w:sz w:val="24"/>
+          <w:szCs w:val="24"/>
+        </w:rPr>
+        <w:t>ation</w:t>
+      </w:r>
+      <w:r>
+        <w:rPr>
+          <w:sz w:val="24"/>
+          <w:szCs w:val="24"/>
+        </w:rPr>
+        <w:t>Link | uc.</w:t>
+      </w:r>
+      <w:r>
+        <w:rPr>
+          <w:sz w:val="24"/>
+          <w:szCs w:val="24"/>
+        </w:rPr>
+        <w:t>getDocument</w:t>
+      </w:r>
+      <w:r>
+        <w:rPr>
+          <w:sz w:val="24"/>
+          <w:szCs w:val="24"/>
+        </w:rPr>
+        <w:t>ation</w:t>
+      </w:r>
+      <w:r>
+        <w:rPr>
+          <w:sz w:val="24"/>
+          <w:szCs w:val="24"/>
+        </w:rPr>
+        <w:t>Links()}</w:t>
+      </w:r>
+    </w:p>
+    <w:p>
+      <w:pPr>
+        <w:rPr>
+          <w:sz w:val="24"/>
+          <w:szCs w:val="24"/>
+        </w:rPr>
+      </w:pPr>
+      <w:r>
+        <w:rPr>
+          <w:sz w:val="24"/>
+          <w:szCs w:val="24"/>
+        </w:rPr>
+        <w:t>{m:if document</w:t>
+      </w:r>
+      <w:r>
+        <w:rPr>
+          <w:sz w:val="24"/>
+          <w:szCs w:val="24"/>
+        </w:rPr>
+        <w:t>ation</w:t>
+      </w:r>
+      <w:r>
+        <w:rPr>
+          <w:sz w:val="24"/>
+          <w:szCs w:val="24"/>
+        </w:rPr>
+        <w:t>Link.</w:t>
+      </w:r>
+      <w:r>
+        <w:rPr>
+          <w:sz w:val="24"/>
+          <w:szCs w:val="24"/>
+        </w:rPr>
+        <w:t>body</w:t>
+      </w:r>
+      <w:r>
+        <w:rPr>
+          <w:sz w:val="24"/>
+          <w:szCs w:val="24"/>
+        </w:rPr>
+        <w:t>&lt;&gt; null</w:t>
+      </w:r>
+      <w:r>
+        <w:rPr>
+          <w:sz w:val="24"/>
+          <w:szCs w:val="24"/>
+        </w:rPr>
+        <w:t xml:space="preserve"> and (documentationLink.</w:t>
+      </w:r>
+      <w:r>
+        <w:rPr>
+          <w:sz w:val="24"/>
+          <w:szCs w:val="24"/>
+        </w:rPr>
+        <w:t>body</w:t>
+      </w:r>
+      <w:r>
+        <w:rPr>
+          <w:sz w:val="24"/>
+          <w:szCs w:val="24"/>
+        </w:rPr>
+        <w:t>.toLower().endsWith('png') or documentationLink.</w:t>
+      </w:r>
+      <w:r>
+        <w:rPr>
+          <w:sz w:val="24"/>
+          <w:szCs w:val="24"/>
+        </w:rPr>
+        <w:t>body</w:t>
+      </w:r>
+      <w:r>
+        <w:rPr>
+          <w:sz w:val="24"/>
+          <w:szCs w:val="24"/>
+        </w:rPr>
+        <w:t>.toLower().endsWith('jpg') or documentationLink.</w:t>
+      </w:r>
+      <w:r>
+        <w:rPr>
+          <w:sz w:val="24"/>
+          <w:szCs w:val="24"/>
+        </w:rPr>
+        <w:t>body</w:t>
+      </w:r>
+      <w:r>
+        <w:rPr>
+          <w:sz w:val="24"/>
+          <w:szCs w:val="24"/>
+        </w:rPr>
+        <w:t>.toLower().endsWith('jpeg') or documentationLink.</w:t>
+      </w:r>
+      <w:r>
+        <w:rPr>
+          <w:sz w:val="24"/>
+          <w:szCs w:val="24"/>
+        </w:rPr>
+        <w:t>body</w:t>
+      </w:r>
+      <w:r>
+        <w:rPr>
+          <w:sz w:val="24"/>
+          <w:szCs w:val="24"/>
+        </w:rPr>
+        <w:t>.toLower().endsWith('bmp'))}</w:t>
+      </w:r>
+    </w:p>
+    <w:p>
+      <w:pPr>
+        <w:rPr>
+          <w:sz w:val="24"/>
+          <w:szCs w:val="24"/>
+        </w:rPr>
+      </w:pPr>
+      <w:r>
+        <w:rPr>
+          <w:sz w:val="24"/>
+          <w:szCs w:val="24"/>
+        </w:rPr>
+        <w:t>{m:</w:t>
+      </w:r>
+      <w:r>
+        <w:rPr>
+          <w:sz w:val="24"/>
+          <w:szCs w:val="24"/>
+        </w:rPr>
+        <w:t>documentationLink.title.substring(20)}</w:t>
       </w:r>
       <w:r>
         <w:rPr>
@@ -4604,122 +3998,66 @@
           <w:sz w:val="24"/>
           <w:szCs w:val="24"/>
         </w:rPr>
-        <w:fldChar w:fldCharType="begin"/>
-      </w:r>
-      <w:r>
-        <w:rPr>
-          <w:sz w:val="24"/>
-          <w:szCs w:val="24"/>
-        </w:rPr>
-        <w:instrText>m:</w:instrText>
-      </w:r>
-      <w:r>
-        <w:rPr>
-          <w:sz w:val="24"/>
-          <w:szCs w:val="24"/>
-        </w:rPr>
-        <w:instrText>documentationLink.body</w:instrText>
-      </w:r>
-      <w:r>
-        <w:rPr>
-          <w:sz w:val="24"/>
-          <w:szCs w:val="24"/>
-        </w:rPr>
-        <w:instrText>.asImage()</w:instrText>
-      </w:r>
-      <w:r>
-        <w:rPr>
-          <w:sz w:val="24"/>
-          <w:szCs w:val="24"/>
-        </w:rPr>
-        <w:fldChar w:fldCharType="end"/>
-      </w:r>
-    </w:p>
-    <w:p>
-      <w:pPr>
-        <w:rPr>
-          <w:sz w:val="24"/>
-          <w:szCs w:val="24"/>
-        </w:rPr>
-      </w:pPr>
-      <w:r>
-        <w:rPr>
-          <w:sz w:val="24"/>
-          <w:szCs w:val="24"/>
-        </w:rPr>
-        <w:fldChar w:fldCharType="begin"/>
-      </w:r>
-      <w:r>
-        <w:rPr>
-          <w:sz w:val="24"/>
-          <w:szCs w:val="24"/>
-        </w:rPr>
-        <w:instrText>m:endif</w:instrText>
-      </w:r>
-      <w:r>
-        <w:rPr>
-          <w:sz w:val="24"/>
-          <w:szCs w:val="24"/>
-        </w:rPr>
-        <w:fldChar w:fldCharType="end"/>
-      </w:r>
-    </w:p>
-    <w:p>
-      <w:pPr>
-        <w:rPr>
-          <w:sz w:val="24"/>
-          <w:szCs w:val="24"/>
-        </w:rPr>
-      </w:pPr>
-      <w:r>
-        <w:rPr>
-          <w:sz w:val="24"/>
-          <w:szCs w:val="24"/>
-        </w:rPr>
-        <w:fldChar w:fldCharType="begin"/>
-      </w:r>
-      <w:r>
-        <w:rPr>
-          <w:sz w:val="24"/>
-          <w:szCs w:val="24"/>
-        </w:rPr>
-        <w:instrText>m:endfor</w:instrText>
-      </w:r>
-      <w:r>
-        <w:rPr>
-          <w:sz w:val="24"/>
-          <w:szCs w:val="24"/>
-        </w:rPr>
-        <w:fldChar w:fldCharType="end"/>
-      </w:r>
-    </w:p>
-    <w:p>
-      <w:pPr>
-        <w:rPr>
-          <w:sz w:val="24"/>
-          <w:szCs w:val="24"/>
-        </w:rPr>
-      </w:pPr>
-      <w:r>
-        <w:rPr>
-          <w:sz w:val="24"/>
-          <w:szCs w:val="24"/>
-        </w:rPr>
-        <w:fldChar w:fldCharType="begin"/>
-      </w:r>
-      <w:r>
-        <w:rPr>
-          <w:sz w:val="24"/>
-          <w:szCs w:val="24"/>
-        </w:rPr>
-        <w:instrText>m:endif</w:instrText>
-      </w:r>
-      <w:r>
-        <w:rPr>
-          <w:sz w:val="24"/>
-          <w:szCs w:val="24"/>
-        </w:rPr>
-        <w:fldChar w:fldCharType="end"/>
+        <w:t>{m:</w:t>
+      </w:r>
+      <w:r>
+        <w:rPr>
+          <w:sz w:val="24"/>
+          <w:szCs w:val="24"/>
+        </w:rPr>
+        <w:t>documentationLink.body</w:t>
+      </w:r>
+      <w:r>
+        <w:rPr>
+          <w:sz w:val="24"/>
+          <w:szCs w:val="24"/>
+        </w:rPr>
+        <w:t>.asImage()}</w:t>
+      </w:r>
+    </w:p>
+    <w:p>
+      <w:pPr>
+        <w:rPr>
+          <w:sz w:val="24"/>
+          <w:szCs w:val="24"/>
+        </w:rPr>
+      </w:pPr>
+      <w:r>
+        <w:rPr>
+          <w:sz w:val="24"/>
+          <w:szCs w:val="24"/>
+        </w:rPr>
+        <w:t>{m:endif}</w:t>
+      </w:r>
+    </w:p>
+    <w:p>
+      <w:pPr>
+        <w:rPr>
+          <w:sz w:val="24"/>
+          <w:szCs w:val="24"/>
+        </w:rPr>
+      </w:pPr>
+      <w:r>
+        <w:rPr>
+          <w:sz w:val="24"/>
+          <w:szCs w:val="24"/>
+        </w:rPr>
+        <w:t>{m:endfor}</w:t>
+      </w:r>
+    </w:p>
+    <w:p>
+      <w:pPr>
+        <w:rPr>
+          <w:sz w:val="24"/>
+          <w:szCs w:val="24"/>
+        </w:rPr>
+      </w:pPr>
+      <w:r>
+        <w:rPr>
+          <w:sz w:val="24"/>
+          <w:szCs w:val="24"/>
+        </w:rPr>
+        <w:t>{m:endif}</w:t>
       </w:r>
     </w:p>
     <w:p>
@@ -4732,20 +4070,14 @@
     </w:p>
     <w:p>
       <w:r>
-        <w:fldChar w:fldCharType="begin"/>
-      </w:r>
-      <w:r>
-        <w:instrText xml:space="preserve"> m:</w:instrText>
+        <w:t>{m:</w:t>
       </w:r>
       <w:r>
         <w:rPr>
           <w:b/>
           <w:i/>
         </w:rPr>
-        <w:instrText>uc.name</w:instrText>
-      </w:r>
-      <w:r>
-        <w:fldChar w:fldCharType="end"/>
+        <w:t>uc.name}</w:t>
       </w:r>
     </w:p>
     <w:bookmarkStart w:id="18" w:name="_GoBack"/>
@@ -4764,31 +4096,15 @@
           <w:sz w:val="24"/>
           <w:szCs w:val="24"/>
         </w:rPr>
-        <w:fldChar w:fldCharType="begin"/>
-      </w:r>
-      <w:r>
-        <w:rPr>
-          <w:i/>
-          <w:sz w:val="24"/>
-          <w:szCs w:val="24"/>
-        </w:rPr>
-        <w:instrText xml:space="preserve"> m:</w:instrText>
-      </w:r>
-      <w:r>
-        <w:rPr>
-          <w:i/>
-          <w:sz w:val="24"/>
-          <w:szCs w:val="24"/>
-        </w:rPr>
-        <w:instrText>uc.asImageByRepresentationDescriptionName('Actors list')-&gt;first()</w:instrText>
-      </w:r>
-      <w:r>
-        <w:rPr>
-          <w:i/>
-          <w:sz w:val="24"/>
-          <w:szCs w:val="24"/>
-        </w:rPr>
-        <w:fldChar w:fldCharType="end"/>
+        <w:t>{m:</w:t>
+      </w:r>
+      <w:r>
+        <w:rPr>
+          <w:i/>
+          <w:sz w:val="24"/>
+          <w:szCs w:val="24"/>
+        </w:rPr>
+        <w:t>uc.asImageByRepresentationDescriptionName('Actors list')-&gt;first()}</w:t>
       </w:r>
     </w:p>
     <w:p>
@@ -4821,16 +4137,10 @@
     </w:p>
     <w:p>
       <w:r>
-        <w:fldChar w:fldCharType="begin"/>
-      </w:r>
-      <w:r>
-        <w:instrText>m:if uc.domainClasses-&gt;</w:instrText>
-      </w:r>
-      <w:r>
-        <w:instrText xml:space="preserve">size()&gt;0 </w:instrText>
-      </w:r>
-      <w:r>
-        <w:fldChar w:fldCharType="end"/>
+        <w:t>{m:if uc.domainClasses-&gt;</w:t>
+      </w:r>
+      <w:r>
+        <w:t xml:space="preserve">size()&gt;0}</w:t>
       </w:r>
     </w:p>
     <w:tbl>
@@ -4998,112 +4308,80 @@
           <w:sz w:val="24"/>
           <w:szCs w:val="24"/>
         </w:rPr>
-        <w:fldChar w:fldCharType="begin"/>
-      </w:r>
-      <w:r>
-        <w:rPr>
-          <w:i/>
-          <w:sz w:val="24"/>
-          <w:szCs w:val="24"/>
-        </w:rPr>
-        <w:instrText xml:space="preserve"> m:for </w:instrText>
-      </w:r>
-      <w:r>
-        <w:rPr>
-          <w:i/>
-          <w:sz w:val="24"/>
-          <w:szCs w:val="24"/>
-        </w:rPr>
-        <w:instrText>cl</w:instrText>
-      </w:r>
-      <w:r>
-        <w:rPr>
-          <w:i/>
-          <w:sz w:val="24"/>
-          <w:szCs w:val="24"/>
-        </w:rPr>
-        <w:instrText xml:space="preserve"> | uc.</w:instrText>
-      </w:r>
-      <w:r>
-        <w:rPr>
-          <w:i/>
-          <w:sz w:val="24"/>
-          <w:szCs w:val="24"/>
-        </w:rPr>
-        <w:instrText>allD</w:instrText>
-      </w:r>
-      <w:r>
-        <w:rPr>
-          <w:i/>
-          <w:sz w:val="24"/>
-          <w:szCs w:val="24"/>
-        </w:rPr>
-        <w:instrText>omainClasses</w:instrText>
-      </w:r>
-      <w:r>
-        <w:rPr>
-          <w:i/>
-          <w:sz w:val="24"/>
-          <w:szCs w:val="24"/>
-        </w:rPr>
-        <w:instrText>()</w:instrText>
-      </w:r>
-      <w:r>
-        <w:rPr>
-          <w:i/>
-          <w:sz w:val="24"/>
-          <w:szCs w:val="24"/>
-        </w:rPr>
-        <w:fldChar w:fldCharType="end"/>
-      </w:r>
-    </w:p>
-    <w:p>
-      <w:pPr>
-        <w:rPr>
-          <w:i/>
-          <w:sz w:val="24"/>
-          <w:szCs w:val="24"/>
-        </w:rPr>
-      </w:pPr>
-      <w:r>
-        <w:rPr>
-          <w:i/>
-          <w:sz w:val="24"/>
-          <w:szCs w:val="24"/>
-        </w:rPr>
-        <w:fldChar w:fldCharType="begin"/>
-      </w:r>
-      <w:r>
-        <w:rPr>
-          <w:i/>
-          <w:sz w:val="24"/>
-          <w:szCs w:val="24"/>
-        </w:rPr>
-        <w:instrText xml:space="preserve"> m:for a</w:instrText>
-      </w:r>
-      <w:r>
-        <w:rPr>
-          <w:i/>
-          <w:sz w:val="24"/>
-          <w:szCs w:val="24"/>
-        </w:rPr>
-        <w:instrText>t</w:instrText>
-      </w:r>
-      <w:r>
-        <w:rPr>
-          <w:i/>
-          <w:sz w:val="24"/>
-          <w:szCs w:val="24"/>
-        </w:rPr>
-        <w:instrText xml:space="preserve">tr | cl.attributes </w:instrText>
-      </w:r>
-      <w:r>
-        <w:rPr>
-          <w:i/>
-          <w:sz w:val="24"/>
-          <w:szCs w:val="24"/>
-        </w:rPr>
-        <w:fldChar w:fldCharType="end"/>
+        <w:t xml:space="preserve">{m:for </w:t>
+      </w:r>
+      <w:r>
+        <w:rPr>
+          <w:i/>
+          <w:sz w:val="24"/>
+          <w:szCs w:val="24"/>
+        </w:rPr>
+        <w:t>cl</w:t>
+      </w:r>
+      <w:r>
+        <w:rPr>
+          <w:i/>
+          <w:sz w:val="24"/>
+          <w:szCs w:val="24"/>
+        </w:rPr>
+        <w:t xml:space="preserve"> | uc.</w:t>
+      </w:r>
+      <w:r>
+        <w:rPr>
+          <w:i/>
+          <w:sz w:val="24"/>
+          <w:szCs w:val="24"/>
+        </w:rPr>
+        <w:t>allD</w:t>
+      </w:r>
+      <w:r>
+        <w:rPr>
+          <w:i/>
+          <w:sz w:val="24"/>
+          <w:szCs w:val="24"/>
+        </w:rPr>
+        <w:t>omainClasses</w:t>
+      </w:r>
+      <w:r>
+        <w:rPr>
+          <w:i/>
+          <w:sz w:val="24"/>
+          <w:szCs w:val="24"/>
+        </w:rPr>
+        <w:t>()}</w:t>
+      </w:r>
+    </w:p>
+    <w:p>
+      <w:pPr>
+        <w:rPr>
+          <w:i/>
+          <w:sz w:val="24"/>
+          <w:szCs w:val="24"/>
+        </w:rPr>
+      </w:pPr>
+      <w:r>
+        <w:rPr>
+          <w:i/>
+          <w:sz w:val="24"/>
+          <w:szCs w:val="24"/>
+        </w:rPr>
+        <w:t>{m:for a</w:t>
+      </w:r>
+      <w:r>
+        <w:rPr>
+          <w:i/>
+          <w:sz w:val="24"/>
+          <w:szCs w:val="24"/>
+        </w:rPr>
+        <w:t>t</w:t>
+      </w:r>
+      <w:r>
+        <w:rPr>
+          <w:i/>
+          <w:sz w:val="24"/>
+          <w:szCs w:val="24"/>
+        </w:rPr>
+        <w:t xml:space="preserve">tr | cl.attributes}</w:t>
       </w:r>
     </w:p>
     <w:tbl>
@@ -5144,14 +4422,7 @@
                 <w:i/>
                 <w:szCs w:val="20"/>
               </w:rPr>
-              <w:fldChar w:fldCharType="begin"/>
-            </w:r>
-            <w:r>
-              <w:rPr>
-                <w:i/>
-                <w:szCs w:val="20"/>
-              </w:rPr>
-              <w:instrText>m:</w:instrText>
+              <w:t>{m:</w:t>
             </w:r>
             <w:r>
               <w:rPr>
@@ -5159,7 +4430,7 @@
                 <w:sz w:val="24"/>
                 <w:szCs w:val="24"/>
               </w:rPr>
-              <w:instrText>cl</w:instrText>
+              <w:t>cl</w:t>
             </w:r>
             <w:r>
               <w:rPr>
@@ -5167,7 +4438,7 @@
                 <w:sz w:val="24"/>
                 <w:szCs w:val="24"/>
               </w:rPr>
-              <w:instrText>.</w:instrText>
+              <w:t>.</w:t>
             </w:r>
             <w:r>
               <w:rPr>
@@ -5175,7 +4446,7 @@
                 <w:sz w:val="24"/>
                 <w:szCs w:val="24"/>
               </w:rPr>
-              <w:instrText>fullQualifiedName()</w:instrText>
+              <w:t>fullQualifiedName()</w:t>
             </w:r>
             <w:r>
               <w:rPr>
@@ -5183,14 +4454,7 @@
                 <w:sz w:val="24"/>
                 <w:szCs w:val="24"/>
               </w:rPr>
-              <w:instrText xml:space="preserve"> +':'+ attr.name</w:instrText>
-            </w:r>
-            <w:r>
-              <w:rPr>
-                <w:i/>
-                <w:szCs w:val="20"/>
-              </w:rPr>
-              <w:fldChar w:fldCharType="end"/>
+              <w:t xml:space="preserve"> +':'+ attr.name}</w:t>
             </w:r>
           </w:p>
         </w:tc>
@@ -5212,77 +4476,63 @@
                 <w:i/>
                 <w:szCs w:val="20"/>
               </w:rPr>
-              <w:fldChar w:fldCharType="begin"/>
+              <w:t>{m:</w:t>
             </w:r>
             <w:r>
               <w:rPr>
                 <w:i/>
                 <w:szCs w:val="20"/>
               </w:rPr>
-              <w:instrText xml:space="preserve"> m:</w:instrText>
+              <w:t>attr</w:t>
             </w:r>
             <w:r>
               <w:rPr>
                 <w:i/>
                 <w:szCs w:val="20"/>
               </w:rPr>
-              <w:instrText>attr</w:instrText>
+              <w:t>.</w:t>
             </w:r>
             <w:r>
               <w:rPr>
                 <w:i/>
                 <w:szCs w:val="20"/>
               </w:rPr>
-              <w:instrText>.</w:instrText>
+              <w:t>annotation(</w:t>
             </w:r>
             <w:r>
               <w:rPr>
                 <w:i/>
                 <w:szCs w:val="20"/>
               </w:rPr>
-              <w:instrText>annotation(</w:instrText>
+              <w:t>'</w:t>
             </w:r>
             <w:r>
               <w:rPr>
                 <w:i/>
                 <w:szCs w:val="20"/>
               </w:rPr>
-              <w:instrText>'</w:instrText>
+              <w:t>PHYSICAL_SIZE</w:t>
             </w:r>
             <w:r>
               <w:rPr>
                 <w:i/>
                 <w:szCs w:val="20"/>
               </w:rPr>
-              <w:instrText>PHYSICAL_SIZE</w:instrText>
+              <w:t>'</w:t>
             </w:r>
             <w:r>
               <w:rPr>
                 <w:i/>
                 <w:szCs w:val="20"/>
               </w:rPr>
-              <w:instrText>'</w:instrText>
+              <w:t>)</w:t>
             </w:r>
             <w:r>
               <w:rPr>
                 <w:i/>
                 <w:szCs w:val="20"/>
               </w:rPr>
-              <w:instrText>)</w:instrText>
-            </w:r>
-            <w:r>
-              <w:rPr>
-                <w:i/>
-                <w:szCs w:val="20"/>
-              </w:rPr>
-              <w:instrText>)</w:instrText>
-            </w:r>
-            <w:r>
-              <w:rPr>
-                <w:i/>
-                <w:szCs w:val="20"/>
-              </w:rPr>
-              <w:fldChar w:fldCharType="end"/>
+              <w:t>)}</w:t>
             </w:r>
           </w:p>
         </w:tc>
@@ -5303,63 +4553,49 @@
                 <w:i/>
                 <w:szCs w:val="20"/>
               </w:rPr>
-              <w:fldChar w:fldCharType="begin"/>
+              <w:t>{m:</w:t>
             </w:r>
             <w:r>
               <w:rPr>
                 <w:i/>
                 <w:szCs w:val="20"/>
               </w:rPr>
-              <w:instrText>m:</w:instrText>
+              <w:t>attr</w:t>
             </w:r>
             <w:r>
               <w:rPr>
                 <w:i/>
                 <w:szCs w:val="20"/>
               </w:rPr>
-              <w:instrText>attr</w:instrText>
+              <w:t>.</w:t>
             </w:r>
             <w:r>
               <w:rPr>
                 <w:i/>
                 <w:szCs w:val="20"/>
               </w:rPr>
-              <w:instrText>.</w:instrText>
+              <w:t>annotation(</w:t>
             </w:r>
             <w:r>
               <w:rPr>
                 <w:i/>
                 <w:szCs w:val="20"/>
               </w:rPr>
-              <w:instrText>annotation(</w:instrText>
+              <w:t>'</w:t>
             </w:r>
             <w:r>
               <w:rPr>
                 <w:i/>
                 <w:szCs w:val="20"/>
               </w:rPr>
-              <w:instrText>'</w:instrText>
+              <w:t>PHYSICAL_CHECK</w:t>
             </w:r>
             <w:r>
               <w:rPr>
                 <w:i/>
                 <w:szCs w:val="20"/>
               </w:rPr>
-              <w:instrText>PHYSICAL_CHECK</w:instrText>
-            </w:r>
-            <w:r>
-              <w:rPr>
-                <w:i/>
-                <w:szCs w:val="20"/>
-              </w:rPr>
-              <w:instrText>')</w:instrText>
-            </w:r>
-            <w:r>
-              <w:rPr>
-                <w:i/>
-                <w:szCs w:val="20"/>
-              </w:rPr>
-              <w:fldChar w:fldCharType="end"/>
+              <w:t>')}</w:t>
             </w:r>
           </w:p>
         </w:tc>
@@ -5381,63 +4617,49 @@
                 <w:i/>
                 <w:szCs w:val="20"/>
               </w:rPr>
-              <w:fldChar w:fldCharType="begin"/>
+              <w:t>{m:</w:t>
             </w:r>
             <w:r>
               <w:rPr>
                 <w:i/>
                 <w:szCs w:val="20"/>
               </w:rPr>
-              <w:instrText xml:space="preserve"> m:</w:instrText>
+              <w:t>attr</w:t>
             </w:r>
             <w:r>
               <w:rPr>
                 <w:i/>
                 <w:szCs w:val="20"/>
               </w:rPr>
-              <w:instrText>attr</w:instrText>
+              <w:t>.</w:t>
             </w:r>
             <w:r>
               <w:rPr>
                 <w:i/>
                 <w:szCs w:val="20"/>
               </w:rPr>
-              <w:instrText>.</w:instrText>
+              <w:t>annotation</w:t>
             </w:r>
             <w:r>
               <w:rPr>
                 <w:i/>
                 <w:szCs w:val="20"/>
               </w:rPr>
-              <w:instrText>annotation</w:instrText>
+              <w:t>('</w:t>
             </w:r>
             <w:r>
               <w:rPr>
                 <w:i/>
                 <w:szCs w:val="20"/>
               </w:rPr>
-              <w:instrText>('</w:instrText>
+              <w:t>PHYSICAL_UNIQUE</w:t>
             </w:r>
             <w:r>
               <w:rPr>
                 <w:i/>
                 <w:szCs w:val="20"/>
               </w:rPr>
-              <w:instrText>PHYSICAL_UNIQUE</w:instrText>
-            </w:r>
-            <w:r>
-              <w:rPr>
-                <w:i/>
-                <w:szCs w:val="20"/>
-              </w:rPr>
-              <w:instrText>')</w:instrText>
-            </w:r>
-            <w:r>
-              <w:rPr>
-                <w:i/>
-                <w:szCs w:val="20"/>
-              </w:rPr>
-              <w:fldChar w:fldCharType="end"/>
+              <w:t>')}</w:t>
             </w:r>
           </w:p>
         </w:tc>
@@ -5458,35 +4680,28 @@
                 <w:i/>
                 <w:szCs w:val="20"/>
               </w:rPr>
-              <w:fldChar w:fldCharType="begin"/>
+              <w:t>{m:</w:t>
             </w:r>
             <w:r>
               <w:rPr>
                 <w:i/>
                 <w:szCs w:val="20"/>
               </w:rPr>
-              <w:instrText xml:space="preserve"> m:</w:instrText>
+              <w:t>attr</w:t>
             </w:r>
             <w:r>
               <w:rPr>
                 <w:i/>
                 <w:szCs w:val="20"/>
               </w:rPr>
-              <w:instrText>attr</w:instrText>
+              <w:t>.</w:t>
             </w:r>
             <w:r>
               <w:rPr>
                 <w:i/>
                 <w:szCs w:val="20"/>
               </w:rPr>
-              <w:instrText>.</w:instrText>
-            </w:r>
-            <w:r>
-              <w:rPr>
-                <w:i/>
-                <w:szCs w:val="20"/>
-              </w:rPr>
-              <w:instrText>annotation(</w:instrText>
+              <w:t>annotation(</w:t>
             </w:r>
             <w:r>
               <w:rPr>
@@ -5494,21 +4709,14 @@
                 <w:sz w:val="24"/>
                 <w:szCs w:val="24"/>
               </w:rPr>
-              <w:instrText>'PHYSICAL_DEFAULT'</w:instrText>
+              <w:t>'PHYSICAL_DEFAULT'</w:t>
             </w:r>
             <w:r>
               <w:rPr>
                 <w:i/>
                 <w:szCs w:val="20"/>
               </w:rPr>
-              <w:instrText>)</w:instrText>
-            </w:r>
-            <w:r>
-              <w:rPr>
-                <w:i/>
-                <w:szCs w:val="20"/>
-              </w:rPr>
-              <w:fldChar w:fldCharType="end"/>
+              <w:t>)}</w:t>
             </w:r>
           </w:p>
         </w:tc>
@@ -5528,104 +4736,40 @@
           <w:sz w:val="24"/>
           <w:szCs w:val="24"/>
         </w:rPr>
-        <w:fldChar w:fldCharType="begin"/>
-      </w:r>
-      <w:r>
-        <w:rPr>
-          <w:i/>
-          <w:sz w:val="24"/>
-          <w:szCs w:val="24"/>
-        </w:rPr>
-        <w:instrText xml:space="preserve"> m:endfor </w:instrText>
-      </w:r>
-      <w:r>
-        <w:rPr>
-          <w:i/>
-          <w:sz w:val="24"/>
-          <w:szCs w:val="24"/>
-        </w:rPr>
-        <w:fldChar w:fldCharType="end"/>
-      </w:r>
-      <w:r>
-        <w:rPr>
-          <w:i/>
-          <w:sz w:val="24"/>
-          <w:szCs w:val="24"/>
-        </w:rPr>
-        <w:fldChar w:fldCharType="begin"/>
-      </w:r>
-      <w:r>
-        <w:rPr>
-          <w:i/>
-          <w:sz w:val="24"/>
-          <w:szCs w:val="24"/>
-        </w:rPr>
-        <w:instrText>m:endfor</w:instrText>
-      </w:r>
-      <w:r>
-        <w:rPr>
-          <w:i/>
-          <w:sz w:val="24"/>
-          <w:szCs w:val="24"/>
-        </w:rPr>
-        <w:fldChar w:fldCharType="end"/>
-      </w:r>
-      <w:r>
-        <w:rPr>
-          <w:i/>
-          <w:sz w:val="24"/>
-          <w:szCs w:val="24"/>
-        </w:rPr>
-        <w:fldChar w:fldCharType="begin"/>
-      </w:r>
-      <w:r>
-        <w:rPr>
-          <w:i/>
-          <w:sz w:val="24"/>
-          <w:szCs w:val="24"/>
-        </w:rPr>
-        <w:instrText xml:space="preserve"> m:endif </w:instrText>
-      </w:r>
-      <w:r>
-        <w:rPr>
-          <w:i/>
-          <w:sz w:val="24"/>
-          <w:szCs w:val="24"/>
-        </w:rPr>
-        <w:fldChar w:fldCharType="end"/>
-      </w:r>
-    </w:p>
-    <w:p>
-      <w:pPr>
-        <w:rPr>
-          <w:i/>
-          <w:sz w:val="24"/>
-          <w:szCs w:val="24"/>
-        </w:rPr>
-      </w:pPr>
-      <w:r>
-        <w:rPr>
-          <w:i/>
-          <w:sz w:val="24"/>
-          <w:szCs w:val="24"/>
-        </w:rPr>
-        <w:fldChar w:fldCharType="begin"/>
-      </w:r>
-      <w:r>
-        <w:rPr>
-          <w:i/>
-          <w:sz w:val="24"/>
-          <w:szCs w:val="24"/>
-        </w:rPr>
-        <w:instrText>m:if not uc.eAllContents(environment::MetaData)-&gt;isEmpty()</w:instrText>
-      </w:r>
-      <w:r>
-        <w:rPr>
-          <w:i/>
-          <w:sz w:val="24"/>
-          <w:szCs w:val="24"/>
-        </w:rPr>
-        <w:fldChar w:fldCharType="end"/>
+        <w:t xml:space="preserve">{m:endfor}</w:t>
+      </w:r>
+      <w:r>
+        <w:rPr>
+          <w:i/>
+          <w:sz w:val="24"/>
+          <w:szCs w:val="24"/>
+        </w:rPr>
+        <w:t>{m:endfor}</w:t>
+      </w:r>
+      <w:r>
+        <w:rPr>
+          <w:i/>
+          <w:sz w:val="24"/>
+          <w:szCs w:val="24"/>
+        </w:rPr>
+        <w:t xml:space="preserve">{m:endif}</w:t>
+      </w:r>
+    </w:p>
+    <w:p>
+      <w:pPr>
+        <w:rPr>
+          <w:i/>
+          <w:sz w:val="24"/>
+          <w:szCs w:val="24"/>
+        </w:rPr>
+      </w:pPr>
+      <w:r>
+        <w:rPr>
+          <w:i/>
+          <w:sz w:val="24"/>
+          <w:szCs w:val="24"/>
+        </w:rPr>
+        <w:t>{m:if not uc.eAllContents(environment::MetaData)-&gt;isEmpty()}</w:t>
       </w:r>
     </w:p>
     <w:p>
@@ -5725,39 +4869,23 @@
           <w:sz w:val="24"/>
           <w:szCs w:val="24"/>
         </w:rPr>
-        <w:fldChar w:fldCharType="begin"/>
-      </w:r>
-      <w:r>
-        <w:rPr>
-          <w:i/>
-          <w:sz w:val="24"/>
-          <w:szCs w:val="24"/>
-        </w:rPr>
-        <w:instrText>m:for a | uc.</w:instrText>
-      </w:r>
-      <w:r>
-        <w:rPr>
-          <w:i/>
-          <w:sz w:val="24"/>
-          <w:szCs w:val="24"/>
-        </w:rPr>
-        <w:instrText>metadatas.metadatas-&gt;filter(</w:instrText>
-      </w:r>
-      <w:r>
-        <w:rPr>
-          <w:i/>
-          <w:sz w:val="24"/>
-          <w:szCs w:val="24"/>
-        </w:rPr>
-        <w:instrText>environment::Annotation)</w:instrText>
-      </w:r>
-      <w:r>
-        <w:rPr>
-          <w:i/>
-          <w:sz w:val="24"/>
-          <w:szCs w:val="24"/>
-        </w:rPr>
-        <w:fldChar w:fldCharType="end"/>
+        <w:t>{m:for a | uc.</w:t>
+      </w:r>
+      <w:r>
+        <w:rPr>
+          <w:i/>
+          <w:sz w:val="24"/>
+          <w:szCs w:val="24"/>
+        </w:rPr>
+        <w:t>metadatas.metadatas-&gt;filter(</w:t>
+      </w:r>
+      <w:r>
+        <w:rPr>
+          <w:i/>
+          <w:sz w:val="24"/>
+          <w:szCs w:val="24"/>
+        </w:rPr>
+        <w:t>environment::Annotation)}</w:t>
       </w:r>
     </w:p>
     <w:tbl>
@@ -5797,7 +4925,7 @@
                 <w:sz w:val="24"/>
                 <w:szCs w:val="24"/>
               </w:rPr>
-              <w:fldChar w:fldCharType="begin"/>
+              <w:t xml:space="preserve">{m:if a.title.size()&gt;25}</w:t>
             </w:r>
             <w:r>
               <w:rPr>
@@ -5805,7 +4933,7 @@
                 <w:sz w:val="24"/>
                 <w:szCs w:val="24"/>
               </w:rPr>
-              <w:instrText xml:space="preserve"> m:if a.title.size()&gt;25 </w:instrText>
+              <w:t xml:space="preserve">{m:a.title.substring(1,25)}</w:t>
             </w:r>
             <w:r>
               <w:rPr>
@@ -5813,7 +4941,7 @@
                 <w:sz w:val="24"/>
                 <w:szCs w:val="24"/>
               </w:rPr>
-              <w:fldChar w:fldCharType="end"/>
+              <w:t xml:space="preserve">{m:else}</w:t>
             </w:r>
             <w:r>
               <w:rPr>
@@ -5821,7 +4949,7 @@
                 <w:sz w:val="24"/>
                 <w:szCs w:val="24"/>
               </w:rPr>
-              <w:fldChar w:fldCharType="begin"/>
+              <w:t xml:space="preserve">{m:a.title}</w:t>
             </w:r>
             <w:r>
               <w:rPr>
@@ -5829,23 +4957,29 @@
                 <w:sz w:val="24"/>
                 <w:szCs w:val="24"/>
               </w:rPr>
-              <w:instrText xml:space="preserve"> m:a.title.substring(1,25) </w:instrText>
-            </w:r>
-            <w:r>
+              <w:t xml:space="preserve">{m:endif}</w:t>
+            </w:r>
+          </w:p>
+        </w:tc>
+        <w:tc>
+          <w:tcPr>
+            <w:tcW w:w="4532" w:type="dxa"/>
+          </w:tcPr>
+          <w:p>
+            <w:pPr>
               <w:rPr>
                 <w:i/>
                 <w:sz w:val="24"/>
                 <w:szCs w:val="24"/>
               </w:rPr>
-              <w:fldChar w:fldCharType="end"/>
-            </w:r>
+            </w:pPr>
             <w:r>
               <w:rPr>
                 <w:i/>
                 <w:sz w:val="24"/>
                 <w:szCs w:val="24"/>
               </w:rPr>
-              <w:fldChar w:fldCharType="begin"/>
+              <w:t xml:space="preserve">{m:if a.body.size()&gt;100}</w:t>
             </w:r>
             <w:r>
               <w:rPr>
@@ -5853,7 +4987,7 @@
                 <w:sz w:val="24"/>
                 <w:szCs w:val="24"/>
               </w:rPr>
-              <w:instrText xml:space="preserve"> m:else </w:instrText>
+              <w:t xml:space="preserve">{m:a.body.substring(1,100)}</w:t>
             </w:r>
             <w:r>
               <w:rPr>
@@ -5861,7 +4995,7 @@
                 <w:sz w:val="24"/>
                 <w:szCs w:val="24"/>
               </w:rPr>
-              <w:fldChar w:fldCharType="end"/>
+              <w:t xml:space="preserve">{m:else}</w:t>
             </w:r>
             <w:r>
               <w:rPr>
@@ -5869,7 +5003,7 @@
                 <w:sz w:val="24"/>
                 <w:szCs w:val="24"/>
               </w:rPr>
-              <w:fldChar w:fldCharType="begin"/>
+              <w:t xml:space="preserve">{m:a.body}</w:t>
             </w:r>
             <w:r>
               <w:rPr>
@@ -5877,173 +5011,7 @@
                 <w:sz w:val="24"/>
                 <w:szCs w:val="24"/>
               </w:rPr>
-              <w:instrText xml:space="preserve"> m:a.title </w:instrText>
-            </w:r>
-            <w:r>
-              <w:rPr>
-                <w:i/>
-                <w:sz w:val="24"/>
-                <w:szCs w:val="24"/>
-              </w:rPr>
-              <w:fldChar w:fldCharType="end"/>
-            </w:r>
-            <w:r>
-              <w:rPr>
-                <w:i/>
-                <w:sz w:val="24"/>
-                <w:szCs w:val="24"/>
-              </w:rPr>
-              <w:fldChar w:fldCharType="begin"/>
-            </w:r>
-            <w:r>
-              <w:rPr>
-                <w:i/>
-                <w:sz w:val="24"/>
-                <w:szCs w:val="24"/>
-              </w:rPr>
-              <w:instrText xml:space="preserve"> m:endif </w:instrText>
-            </w:r>
-            <w:r>
-              <w:rPr>
-                <w:i/>
-                <w:sz w:val="24"/>
-                <w:szCs w:val="24"/>
-              </w:rPr>
-              <w:fldChar w:fldCharType="end"/>
-            </w:r>
-          </w:p>
-        </w:tc>
-        <w:tc>
-          <w:tcPr>
-            <w:tcW w:w="4532" w:type="dxa"/>
-          </w:tcPr>
-          <w:p>
-            <w:pPr>
-              <w:rPr>
-                <w:i/>
-                <w:sz w:val="24"/>
-                <w:szCs w:val="24"/>
-              </w:rPr>
-            </w:pPr>
-            <w:r>
-              <w:rPr>
-                <w:i/>
-                <w:sz w:val="24"/>
-                <w:szCs w:val="24"/>
-              </w:rPr>
-              <w:fldChar w:fldCharType="begin"/>
-            </w:r>
-            <w:r>
-              <w:rPr>
-                <w:i/>
-                <w:sz w:val="24"/>
-                <w:szCs w:val="24"/>
-              </w:rPr>
-              <w:instrText xml:space="preserve"> m:if a.body.size()&gt;100 </w:instrText>
-            </w:r>
-            <w:r>
-              <w:rPr>
-                <w:i/>
-                <w:sz w:val="24"/>
-                <w:szCs w:val="24"/>
-              </w:rPr>
-              <w:fldChar w:fldCharType="end"/>
-            </w:r>
-            <w:r>
-              <w:rPr>
-                <w:i/>
-                <w:sz w:val="24"/>
-                <w:szCs w:val="24"/>
-              </w:rPr>
-              <w:fldChar w:fldCharType="begin"/>
-            </w:r>
-            <w:r>
-              <w:rPr>
-                <w:i/>
-                <w:sz w:val="24"/>
-                <w:szCs w:val="24"/>
-              </w:rPr>
-              <w:instrText xml:space="preserve"> m:a.body.substring(1,100) </w:instrText>
-            </w:r>
-            <w:r>
-              <w:rPr>
-                <w:i/>
-                <w:sz w:val="24"/>
-                <w:szCs w:val="24"/>
-              </w:rPr>
-              <w:fldChar w:fldCharType="end"/>
-            </w:r>
-            <w:r>
-              <w:rPr>
-                <w:i/>
-                <w:sz w:val="24"/>
-                <w:szCs w:val="24"/>
-              </w:rPr>
-              <w:fldChar w:fldCharType="begin"/>
-            </w:r>
-            <w:r>
-              <w:rPr>
-                <w:i/>
-                <w:sz w:val="24"/>
-                <w:szCs w:val="24"/>
-              </w:rPr>
-              <w:instrText xml:space="preserve"> m:else </w:instrText>
-            </w:r>
-            <w:r>
-              <w:rPr>
-                <w:i/>
-                <w:sz w:val="24"/>
-                <w:szCs w:val="24"/>
-              </w:rPr>
-              <w:fldChar w:fldCharType="end"/>
-            </w:r>
-            <w:r>
-              <w:rPr>
-                <w:i/>
-                <w:sz w:val="24"/>
-                <w:szCs w:val="24"/>
-              </w:rPr>
-              <w:fldChar w:fldCharType="begin"/>
-            </w:r>
-            <w:r>
-              <w:rPr>
-                <w:i/>
-                <w:sz w:val="24"/>
-                <w:szCs w:val="24"/>
-              </w:rPr>
-              <w:instrText xml:space="preserve"> m:a.body </w:instrText>
-            </w:r>
-            <w:r>
-              <w:rPr>
-                <w:i/>
-                <w:sz w:val="24"/>
-                <w:szCs w:val="24"/>
-              </w:rPr>
-              <w:fldChar w:fldCharType="end"/>
-            </w:r>
-            <w:r>
-              <w:rPr>
-                <w:i/>
-                <w:sz w:val="24"/>
-                <w:szCs w:val="24"/>
-              </w:rPr>
-              <w:fldChar w:fldCharType="begin"/>
-            </w:r>
-            <w:r>
-              <w:rPr>
-                <w:i/>
-                <w:sz w:val="24"/>
-                <w:szCs w:val="24"/>
-              </w:rPr>
-              <w:instrText xml:space="preserve"> m:endif </w:instrText>
-            </w:r>
-            <w:r>
-              <w:rPr>
-                <w:i/>
-                <w:sz w:val="24"/>
-                <w:szCs w:val="24"/>
-              </w:rPr>
-              <w:fldChar w:fldCharType="end"/>
+              <w:t xml:space="preserve">{m:endif}</w:t>
             </w:r>
           </w:p>
         </w:tc>
@@ -6063,121 +5031,73 @@
           <w:sz w:val="24"/>
           <w:szCs w:val="24"/>
         </w:rPr>
-        <w:fldChar w:fldCharType="begin"/>
-      </w:r>
-      <w:r>
-        <w:rPr>
-          <w:i/>
-          <w:sz w:val="24"/>
-          <w:szCs w:val="24"/>
-        </w:rPr>
-        <w:instrText>m:endfor</w:instrText>
-      </w:r>
-      <w:r>
-        <w:rPr>
-          <w:i/>
-          <w:sz w:val="24"/>
-          <w:szCs w:val="24"/>
-        </w:rPr>
-        <w:fldChar w:fldCharType="end"/>
-      </w:r>
-    </w:p>
-    <w:p>
-      <w:pPr>
-        <w:rPr>
-          <w:i/>
-          <w:sz w:val="24"/>
-          <w:szCs w:val="24"/>
-        </w:rPr>
-      </w:pPr>
-      <w:r>
-        <w:rPr>
-          <w:i/>
-          <w:sz w:val="24"/>
-          <w:szCs w:val="24"/>
-        </w:rPr>
-        <w:fldChar w:fldCharType="begin"/>
-      </w:r>
-      <w:r>
-        <w:rPr>
-          <w:i/>
-          <w:sz w:val="24"/>
-          <w:szCs w:val="24"/>
-        </w:rPr>
-        <w:instrText>m:endif</w:instrText>
-      </w:r>
-      <w:r>
-        <w:rPr>
-          <w:i/>
-          <w:sz w:val="24"/>
-          <w:szCs w:val="24"/>
-        </w:rPr>
-        <w:fldChar w:fldCharType="end"/>
-      </w:r>
-    </w:p>
-    <w:p>
-      <w:pPr>
-        <w:rPr>
-          <w:i/>
-          <w:sz w:val="24"/>
-          <w:szCs w:val="24"/>
-        </w:rPr>
-      </w:pPr>
-      <w:r>
-        <w:rPr>
-          <w:i/>
-          <w:sz w:val="24"/>
-          <w:szCs w:val="24"/>
-        </w:rPr>
-        <w:fldChar w:fldCharType="begin"/>
-      </w:r>
-      <w:r>
-        <w:rPr>
-          <w:i/>
-          <w:sz w:val="24"/>
-          <w:szCs w:val="24"/>
-        </w:rPr>
-        <w:instrText xml:space="preserve"> m:for task </w:instrText>
-      </w:r>
-      <w:r>
-        <w:rPr>
-          <w:i/>
-          <w:sz w:val="24"/>
-          <w:szCs w:val="24"/>
-        </w:rPr>
-        <w:instrText>|</w:instrText>
-      </w:r>
-      <w:r>
-        <w:rPr>
-          <w:i/>
-          <w:sz w:val="24"/>
-          <w:szCs w:val="24"/>
-        </w:rPr>
-        <w:instrText xml:space="preserve"> uc.tasks</w:instrText>
-      </w:r>
-      <w:r>
-        <w:rPr>
-          <w:i/>
-          <w:sz w:val="24"/>
-          <w:szCs w:val="24"/>
-        </w:rPr>
-        <w:instrText>-&gt;filter(graal::Task)</w:instrText>
-      </w:r>
-      <w:r>
-        <w:rPr>
-          <w:i/>
-          <w:sz w:val="24"/>
-          <w:szCs w:val="24"/>
-        </w:rPr>
-        <w:instrText>-&gt;sortedBy(t|t.name)</w:instrText>
-      </w:r>
-      <w:r>
-        <w:rPr>
-          <w:i/>
-          <w:sz w:val="24"/>
-          <w:szCs w:val="24"/>
-        </w:rPr>
-        <w:fldChar w:fldCharType="end"/>
+        <w:t>{m:endfor}</w:t>
+      </w:r>
+    </w:p>
+    <w:p>
+      <w:pPr>
+        <w:rPr>
+          <w:i/>
+          <w:sz w:val="24"/>
+          <w:szCs w:val="24"/>
+        </w:rPr>
+      </w:pPr>
+      <w:r>
+        <w:rPr>
+          <w:i/>
+          <w:sz w:val="24"/>
+          <w:szCs w:val="24"/>
+        </w:rPr>
+        <w:t>{m:endif}</w:t>
+      </w:r>
+    </w:p>
+    <w:p>
+      <w:pPr>
+        <w:rPr>
+          <w:i/>
+          <w:sz w:val="24"/>
+          <w:szCs w:val="24"/>
+        </w:rPr>
+      </w:pPr>
+      <w:r>
+        <w:rPr>
+          <w:i/>
+          <w:sz w:val="24"/>
+          <w:szCs w:val="24"/>
+        </w:rPr>
+        <w:t xml:space="preserve">{m:for task </w:t>
+      </w:r>
+      <w:r>
+        <w:rPr>
+          <w:i/>
+          <w:sz w:val="24"/>
+          <w:szCs w:val="24"/>
+        </w:rPr>
+        <w:t>|</w:t>
+      </w:r>
+      <w:r>
+        <w:rPr>
+          <w:i/>
+          <w:sz w:val="24"/>
+          <w:szCs w:val="24"/>
+        </w:rPr>
+        <w:t xml:space="preserve"> uc.tasks</w:t>
+      </w:r>
+      <w:r>
+        <w:rPr>
+          <w:i/>
+          <w:sz w:val="24"/>
+          <w:szCs w:val="24"/>
+        </w:rPr>
+        <w:t>-&gt;filter(graal::Task)</w:t>
+      </w:r>
+      <w:r>
+        <w:rPr>
+          <w:i/>
+          <w:sz w:val="24"/>
+          <w:szCs w:val="24"/>
+        </w:rPr>
+        <w:t>-&gt;sortedBy(t|t.name)}</w:t>
       </w:r>
     </w:p>
     <w:p>
@@ -6188,13 +5108,7 @@
         <w:t xml:space="preserve">Tâche : </w:t>
       </w:r>
       <w:r>
-        <w:fldChar w:fldCharType="begin"/>
-      </w:r>
-      <w:r>
-        <w:instrText>m:task.name</w:instrText>
-      </w:r>
-      <w:r>
-        <w:fldChar w:fldCharType="end"/>
+        <w:t>{m:task.name}</w:t>
       </w:r>
     </w:p>
     <w:p>
@@ -6219,21 +5133,7 @@
           <w:sz w:val="24"/>
           <w:szCs w:val="24"/>
         </w:rPr>
-        <w:fldChar w:fldCharType="begin"/>
-      </w:r>
-      <w:r>
-        <w:rPr>
-          <w:sz w:val="24"/>
-          <w:szCs w:val="24"/>
-        </w:rPr>
-        <w:instrText xml:space="preserve"> m:task.description</w:instrText>
-      </w:r>
-      <w:r>
-        <w:rPr>
-          <w:sz w:val="24"/>
-          <w:szCs w:val="24"/>
-        </w:rPr>
-        <w:fldChar w:fldCharType="end"/>
+        <w:t>{m:task.description}</w:t>
       </w:r>
     </w:p>
     <w:p>
@@ -6248,70 +5148,52 @@
     </w:p>
     <w:p>
       <w:r>
-        <w:fldChar w:fldCharType="begin"/>
-      </w:r>
-      <w:r>
-        <w:instrText xml:space="preserve"> m:if task.</w:instrText>
-      </w:r>
-      <w:r>
-        <w:instrText>isRepresentationDescriptionName('Actions Plan')</w:instrText>
-      </w:r>
-      <w:r>
-        <w:fldChar w:fldCharType="end"/>
-      </w:r>
-    </w:p>
-    <w:p>
-      <w:r>
-        <w:fldChar w:fldCharType="begin"/>
-      </w:r>
-      <w:r>
-        <w:instrText>m:</w:instrText>
-      </w:r>
-      <w:r>
-        <w:instrText>task.asImageByRepresentationDescriptionName('Actions Plan').</w:instrText>
-      </w:r>
-      <w:r>
-        <w:instrText xml:space="preserve"> setConserveRatio </w:instrText>
-      </w:r>
-      <w:r>
-        <w:instrText>(</w:instrText>
-      </w:r>
-      <w:r>
-        <w:instrText>true</w:instrText>
-      </w:r>
-      <w:r>
-        <w:instrText>).set</w:instrText>
-      </w:r>
-      <w:r>
-        <w:instrText>Width</w:instrText>
-      </w:r>
-      <w:r>
-        <w:instrText>(</w:instrText>
-      </w:r>
-      <w:r>
-        <w:instrText>45</w:instrText>
-      </w:r>
-      <w:r>
-        <w:instrText>0)</w:instrText>
-      </w:r>
-      <w:r>
-        <w:fldChar w:fldCharType="end"/>
-      </w:r>
-    </w:p>
-    <w:p>
-      <w:pPr>
-        <w:rPr>
-          <w:sz w:val="24"/>
-        </w:rPr>
-      </w:pPr>
-      <w:r>
-        <w:fldChar w:fldCharType="begin"/>
-      </w:r>
-      <w:r>
-        <w:instrText xml:space="preserve"> m:else </w:instrText>
-      </w:r>
-      <w:r>
-        <w:fldChar w:fldCharType="end"/>
+        <w:t>{m:if task.</w:t>
+      </w:r>
+      <w:r>
+        <w:t>isRepresentationDescriptionName('Actions Plan')}</w:t>
+      </w:r>
+    </w:p>
+    <w:p>
+      <w:r>
+        <w:t>{m:</w:t>
+      </w:r>
+      <w:r>
+        <w:t>task.asImageByRepresentationDescriptionName('Actions Plan').</w:t>
+      </w:r>
+      <w:r>
+        <w:t xml:space="preserve"> setConserveRatio </w:t>
+      </w:r>
+      <w:r>
+        <w:t>(</w:t>
+      </w:r>
+      <w:r>
+        <w:t>true</w:t>
+      </w:r>
+      <w:r>
+        <w:t>).set</w:t>
+      </w:r>
+      <w:r>
+        <w:t>Width</w:t>
+      </w:r>
+      <w:r>
+        <w:t>(</w:t>
+      </w:r>
+      <w:r>
+        <w:t>45</w:t>
+      </w:r>
+      <w:r>
+        <w:t>0)}</w:t>
+      </w:r>
+    </w:p>
+    <w:p>
+      <w:pPr>
+        <w:rPr>
+          <w:sz w:val="24"/>
+        </w:rPr>
+      </w:pPr>
+      <w:r>
+        <w:t xml:space="preserve">{m:else}</w:t>
       </w:r>
       <w:r>
         <w:rPr>
@@ -6329,19 +5211,7 @@
         <w:rPr>
           <w:sz w:val="24"/>
         </w:rPr>
-        <w:fldChar w:fldCharType="begin"/>
-      </w:r>
-      <w:r>
-        <w:rPr>
-          <w:sz w:val="24"/>
-        </w:rPr>
-        <w:instrText>m:endif</w:instrText>
-      </w:r>
-      <w:r>
-        <w:rPr>
-          <w:sz w:val="24"/>
-        </w:rPr>
-        <w:fldChar w:fldCharType="end"/>
+        <w:t>{m:endif}</w:t>
       </w:r>
     </w:p>
     <w:p>
@@ -6364,25 +5234,13 @@
         <w:rPr>
           <w:sz w:val="24"/>
         </w:rPr>
-        <w:fldChar w:fldCharType="begin"/>
-      </w:r>
-      <w:r>
-        <w:rPr>
-          <w:sz w:val="24"/>
-        </w:rPr>
-        <w:instrText xml:space="preserve"> m:if task.precondit</w:instrText>
-      </w:r>
-      <w:r>
-        <w:rPr>
-          <w:sz w:val="24"/>
-        </w:rPr>
-        <w:instrText>ions=null or task.preconditions-&gt;isEmpty()</w:instrText>
-      </w:r>
-      <w:r>
-        <w:rPr>
-          <w:sz w:val="24"/>
-        </w:rPr>
-        <w:fldChar w:fldCharType="end"/>
+        <w:t>{m:if task.precondit</w:t>
+      </w:r>
+      <w:r>
+        <w:rPr>
+          <w:sz w:val="24"/>
+        </w:rPr>
+        <w:t>ions=null or task.preconditions-&gt;isEmpty()}</w:t>
       </w:r>
       <w:r>
         <w:rPr>
@@ -6400,55 +5258,19 @@
         <w:rPr>
           <w:sz w:val="24"/>
         </w:rPr>
-        <w:fldChar w:fldCharType="begin"/>
-      </w:r>
-      <w:r>
-        <w:rPr>
-          <w:sz w:val="24"/>
-        </w:rPr>
-        <w:instrText xml:space="preserve"> m:else </w:instrText>
-      </w:r>
-      <w:r>
-        <w:rPr>
-          <w:sz w:val="24"/>
-        </w:rPr>
-        <w:fldChar w:fldCharType="end"/>
-      </w:r>
-      <w:r>
-        <w:rPr>
-          <w:sz w:val="24"/>
-        </w:rPr>
-        <w:fldChar w:fldCharType="begin"/>
-      </w:r>
-      <w:r>
-        <w:rPr>
-          <w:sz w:val="24"/>
-        </w:rPr>
-        <w:instrText xml:space="preserve"> m:task.preconditions </w:instrText>
-      </w:r>
-      <w:r>
-        <w:rPr>
-          <w:sz w:val="24"/>
-        </w:rPr>
-        <w:fldChar w:fldCharType="end"/>
-      </w:r>
-      <w:r>
-        <w:rPr>
-          <w:sz w:val="24"/>
-        </w:rPr>
-        <w:fldChar w:fldCharType="begin"/>
-      </w:r>
-      <w:r>
-        <w:rPr>
-          <w:sz w:val="24"/>
-        </w:rPr>
-        <w:instrText xml:space="preserve"> m:endif </w:instrText>
-      </w:r>
-      <w:r>
-        <w:rPr>
-          <w:sz w:val="24"/>
-        </w:rPr>
-        <w:fldChar w:fldCharType="end"/>
+        <w:t xml:space="preserve">{m:else}</w:t>
+      </w:r>
+      <w:r>
+        <w:rPr>
+          <w:sz w:val="24"/>
+        </w:rPr>
+        <w:t xml:space="preserve">{m:task.preconditions}</w:t>
+      </w:r>
+      <w:r>
+        <w:rPr>
+          <w:sz w:val="24"/>
+        </w:rPr>
+        <w:t xml:space="preserve">{m:endif}</w:t>
       </w:r>
     </w:p>
     <w:p>
@@ -6471,25 +5293,13 @@
         <w:rPr>
           <w:sz w:val="24"/>
         </w:rPr>
-        <w:fldChar w:fldCharType="begin"/>
-      </w:r>
-      <w:r>
-        <w:rPr>
-          <w:sz w:val="24"/>
-        </w:rPr>
-        <w:instrText xml:space="preserve"> m:if task.postconditions=null or task.postconditions</w:instrText>
-      </w:r>
-      <w:r>
-        <w:rPr>
-          <w:sz w:val="24"/>
-        </w:rPr>
-        <w:instrText>-&gt;isEmpty()</w:instrText>
-      </w:r>
-      <w:r>
-        <w:rPr>
-          <w:sz w:val="24"/>
-        </w:rPr>
-        <w:fldChar w:fldCharType="end"/>
+        <w:t>{m:if task.postconditions=null or task.postconditions</w:t>
+      </w:r>
+      <w:r>
+        <w:rPr>
+          <w:sz w:val="24"/>
+        </w:rPr>
+        <w:t>-&gt;isEmpty()}</w:t>
       </w:r>
       <w:r>
         <w:rPr>
@@ -6507,61 +5317,25 @@
         <w:rPr>
           <w:sz w:val="24"/>
         </w:rPr>
-        <w:fldChar w:fldCharType="begin"/>
-      </w:r>
-      <w:r>
-        <w:rPr>
-          <w:sz w:val="24"/>
-        </w:rPr>
-        <w:instrText>m:else</w:instrText>
-      </w:r>
-      <w:r>
-        <w:rPr>
-          <w:sz w:val="24"/>
-        </w:rPr>
-        <w:fldChar w:fldCharType="end"/>
-      </w:r>
-      <w:r>
-        <w:rPr>
-          <w:sz w:val="24"/>
-        </w:rPr>
-        <w:fldChar w:fldCharType="begin"/>
-      </w:r>
-      <w:r>
-        <w:rPr>
-          <w:sz w:val="24"/>
-        </w:rPr>
-        <w:instrText xml:space="preserve"> m:task.</w:instrText>
-      </w:r>
-      <w:r>
-        <w:rPr>
-          <w:sz w:val="24"/>
-        </w:rPr>
-        <w:instrText>postconditions</w:instrText>
-      </w:r>
-      <w:r>
-        <w:rPr>
-          <w:sz w:val="24"/>
-        </w:rPr>
-        <w:fldChar w:fldCharType="end"/>
-      </w:r>
-      <w:r>
-        <w:rPr>
-          <w:sz w:val="24"/>
-        </w:rPr>
-        <w:fldChar w:fldCharType="begin"/>
-      </w:r>
-      <w:r>
-        <w:rPr>
-          <w:sz w:val="24"/>
-        </w:rPr>
-        <w:instrText xml:space="preserve"> m:endif </w:instrText>
-      </w:r>
-      <w:r>
-        <w:rPr>
-          <w:sz w:val="24"/>
-        </w:rPr>
-        <w:fldChar w:fldCharType="end"/>
+        <w:t>{m:else}</w:t>
+      </w:r>
+      <w:r>
+        <w:rPr>
+          <w:sz w:val="24"/>
+        </w:rPr>
+        <w:t>{m:task.</w:t>
+      </w:r>
+      <w:r>
+        <w:rPr>
+          <w:sz w:val="24"/>
+        </w:rPr>
+        <w:t>postconditions}</w:t>
+      </w:r>
+      <w:r>
+        <w:rPr>
+          <w:sz w:val="24"/>
+        </w:rPr>
+        <w:t xml:space="preserve">{m:endif}</w:t>
       </w:r>
     </w:p>
     <w:p>
@@ -6663,35 +5437,21 @@
           <w:i/>
           <w:sz w:val="24"/>
         </w:rPr>
-        <w:fldChar w:fldCharType="begin"/>
-      </w:r>
-      <w:r>
-        <w:rPr>
-          <w:i/>
-          <w:sz w:val="24"/>
-        </w:rPr>
-        <w:instrText>m:for taskRef | task.nodes-&gt;filter(</w:instrText>
-      </w:r>
-      <w:r>
-        <w:rPr>
-          <w:i/>
-          <w:sz w:val="24"/>
-        </w:rPr>
-        <w:instrText>graal::</w:instrText>
-      </w:r>
-      <w:r>
-        <w:rPr>
-          <w:i/>
-          <w:sz w:val="24"/>
-        </w:rPr>
-        <w:instrText>TaskReference).task-&gt;sortedBy(t|t.name)</w:instrText>
-      </w:r>
-      <w:r>
-        <w:rPr>
-          <w:i/>
-          <w:sz w:val="24"/>
-        </w:rPr>
-        <w:fldChar w:fldCharType="end"/>
+        <w:t>{m:for taskRef | task.nodes-&gt;filter(</w:t>
+      </w:r>
+      <w:r>
+        <w:rPr>
+          <w:i/>
+          <w:sz w:val="24"/>
+        </w:rPr>
+        <w:t>graal::</w:t>
+      </w:r>
+      <w:r>
+        <w:rPr>
+          <w:i/>
+          <w:sz w:val="24"/>
+        </w:rPr>
+        <w:t>TaskReference).task-&gt;sortedBy(t|t.name)}</w:t>
       </w:r>
     </w:p>
     <w:tbl>
@@ -6729,21 +5489,7 @@
                 <w:i/>
                 <w:sz w:val="24"/>
               </w:rPr>
-              <w:fldChar w:fldCharType="begin"/>
-            </w:r>
-            <w:r>
-              <w:rPr>
-                <w:i/>
-                <w:sz w:val="24"/>
-              </w:rPr>
-              <w:instrText>m:taskRef.name</w:instrText>
-            </w:r>
-            <w:r>
-              <w:rPr>
-                <w:i/>
-                <w:sz w:val="24"/>
-              </w:rPr>
-              <w:fldChar w:fldCharType="end"/>
+              <w:t>{m:taskRef.name}</w:t>
             </w:r>
           </w:p>
         </w:tc>
@@ -6764,21 +5510,7 @@
                 <w:i/>
                 <w:sz w:val="24"/>
               </w:rPr>
-              <w:fldChar w:fldCharType="begin"/>
-            </w:r>
-            <w:r>
-              <w:rPr>
-                <w:i/>
-                <w:sz w:val="24"/>
-              </w:rPr>
-              <w:instrText>m:taskRef.description</w:instrText>
-            </w:r>
-            <w:r>
-              <w:rPr>
-                <w:i/>
-                <w:sz w:val="24"/>
-              </w:rPr>
-              <w:fldChar w:fldCharType="end"/>
+              <w:t>{m:taskRef.description}</w:t>
             </w:r>
           </w:p>
         </w:tc>
@@ -6796,21 +5528,7 @@
           <w:i/>
           <w:sz w:val="24"/>
         </w:rPr>
-        <w:fldChar w:fldCharType="begin"/>
-      </w:r>
-      <w:r>
-        <w:rPr>
-          <w:i/>
-          <w:sz w:val="24"/>
-        </w:rPr>
-        <w:instrText>m:endfor</w:instrText>
-      </w:r>
-      <w:r>
-        <w:rPr>
-          <w:i/>
-          <w:sz w:val="24"/>
-        </w:rPr>
-        <w:fldChar w:fldCharType="end"/>
+        <w:t>{m:endfor}</w:t>
       </w:r>
     </w:p>
     <w:p>
@@ -6938,46 +5656,40 @@
     </w:tbl>
     <w:p>
       <w:r>
-        <w:fldChar w:fldCharType="begin"/>
-      </w:r>
-      <w:r>
-        <w:instrText xml:space="preserve"> m:for req | task.</w:instrText>
-      </w:r>
-      <w:r>
-        <w:instrText>allChildrenAndTask</w:instrText>
-      </w:r>
-      <w:r>
-        <w:instrText>()</w:instrText>
-      </w:r>
-      <w:r>
-        <w:instrText>.</w:instrText>
-      </w:r>
-      <w:r>
-        <w:instrText>relatedRequirements</w:instrText>
-      </w:r>
-      <w:r>
-        <w:instrText>WithSubtype</w:instrText>
-      </w:r>
-      <w:r>
-        <w:instrText>(</w:instrText>
-      </w:r>
-      <w:r>
-        <w:instrText>''</w:instrText>
-      </w:r>
-      <w:r>
-        <w:instrText>)</w:instrText>
-      </w:r>
-      <w:r>
-        <w:instrText>-&gt;</w:instrText>
-      </w:r>
-      <w:r>
-        <w:instrText>asOrderedSet()-&gt;</w:instrText>
-      </w:r>
-      <w:r>
-        <w:instrText>sortedBy(r|r.id)</w:instrText>
-      </w:r>
-      <w:r>
-        <w:fldChar w:fldCharType="end"/>
+        <w:t>{m:for req | task.</w:t>
+      </w:r>
+      <w:r>
+        <w:t>allChildrenAndTask</w:t>
+      </w:r>
+      <w:r>
+        <w:t>()</w:t>
+      </w:r>
+      <w:r>
+        <w:t>.</w:t>
+      </w:r>
+      <w:r>
+        <w:t>relatedRequirements</w:t>
+      </w:r>
+      <w:r>
+        <w:t>WithSubtype</w:t>
+      </w:r>
+      <w:r>
+        <w:t>(</w:t>
+      </w:r>
+      <w:r>
+        <w:t>''</w:t>
+      </w:r>
+      <w:r>
+        <w:t>)</w:t>
+      </w:r>
+      <w:r>
+        <w:t>-&gt;</w:t>
+      </w:r>
+      <w:r>
+        <w:t>asOrderedSet()-&gt;</w:t>
+      </w:r>
+      <w:r>
+        <w:t>sortedBy(r|r.id)}</w:t>
       </w:r>
     </w:p>
     <w:tbl>
@@ -7019,13 +5731,7 @@
           </w:tcPr>
           <w:p>
             <w:r>
-              <w:fldChar w:fldCharType="begin"/>
-            </w:r>
-            <w:r>
-              <w:instrText xml:space="preserve">m:req.id </w:instrText>
-            </w:r>
-            <w:r>
-              <w:fldChar w:fldCharType="end"/>
+              <w:t xml:space="preserve">{m:req.id}</w:t>
             </w:r>
           </w:p>
         </w:tc>
@@ -7037,13 +5743,7 @@
           </w:tcPr>
           <w:p>
             <w:r>
-              <w:fldChar w:fldCharType="begin"/>
-            </w:r>
-            <w:r>
-              <w:instrText>m:req.name</w:instrText>
-            </w:r>
-            <w:r>
-              <w:fldChar w:fldCharType="end"/>
+              <w:t>{m:req.name}</w:t>
             </w:r>
           </w:p>
         </w:tc>
@@ -7055,16 +5755,10 @@
           </w:tcPr>
           <w:p>
             <w:r>
-              <w:fldChar w:fldCharType="begin"/>
-            </w:r>
-            <w:r>
-              <w:instrText>m:req.</w:instrText>
-            </w:r>
-            <w:r>
-              <w:instrText>statement</w:instrText>
-            </w:r>
-            <w:r>
-              <w:fldChar w:fldCharType="end"/>
+              <w:t>{m:req.</w:t>
+            </w:r>
+            <w:r>
+              <w:t>statement}</w:t>
             </w:r>
           </w:p>
         </w:tc>
@@ -7083,91 +5777,35 @@
                 <w:sz w:val="24"/>
                 <w:szCs w:val="24"/>
               </w:rPr>
-              <w:fldChar w:fldCharType="begin"/>
+              <w:t>{m:if req.status=null or req.status=''}</w:t>
             </w:r>
             <w:r>
               <w:rPr>
                 <w:sz w:val="24"/>
                 <w:szCs w:val="24"/>
               </w:rPr>
-              <w:instrText>m:if req.status=null or req.status=''</w:instrText>
+              <w:t>Non renseigné</w:t>
             </w:r>
             <w:r>
               <w:rPr>
                 <w:sz w:val="24"/>
                 <w:szCs w:val="24"/>
               </w:rPr>
-              <w:fldChar w:fldCharType="end"/>
+              <w:t>{m:else}</w:t>
             </w:r>
             <w:r>
               <w:rPr>
                 <w:sz w:val="24"/>
                 <w:szCs w:val="24"/>
               </w:rPr>
-              <w:t>Non renseigné</w:t>
+              <w:t xml:space="preserve">{m:req.status}</w:t>
             </w:r>
             <w:r>
               <w:rPr>
                 <w:sz w:val="24"/>
                 <w:szCs w:val="24"/>
               </w:rPr>
-              <w:fldChar w:fldCharType="begin"/>
-            </w:r>
-            <w:r>
-              <w:rPr>
-                <w:sz w:val="24"/>
-                <w:szCs w:val="24"/>
-              </w:rPr>
-              <w:instrText>m:else</w:instrText>
-            </w:r>
-            <w:r>
-              <w:rPr>
-                <w:sz w:val="24"/>
-                <w:szCs w:val="24"/>
-              </w:rPr>
-              <w:fldChar w:fldCharType="end"/>
-            </w:r>
-            <w:r>
-              <w:rPr>
-                <w:sz w:val="24"/>
-                <w:szCs w:val="24"/>
-              </w:rPr>
-              <w:fldChar w:fldCharType="begin"/>
-            </w:r>
-            <w:r>
-              <w:rPr>
-                <w:sz w:val="24"/>
-                <w:szCs w:val="24"/>
-              </w:rPr>
-              <w:instrText xml:space="preserve"> m:req.status </w:instrText>
-            </w:r>
-            <w:r>
-              <w:rPr>
-                <w:sz w:val="24"/>
-                <w:szCs w:val="24"/>
-              </w:rPr>
-              <w:fldChar w:fldCharType="end"/>
-            </w:r>
-            <w:r>
-              <w:rPr>
-                <w:sz w:val="24"/>
-                <w:szCs w:val="24"/>
-              </w:rPr>
-              <w:fldChar w:fldCharType="begin"/>
-            </w:r>
-            <w:r>
-              <w:rPr>
-                <w:sz w:val="24"/>
-                <w:szCs w:val="24"/>
-              </w:rPr>
-              <w:instrText>m:endif</w:instrText>
-            </w:r>
-            <w:r>
-              <w:rPr>
-                <w:sz w:val="24"/>
-                <w:szCs w:val="24"/>
-              </w:rPr>
-              <w:fldChar w:fldCharType="end"/>
+              <w:t>{m:endif}</w:t>
             </w:r>
           </w:p>
         </w:tc>
@@ -7182,13 +5820,7 @@
               <w:jc w:val="center"/>
             </w:pPr>
             <w:r>
-              <w:fldChar w:fldCharType="begin"/>
-            </w:r>
-            <w:r>
-              <w:instrText>m:req.version</w:instrText>
-            </w:r>
-            <w:r>
-              <w:fldChar w:fldCharType="end"/>
+              <w:t>{m:req.version}</w:t>
             </w:r>
           </w:p>
         </w:tc>
@@ -7206,21 +5838,7 @@
           <w:i/>
           <w:sz w:val="24"/>
         </w:rPr>
-        <w:fldChar w:fldCharType="begin"/>
-      </w:r>
-      <w:r>
-        <w:rPr>
-          <w:i/>
-          <w:sz w:val="24"/>
-        </w:rPr>
-        <w:instrText>m:endfor</w:instrText>
-      </w:r>
-      <w:r>
-        <w:rPr>
-          <w:i/>
-          <w:sz w:val="24"/>
-        </w:rPr>
-        <w:fldChar w:fldCharType="end"/>
+        <w:t>{m:endfor}</w:t>
       </w:r>
     </w:p>
     <w:p>
@@ -7368,28 +5986,22 @@
     </w:tbl>
     <w:p>
       <w:r>
-        <w:fldChar w:fldCharType="begin"/>
-      </w:r>
-      <w:r>
-        <w:instrText xml:space="preserve"> m:for req | task.</w:instrText>
-      </w:r>
-      <w:r>
-        <w:instrText>allChildrenAndTask</w:instrText>
-      </w:r>
-      <w:r>
-        <w:instrText>().relatedRequirementsWithSubtype(</w:instrText>
-      </w:r>
-      <w:r>
-        <w:instrText>'MSG')-&gt;</w:instrText>
-      </w:r>
-      <w:r>
-        <w:instrText>asOrderedSet()-&gt;</w:instrText>
-      </w:r>
-      <w:r>
-        <w:instrText>sortedBy(r|r.id)</w:instrText>
-      </w:r>
-      <w:r>
-        <w:fldChar w:fldCharType="end"/>
+        <w:t>{m:for req | task.</w:t>
+      </w:r>
+      <w:r>
+        <w:t>allChildrenAndTask</w:t>
+      </w:r>
+      <w:r>
+        <w:t>().relatedRequirementsWithSubtype(</w:t>
+      </w:r>
+      <w:r>
+        <w:t>'MSG')-&gt;</w:t>
+      </w:r>
+      <w:r>
+        <w:t>asOrderedSet()-&gt;</w:t>
+      </w:r>
+      <w:r>
+        <w:t>sortedBy(r|r.id)}</w:t>
       </w:r>
     </w:p>
     <w:tbl>
@@ -7431,13 +6043,7 @@
           </w:tcPr>
           <w:p>
             <w:r>
-              <w:fldChar w:fldCharType="begin"/>
-            </w:r>
-            <w:r>
-              <w:instrText xml:space="preserve">m:req.id </w:instrText>
-            </w:r>
-            <w:r>
-              <w:fldChar w:fldCharType="end"/>
+              <w:t xml:space="preserve">{m:req.id}</w:t>
             </w:r>
           </w:p>
         </w:tc>
@@ -7449,13 +6055,7 @@
           </w:tcPr>
           <w:p>
             <w:r>
-              <w:fldChar w:fldCharType="begin"/>
-            </w:r>
-            <w:r>
-              <w:instrText>m:req.name</w:instrText>
-            </w:r>
-            <w:r>
-              <w:fldChar w:fldCharType="end"/>
+              <w:t>{m:req.name}</w:t>
             </w:r>
           </w:p>
         </w:tc>
@@ -7467,16 +6067,10 @@
           </w:tcPr>
           <w:p>
             <w:r>
-              <w:fldChar w:fldCharType="begin"/>
-            </w:r>
-            <w:r>
-              <w:instrText>m:req.</w:instrText>
-            </w:r>
-            <w:r>
-              <w:instrText>statement</w:instrText>
-            </w:r>
-            <w:r>
-              <w:fldChar w:fldCharType="end"/>
+              <w:t>{m:req.</w:t>
+            </w:r>
+            <w:r>
+              <w:t>statement}</w:t>
             </w:r>
           </w:p>
         </w:tc>
@@ -7495,91 +6089,35 @@
                 <w:sz w:val="24"/>
                 <w:szCs w:val="24"/>
               </w:rPr>
-              <w:fldChar w:fldCharType="begin"/>
+              <w:t>{m:if req.status=null or req.status=''}</w:t>
             </w:r>
             <w:r>
               <w:rPr>
                 <w:sz w:val="24"/>
                 <w:szCs w:val="24"/>
               </w:rPr>
-              <w:instrText>m:if req.status=null or req.status=''</w:instrText>
+              <w:t>Non renseigné</w:t>
             </w:r>
             <w:r>
               <w:rPr>
                 <w:sz w:val="24"/>
                 <w:szCs w:val="24"/>
               </w:rPr>
-              <w:fldChar w:fldCharType="end"/>
+              <w:t>{m:else}</w:t>
             </w:r>
             <w:r>
               <w:rPr>
                 <w:sz w:val="24"/>
                 <w:szCs w:val="24"/>
               </w:rPr>
-              <w:t>Non renseigné</w:t>
+              <w:t xml:space="preserve">{m:req.status}</w:t>
             </w:r>
             <w:r>
               <w:rPr>
                 <w:sz w:val="24"/>
                 <w:szCs w:val="24"/>
               </w:rPr>
-              <w:fldChar w:fldCharType="begin"/>
-            </w:r>
-            <w:r>
-              <w:rPr>
-                <w:sz w:val="24"/>
-                <w:szCs w:val="24"/>
-              </w:rPr>
-              <w:instrText>m:else</w:instrText>
-            </w:r>
-            <w:r>
-              <w:rPr>
-                <w:sz w:val="24"/>
-                <w:szCs w:val="24"/>
-              </w:rPr>
-              <w:fldChar w:fldCharType="end"/>
-            </w:r>
-            <w:r>
-              <w:rPr>
-                <w:sz w:val="24"/>
-                <w:szCs w:val="24"/>
-              </w:rPr>
-              <w:fldChar w:fldCharType="begin"/>
-            </w:r>
-            <w:r>
-              <w:rPr>
-                <w:sz w:val="24"/>
-                <w:szCs w:val="24"/>
-              </w:rPr>
-              <w:instrText xml:space="preserve"> m:req.status </w:instrText>
-            </w:r>
-            <w:r>
-              <w:rPr>
-                <w:sz w:val="24"/>
-                <w:szCs w:val="24"/>
-              </w:rPr>
-              <w:fldChar w:fldCharType="end"/>
-            </w:r>
-            <w:r>
-              <w:rPr>
-                <w:sz w:val="24"/>
-                <w:szCs w:val="24"/>
-              </w:rPr>
-              <w:fldChar w:fldCharType="begin"/>
-            </w:r>
-            <w:r>
-              <w:rPr>
-                <w:sz w:val="24"/>
-                <w:szCs w:val="24"/>
-              </w:rPr>
-              <w:instrText>m:endif</w:instrText>
-            </w:r>
-            <w:r>
-              <w:rPr>
-                <w:sz w:val="24"/>
-                <w:szCs w:val="24"/>
-              </w:rPr>
-              <w:fldChar w:fldCharType="end"/>
+              <w:t>{m:endif}</w:t>
             </w:r>
           </w:p>
         </w:tc>
@@ -7594,13 +6132,7 @@
               <w:jc w:val="center"/>
             </w:pPr>
             <w:r>
-              <w:fldChar w:fldCharType="begin"/>
-            </w:r>
-            <w:r>
-              <w:instrText>m:req.version</w:instrText>
-            </w:r>
-            <w:r>
-              <w:fldChar w:fldCharType="end"/>
+              <w:t>{m:req.version}</w:t>
             </w:r>
           </w:p>
         </w:tc>
@@ -7618,21 +6150,7 @@
           <w:i/>
           <w:sz w:val="24"/>
         </w:rPr>
-        <w:fldChar w:fldCharType="begin"/>
-      </w:r>
-      <w:r>
-        <w:rPr>
-          <w:i/>
-          <w:sz w:val="24"/>
-        </w:rPr>
-        <w:instrText>m:endfor</w:instrText>
-      </w:r>
-      <w:r>
-        <w:rPr>
-          <w:i/>
-          <w:sz w:val="24"/>
-        </w:rPr>
-        <w:fldChar w:fldCharType="end"/>
+        <w:t>{m:endfor}</w:t>
       </w:r>
     </w:p>
     <w:p>
@@ -7789,28 +6307,22 @@
     </w:tbl>
     <w:p>
       <w:r>
-        <w:fldChar w:fldCharType="begin"/>
-      </w:r>
-      <w:r>
-        <w:instrText xml:space="preserve"> m:for req | task.</w:instrText>
-      </w:r>
-      <w:r>
-        <w:instrText>allChildrenAndTask</w:instrText>
-      </w:r>
-      <w:r>
-        <w:instrText>().relatedRequirementsWithSubtype('</w:instrText>
-      </w:r>
-      <w:r>
-        <w:instrText>LOG')-&gt;</w:instrText>
-      </w:r>
-      <w:r>
-        <w:instrText>asOrderedSet()-&gt;</w:instrText>
-      </w:r>
-      <w:r>
-        <w:instrText>sortedBy(r|r.id)</w:instrText>
-      </w:r>
-      <w:r>
-        <w:fldChar w:fldCharType="end"/>
+        <w:t>{m:for req | task.</w:t>
+      </w:r>
+      <w:r>
+        <w:t>allChildrenAndTask</w:t>
+      </w:r>
+      <w:r>
+        <w:t>().relatedRequirementsWithSubtype('</w:t>
+      </w:r>
+      <w:r>
+        <w:t>LOG')-&gt;</w:t>
+      </w:r>
+      <w:r>
+        <w:t>asOrderedSet()-&gt;</w:t>
+      </w:r>
+      <w:r>
+        <w:t>sortedBy(r|r.id)}</w:t>
       </w:r>
     </w:p>
     <w:tbl>
@@ -7852,13 +6364,7 @@
           </w:tcPr>
           <w:p>
             <w:r>
-              <w:fldChar w:fldCharType="begin"/>
-            </w:r>
-            <w:r>
-              <w:instrText xml:space="preserve">m:req.id </w:instrText>
-            </w:r>
-            <w:r>
-              <w:fldChar w:fldCharType="end"/>
+              <w:t xml:space="preserve">{m:req.id}</w:t>
             </w:r>
           </w:p>
         </w:tc>
@@ -7870,13 +6376,7 @@
           </w:tcPr>
           <w:p>
             <w:r>
-              <w:fldChar w:fldCharType="begin"/>
-            </w:r>
-            <w:r>
-              <w:instrText>m:req.name</w:instrText>
-            </w:r>
-            <w:r>
-              <w:fldChar w:fldCharType="end"/>
+              <w:t>{m:req.name}</w:t>
             </w:r>
           </w:p>
         </w:tc>
@@ -7888,16 +6388,10 @@
           </w:tcPr>
           <w:p>
             <w:r>
-              <w:fldChar w:fldCharType="begin"/>
-            </w:r>
-            <w:r>
-              <w:instrText>m:req.</w:instrText>
-            </w:r>
-            <w:r>
-              <w:instrText>statement</w:instrText>
-            </w:r>
-            <w:r>
-              <w:fldChar w:fldCharType="end"/>
+              <w:t>{m:req.</w:t>
+            </w:r>
+            <w:r>
+              <w:t>statement}</w:t>
             </w:r>
           </w:p>
         </w:tc>
@@ -7916,91 +6410,35 @@
                 <w:sz w:val="24"/>
                 <w:szCs w:val="24"/>
               </w:rPr>
-              <w:fldChar w:fldCharType="begin"/>
+              <w:t>{m:if req.status=null or req.status=''}</w:t>
             </w:r>
             <w:r>
               <w:rPr>
                 <w:sz w:val="24"/>
                 <w:szCs w:val="24"/>
               </w:rPr>
-              <w:instrText>m:if req.status=null or req.status=''</w:instrText>
+              <w:t>Non renseigné</w:t>
             </w:r>
             <w:r>
               <w:rPr>
                 <w:sz w:val="24"/>
                 <w:szCs w:val="24"/>
               </w:rPr>
-              <w:fldChar w:fldCharType="end"/>
+              <w:t>{m:else}</w:t>
             </w:r>
             <w:r>
               <w:rPr>
                 <w:sz w:val="24"/>
                 <w:szCs w:val="24"/>
               </w:rPr>
-              <w:t>Non renseigné</w:t>
+              <w:t xml:space="preserve">{m:req.status}</w:t>
             </w:r>
             <w:r>
               <w:rPr>
                 <w:sz w:val="24"/>
                 <w:szCs w:val="24"/>
               </w:rPr>
-              <w:fldChar w:fldCharType="begin"/>
-            </w:r>
-            <w:r>
-              <w:rPr>
-                <w:sz w:val="24"/>
-                <w:szCs w:val="24"/>
-              </w:rPr>
-              <w:instrText>m:else</w:instrText>
-            </w:r>
-            <w:r>
-              <w:rPr>
-                <w:sz w:val="24"/>
-                <w:szCs w:val="24"/>
-              </w:rPr>
-              <w:fldChar w:fldCharType="end"/>
-            </w:r>
-            <w:r>
-              <w:rPr>
-                <w:sz w:val="24"/>
-                <w:szCs w:val="24"/>
-              </w:rPr>
-              <w:fldChar w:fldCharType="begin"/>
-            </w:r>
-            <w:r>
-              <w:rPr>
-                <w:sz w:val="24"/>
-                <w:szCs w:val="24"/>
-              </w:rPr>
-              <w:instrText xml:space="preserve"> m:req.status </w:instrText>
-            </w:r>
-            <w:r>
-              <w:rPr>
-                <w:sz w:val="24"/>
-                <w:szCs w:val="24"/>
-              </w:rPr>
-              <w:fldChar w:fldCharType="end"/>
-            </w:r>
-            <w:r>
-              <w:rPr>
-                <w:sz w:val="24"/>
-                <w:szCs w:val="24"/>
-              </w:rPr>
-              <w:fldChar w:fldCharType="begin"/>
-            </w:r>
-            <w:r>
-              <w:rPr>
-                <w:sz w:val="24"/>
-                <w:szCs w:val="24"/>
-              </w:rPr>
-              <w:instrText>m:endif</w:instrText>
-            </w:r>
-            <w:r>
-              <w:rPr>
-                <w:sz w:val="24"/>
-                <w:szCs w:val="24"/>
-              </w:rPr>
-              <w:fldChar w:fldCharType="end"/>
+              <w:t>{m:endif}</w:t>
             </w:r>
           </w:p>
         </w:tc>
@@ -8015,13 +6453,7 @@
               <w:jc w:val="center"/>
             </w:pPr>
             <w:r>
-              <w:fldChar w:fldCharType="begin"/>
-            </w:r>
-            <w:r>
-              <w:instrText>m:req.version</w:instrText>
-            </w:r>
-            <w:r>
-              <w:fldChar w:fldCharType="end"/>
+              <w:t>{m:req.version}</w:t>
             </w:r>
           </w:p>
         </w:tc>
@@ -8039,21 +6471,7 @@
           <w:i/>
           <w:sz w:val="24"/>
         </w:rPr>
-        <w:fldChar w:fldCharType="begin"/>
-      </w:r>
-      <w:r>
-        <w:rPr>
-          <w:i/>
-          <w:sz w:val="24"/>
-        </w:rPr>
-        <w:instrText>m:endfor</w:instrText>
-      </w:r>
-      <w:r>
-        <w:rPr>
-          <w:i/>
-          <w:sz w:val="24"/>
-        </w:rPr>
-        <w:fldChar w:fldCharType="end"/>
+        <w:t>{m:endfor}</w:t>
       </w:r>
     </w:p>
     <w:p>
@@ -8079,21 +6497,7 @@
           <w:sz w:val="24"/>
           <w:highlight w:val="yellow"/>
         </w:rPr>
-        <w:fldChar w:fldCharType="begin"/>
-      </w:r>
-      <w:r>
-        <w:rPr>
-          <w:sz w:val="24"/>
-          <w:highlight w:val="yellow"/>
-        </w:rPr>
-        <w:instrText xml:space="preserve"> m:for us | system.userStories-&gt;select(u |u.elements-&gt;includes(task))</w:instrText>
-      </w:r>
-      <w:r>
-        <w:rPr>
-          <w:sz w:val="24"/>
-          <w:highlight w:val="yellow"/>
-        </w:rPr>
-        <w:fldChar w:fldCharType="end"/>
+        <w:t>{m:for us | system.userStories-&gt;select(u |u.elements-&gt;includes(task))}</w:t>
       </w:r>
     </w:p>
     <w:p>
@@ -8109,13 +6513,7 @@
         <w:t xml:space="preserve">Scénario : </w:t>
       </w:r>
       <w:r>
-        <w:fldChar w:fldCharType="begin"/>
-      </w:r>
-      <w:r>
-        <w:instrText>m:us.name</w:instrText>
-      </w:r>
-      <w:r>
-        <w:fldChar w:fldCharType="end"/>
+        <w:t>{m:us.name}</w:t>
       </w:r>
     </w:p>
     <w:p>
@@ -8140,19 +6538,7 @@
         <w:rPr>
           <w:sz w:val="24"/>
         </w:rPr>
-        <w:fldChar w:fldCharType="begin"/>
-      </w:r>
-      <w:r>
-        <w:rPr>
-          <w:sz w:val="24"/>
-        </w:rPr>
-        <w:instrText>m:us.description</w:instrText>
-      </w:r>
-      <w:r>
-        <w:rPr>
-          <w:sz w:val="24"/>
-        </w:rPr>
-        <w:fldChar w:fldCharType="end"/>
+        <w:t>{m:us.description}</w:t>
       </w:r>
     </w:p>
     <w:p>
@@ -8204,35 +6590,21 @@
           <w:i/>
           <w:sz w:val="24"/>
         </w:rPr>
-        <w:fldChar w:fldCharType="begin"/>
-      </w:r>
-      <w:r>
-        <w:rPr>
-          <w:i/>
-          <w:sz w:val="24"/>
-        </w:rPr>
-        <w:instrText>m: us.elements-&gt;filter(graal:</w:instrText>
-      </w:r>
-      <w:r>
-        <w:rPr>
-          <w:i/>
-          <w:sz w:val="24"/>
-        </w:rPr>
-        <w:instrText>:</w:instrText>
-      </w:r>
-      <w:r>
-        <w:rPr>
-          <w:i/>
-          <w:sz w:val="24"/>
-        </w:rPr>
-        <w:instrText>Task)-&gt;size()</w:instrText>
-      </w:r>
-      <w:r>
-        <w:rPr>
-          <w:i/>
-          <w:sz w:val="24"/>
-        </w:rPr>
-        <w:fldChar w:fldCharType="end"/>
+        <w:t>{m: us.elements-&gt;filter(graal:</w:t>
+      </w:r>
+      <w:r>
+        <w:rPr>
+          <w:i/>
+          <w:sz w:val="24"/>
+        </w:rPr>
+        <w:t>:</w:t>
+      </w:r>
+      <w:r>
+        <w:rPr>
+          <w:i/>
+          <w:sz w:val="24"/>
+        </w:rPr>
+        <w:t>Task)-&gt;size()}</w:t>
       </w:r>
       <w:r>
         <w:rPr>
@@ -8259,21 +6631,7 @@
           <w:i/>
           <w:sz w:val="24"/>
         </w:rPr>
-        <w:fldChar w:fldCharType="begin"/>
-      </w:r>
-      <w:r>
-        <w:rPr>
-          <w:i/>
-          <w:sz w:val="24"/>
-        </w:rPr>
-        <w:instrText>m: us.elements-&gt;filter(graal::Node)-&gt;size()</w:instrText>
-      </w:r>
-      <w:r>
-        <w:rPr>
-          <w:i/>
-          <w:sz w:val="24"/>
-        </w:rPr>
-        <w:fldChar w:fldCharType="end"/>
+        <w:t>{m: us.elements-&gt;filter(graal::Node)-&gt;size()}</w:t>
       </w:r>
       <w:r>
         <w:rPr>
@@ -8309,21 +6667,7 @@
           <w:i/>
           <w:sz w:val="24"/>
         </w:rPr>
-        <w:fldChar w:fldCharType="begin"/>
-      </w:r>
-      <w:r>
-        <w:rPr>
-          <w:i/>
-          <w:sz w:val="24"/>
-        </w:rPr>
-        <w:instrText>m: us.elements-&gt;filter(graal::Transition)-&gt;size()</w:instrText>
-      </w:r>
-      <w:r>
-        <w:rPr>
-          <w:i/>
-          <w:sz w:val="24"/>
-        </w:rPr>
-        <w:fldChar w:fldCharType="end"/>
+        <w:t>{m: us.elements-&gt;filter(graal::Transition)-&gt;size()}</w:t>
       </w:r>
       <w:r>
         <w:rPr>
@@ -8358,23 +6702,7 @@
           <w:sz w:val="24"/>
           <w:szCs w:val="24"/>
         </w:rPr>
-        <w:fldChar w:fldCharType="begin"/>
-      </w:r>
-      <w:r>
-        <w:rPr>
-          <w:i/>
-          <w:sz w:val="24"/>
-          <w:szCs w:val="24"/>
-        </w:rPr>
-        <w:instrText>m:if not task.eAllContents(environment::MetaData)-&gt;isEmpty()</w:instrText>
-      </w:r>
-      <w:r>
-        <w:rPr>
-          <w:i/>
-          <w:sz w:val="24"/>
-          <w:szCs w:val="24"/>
-        </w:rPr>
-        <w:fldChar w:fldCharType="end"/>
+        <w:t>{m:if not task.eAllContents(environment::MetaData)-&gt;isEmpty()}</w:t>
       </w:r>
     </w:p>
     <w:p>
@@ -8471,47 +6799,31 @@
           <w:sz w:val="24"/>
           <w:szCs w:val="24"/>
         </w:rPr>
-        <w:fldChar w:fldCharType="begin"/>
-      </w:r>
-      <w:r>
-        <w:rPr>
-          <w:i/>
-          <w:sz w:val="24"/>
-          <w:szCs w:val="24"/>
-        </w:rPr>
-        <w:instrText>m:for a | task.</w:instrText>
-      </w:r>
-      <w:r>
-        <w:rPr>
-          <w:i/>
-          <w:sz w:val="24"/>
-          <w:szCs w:val="24"/>
-        </w:rPr>
-        <w:instrText>eAllContents(environment::MetaData)</w:instrText>
-      </w:r>
-      <w:r>
-        <w:rPr>
-          <w:i/>
-          <w:sz w:val="24"/>
-          <w:szCs w:val="24"/>
-        </w:rPr>
-        <w:instrText>-&gt;filter</w:instrText>
-      </w:r>
-      <w:r>
-        <w:rPr>
-          <w:i/>
-          <w:sz w:val="24"/>
-          <w:szCs w:val="24"/>
-        </w:rPr>
-        <w:instrText>(environment::Annotation)</w:instrText>
-      </w:r>
-      <w:r>
-        <w:rPr>
-          <w:i/>
-          <w:sz w:val="24"/>
-          <w:szCs w:val="24"/>
-        </w:rPr>
-        <w:fldChar w:fldCharType="end"/>
+        <w:t>{m:for a | task.</w:t>
+      </w:r>
+      <w:r>
+        <w:rPr>
+          <w:i/>
+          <w:sz w:val="24"/>
+          <w:szCs w:val="24"/>
+        </w:rPr>
+        <w:t>eAllContents(environment::MetaData)</w:t>
+      </w:r>
+      <w:r>
+        <w:rPr>
+          <w:i/>
+          <w:sz w:val="24"/>
+          <w:szCs w:val="24"/>
+        </w:rPr>
+        <w:t>-&gt;filter</w:t>
+      </w:r>
+      <w:r>
+        <w:rPr>
+          <w:i/>
+          <w:sz w:val="24"/>
+          <w:szCs w:val="24"/>
+        </w:rPr>
+        <w:t>(environment::Annotation)}</w:t>
       </w:r>
     </w:p>
     <w:tbl>
@@ -8551,7 +6863,7 @@
                 <w:sz w:val="24"/>
                 <w:szCs w:val="24"/>
               </w:rPr>
-              <w:fldChar w:fldCharType="begin"/>
+              <w:t xml:space="preserve">{m:if a.title.size()&gt;25}</w:t>
             </w:r>
             <w:r>
               <w:rPr>
@@ -8559,7 +6871,7 @@
                 <w:sz w:val="24"/>
                 <w:szCs w:val="24"/>
               </w:rPr>
-              <w:instrText xml:space="preserve"> m:if a.title.size()&gt;25 </w:instrText>
+              <w:t xml:space="preserve">{m:a.title.substring(1,25)}</w:t>
             </w:r>
             <w:r>
               <w:rPr>
@@ -8567,7 +6879,7 @@
                 <w:sz w:val="24"/>
                 <w:szCs w:val="24"/>
               </w:rPr>
-              <w:fldChar w:fldCharType="end"/>
+              <w:t xml:space="preserve">{m:else}</w:t>
             </w:r>
             <w:r>
               <w:rPr>
@@ -8575,7 +6887,7 @@
                 <w:sz w:val="24"/>
                 <w:szCs w:val="24"/>
               </w:rPr>
-              <w:fldChar w:fldCharType="begin"/>
+              <w:t xml:space="preserve">{m:a.title}</w:t>
             </w:r>
             <w:r>
               <w:rPr>
@@ -8583,23 +6895,29 @@
                 <w:sz w:val="24"/>
                 <w:szCs w:val="24"/>
               </w:rPr>
-              <w:instrText xml:space="preserve"> m:a.title.substring(1,25) </w:instrText>
-            </w:r>
-            <w:r>
+              <w:t xml:space="preserve">{m:endif}</w:t>
+            </w:r>
+          </w:p>
+        </w:tc>
+        <w:tc>
+          <w:tcPr>
+            <w:tcW w:w="4532" w:type="dxa"/>
+          </w:tcPr>
+          <w:p>
+            <w:pPr>
               <w:rPr>
                 <w:i/>
                 <w:sz w:val="24"/>
                 <w:szCs w:val="24"/>
               </w:rPr>
-              <w:fldChar w:fldCharType="end"/>
-            </w:r>
+            </w:pPr>
             <w:r>
               <w:rPr>
                 <w:i/>
                 <w:sz w:val="24"/>
                 <w:szCs w:val="24"/>
               </w:rPr>
-              <w:fldChar w:fldCharType="begin"/>
+              <w:t xml:space="preserve">{m:if a.body.size()&gt;100}</w:t>
             </w:r>
             <w:r>
               <w:rPr>
@@ -8607,7 +6925,7 @@
                 <w:sz w:val="24"/>
                 <w:szCs w:val="24"/>
               </w:rPr>
-              <w:instrText xml:space="preserve"> m:else </w:instrText>
+              <w:t xml:space="preserve">{m:a.body.substring(1,100)}</w:t>
             </w:r>
             <w:r>
               <w:rPr>
@@ -8615,7 +6933,7 @@
                 <w:sz w:val="24"/>
                 <w:szCs w:val="24"/>
               </w:rPr>
-              <w:fldChar w:fldCharType="end"/>
+              <w:t xml:space="preserve">{m:else}</w:t>
             </w:r>
             <w:r>
               <w:rPr>
@@ -8623,7 +6941,7 @@
                 <w:sz w:val="24"/>
                 <w:szCs w:val="24"/>
               </w:rPr>
-              <w:fldChar w:fldCharType="begin"/>
+              <w:t xml:space="preserve">{m:a.body}</w:t>
             </w:r>
             <w:r>
               <w:rPr>
@@ -8631,173 +6949,7 @@
                 <w:sz w:val="24"/>
                 <w:szCs w:val="24"/>
               </w:rPr>
-              <w:instrText xml:space="preserve"> m:a.title </w:instrText>
-            </w:r>
-            <w:r>
-              <w:rPr>
-                <w:i/>
-                <w:sz w:val="24"/>
-                <w:szCs w:val="24"/>
-              </w:rPr>
-              <w:fldChar w:fldCharType="end"/>
-            </w:r>
-            <w:r>
-              <w:rPr>
-                <w:i/>
-                <w:sz w:val="24"/>
-                <w:szCs w:val="24"/>
-              </w:rPr>
-              <w:fldChar w:fldCharType="begin"/>
-            </w:r>
-            <w:r>
-              <w:rPr>
-                <w:i/>
-                <w:sz w:val="24"/>
-                <w:szCs w:val="24"/>
-              </w:rPr>
-              <w:instrText xml:space="preserve"> m:endif </w:instrText>
-            </w:r>
-            <w:r>
-              <w:rPr>
-                <w:i/>
-                <w:sz w:val="24"/>
-                <w:szCs w:val="24"/>
-              </w:rPr>
-              <w:fldChar w:fldCharType="end"/>
-            </w:r>
-          </w:p>
-        </w:tc>
-        <w:tc>
-          <w:tcPr>
-            <w:tcW w:w="4532" w:type="dxa"/>
-          </w:tcPr>
-          <w:p>
-            <w:pPr>
-              <w:rPr>
-                <w:i/>
-                <w:sz w:val="24"/>
-                <w:szCs w:val="24"/>
-              </w:rPr>
-            </w:pPr>
-            <w:r>
-              <w:rPr>
-                <w:i/>
-                <w:sz w:val="24"/>
-                <w:szCs w:val="24"/>
-              </w:rPr>
-              <w:fldChar w:fldCharType="begin"/>
-            </w:r>
-            <w:r>
-              <w:rPr>
-                <w:i/>
-                <w:sz w:val="24"/>
-                <w:szCs w:val="24"/>
-              </w:rPr>
-              <w:instrText xml:space="preserve"> m:if a.body.size()&gt;100 </w:instrText>
-            </w:r>
-            <w:r>
-              <w:rPr>
-                <w:i/>
-                <w:sz w:val="24"/>
-                <w:szCs w:val="24"/>
-              </w:rPr>
-              <w:fldChar w:fldCharType="end"/>
-            </w:r>
-            <w:r>
-              <w:rPr>
-                <w:i/>
-                <w:sz w:val="24"/>
-                <w:szCs w:val="24"/>
-              </w:rPr>
-              <w:fldChar w:fldCharType="begin"/>
-            </w:r>
-            <w:r>
-              <w:rPr>
-                <w:i/>
-                <w:sz w:val="24"/>
-                <w:szCs w:val="24"/>
-              </w:rPr>
-              <w:instrText xml:space="preserve"> m:a.body.substring(1,100) </w:instrText>
-            </w:r>
-            <w:r>
-              <w:rPr>
-                <w:i/>
-                <w:sz w:val="24"/>
-                <w:szCs w:val="24"/>
-              </w:rPr>
-              <w:fldChar w:fldCharType="end"/>
-            </w:r>
-            <w:r>
-              <w:rPr>
-                <w:i/>
-                <w:sz w:val="24"/>
-                <w:szCs w:val="24"/>
-              </w:rPr>
-              <w:fldChar w:fldCharType="begin"/>
-            </w:r>
-            <w:r>
-              <w:rPr>
-                <w:i/>
-                <w:sz w:val="24"/>
-                <w:szCs w:val="24"/>
-              </w:rPr>
-              <w:instrText xml:space="preserve"> m:else </w:instrText>
-            </w:r>
-            <w:r>
-              <w:rPr>
-                <w:i/>
-                <w:sz w:val="24"/>
-                <w:szCs w:val="24"/>
-              </w:rPr>
-              <w:fldChar w:fldCharType="end"/>
-            </w:r>
-            <w:r>
-              <w:rPr>
-                <w:i/>
-                <w:sz w:val="24"/>
-                <w:szCs w:val="24"/>
-              </w:rPr>
-              <w:fldChar w:fldCharType="begin"/>
-            </w:r>
-            <w:r>
-              <w:rPr>
-                <w:i/>
-                <w:sz w:val="24"/>
-                <w:szCs w:val="24"/>
-              </w:rPr>
-              <w:instrText xml:space="preserve"> m:a.body </w:instrText>
-            </w:r>
-            <w:r>
-              <w:rPr>
-                <w:i/>
-                <w:sz w:val="24"/>
-                <w:szCs w:val="24"/>
-              </w:rPr>
-              <w:fldChar w:fldCharType="end"/>
-            </w:r>
-            <w:r>
-              <w:rPr>
-                <w:i/>
-                <w:sz w:val="24"/>
-                <w:szCs w:val="24"/>
-              </w:rPr>
-              <w:fldChar w:fldCharType="begin"/>
-            </w:r>
-            <w:r>
-              <w:rPr>
-                <w:i/>
-                <w:sz w:val="24"/>
-                <w:szCs w:val="24"/>
-              </w:rPr>
-              <w:instrText xml:space="preserve"> m:endif </w:instrText>
-            </w:r>
-            <w:r>
-              <w:rPr>
-                <w:i/>
-                <w:sz w:val="24"/>
-                <w:szCs w:val="24"/>
-              </w:rPr>
-              <w:fldChar w:fldCharType="end"/>
+              <w:t xml:space="preserve">{m:endif}</w:t>
             </w:r>
           </w:p>
         </w:tc>
@@ -8817,129 +6969,81 @@
           <w:sz w:val="24"/>
           <w:szCs w:val="24"/>
         </w:rPr>
-        <w:fldChar w:fldCharType="begin"/>
-      </w:r>
-      <w:r>
-        <w:rPr>
-          <w:i/>
-          <w:sz w:val="24"/>
-          <w:szCs w:val="24"/>
-        </w:rPr>
-        <w:instrText>m:endfor</w:instrText>
-      </w:r>
-      <w:r>
-        <w:rPr>
-          <w:i/>
-          <w:sz w:val="24"/>
-          <w:szCs w:val="24"/>
-        </w:rPr>
-        <w:fldChar w:fldCharType="end"/>
-      </w:r>
-    </w:p>
-    <w:p>
-      <w:pPr>
-        <w:rPr>
-          <w:i/>
-          <w:sz w:val="24"/>
-          <w:szCs w:val="24"/>
-        </w:rPr>
-      </w:pPr>
-      <w:r>
-        <w:rPr>
-          <w:i/>
-          <w:sz w:val="24"/>
-          <w:szCs w:val="24"/>
-        </w:rPr>
-        <w:fldChar w:fldCharType="begin"/>
-      </w:r>
-      <w:r>
-        <w:rPr>
-          <w:i/>
-          <w:sz w:val="24"/>
-          <w:szCs w:val="24"/>
-        </w:rPr>
-        <w:instrText>m:endif</w:instrText>
-      </w:r>
-      <w:r>
-        <w:rPr>
-          <w:i/>
-          <w:sz w:val="24"/>
-          <w:szCs w:val="24"/>
-        </w:rPr>
-        <w:fldChar w:fldCharType="end"/>
-      </w:r>
-    </w:p>
-    <w:p>
-      <w:pPr>
-        <w:rPr>
-          <w:i/>
-          <w:sz w:val="24"/>
-          <w:szCs w:val="24"/>
-        </w:rPr>
-      </w:pPr>
-      <w:r>
-        <w:rPr>
-          <w:i/>
-          <w:sz w:val="24"/>
-          <w:szCs w:val="24"/>
-        </w:rPr>
-        <w:fldChar w:fldCharType="begin"/>
-      </w:r>
-      <w:r>
-        <w:rPr>
-          <w:i/>
-          <w:sz w:val="24"/>
-          <w:szCs w:val="24"/>
-        </w:rPr>
-        <w:instrText>m:if task.</w:instrText>
-      </w:r>
-      <w:r>
-        <w:rPr>
-          <w:i/>
-          <w:sz w:val="24"/>
-          <w:szCs w:val="24"/>
-        </w:rPr>
-        <w:instrText>behaviours-&gt;</w:instrText>
-      </w:r>
-      <w:r>
-        <w:rPr>
-          <w:i/>
-          <w:sz w:val="24"/>
-          <w:szCs w:val="24"/>
-        </w:rPr>
-        <w:instrText>exists</w:instrText>
-      </w:r>
-      <w:r>
-        <w:rPr>
-          <w:i/>
-          <w:sz w:val="24"/>
-          <w:szCs w:val="24"/>
-        </w:rPr>
-        <w:instrText>(b | b.</w:instrText>
-      </w:r>
-      <w:r>
-        <w:rPr>
-          <w:i/>
-          <w:sz w:val="24"/>
-          <w:szCs w:val="24"/>
-        </w:rPr>
-        <w:instrText>isRepresentationDescriptionName('State Machine Diagram')</w:instrText>
-      </w:r>
-      <w:r>
-        <w:rPr>
-          <w:i/>
-          <w:sz w:val="24"/>
-          <w:szCs w:val="24"/>
-        </w:rPr>
-        <w:instrText>)</w:instrText>
-      </w:r>
-      <w:r>
-        <w:rPr>
-          <w:i/>
-          <w:sz w:val="24"/>
-          <w:szCs w:val="24"/>
-        </w:rPr>
-        <w:fldChar w:fldCharType="end"/>
+        <w:t>{m:endfor}</w:t>
+      </w:r>
+    </w:p>
+    <w:p>
+      <w:pPr>
+        <w:rPr>
+          <w:i/>
+          <w:sz w:val="24"/>
+          <w:szCs w:val="24"/>
+        </w:rPr>
+      </w:pPr>
+      <w:r>
+        <w:rPr>
+          <w:i/>
+          <w:sz w:val="24"/>
+          <w:szCs w:val="24"/>
+        </w:rPr>
+        <w:t>{m:endif}</w:t>
+      </w:r>
+    </w:p>
+    <w:p>
+      <w:pPr>
+        <w:rPr>
+          <w:i/>
+          <w:sz w:val="24"/>
+          <w:szCs w:val="24"/>
+        </w:rPr>
+      </w:pPr>
+      <w:r>
+        <w:rPr>
+          <w:i/>
+          <w:sz w:val="24"/>
+          <w:szCs w:val="24"/>
+        </w:rPr>
+        <w:t>{m:if task.</w:t>
+      </w:r>
+      <w:r>
+        <w:rPr>
+          <w:i/>
+          <w:sz w:val="24"/>
+          <w:szCs w:val="24"/>
+        </w:rPr>
+        <w:t>behaviours-&gt;</w:t>
+      </w:r>
+      <w:r>
+        <w:rPr>
+          <w:i/>
+          <w:sz w:val="24"/>
+          <w:szCs w:val="24"/>
+        </w:rPr>
+        <w:t>exists</w:t>
+      </w:r>
+      <w:r>
+        <w:rPr>
+          <w:i/>
+          <w:sz w:val="24"/>
+          <w:szCs w:val="24"/>
+        </w:rPr>
+        <w:t>(b | b.</w:t>
+      </w:r>
+      <w:r>
+        <w:rPr>
+          <w:i/>
+          <w:sz w:val="24"/>
+          <w:szCs w:val="24"/>
+        </w:rPr>
+        <w:t>isRepresentationDescriptionName('State Machine Diagram')</w:t>
+      </w:r>
+      <w:r>
+        <w:rPr>
+          <w:i/>
+          <w:sz w:val="24"/>
+          <w:szCs w:val="24"/>
+        </w:rPr>
+        <w:t>)}</w:t>
       </w:r>
     </w:p>
     <w:p>
@@ -8962,106 +7066,62 @@
           <w:i/>
           <w:sz w:val="24"/>
         </w:rPr>
-        <w:fldChar w:fldCharType="begin"/>
-      </w:r>
-      <w:r>
-        <w:rPr>
-          <w:i/>
-          <w:sz w:val="24"/>
-        </w:rPr>
-        <w:instrText xml:space="preserve"> m:</w:instrText>
-      </w:r>
-      <w:r>
-        <w:rPr>
-          <w:i/>
-          <w:sz w:val="24"/>
-        </w:rPr>
-        <w:instrText>task.behaviours-&gt;any(b | b.isRepresentationDescriptionName('State Machine Diagram')).asImageByRepresentationDescriptionName('State Machine Diagram')-&gt;first().setWidth(300).setHeight(200)</w:instrText>
-      </w:r>
-      <w:r>
-        <w:rPr>
-          <w:i/>
-          <w:sz w:val="24"/>
-        </w:rPr>
-        <w:fldChar w:fldCharType="end"/>
-      </w:r>
-    </w:p>
-    <w:p>
-      <w:pPr>
-        <w:rPr>
-          <w:i/>
-          <w:sz w:val="24"/>
-        </w:rPr>
-      </w:pPr>
-      <w:r>
-        <w:rPr>
-          <w:i/>
-          <w:sz w:val="24"/>
-        </w:rPr>
-        <w:fldChar w:fldCharType="begin"/>
-      </w:r>
-      <w:r>
-        <w:rPr>
-          <w:i/>
-          <w:sz w:val="24"/>
-        </w:rPr>
-        <w:instrText xml:space="preserve"> m:endif </w:instrText>
-      </w:r>
-      <w:r>
-        <w:rPr>
-          <w:i/>
-          <w:sz w:val="24"/>
-        </w:rPr>
-        <w:fldChar w:fldCharType="end"/>
-      </w:r>
-    </w:p>
-    <w:p>
-      <w:pPr>
-        <w:rPr>
-          <w:i/>
-          <w:sz w:val="24"/>
-          <w:szCs w:val="24"/>
-        </w:rPr>
-      </w:pPr>
-      <w:r>
-        <w:rPr>
-          <w:i/>
-          <w:sz w:val="24"/>
-          <w:szCs w:val="24"/>
-        </w:rPr>
-        <w:fldChar w:fldCharType="begin"/>
-      </w:r>
-      <w:r>
-        <w:rPr>
-          <w:i/>
-          <w:sz w:val="24"/>
-          <w:szCs w:val="24"/>
-        </w:rPr>
-        <w:instrText>m:if task.behaviours-&gt;exists(b | b.</w:instrText>
-      </w:r>
-      <w:r>
-        <w:rPr>
-          <w:i/>
-          <w:sz w:val="24"/>
-          <w:szCs w:val="24"/>
-        </w:rPr>
-        <w:instrText>isRepresentationDescriptionName('Sequence Diagram')</w:instrText>
-      </w:r>
-      <w:r>
-        <w:rPr>
-          <w:i/>
-          <w:sz w:val="24"/>
-          <w:szCs w:val="24"/>
-        </w:rPr>
-        <w:instrText>)</w:instrText>
-      </w:r>
-      <w:r>
-        <w:rPr>
-          <w:i/>
-          <w:sz w:val="24"/>
-          <w:szCs w:val="24"/>
-        </w:rPr>
-        <w:fldChar w:fldCharType="end"/>
+        <w:t>{m:</w:t>
+      </w:r>
+      <w:r>
+        <w:rPr>
+          <w:i/>
+          <w:sz w:val="24"/>
+        </w:rPr>
+        <w:t>task.behaviours-&gt;any(b | b.isRepresentationDescriptionName('State Machine Diagram')).asImageByRepresentationDescriptionName('State Machine Diagram')-&gt;first().setWidth(300).setHeight(200)}</w:t>
+      </w:r>
+    </w:p>
+    <w:p>
+      <w:pPr>
+        <w:rPr>
+          <w:i/>
+          <w:sz w:val="24"/>
+        </w:rPr>
+      </w:pPr>
+      <w:r>
+        <w:rPr>
+          <w:i/>
+          <w:sz w:val="24"/>
+        </w:rPr>
+        <w:t xml:space="preserve">{m:endif}</w:t>
+      </w:r>
+    </w:p>
+    <w:p>
+      <w:pPr>
+        <w:rPr>
+          <w:i/>
+          <w:sz w:val="24"/>
+          <w:szCs w:val="24"/>
+        </w:rPr>
+      </w:pPr>
+      <w:r>
+        <w:rPr>
+          <w:i/>
+          <w:sz w:val="24"/>
+          <w:szCs w:val="24"/>
+        </w:rPr>
+        <w:t>{m:if task.behaviours-&gt;exists(b | b.</w:t>
+      </w:r>
+      <w:r>
+        <w:rPr>
+          <w:i/>
+          <w:sz w:val="24"/>
+          <w:szCs w:val="24"/>
+        </w:rPr>
+        <w:t>isRepresentationDescriptionName('Sequence Diagram')</w:t>
+      </w:r>
+      <w:r>
+        <w:rPr>
+          <w:i/>
+          <w:sz w:val="24"/>
+          <w:szCs w:val="24"/>
+        </w:rPr>
+        <w:t>)}</w:t>
       </w:r>
     </w:p>
     <w:p>
@@ -9095,57 +7155,29 @@
           <w:i/>
           <w:sz w:val="24"/>
         </w:rPr>
-        <w:fldChar w:fldCharType="begin"/>
-      </w:r>
-      <w:r>
-        <w:rPr>
-          <w:i/>
-          <w:sz w:val="24"/>
-        </w:rPr>
-        <w:instrText xml:space="preserve"> m:</w:instrText>
-      </w:r>
-      <w:r>
-        <w:rPr>
-          <w:i/>
-          <w:sz w:val="24"/>
-        </w:rPr>
-        <w:instrText>task.behaviours-&gt;any(b | b.isRepresentationDescriptionName('Sequence Diagram')).asImageByRepresentationDescriptionName('Sequence Diagram')-&gt;first().setWidth(300).setHeight(200)</w:instrText>
-      </w:r>
-      <w:r>
-        <w:rPr>
-          <w:i/>
-          <w:sz w:val="24"/>
-        </w:rPr>
-        <w:fldChar w:fldCharType="end"/>
-      </w:r>
-    </w:p>
-    <w:p>
-      <w:pPr>
-        <w:rPr>
-          <w:i/>
-          <w:sz w:val="24"/>
-        </w:rPr>
-      </w:pPr>
-      <w:r>
-        <w:rPr>
-          <w:i/>
-          <w:sz w:val="24"/>
-        </w:rPr>
-        <w:fldChar w:fldCharType="begin"/>
-      </w:r>
-      <w:r>
-        <w:rPr>
-          <w:i/>
-          <w:sz w:val="24"/>
-        </w:rPr>
-        <w:instrText xml:space="preserve"> m:endif </w:instrText>
-      </w:r>
-      <w:r>
-        <w:rPr>
-          <w:i/>
-          <w:sz w:val="24"/>
-        </w:rPr>
-        <w:fldChar w:fldCharType="end"/>
+        <w:t>{m:</w:t>
+      </w:r>
+      <w:r>
+        <w:rPr>
+          <w:i/>
+          <w:sz w:val="24"/>
+        </w:rPr>
+        <w:t>task.behaviours-&gt;any(b | b.isRepresentationDescriptionName('Sequence Diagram')).asImageByRepresentationDescriptionName('Sequence Diagram')-&gt;first().setWidth(300).setHeight(200)}</w:t>
+      </w:r>
+    </w:p>
+    <w:p>
+      <w:pPr>
+        <w:rPr>
+          <w:i/>
+          <w:sz w:val="24"/>
+        </w:rPr>
+      </w:pPr>
+      <w:r>
+        <w:rPr>
+          <w:i/>
+          <w:sz w:val="24"/>
+        </w:rPr>
+        <w:t xml:space="preserve">{m:endif}</w:t>
       </w:r>
     </w:p>
     <w:p>
@@ -9173,52 +7205,22 @@
           <w:sz w:val="24"/>
           <w:szCs w:val="24"/>
         </w:rPr>
-        <w:fldChar w:fldCharType="begin"/>
-      </w:r>
-      <w:r>
-        <w:rPr>
-          <w:i/>
-          <w:sz w:val="24"/>
-          <w:szCs w:val="24"/>
-        </w:rPr>
-        <w:instrText xml:space="preserve"> m:endfor</w:instrText>
-      </w:r>
-      <w:r>
-        <w:rPr>
-          <w:i/>
-          <w:sz w:val="24"/>
-          <w:szCs w:val="24"/>
-        </w:rPr>
-        <w:fldChar w:fldCharType="end"/>
-      </w:r>
-    </w:p>
-    <w:p>
-      <w:pPr>
-        <w:rPr>
-          <w:i/>
-          <w:sz w:val="24"/>
-        </w:rPr>
-      </w:pPr>
-      <w:r>
-        <w:rPr>
-          <w:i/>
-          <w:sz w:val="24"/>
-        </w:rPr>
-        <w:fldChar w:fldCharType="begin"/>
-      </w:r>
-      <w:r>
-        <w:rPr>
-          <w:i/>
-          <w:sz w:val="24"/>
-        </w:rPr>
-        <w:instrText>m:endfor</w:instrText>
-      </w:r>
-      <w:r>
-        <w:rPr>
-          <w:i/>
-          <w:sz w:val="24"/>
-        </w:rPr>
-        <w:fldChar w:fldCharType="end"/>
+        <w:t>{m:endfor}</w:t>
+      </w:r>
+    </w:p>
+    <w:p>
+      <w:pPr>
+        <w:rPr>
+          <w:i/>
+          <w:sz w:val="24"/>
+        </w:rPr>
+      </w:pPr>
+      <w:r>
+        <w:rPr>
+          <w:i/>
+          <w:sz w:val="24"/>
+        </w:rPr>
+        <w:t>{m:endfor}</w:t>
       </w:r>
     </w:p>
     <w:p>
@@ -9235,22 +7237,7 @@
           <w:i/>
           <w:sz w:val="24"/>
         </w:rPr>
-        <w:lastRenderedPageBreak/>
-        <w:fldChar w:fldCharType="begin"/>
-      </w:r>
-      <w:r>
-        <w:rPr>
-          <w:i/>
-          <w:sz w:val="24"/>
-        </w:rPr>
-        <w:instrText>m:endfor</w:instrText>
-      </w:r>
-      <w:r>
-        <w:rPr>
-          <w:i/>
-          <w:sz w:val="24"/>
-        </w:rPr>
-        <w:fldChar w:fldCharType="end"/>
+        <w:t>{m:endfor}</w:t>
       </w:r>
     </w:p>
     <w:p>
@@ -9284,13 +7271,7 @@
     </w:p>
     <w:p>
       <w:r>
-        <w:fldChar w:fldCharType="begin"/>
-      </w:r>
-      <w:r>
-        <w:instrText xml:space="preserve"> m:for us | system.userStories-&gt;sortedBy(u |u.name)</w:instrText>
-      </w:r>
-      <w:r>
-        <w:fldChar w:fldCharType="end"/>
+        <w:t>{m:for us | system.userStories-&gt;sortedBy(u |u.name)}</w:t>
       </w:r>
     </w:p>
     <w:p>
@@ -9301,13 +7282,7 @@
         <w:t xml:space="preserve">User Story : </w:t>
       </w:r>
       <w:r>
-        <w:fldChar w:fldCharType="begin"/>
-      </w:r>
-      <w:r>
-        <w:instrText>m:us.name</w:instrText>
-      </w:r>
-      <w:r>
-        <w:fldChar w:fldCharType="end"/>
+        <w:t>{m:us.name}</w:t>
       </w:r>
     </w:p>
     <w:p>
@@ -9330,21 +7305,7 @@
           <w:i/>
           <w:sz w:val="24"/>
         </w:rPr>
-        <w:fldChar w:fldCharType="begin"/>
-      </w:r>
-      <w:r>
-        <w:rPr>
-          <w:i/>
-          <w:sz w:val="24"/>
-        </w:rPr>
-        <w:instrText xml:space="preserve"> m:if us.description=null or us.description=''</w:instrText>
-      </w:r>
-      <w:r>
-        <w:rPr>
-          <w:i/>
-          <w:sz w:val="24"/>
-        </w:rPr>
-        <w:fldChar w:fldCharType="end"/>
+        <w:t>{m:if us.description=null or us.description=''}</w:t>
       </w:r>
       <w:r>
         <w:rPr>
@@ -9358,63 +7319,21 @@
           <w:i/>
           <w:sz w:val="24"/>
         </w:rPr>
-        <w:fldChar w:fldCharType="begin"/>
-      </w:r>
-      <w:r>
-        <w:rPr>
-          <w:i/>
-          <w:sz w:val="24"/>
-        </w:rPr>
-        <w:instrText>m:else</w:instrText>
-      </w:r>
-      <w:r>
-        <w:rPr>
-          <w:i/>
-          <w:sz w:val="24"/>
-        </w:rPr>
-        <w:fldChar w:fldCharType="end"/>
-      </w:r>
-      <w:r>
-        <w:rPr>
-          <w:i/>
-          <w:sz w:val="24"/>
-        </w:rPr>
-        <w:fldChar w:fldCharType="begin"/>
-      </w:r>
-      <w:r>
-        <w:rPr>
-          <w:i/>
-          <w:sz w:val="24"/>
-        </w:rPr>
-        <w:instrText>m:us.description</w:instrText>
-      </w:r>
-      <w:r>
-        <w:rPr>
-          <w:i/>
-          <w:sz w:val="24"/>
-        </w:rPr>
-        <w:fldChar w:fldCharType="end"/>
-      </w:r>
-      <w:r>
-        <w:rPr>
-          <w:i/>
-          <w:sz w:val="24"/>
-        </w:rPr>
-        <w:fldChar w:fldCharType="begin"/>
-      </w:r>
-      <w:r>
-        <w:rPr>
-          <w:i/>
-          <w:sz w:val="24"/>
-        </w:rPr>
-        <w:instrText>m:endif</w:instrText>
-      </w:r>
-      <w:r>
-        <w:rPr>
-          <w:i/>
-          <w:sz w:val="24"/>
-        </w:rPr>
-        <w:fldChar w:fldCharType="end"/>
+        <w:t>{m:else}</w:t>
+      </w:r>
+      <w:r>
+        <w:rPr>
+          <w:i/>
+          <w:sz w:val="24"/>
+        </w:rPr>
+        <w:t>{m:us.description}</w:t>
+      </w:r>
+      <w:r>
+        <w:rPr>
+          <w:i/>
+          <w:sz w:val="24"/>
+        </w:rPr>
+        <w:t>{m:endif}</w:t>
       </w:r>
     </w:p>
     <w:p>
@@ -9510,49 +7429,35 @@
           <w:i/>
           <w:sz w:val="24"/>
         </w:rPr>
-        <w:fldChar w:fldCharType="begin"/>
-      </w:r>
-      <w:r>
-        <w:rPr>
-          <w:i/>
-          <w:sz w:val="24"/>
-        </w:rPr>
-        <w:instrText>m:for elt| us.elements-&gt;sort</w:instrText>
-      </w:r>
-      <w:r>
-        <w:rPr>
-          <w:i/>
-          <w:sz w:val="24"/>
-        </w:rPr>
-        <w:instrText>ed</w:instrText>
-      </w:r>
-      <w:r>
-        <w:rPr>
-          <w:i/>
-          <w:sz w:val="24"/>
-        </w:rPr>
-        <w:instrText>By(t|t.</w:instrText>
-      </w:r>
-      <w:r>
-        <w:rPr>
-          <w:i/>
-          <w:sz w:val="24"/>
-        </w:rPr>
-        <w:instrText>getLabel()</w:instrText>
-      </w:r>
-      <w:r>
-        <w:rPr>
-          <w:i/>
-          <w:sz w:val="24"/>
-        </w:rPr>
-        <w:instrText>)</w:instrText>
-      </w:r>
-      <w:r>
-        <w:rPr>
-          <w:i/>
-          <w:sz w:val="24"/>
-        </w:rPr>
-        <w:fldChar w:fldCharType="end"/>
+        <w:t>{m:for elt| us.elements-&gt;sort</w:t>
+      </w:r>
+      <w:r>
+        <w:rPr>
+          <w:i/>
+          <w:sz w:val="24"/>
+        </w:rPr>
+        <w:t>ed</w:t>
+      </w:r>
+      <w:r>
+        <w:rPr>
+          <w:i/>
+          <w:sz w:val="24"/>
+        </w:rPr>
+        <w:t>By(t|t.</w:t>
+      </w:r>
+      <w:r>
+        <w:rPr>
+          <w:i/>
+          <w:sz w:val="24"/>
+        </w:rPr>
+        <w:t>getLabel()</w:t>
+      </w:r>
+      <w:r>
+        <w:rPr>
+          <w:i/>
+          <w:sz w:val="24"/>
+        </w:rPr>
+        <w:t>)}</w:t>
       </w:r>
     </w:p>
     <w:tbl>
@@ -9590,21 +7495,7 @@
                 <w:i/>
                 <w:sz w:val="24"/>
               </w:rPr>
-              <w:fldChar w:fldCharType="begin"/>
-            </w:r>
-            <w:r>
-              <w:rPr>
-                <w:i/>
-                <w:sz w:val="24"/>
-              </w:rPr>
-              <w:instrText>m:elt.getLabel()</w:instrText>
-            </w:r>
-            <w:r>
-              <w:rPr>
-                <w:i/>
-                <w:sz w:val="24"/>
-              </w:rPr>
-              <w:fldChar w:fldCharType="end"/>
+              <w:t>{m:elt.getLabel()}</w:t>
             </w:r>
           </w:p>
         </w:tc>
@@ -9625,21 +7516,7 @@
                 <w:i/>
                 <w:sz w:val="24"/>
               </w:rPr>
-              <w:fldChar w:fldCharType="begin"/>
-            </w:r>
-            <w:r>
-              <w:rPr>
-                <w:i/>
-                <w:sz w:val="24"/>
-              </w:rPr>
-              <w:instrText>m:elt.eClass().name</w:instrText>
-            </w:r>
-            <w:r>
-              <w:rPr>
-                <w:i/>
-                <w:sz w:val="24"/>
-              </w:rPr>
-              <w:fldChar w:fldCharType="end"/>
+              <w:t>{m:elt.eClass().name}</w:t>
             </w:r>
           </w:p>
         </w:tc>
@@ -9647,13 +7524,7 @@
     </w:tbl>
     <w:p>
       <w:r>
-        <w:fldChar w:fldCharType="begin"/>
-      </w:r>
-      <w:r>
-        <w:instrText xml:space="preserve"> m:endfor </w:instrText>
-      </w:r>
-      <w:r>
-        <w:fldChar w:fldCharType="end"/>
+        <w:t xml:space="preserve">{m:endfor}</w:t>
       </w:r>
     </w:p>
     <w:p>
@@ -9670,105 +7541,298 @@
     </w:p>
     <w:p>
       <w:r>
+        <w:t xml:space="preserve">{m:if </w:t>
+      </w:r>
+      <w:r>
+        <w:t>system.namespaces-&gt;isEmpty()}</w:t>
+      </w:r>
+      <w:r>
+        <w:t xml:space="preserve">Pas de </w:t>
+      </w:r>
+      <w:proofErr w:type="spellStart"/>
+      <w:r>
+        <w:t>namespaces</w:t>
+      </w:r>
+      <w:proofErr w:type="spellEnd"/>
+      <w:r>
+        <w:t xml:space="preserve"> définis.</w:t>
+      </w:r>
+      <w:r>
+        <w:t>{m:else}</w:t>
+      </w:r>
+    </w:p>
+    <w:p>
+      <w:pPr>
+        <w:pStyle w:val="Titre3"/>
+      </w:pPr>
+      <w:r>
+        <w:t xml:space="preserve">La hiérarchie des </w:t>
+      </w:r>
+      <w:proofErr w:type="spellStart"/>
+      <w:r>
+        <w:t>namespaces</w:t>
+      </w:r>
+      <w:proofErr w:type="spellEnd"/>
+    </w:p>
+    <w:p>
+      <w:pPr>
+        <w:pStyle w:val="Titre4"/>
+      </w:pPr>
+      <w:r>
+        <w:t>Diagramme</w:t>
+      </w:r>
+    </w:p>
+    <w:p>
+      <w:pPr>
+        <w:rPr>
+          <w:i/>
+          <w:sz w:val="24"/>
+          <w:szCs w:val="24"/>
+        </w:rPr>
+      </w:pPr>
+      <w:r>
+        <w:rPr>
+          <w:i/>
+          <w:sz w:val="24"/>
+          <w:szCs w:val="24"/>
+        </w:rPr>
+        <w:t>{m:</w:t>
+      </w:r>
+      <w:r>
+        <w:rPr>
+          <w:i/>
+          <w:sz w:val="24"/>
+          <w:szCs w:val="24"/>
+        </w:rPr>
+        <w:t>system.asImageByRepresentationDescriptionName('Domain Classes Namespaces Hierarchy')-&gt;first().setWidth(300).setHeight(200)}</w:t>
+      </w:r>
+    </w:p>
+    <w:p>
+      <w:pPr>
+        <w:pStyle w:val="Titre4"/>
+      </w:pPr>
+      <w:r>
+        <w:t>Description</w:t>
+      </w:r>
+    </w:p>
+    <w:p>
+      <w:pPr>
+        <w:rPr>
+          <w:i/>
+          <w:sz w:val="24"/>
+          <w:szCs w:val="24"/>
+        </w:rPr>
+      </w:pPr>
+      <w:r>
+        <w:rPr>
+          <w:i/>
+          <w:sz w:val="24"/>
+          <w:szCs w:val="24"/>
+        </w:rPr>
+        <w:t xml:space="preserve">{m:system.description}</w:t>
+      </w:r>
+    </w:p>
+    <w:p>
+      <w:pPr>
+        <w:rPr>
+          <w:i/>
+          <w:sz w:val="24"/>
+          <w:szCs w:val="24"/>
+        </w:rPr>
+      </w:pPr>
+      <w:r>
+        <w:rPr>
+          <w:i/>
+          <w:sz w:val="24"/>
+          <w:szCs w:val="24"/>
+        </w:rPr>
+        <w:t>{m:for namespace |system.</w:t>
+      </w:r>
+      <w:r>
+        <w:rPr>
+          <w:i/>
+          <w:sz w:val="24"/>
+          <w:szCs w:val="24"/>
+        </w:rPr>
+        <w:t>eAllContents</w:t>
+      </w:r>
+      <w:r>
+        <w:rPr>
+          <w:i/>
+          <w:sz w:val="24"/>
+          <w:szCs w:val="24"/>
+        </w:rPr>
+        <w:t>(</w:t>
+      </w:r>
+      <w:r>
+        <w:rPr>
+          <w:i/>
+          <w:sz w:val="24"/>
+          <w:szCs w:val="24"/>
+        </w:rPr>
+        <w:t>environment</w:t>
+      </w:r>
+      <w:r>
+        <w:rPr>
+          <w:i/>
+          <w:sz w:val="24"/>
+          <w:szCs w:val="24"/>
+        </w:rPr>
+        <w:t>::Namespace)</w:t>
+      </w:r>
+      <w:r>
+        <w:rPr>
+          <w:i/>
+          <w:sz w:val="24"/>
+          <w:szCs w:val="24"/>
+        </w:rPr>
+        <w:t xml:space="preserve">-&gt;sortedBy(n|n.name)}</w:t>
+      </w:r>
+    </w:p>
+    <w:p>
+      <w:pPr>
+        <w:rPr>
+          <w:i/>
+          <w:sz w:val="24"/>
+          <w:szCs w:val="24"/>
+        </w:rPr>
+      </w:pPr>
+      <w:r>
+        <w:t/>
+      </w:r>
+    </w:p>
+    <w:p>
+      <w:pPr>
+        <w:pStyle w:val="Titre3"/>
+      </w:pPr>
+      <w:proofErr w:type="spellStart"/>
+      <w:r>
+        <w:t>Namespace</w:t>
+      </w:r>
+      <w:proofErr w:type="spellEnd"/>
+      <w:r>
+        <w:t xml:space="preserve"> : </w:t>
+      </w:r>
+      <w:r>
+        <w:t xml:space="preserve">{m:namespace.name}</w:t>
+      </w:r>
+    </w:p>
+    <w:p>
+      <w:pPr>
+        <w:pStyle w:val="Titre4"/>
+      </w:pPr>
+      <w:r>
+        <w:t>Diagramme</w:t>
+      </w:r>
+    </w:p>
+    <w:p>
+      <w:pPr>
+        <w:rPr>
+          <w:i/>
+          <w:sz w:val="24"/>
+          <w:szCs w:val="24"/>
+        </w:rPr>
+      </w:pPr>
+      <w:r>
+        <w:rPr>
+          <w:i/>
+          <w:sz w:val="24"/>
+          <w:szCs w:val="24"/>
+        </w:rPr>
+        <w:t>{m:</w:t>
+      </w:r>
+      <w:r>
+        <w:rPr>
+          <w:i/>
+          <w:sz w:val="24"/>
+          <w:szCs w:val="24"/>
+        </w:rPr>
+        <w:t>namespace.asImageByRepresentationDescriptionName('Entities Diagram')-&gt;first().setWidth(300).setHeight(200)}</w:t>
+      </w:r>
+    </w:p>
+    <w:p>
+      <w:pPr>
+        <w:rPr>
+          <w:i/>
+          <w:sz w:val="24"/>
+          <w:szCs w:val="24"/>
+        </w:rPr>
+      </w:pPr>
+      <w:r>
+        <w:rPr>
+          <w:i/>
+          <w:sz w:val="24"/>
+          <w:szCs w:val="24"/>
+        </w:rPr>
+        <w:t xml:space="preserve">Figure </w:t>
+      </w:r>
+      <w:r>
+        <w:rPr>
+          <w:i/>
+          <w:sz w:val="24"/>
+          <w:szCs w:val="24"/>
+        </w:rPr>
         <w:fldChar w:fldCharType="begin"/>
       </w:r>
       <w:r>
-        <w:instrText xml:space="preserve">m:if </w:instrText>
-      </w:r>
-      <w:r>
-        <w:instrText>system.namespaces-&gt;isEmpty()</w:instrText>
-      </w:r>
-      <w:r>
+        <w:rPr>
+          <w:i/>
+          <w:sz w:val="24"/>
+          <w:szCs w:val="24"/>
+        </w:rPr>
+        <w:instrText xml:space="preserve"> SEQ Figure \* ARABIC </w:instrText>
+      </w:r>
+      <w:r>
+        <w:rPr>
+          <w:i/>
+          <w:sz w:val="24"/>
+          <w:szCs w:val="24"/>
+        </w:rPr>
         <w:fldChar w:fldCharType="end"/>
       </w:r>
       <w:r>
-        <w:t xml:space="preserve">Pas de </w:t>
-      </w:r>
-      <w:proofErr w:type="spellStart"/>
-      <w:r>
-        <w:t>namespaces</w:t>
-      </w:r>
-      <w:proofErr w:type="spellEnd"/>
-      <w:r>
-        <w:t xml:space="preserve"> définis.</w:t>
+        <w:rPr>
+          <w:i/>
+          <w:sz w:val="24"/>
+          <w:szCs w:val="24"/>
+        </w:rPr>
+        <w:t xml:space="preserve">{m:namespace.name}</w:t>
+      </w:r>
+    </w:p>
+    <w:p>
+      <w:pPr>
+        <w:pStyle w:val="Lgende"/>
+      </w:pPr>
+      <w:r>
+        <w:t xml:space="preserve">Figure </w:t>
       </w:r>
       <w:r>
         <w:fldChar w:fldCharType="begin"/>
       </w:r>
       <w:r>
-        <w:instrText>m:else</w:instrText>
+        <w:instrText xml:space="preserve"> SEQ Figure \* ARABIC </w:instrText>
+      </w:r>
+      <w:r>
+        <w:fldChar w:fldCharType="separate"/>
+      </w:r>
+      <w:r>
+        <w:rPr>
+          <w:noProof/>
+        </w:rPr>
+        <w:t>1</w:t>
       </w:r>
       <w:r>
         <w:fldChar w:fldCharType="end"/>
       </w:r>
-    </w:p>
-    <w:p>
-      <w:pPr>
-        <w:pStyle w:val="Titre3"/>
-      </w:pPr>
-      <w:r>
-        <w:t xml:space="preserve">La hiérarchie des </w:t>
-      </w:r>
-      <w:proofErr w:type="spellStart"/>
-      <w:r>
-        <w:t>namespaces</w:t>
-      </w:r>
-      <w:proofErr w:type="spellEnd"/>
+      <w:r>
+        <w:t>{m:namespace.name}</w:t>
+      </w:r>
     </w:p>
     <w:p>
       <w:pPr>
         <w:pStyle w:val="Titre4"/>
       </w:pPr>
       <w:r>
-        <w:t>Diagramme</w:t>
-      </w:r>
-    </w:p>
-    <w:p>
-      <w:pPr>
-        <w:rPr>
-          <w:i/>
-          <w:sz w:val="24"/>
-          <w:szCs w:val="24"/>
-        </w:rPr>
-      </w:pPr>
-      <w:r>
-        <w:rPr>
-          <w:i/>
-          <w:sz w:val="24"/>
-          <w:szCs w:val="24"/>
-        </w:rPr>
-        <w:fldChar w:fldCharType="begin"/>
-      </w:r>
-      <w:r>
-        <w:rPr>
-          <w:i/>
-          <w:sz w:val="24"/>
-          <w:szCs w:val="24"/>
-        </w:rPr>
-        <w:instrText xml:space="preserve"> m:</w:instrText>
-      </w:r>
-      <w:r>
-        <w:rPr>
-          <w:i/>
-          <w:sz w:val="24"/>
-          <w:szCs w:val="24"/>
-        </w:rPr>
-        <w:instrText>system.asImageByRepresentationDescriptionName('Domain Classes Namespaces Hierarchy')-&gt;first().setWidth(300).setHeight(200)</w:instrText>
-      </w:r>
-      <w:r>
-        <w:rPr>
-          <w:i/>
-          <w:sz w:val="24"/>
-          <w:szCs w:val="24"/>
-        </w:rPr>
-        <w:fldChar w:fldCharType="end"/>
-      </w:r>
-    </w:p>
-    <w:p>
-      <w:pPr>
-        <w:pStyle w:val="Titre4"/>
-      </w:pPr>
-      <w:r>
         <w:t>Description</w:t>
       </w:r>
     </w:p>
@@ -9786,410 +7850,53 @@
           <w:sz w:val="24"/>
           <w:szCs w:val="24"/>
         </w:rPr>
-        <w:fldChar w:fldCharType="begin"/>
-      </w:r>
-      <w:r>
-        <w:rPr>
-          <w:i/>
-          <w:sz w:val="24"/>
-          <w:szCs w:val="24"/>
-        </w:rPr>
-        <w:instrText xml:space="preserve"> m:system.description </w:instrText>
-      </w:r>
-      <w:r>
-        <w:rPr>
-          <w:i/>
-          <w:sz w:val="24"/>
-          <w:szCs w:val="24"/>
-        </w:rPr>
-        <w:fldChar w:fldCharType="end"/>
-      </w:r>
-    </w:p>
-    <w:p>
-      <w:pPr>
-        <w:rPr>
-          <w:i/>
-          <w:sz w:val="24"/>
-          <w:szCs w:val="24"/>
-        </w:rPr>
-      </w:pPr>
-      <w:r>
-        <w:rPr>
-          <w:i/>
-          <w:sz w:val="24"/>
-          <w:szCs w:val="24"/>
-        </w:rPr>
-        <w:fldChar w:fldCharType="begin"/>
-      </w:r>
-      <w:r>
-        <w:rPr>
-          <w:i/>
-          <w:sz w:val="24"/>
-          <w:szCs w:val="24"/>
-        </w:rPr>
-        <w:instrText xml:space="preserve"> m:for namespace |system.</w:instrText>
-      </w:r>
-      <w:r>
-        <w:rPr>
-          <w:i/>
-          <w:sz w:val="24"/>
-          <w:szCs w:val="24"/>
-        </w:rPr>
-        <w:instrText>eAllContents</w:instrText>
-      </w:r>
-      <w:r>
-        <w:rPr>
-          <w:i/>
-          <w:sz w:val="24"/>
-          <w:szCs w:val="24"/>
-        </w:rPr>
-        <w:instrText>(</w:instrText>
-      </w:r>
-      <w:r>
-        <w:rPr>
-          <w:i/>
-          <w:sz w:val="24"/>
-          <w:szCs w:val="24"/>
-        </w:rPr>
-        <w:instrText>environment</w:instrText>
-      </w:r>
-      <w:r>
-        <w:rPr>
-          <w:i/>
-          <w:sz w:val="24"/>
-          <w:szCs w:val="24"/>
-        </w:rPr>
-        <w:instrText>::Namespace)</w:instrText>
-      </w:r>
-      <w:r>
-        <w:rPr>
-          <w:i/>
-          <w:sz w:val="24"/>
-          <w:szCs w:val="24"/>
-        </w:rPr>
-        <w:instrText xml:space="preserve">-&gt;sortedBy(n|n.name) </w:instrText>
-      </w:r>
-      <w:r>
-        <w:rPr>
-          <w:i/>
-          <w:sz w:val="24"/>
-          <w:szCs w:val="24"/>
-        </w:rPr>
-        <w:fldChar w:fldCharType="end"/>
-      </w:r>
-    </w:p>
-    <w:p>
-      <w:pPr>
-        <w:rPr>
-          <w:i/>
-          <w:sz w:val="24"/>
-          <w:szCs w:val="24"/>
-        </w:rPr>
-      </w:pPr>
-      <w:r>
-        <w:t/>
-      </w:r>
-    </w:p>
-    <w:p>
-      <w:pPr>
-        <w:pStyle w:val="Titre3"/>
-      </w:pPr>
-      <w:proofErr w:type="spellStart"/>
-      <w:r>
-        <w:t>Namespace</w:t>
-      </w:r>
-      <w:proofErr w:type="spellEnd"/>
-      <w:r>
-        <w:t xml:space="preserve"> : </w:t>
-      </w:r>
-      <w:r>
-        <w:fldChar w:fldCharType="begin"/>
-      </w:r>
-      <w:r>
-        <w:instrText xml:space="preserve"> m:namespace.name </w:instrText>
-      </w:r>
-      <w:r>
-        <w:fldChar w:fldCharType="end"/>
-      </w:r>
-    </w:p>
-    <w:p>
-      <w:pPr>
-        <w:pStyle w:val="Titre4"/>
-      </w:pPr>
-      <w:r>
-        <w:t>Diagramme</w:t>
-      </w:r>
-    </w:p>
-    <w:p>
-      <w:pPr>
-        <w:rPr>
-          <w:i/>
-          <w:sz w:val="24"/>
-          <w:szCs w:val="24"/>
-        </w:rPr>
-      </w:pPr>
-      <w:r>
-        <w:rPr>
-          <w:i/>
-          <w:sz w:val="24"/>
-          <w:szCs w:val="24"/>
-        </w:rPr>
-        <w:fldChar w:fldCharType="begin"/>
-      </w:r>
-      <w:r>
-        <w:rPr>
-          <w:i/>
-          <w:sz w:val="24"/>
-          <w:szCs w:val="24"/>
-        </w:rPr>
-        <w:instrText xml:space="preserve"> m:</w:instrText>
-      </w:r>
-      <w:r>
-        <w:rPr>
-          <w:i/>
-          <w:sz w:val="24"/>
-          <w:szCs w:val="24"/>
-        </w:rPr>
-        <w:instrText>namespace.asImageByRepresentationDescriptionName('Entities Diagram')-&gt;first().setWidth(300).setHeight(200)</w:instrText>
-      </w:r>
-      <w:r>
-        <w:rPr>
-          <w:i/>
-          <w:sz w:val="24"/>
-          <w:szCs w:val="24"/>
-        </w:rPr>
-        <w:fldChar w:fldCharType="end"/>
-      </w:r>
-    </w:p>
-    <w:p>
-      <w:pPr>
-        <w:rPr>
-          <w:i/>
-          <w:sz w:val="24"/>
-          <w:szCs w:val="24"/>
-        </w:rPr>
-      </w:pPr>
-      <w:r>
-        <w:rPr>
-          <w:i/>
-          <w:sz w:val="24"/>
-          <w:szCs w:val="24"/>
-        </w:rPr>
-        <w:t xml:space="preserve">Figure </w:t>
-      </w:r>
-      <w:r>
-        <w:rPr>
-          <w:i/>
-          <w:sz w:val="24"/>
-          <w:szCs w:val="24"/>
-        </w:rPr>
-        <w:fldChar w:fldCharType="begin"/>
-      </w:r>
-      <w:r>
-        <w:rPr>
-          <w:i/>
-          <w:sz w:val="24"/>
-          <w:szCs w:val="24"/>
-        </w:rPr>
-        <w:instrText xml:space="preserve"> SEQ Figure \* ARABIC </w:instrText>
-      </w:r>
-      <w:r>
-        <w:rPr>
-          <w:i/>
-          <w:sz w:val="24"/>
-          <w:szCs w:val="24"/>
-        </w:rPr>
-        <w:fldChar w:fldCharType="end"/>
-      </w:r>
-      <w:r>
-        <w:rPr>
-          <w:i/>
-          <w:sz w:val="24"/>
-          <w:szCs w:val="24"/>
-        </w:rPr>
-        <w:fldChar w:fldCharType="begin"/>
-      </w:r>
-      <w:r>
-        <w:rPr>
-          <w:i/>
-          <w:sz w:val="24"/>
-          <w:szCs w:val="24"/>
-        </w:rPr>
-        <w:instrText xml:space="preserve"> m:namespace.name </w:instrText>
-      </w:r>
-      <w:r>
-        <w:rPr>
-          <w:i/>
-          <w:sz w:val="24"/>
-          <w:szCs w:val="24"/>
-        </w:rPr>
-        <w:fldChar w:fldCharType="end"/>
-      </w:r>
-    </w:p>
-    <w:p>
-      <w:pPr>
-        <w:pStyle w:val="Lgende"/>
-      </w:pPr>
-      <w:r>
-        <w:t xml:space="preserve">Figure </w:t>
-      </w:r>
-      <w:r>
-        <w:fldChar w:fldCharType="begin"/>
-      </w:r>
-      <w:r>
-        <w:instrText xml:space="preserve"> SEQ Figure \* ARABIC </w:instrText>
-      </w:r>
-      <w:r>
-        <w:fldChar w:fldCharType="separate"/>
-      </w:r>
-      <w:r>
-        <w:rPr>
-          <w:noProof/>
-        </w:rPr>
-        <w:t>1</w:t>
-      </w:r>
-      <w:r>
-        <w:fldChar w:fldCharType="end"/>
-      </w:r>
-      <w:r>
-        <w:fldChar w:fldCharType="begin"/>
-      </w:r>
-      <w:r>
-        <w:instrText xml:space="preserve"> m:namespace.name</w:instrText>
-      </w:r>
-      <w:r>
-        <w:fldChar w:fldCharType="end"/>
-      </w:r>
-    </w:p>
-    <w:p>
-      <w:pPr>
-        <w:pStyle w:val="Titre4"/>
-      </w:pPr>
-      <w:r>
-        <w:t>Description</w:t>
-      </w:r>
-    </w:p>
-    <w:p>
-      <w:pPr>
-        <w:rPr>
-          <w:i/>
-          <w:sz w:val="24"/>
-          <w:szCs w:val="24"/>
-        </w:rPr>
-      </w:pPr>
-      <w:r>
-        <w:rPr>
-          <w:i/>
-          <w:sz w:val="24"/>
-          <w:szCs w:val="24"/>
-        </w:rPr>
-        <w:fldChar w:fldCharType="begin"/>
-      </w:r>
-      <w:r>
-        <w:rPr>
-          <w:i/>
-          <w:sz w:val="24"/>
-          <w:szCs w:val="24"/>
-        </w:rPr>
-        <w:instrText>m:namespace.description</w:instrText>
-      </w:r>
-      <w:r>
-        <w:rPr>
-          <w:i/>
-          <w:sz w:val="24"/>
-          <w:szCs w:val="24"/>
-        </w:rPr>
-        <w:fldChar w:fldCharType="end"/>
-      </w:r>
-    </w:p>
-    <w:p>
-      <w:pPr>
-        <w:rPr>
-          <w:i/>
-          <w:sz w:val="24"/>
-        </w:rPr>
-      </w:pPr>
-      <w:r>
-        <w:rPr>
-          <w:i/>
-          <w:sz w:val="24"/>
-          <w:szCs w:val="24"/>
-        </w:rPr>
-        <w:fldChar w:fldCharType="begin"/>
-      </w:r>
-      <w:r>
-        <w:rPr>
-          <w:i/>
-          <w:sz w:val="24"/>
-          <w:szCs w:val="24"/>
-        </w:rPr>
-        <w:instrText>m:endfor</w:instrText>
-      </w:r>
-      <w:r>
-        <w:rPr>
-          <w:i/>
-          <w:sz w:val="24"/>
-          <w:szCs w:val="24"/>
-        </w:rPr>
-        <w:fldChar w:fldCharType="end"/>
-      </w:r>
-    </w:p>
-    <w:p>
-      <w:pPr>
-        <w:rPr>
-          <w:i/>
-          <w:sz w:val="24"/>
-        </w:rPr>
-      </w:pPr>
-      <w:r>
-        <w:rPr>
-          <w:i/>
-          <w:sz w:val="24"/>
-        </w:rPr>
-        <w:fldChar w:fldCharType="begin"/>
-      </w:r>
-      <w:r>
-        <w:rPr>
-          <w:i/>
-          <w:sz w:val="24"/>
-        </w:rPr>
-        <w:instrText>m:endif</w:instrText>
-      </w:r>
-      <w:r>
-        <w:rPr>
-          <w:i/>
-          <w:sz w:val="24"/>
-        </w:rPr>
-        <w:fldChar w:fldCharType="end"/>
-      </w:r>
-    </w:p>
-    <w:p>
-      <w:pPr>
-        <w:rPr>
-          <w:i/>
-          <w:sz w:val="24"/>
-        </w:rPr>
-      </w:pPr>
-      <w:r>
-        <w:rPr>
-          <w:i/>
-          <w:sz w:val="24"/>
-        </w:rPr>
-        <w:fldChar w:fldCharType="begin"/>
-      </w:r>
-      <w:r>
-        <w:rPr>
-          <w:i/>
-          <w:sz w:val="24"/>
-        </w:rPr>
-        <w:instrText>m:endfor</w:instrText>
-      </w:r>
-      <w:r>
-        <w:rPr>
-          <w:i/>
-          <w:sz w:val="24"/>
-        </w:rPr>
-        <w:fldChar w:fldCharType="end"/>
+        <w:t>{m:namespace.description}</w:t>
+      </w:r>
+    </w:p>
+    <w:p>
+      <w:pPr>
+        <w:rPr>
+          <w:i/>
+          <w:sz w:val="24"/>
+        </w:rPr>
+      </w:pPr>
+      <w:r>
+        <w:rPr>
+          <w:i/>
+          <w:sz w:val="24"/>
+          <w:szCs w:val="24"/>
+        </w:rPr>
+        <w:t>{m:endfor}</w:t>
+      </w:r>
+    </w:p>
+    <w:p>
+      <w:pPr>
+        <w:rPr>
+          <w:i/>
+          <w:sz w:val="24"/>
+        </w:rPr>
+      </w:pPr>
+      <w:r>
+        <w:rPr>
+          <w:i/>
+          <w:sz w:val="24"/>
+        </w:rPr>
+        <w:t>{m:endif}</w:t>
+      </w:r>
+    </w:p>
+    <w:p>
+      <w:pPr>
+        <w:rPr>
+          <w:i/>
+          <w:sz w:val="24"/>
+        </w:rPr>
+      </w:pPr>
+      <w:r>
+        <w:rPr>
+          <w:i/>
+          <w:sz w:val="24"/>
+        </w:rPr>
+        <w:t>{m:endfor}</w:t>
       </w:r>
     </w:p>
     <w:sectPr>
@@ -10236,13 +7943,7 @@
       <w:pStyle w:val="Pieddepage"/>
     </w:pPr>
     <w:r>
-      <w:fldChar w:fldCharType="begin"/>
-    </w:r>
-    <w:r>
-      <w:instrText>m:nomProjet</w:instrText>
-    </w:r>
-    <w:r>
-      <w:fldChar w:fldCharType="end"/>
+      <w:t>{m:nomProjet}</w:t>
     </w:r>
     <w:r>
       <w:t>–Spécifications fonctionnelles</w:t>
@@ -10306,22 +8007,16 @@
 <w:hdr xmlns:ve="http://schemas.openxmlformats.org/markup-compatibility/2006" xmlns:o="urn:schemas-microsoft-com:office:office" xmlns:r="http://schemas.openxmlformats.org/officeDocument/2006/relationships" xmlns:m="http://schemas.openxmlformats.org/officeDocument/2006/math" xmlns:v="urn:schemas-microsoft-com:vml" xmlns:wp="http://schemas.openxmlformats.org/drawingml/2006/wordprocessingDrawing" xmlns:w10="urn:schemas-microsoft-com:office:word" xmlns:w="http://schemas.openxmlformats.org/wordprocessingml/2006/main" xmlns:wne="http://schemas.microsoft.com/office/word/2006/wordml">
   <w:p>
     <w:r>
-      <w:fldChar w:fldCharType="begin"/>
+      <w:t>{m:</w:t>
     </w:r>
     <w:r>
-      <w:instrText>m:</w:instrText>
+      <w:t>'images/logo</w:t>
     </w:r>
     <w:r>
-      <w:instrText>'images/logo</w:instrText>
+      <w:t>Etablissement</w:t>
     </w:r>
     <w:r>
-      <w:instrText>Etablissement</w:instrText>
-    </w:r>
-    <w:r>
-      <w:instrText>.jpg'.asImage().setWidth(50).setHeight(50)</w:instrText>
-    </w:r>
-    <w:r>
-      <w:fldChar w:fldCharType="end"/>
+      <w:t>.jpg'.asImage().setWidth(50).setHeight(50)}</w:t>
     </w:r>
     <w:r>
       <w:ptab w:relativeTo="margin" w:alignment="center" w:leader="none"/>
@@ -10330,22 +8025,16 @@
       <w:ptab w:relativeTo="margin" w:alignment="right" w:leader="none"/>
     </w:r>
     <w:r>
-      <w:fldChar w:fldCharType="begin"/>
+      <w:t>{m:</w:t>
     </w:r>
     <w:r>
-      <w:instrText>m:</w:instrText>
+      <w:t>'images/logoProjet.jpg'.asI</w:t>
     </w:r>
     <w:r>
-      <w:instrText>'images/logoProjet.jpg'.asI</w:instrText>
+      <w:t>mage</w:t>
     </w:r>
     <w:r>
-      <w:instrText>mage</w:instrText>
-    </w:r>
-    <w:r>
-      <w:instrText>().setWidth(50).setHeight(50)</w:instrText>
-    </w:r>
-    <w:r>
-      <w:fldChar w:fldCharType="end"/>
+      <w:t>().setWidth(50).setHeight(50)}</w:t>
     </w:r>
   </w:p>
 </w:hdr>

--- a/samples/plugins/org.obeonetwork.is.samples/contents/E-BookStore/documentation/doc-src/E-BookStore_GraalSystemAndRequirements_template.docx
+++ b/samples/plugins/org.obeonetwork.is.samples/contents/E-BookStore/documentation/doc-src/E-BookStore_GraalSystemAndRequirements_template.docx
@@ -1,6 +1,6 @@
 
 <file path=word/document.xml><?xml version="1.0" encoding="utf-8"?>
-<w:document xmlns:ve="http://schemas.openxmlformats.org/markup-compatibility/2006" xmlns:o="urn:schemas-microsoft-com:office:office" xmlns:r="http://schemas.openxmlformats.org/officeDocument/2006/relationships" xmlns:m="http://schemas.openxmlformats.org/officeDocument/2006/math" xmlns:v="urn:schemas-microsoft-com:vml" xmlns:wp="http://schemas.openxmlformats.org/drawingml/2006/wordprocessingDrawing" xmlns:w10="urn:schemas-microsoft-com:office:word" xmlns:w="http://schemas.openxmlformats.org/wordprocessingml/2006/main" xmlns:wne="http://schemas.microsoft.com/office/word/2006/wordml">
+<w:document xmlns:wpc="http://schemas.microsoft.com/office/word/2010/wordprocessingCanvas" xmlns:cx="http://schemas.microsoft.com/office/drawing/2014/chartex" xmlns:cx1="http://schemas.microsoft.com/office/drawing/2015/9/8/chartex" xmlns:cx2="http://schemas.microsoft.com/office/drawing/2015/10/21/chartex" xmlns:cx3="http://schemas.microsoft.com/office/drawing/2016/5/9/chartex" xmlns:cx4="http://schemas.microsoft.com/office/drawing/2016/5/10/chartex" xmlns:cx5="http://schemas.microsoft.com/office/drawing/2016/5/11/chartex" xmlns:cx6="http://schemas.microsoft.com/office/drawing/2016/5/12/chartex" xmlns:cx7="http://schemas.microsoft.com/office/drawing/2016/5/13/chartex" xmlns:cx8="http://schemas.microsoft.com/office/drawing/2016/5/14/chartex" xmlns:mc="http://schemas.openxmlformats.org/markup-compatibility/2006" xmlns:aink="http://schemas.microsoft.com/office/drawing/2016/ink" xmlns:am3d="http://schemas.microsoft.com/office/drawing/2017/model3d" xmlns:o="urn:schemas-microsoft-com:office:office" xmlns:oel="http://schemas.microsoft.com/office/2019/extlst" xmlns:r="http://schemas.openxmlformats.org/officeDocument/2006/relationships" xmlns:m="http://schemas.openxmlformats.org/officeDocument/2006/math" xmlns:v="urn:schemas-microsoft-com:vml" xmlns:wp14="http://schemas.microsoft.com/office/word/2010/wordprocessingDrawing" xmlns:wp="http://schemas.openxmlformats.org/drawingml/2006/wordprocessingDrawing" xmlns:w10="urn:schemas-microsoft-com:office:word" xmlns:w="http://schemas.openxmlformats.org/wordprocessingml/2006/main" xmlns:w14="http://schemas.microsoft.com/office/word/2010/wordml" xmlns:w15="http://schemas.microsoft.com/office/word/2012/wordml" xmlns:w16cex="http://schemas.microsoft.com/office/word/2018/wordml/cex" xmlns:w16cid="http://schemas.microsoft.com/office/word/2016/wordml/cid" xmlns:w16="http://schemas.microsoft.com/office/word/2018/wordml" xmlns:w16sdtdh="http://schemas.microsoft.com/office/word/2020/wordml/sdtdatahash" xmlns:w16se="http://schemas.microsoft.com/office/word/2015/wordml/symex" xmlns:wpg="http://schemas.microsoft.com/office/word/2010/wordprocessingGroup" xmlns:wpi="http://schemas.microsoft.com/office/word/2010/wordprocessingInk" xmlns:wne="http://schemas.microsoft.com/office/word/2006/wordml" xmlns:wps="http://schemas.microsoft.com/office/word/2010/wordprocessingShape" mc:Ignorable="w14 w15 w16se w16cid w16 w16cex w16sdtdh wp14">
   <w:body>
     <w:p>
       <w:pPr>
@@ -14,9 +14,6 @@
           <w:lang w:val="fr-FR"/>
         </w:rPr>
       </w:pPr>
-      <w:r>
-        <w:t/>
-      </w:r>
     </w:p>
     <w:p>
       <w:pPr>
@@ -30,9 +27,6 @@
           <w:lang w:val="fr-FR"/>
         </w:rPr>
       </w:pPr>
-      <w:r>
-        <w:t/>
-      </w:r>
     </w:p>
     <w:p>
       <w:pPr>
@@ -46,9 +40,6 @@
           <w:lang w:val="fr-FR"/>
         </w:rPr>
       </w:pPr>
-      <w:r>
-        <w:t/>
-      </w:r>
     </w:p>
     <w:p>
       <w:pPr>
@@ -62,9 +53,6 @@
           <w:lang w:val="fr-FR"/>
         </w:rPr>
       </w:pPr>
-      <w:r>
-        <w:t/>
-      </w:r>
     </w:p>
     <w:p>
       <w:pPr>
@@ -84,7 +72,7 @@
           <w:szCs w:val="48"/>
           <w:lang w:val="fr-FR"/>
         </w:rPr>
-        <w:t xml:space="preserve">{m:nomProjet}</w:t>
+        <w:t>{m:nomProjet}</w:t>
       </w:r>
     </w:p>
     <w:p>
@@ -96,9 +84,6 @@
           <w:szCs w:val="20"/>
         </w:rPr>
       </w:pPr>
-      <w:r>
-        <w:t/>
-      </w:r>
     </w:p>
     <w:p>
       <w:pPr>
@@ -109,9 +94,6 @@
           <w:szCs w:val="20"/>
         </w:rPr>
       </w:pPr>
-      <w:r>
-        <w:t/>
-      </w:r>
     </w:p>
     <w:p>
       <w:pPr>
@@ -122,9 +104,6 @@
           <w:szCs w:val="20"/>
         </w:rPr>
       </w:pPr>
-      <w:r>
-        <w:t/>
-      </w:r>
     </w:p>
     <w:p>
       <w:pPr>
@@ -165,9 +144,6 @@
           <w:lang w:eastAsia="fr-FR"/>
         </w:rPr>
       </w:pPr>
-      <w:r>
-        <w:t/>
-      </w:r>
     </w:p>
     <w:p>
       <w:pPr>
@@ -191,9 +167,6 @@
           <w:szCs w:val="20"/>
         </w:rPr>
       </w:pPr>
-      <w:r>
-        <w:t/>
-      </w:r>
     </w:p>
     <w:p>
       <w:pPr>
@@ -204,9 +177,6 @@
           <w:szCs w:val="20"/>
         </w:rPr>
       </w:pPr>
-      <w:r>
-        <w:t/>
-      </w:r>
     </w:p>
     <w:p>
       <w:pPr>
@@ -217,9 +187,6 @@
           <w:szCs w:val="20"/>
         </w:rPr>
       </w:pPr>
-      <w:r>
-        <w:t/>
-      </w:r>
     </w:p>
     <w:p>
       <w:r>
@@ -253,7 +220,7 @@
         <w:rPr>
           <w:highlight w:val="green"/>
         </w:rPr>
-        <w:t xml:space="preserve">'}</w:t>
+        <w:t>'}</w:t>
       </w:r>
     </w:p>
     <w:tbl>
@@ -272,7 +239,7 @@
           <w:left w:w="70" w:type="dxa"/>
           <w:right w:w="70" w:type="dxa"/>
         </w:tblCellMar>
-        <w:tblLook w:val="0000"/>
+        <w:tblLook w:val="0000" w:firstRow="0" w:lastRow="0" w:firstColumn="0" w:lastColumn="0" w:noHBand="0" w:noVBand="0"/>
       </w:tblPr>
       <w:tblGrid>
         <w:gridCol w:w="1283"/>
@@ -375,44 +342,28 @@
             <w:tcW w:w="2410" w:type="dxa"/>
             <w:vAlign w:val="center"/>
           </w:tcPr>
-          <w:p>
-            <w:r>
-              <w:t/>
-            </w:r>
-          </w:p>
+          <w:p/>
         </w:tc>
         <w:tc>
           <w:tcPr>
             <w:tcW w:w="2977" w:type="dxa"/>
             <w:vAlign w:val="center"/>
           </w:tcPr>
-          <w:p>
-            <w:r>
-              <w:t/>
-            </w:r>
-          </w:p>
+          <w:p/>
         </w:tc>
         <w:tc>
           <w:tcPr>
             <w:tcW w:w="1185" w:type="dxa"/>
             <w:vAlign w:val="center"/>
           </w:tcPr>
-          <w:p>
-            <w:r>
-              <w:t/>
-            </w:r>
-          </w:p>
+          <w:p/>
         </w:tc>
         <w:tc>
           <w:tcPr>
             <w:tcW w:w="1791" w:type="dxa"/>
             <w:vAlign w:val="center"/>
           </w:tcPr>
-          <w:p>
-            <w:r>
-              <w:t/>
-            </w:r>
-          </w:p>
+          <w:p/>
         </w:tc>
       </w:tr>
       <w:tr>
@@ -436,44 +387,28 @@
             <w:tcW w:w="2410" w:type="dxa"/>
             <w:vAlign w:val="center"/>
           </w:tcPr>
-          <w:p>
-            <w:r>
-              <w:t/>
-            </w:r>
-          </w:p>
+          <w:p/>
         </w:tc>
         <w:tc>
           <w:tcPr>
             <w:tcW w:w="2977" w:type="dxa"/>
             <w:vAlign w:val="center"/>
           </w:tcPr>
-          <w:p>
-            <w:r>
-              <w:t/>
-            </w:r>
-          </w:p>
+          <w:p/>
         </w:tc>
         <w:tc>
           <w:tcPr>
             <w:tcW w:w="1185" w:type="dxa"/>
             <w:vAlign w:val="center"/>
           </w:tcPr>
-          <w:p>
-            <w:r>
-              <w:t/>
-            </w:r>
-          </w:p>
+          <w:p/>
         </w:tc>
         <w:tc>
           <w:tcPr>
             <w:tcW w:w="1791" w:type="dxa"/>
             <w:vAlign w:val="center"/>
           </w:tcPr>
-          <w:p>
-            <w:r>
-              <w:t/>
-            </w:r>
-          </w:p>
+          <w:p/>
         </w:tc>
       </w:tr>
       <w:tr>
@@ -497,44 +432,28 @@
             <w:tcW w:w="2410" w:type="dxa"/>
             <w:vAlign w:val="center"/>
           </w:tcPr>
-          <w:p>
-            <w:r>
-              <w:t/>
-            </w:r>
-          </w:p>
+          <w:p/>
         </w:tc>
         <w:tc>
           <w:tcPr>
             <w:tcW w:w="2977" w:type="dxa"/>
             <w:vAlign w:val="center"/>
           </w:tcPr>
-          <w:p>
-            <w:r>
-              <w:t/>
-            </w:r>
-          </w:p>
+          <w:p/>
         </w:tc>
         <w:tc>
           <w:tcPr>
             <w:tcW w:w="1185" w:type="dxa"/>
             <w:vAlign w:val="center"/>
           </w:tcPr>
-          <w:p>
-            <w:r>
-              <w:t/>
-            </w:r>
-          </w:p>
+          <w:p/>
         </w:tc>
         <w:tc>
           <w:tcPr>
             <w:tcW w:w="1791" w:type="dxa"/>
             <w:vAlign w:val="center"/>
           </w:tcPr>
-          <w:p>
-            <w:r>
-              <w:t/>
-            </w:r>
-          </w:p>
+          <w:p/>
         </w:tc>
       </w:tr>
       <w:tr>
@@ -558,72 +477,40 @@
             <w:tcW w:w="2410" w:type="dxa"/>
             <w:vAlign w:val="center"/>
           </w:tcPr>
-          <w:p>
-            <w:r>
-              <w:t/>
-            </w:r>
-          </w:p>
+          <w:p/>
         </w:tc>
         <w:tc>
           <w:tcPr>
             <w:tcW w:w="2977" w:type="dxa"/>
             <w:vAlign w:val="center"/>
           </w:tcPr>
-          <w:p>
-            <w:r>
-              <w:t/>
-            </w:r>
-          </w:p>
+          <w:p/>
         </w:tc>
         <w:tc>
           <w:tcPr>
             <w:tcW w:w="1185" w:type="dxa"/>
             <w:vAlign w:val="center"/>
           </w:tcPr>
-          <w:p>
-            <w:r>
-              <w:t/>
-            </w:r>
-          </w:p>
+          <w:p/>
         </w:tc>
         <w:tc>
           <w:tcPr>
             <w:tcW w:w="1791" w:type="dxa"/>
             <w:vAlign w:val="center"/>
           </w:tcPr>
-          <w:p>
-            <w:r>
-              <w:t/>
-            </w:r>
-          </w:p>
+          <w:p/>
         </w:tc>
       </w:tr>
     </w:tbl>
-    <w:p>
-      <w:r>
-        <w:t/>
-      </w:r>
-    </w:p>
-    <w:p>
-      <w:r>
-        <w:t/>
-      </w:r>
-    </w:p>
-    <w:p>
-      <w:r>
-        <w:t/>
-      </w:r>
-    </w:p>
+    <w:p/>
+    <w:p/>
+    <w:p/>
     <w:p>
       <w:r>
         <w:t>Historique des versions du document</w:t>
       </w:r>
     </w:p>
-    <w:p>
-      <w:r>
-        <w:t/>
-      </w:r>
-    </w:p>
+    <w:p/>
     <w:tbl>
       <w:tblPr>
         <w:tblW w:w="9072" w:type="dxa"/>
@@ -641,7 +528,7 @@
           <w:left w:w="70" w:type="dxa"/>
           <w:right w:w="70" w:type="dxa"/>
         </w:tblCellMar>
-        <w:tblLook w:val="0000"/>
+        <w:tblLook w:val="0000" w:firstRow="0" w:lastRow="0" w:firstColumn="0" w:lastColumn="0" w:noHBand="0" w:noVBand="0"/>
       </w:tblPr>
       <w:tblGrid>
         <w:gridCol w:w="1134"/>
@@ -750,41 +637,25 @@
           <w:tcPr>
             <w:tcW w:w="1134" w:type="dxa"/>
           </w:tcPr>
-          <w:p>
-            <w:r>
-              <w:t/>
-            </w:r>
-          </w:p>
+          <w:p/>
         </w:tc>
         <w:tc>
           <w:tcPr>
             <w:tcW w:w="1418" w:type="dxa"/>
           </w:tcPr>
-          <w:p>
-            <w:r>
-              <w:t/>
-            </w:r>
-          </w:p>
+          <w:p/>
         </w:tc>
         <w:tc>
           <w:tcPr>
             <w:tcW w:w="3969" w:type="dxa"/>
           </w:tcPr>
-          <w:p>
-            <w:r>
-              <w:t/>
-            </w:r>
-          </w:p>
+          <w:p/>
         </w:tc>
         <w:tc>
           <w:tcPr>
             <w:tcW w:w="2551" w:type="dxa"/>
           </w:tcPr>
-          <w:p>
-            <w:r>
-              <w:t/>
-            </w:r>
-          </w:p>
+          <w:p/>
         </w:tc>
       </w:tr>
       <w:tr>
@@ -792,41 +663,25 @@
           <w:tcPr>
             <w:tcW w:w="1134" w:type="dxa"/>
           </w:tcPr>
-          <w:p>
-            <w:r>
-              <w:t/>
-            </w:r>
-          </w:p>
+          <w:p/>
         </w:tc>
         <w:tc>
           <w:tcPr>
             <w:tcW w:w="1418" w:type="dxa"/>
           </w:tcPr>
-          <w:p>
-            <w:r>
-              <w:t/>
-            </w:r>
-          </w:p>
+          <w:p/>
         </w:tc>
         <w:tc>
           <w:tcPr>
             <w:tcW w:w="3969" w:type="dxa"/>
           </w:tcPr>
-          <w:p>
-            <w:r>
-              <w:t/>
-            </w:r>
-          </w:p>
+          <w:p/>
         </w:tc>
         <w:tc>
           <w:tcPr>
             <w:tcW w:w="2551" w:type="dxa"/>
           </w:tcPr>
-          <w:p>
-            <w:r>
-              <w:t/>
-            </w:r>
-          </w:p>
+          <w:p/>
         </w:tc>
       </w:tr>
       <w:tr>
@@ -834,41 +689,25 @@
           <w:tcPr>
             <w:tcW w:w="1134" w:type="dxa"/>
           </w:tcPr>
-          <w:p>
-            <w:r>
-              <w:t/>
-            </w:r>
-          </w:p>
+          <w:p/>
         </w:tc>
         <w:tc>
           <w:tcPr>
             <w:tcW w:w="1418" w:type="dxa"/>
           </w:tcPr>
-          <w:p>
-            <w:r>
-              <w:t/>
-            </w:r>
-          </w:p>
+          <w:p/>
         </w:tc>
         <w:tc>
           <w:tcPr>
             <w:tcW w:w="3969" w:type="dxa"/>
           </w:tcPr>
-          <w:p>
-            <w:r>
-              <w:t/>
-            </w:r>
-          </w:p>
+          <w:p/>
         </w:tc>
         <w:tc>
           <w:tcPr>
             <w:tcW w:w="2551" w:type="dxa"/>
           </w:tcPr>
-          <w:p>
-            <w:r>
-              <w:t/>
-            </w:r>
-          </w:p>
+          <w:p/>
         </w:tc>
       </w:tr>
     </w:tbl>
@@ -879,7 +718,7 @@
           <w:highlight w:val="green"/>
           <w:lang w:eastAsia="fr-FR"/>
         </w:rPr>
-        <w:t xml:space="preserve">{m:enduserdoc}</w:t>
+        <w:t>{m:enduserdoc}</w:t>
       </w:r>
       <w:r>
         <w:br w:type="page"/>
@@ -2216,9 +2055,6 @@
       <w:pPr>
         <w:pStyle w:val="BodyText"/>
       </w:pPr>
-      <w:r>
-        <w:t/>
-      </w:r>
     </w:p>
     <w:p>
       <w:pPr>
@@ -2270,9 +2106,6 @@
           <w:lang w:eastAsia="fr-FR"/>
         </w:rPr>
       </w:pPr>
-      <w:r>
-        <w:t/>
-      </w:r>
     </w:p>
     <w:p>
       <w:pPr>
@@ -2612,7 +2445,7 @@
           <w:insideH w:val="single" w:sz="4" w:space="0" w:color="auto"/>
           <w:insideV w:val="single" w:sz="4" w:space="0" w:color="auto"/>
         </w:tblBorders>
-        <w:tblLook w:val="04A0"/>
+        <w:tblLook w:val="04A0" w:firstRow="1" w:lastRow="0" w:firstColumn="1" w:lastColumn="0" w:noHBand="0" w:noVBand="1"/>
       </w:tblPr>
       <w:tblGrid>
         <w:gridCol w:w="1241"/>
@@ -2903,14 +2736,14 @@
           <w:insideH w:val="single" w:sz="4" w:space="0" w:color="auto"/>
           <w:insideV w:val="single" w:sz="4" w:space="0" w:color="auto"/>
         </w:tblBorders>
-        <w:tblLook w:val="04A0"/>
+        <w:tblLook w:val="04A0" w:firstRow="1" w:lastRow="0" w:firstColumn="1" w:lastColumn="0" w:noHBand="0" w:noVBand="1"/>
       </w:tblPr>
       <w:tblGrid>
-        <w:gridCol w:w="1241"/>
-        <w:gridCol w:w="1669"/>
-        <w:gridCol w:w="3451"/>
-        <w:gridCol w:w="1532"/>
-        <w:gridCol w:w="1169"/>
+        <w:gridCol w:w="1045"/>
+        <w:gridCol w:w="1359"/>
+        <w:gridCol w:w="1745"/>
+        <w:gridCol w:w="3643"/>
+        <w:gridCol w:w="1496"/>
       </w:tblGrid>
       <w:tr>
         <w:tc>
@@ -3002,28 +2835,14 @@
                 <w:sz w:val="24"/>
                 <w:szCs w:val="24"/>
               </w:rPr>
-              <w:t>{m:if req.status=null or req.status=''}</w:t>
+              <w:t>{m:if req.status=null or req.status=''}Non renseigné{m:else}</w:t>
             </w:r>
             <w:r>
               <w:rPr>
                 <w:sz w:val="24"/>
                 <w:szCs w:val="24"/>
               </w:rPr>
-              <w:t>Non renseigné</w:t>
-            </w:r>
-            <w:r>
-              <w:rPr>
-                <w:sz w:val="24"/>
-                <w:szCs w:val="24"/>
-              </w:rPr>
-              <w:t>{m:else}</w:t>
-            </w:r>
-            <w:r>
-              <w:rPr>
-                <w:sz w:val="24"/>
-                <w:szCs w:val="24"/>
-              </w:rPr>
-              <w:t xml:space="preserve">{m:req.status}</w:t>
+              <w:t>{m:req.status}</w:t>
             </w:r>
             <w:r>
               <w:rPr>
@@ -3139,7 +2958,7 @@
         <w:rPr>
           <w:highlight w:val="green"/>
         </w:rPr>
-        <w:t xml:space="preserve">{m:enduserdoc}</w:t>
+        <w:t>{m:enduserdoc}</w:t>
       </w:r>
     </w:p>
     <w:p>
@@ -3168,7 +2987,7 @@
         <w:rPr>
           <w:highlight w:val="green"/>
         </w:rPr>
-        <w:t xml:space="preserve">{m:userdoc 'EXIGENCES_METIER'}</w:t>
+        <w:t>{m:userdoc 'EXIGENCES_METIER'}</w:t>
       </w:r>
     </w:p>
     <w:tbl>
@@ -3179,7 +2998,7 @@
           <w:left w:w="0" w:type="dxa"/>
           <w:right w:w="0" w:type="dxa"/>
         </w:tblCellMar>
-        <w:tblLook w:val="04A0"/>
+        <w:tblLook w:val="04A0" w:firstRow="1" w:lastRow="0" w:firstColumn="1" w:lastColumn="0" w:noHBand="0" w:noVBand="1"/>
       </w:tblPr>
       <w:tblGrid>
         <w:gridCol w:w="1851"/>
@@ -3274,9 +3093,6 @@
                 <w:szCs w:val="20"/>
               </w:rPr>
             </w:pPr>
-            <w:r>
-              <w:t/>
-            </w:r>
           </w:p>
         </w:tc>
         <w:tc>
@@ -3296,9 +3112,6 @@
                 <w:szCs w:val="20"/>
               </w:rPr>
             </w:pPr>
-            <w:r>
-              <w:t/>
-            </w:r>
           </w:p>
         </w:tc>
       </w:tr>
@@ -3320,7 +3133,7 @@
         <w:rPr>
           <w:highlight w:val="green"/>
         </w:rPr>
-        <w:t xml:space="preserve">{m:enduserdoc}</w:t>
+        <w:t>{m:enduserdoc}</w:t>
       </w:r>
     </w:p>
     <w:p>
@@ -3331,6 +3144,7 @@
       <w:bookmarkStart w:id="12" w:name="_Toc465952529"/>
       <w:bookmarkEnd w:id="11"/>
       <w:r>
+        <w:lastRenderedPageBreak/>
         <w:t>Exigences techniques</w:t>
       </w:r>
       <w:bookmarkEnd w:id="12"/>
@@ -3366,7 +3180,7 @@
           <w:left w:w="0" w:type="dxa"/>
           <w:right w:w="0" w:type="dxa"/>
         </w:tblCellMar>
-        <w:tblLook w:val="04A0"/>
+        <w:tblLook w:val="04A0" w:firstRow="1" w:lastRow="0" w:firstColumn="1" w:lastColumn="0" w:noHBand="0" w:noVBand="1"/>
       </w:tblPr>
       <w:tblGrid>
         <w:gridCol w:w="1853"/>
@@ -3440,9 +3254,6 @@
             <w:pPr>
               <w:pStyle w:val="western1"/>
             </w:pPr>
-            <w:r>
-              <w:t/>
-            </w:r>
           </w:p>
         </w:tc>
         <w:tc>
@@ -3454,9 +3265,6 @@
             <w:pPr>
               <w:pStyle w:val="western1"/>
             </w:pPr>
-            <w:r>
-              <w:t/>
-            </w:r>
           </w:p>
         </w:tc>
       </w:tr>
@@ -3467,7 +3275,7 @@
         <w:spacing w:after="240"/>
       </w:pPr>
       <w:r>
-        <w:t xml:space="preserve">{m:enduserdoc}</w:t>
+        <w:t>{m:enduserdoc}</w:t>
       </w:r>
     </w:p>
     <w:p>
@@ -3480,9 +3288,6 @@
           <w:lang w:eastAsia="fr-FR"/>
         </w:rPr>
       </w:pPr>
-      <w:r>
-        <w:t/>
-      </w:r>
     </w:p>
     <w:p>
       <w:pPr>
@@ -3576,7 +3381,7 @@
           <w:i/>
           <w:sz w:val="22"/>
         </w:rPr>
-        <w:t xml:space="preserve">{m:for uc | system.useCases-&gt;sortedBy(u|u.name)}</w:t>
+        <w:t>{m:for uc | system.useCases-&gt;sortedBy(u|u.name)}</w:t>
       </w:r>
     </w:p>
     <w:p>
@@ -3704,28 +3509,7 @@
           <w:sz w:val="24"/>
           <w:szCs w:val="24"/>
         </w:rPr>
-        <w:t>{m:if uc.name.startsWith('MQT -')}</w:t>
-      </w:r>
-      <w:r>
-        <w:rPr>
-          <w:sz w:val="24"/>
-          <w:szCs w:val="24"/>
-        </w:rPr>
-        <w:t xml:space="preserve">{m:uc.name.substring(6)}</w:t>
-      </w:r>
-      <w:r>
-        <w:rPr>
-          <w:sz w:val="24"/>
-          <w:szCs w:val="24"/>
-        </w:rPr>
-        <w:t xml:space="preserve">{m:else}</w:t>
-      </w:r>
-      <w:r>
-        <w:rPr>
-          <w:sz w:val="24"/>
-          <w:szCs w:val="24"/>
-        </w:rPr>
-        <w:t>{m:uc.name}</w:t>
+        <w:t>{m:if uc.name.startsWith('MQT -')}{m:uc.name.substring(6)}{m:else}{m:uc.name}</w:t>
       </w:r>
       <w:r>
         <w:rPr>
@@ -4080,8 +3864,6 @@
         <w:t>uc.name}</w:t>
       </w:r>
     </w:p>
-    <w:bookmarkStart w:id="18" w:name="_GoBack"/>
-    <w:bookmarkEnd w:id="18"/>
     <w:p>
       <w:pPr>
         <w:rPr>
@@ -4115,16 +3897,13 @@
           <w:szCs w:val="24"/>
         </w:rPr>
       </w:pPr>
-      <w:r>
-        <w:t/>
-      </w:r>
     </w:p>
     <w:p>
       <w:pPr>
         <w:pStyle w:val="Titre3"/>
       </w:pPr>
-      <w:bookmarkStart w:id="19" w:name="__RefHeading__9585_2056016558"/>
-      <w:bookmarkEnd w:id="19"/>
+      <w:bookmarkStart w:id="18" w:name="__RefHeading__9585_2056016558"/>
+      <w:bookmarkEnd w:id="18"/>
       <w:r>
         <w:t>C</w:t>
       </w:r>
@@ -4140,7 +3919,7 @@
         <w:t>{m:if uc.domainClasses-&gt;</w:t>
       </w:r>
       <w:r>
-        <w:t xml:space="preserve">size()&gt;0}</w:t>
+        <w:t>size()&gt;0}</w:t>
       </w:r>
     </w:p>
     <w:tbl>
@@ -4154,7 +3933,7 @@
           <w:insideH w:val="single" w:sz="4" w:space="0" w:color="auto"/>
           <w:insideV w:val="single" w:sz="4" w:space="0" w:color="auto"/>
         </w:tblBorders>
-        <w:tblLook w:val="04A0"/>
+        <w:tblLook w:val="04A0" w:firstRow="1" w:lastRow="0" w:firstColumn="1" w:lastColumn="0" w:noHBand="0" w:noVBand="1"/>
       </w:tblPr>
       <w:tblGrid>
         <w:gridCol w:w="2095"/>
@@ -4308,6 +4087,7 @@
           <w:sz w:val="24"/>
           <w:szCs w:val="24"/>
         </w:rPr>
+        <w:lastRenderedPageBreak/>
         <w:t xml:space="preserve">{m:for </w:t>
       </w:r>
       <w:r>
@@ -4381,7 +4161,7 @@
           <w:sz w:val="24"/>
           <w:szCs w:val="24"/>
         </w:rPr>
-        <w:t xml:space="preserve">tr | cl.attributes}</w:t>
+        <w:t>tr | cl.attributes}</w:t>
       </w:r>
     </w:p>
     <w:tbl>
@@ -4395,14 +4175,14 @@
           <w:insideH w:val="single" w:sz="4" w:space="0" w:color="auto"/>
           <w:insideV w:val="single" w:sz="4" w:space="0" w:color="auto"/>
         </w:tblBorders>
-        <w:tblLook w:val="04A0"/>
+        <w:tblLook w:val="04A0" w:firstRow="1" w:lastRow="0" w:firstColumn="1" w:lastColumn="0" w:noHBand="0" w:noVBand="1"/>
       </w:tblPr>
       <w:tblGrid>
-        <w:gridCol w:w="2095"/>
-        <w:gridCol w:w="1716"/>
-        <w:gridCol w:w="1776"/>
-        <w:gridCol w:w="1727"/>
-        <w:gridCol w:w="1748"/>
+        <w:gridCol w:w="1468"/>
+        <w:gridCol w:w="1812"/>
+        <w:gridCol w:w="1886"/>
+        <w:gridCol w:w="1954"/>
+        <w:gridCol w:w="2168"/>
       </w:tblGrid>
       <w:tr>
         <w:tc>
@@ -4736,14 +4516,6 @@
           <w:sz w:val="24"/>
           <w:szCs w:val="24"/>
         </w:rPr>
-        <w:t xml:space="preserve">{m:endfor}</w:t>
-      </w:r>
-      <w:r>
-        <w:rPr>
-          <w:i/>
-          <w:sz w:val="24"/>
-          <w:szCs w:val="24"/>
-        </w:rPr>
         <w:t>{m:endfor}</w:t>
       </w:r>
       <w:r>
@@ -4752,7 +4524,15 @@
           <w:sz w:val="24"/>
           <w:szCs w:val="24"/>
         </w:rPr>
-        <w:t xml:space="preserve">{m:endif}</w:t>
+        <w:t>{m:endfor}</w:t>
+      </w:r>
+      <w:r>
+        <w:rPr>
+          <w:i/>
+          <w:sz w:val="24"/>
+          <w:szCs w:val="24"/>
+        </w:rPr>
+        <w:t>{m:endif}</w:t>
       </w:r>
     </w:p>
     <w:p>
@@ -4776,10 +4556,9 @@
       <w:pPr>
         <w:pStyle w:val="Titre3"/>
       </w:pPr>
-      <w:bookmarkStart w:id="20" w:name="__RefHeading__9587_2056016558"/>
-      <w:bookmarkEnd w:id="20"/>
-      <w:r>
-        <w:lastRenderedPageBreak/>
+      <w:bookmarkStart w:id="19" w:name="__RefHeading__9587_2056016558"/>
+      <w:bookmarkEnd w:id="19"/>
+      <w:r>
         <w:t>CMMI</w:t>
       </w:r>
     </w:p>
@@ -4794,7 +4573,7 @@
           <w:insideH w:val="single" w:sz="4" w:space="0" w:color="auto"/>
           <w:insideV w:val="single" w:sz="4" w:space="0" w:color="auto"/>
         </w:tblBorders>
-        <w:tblLook w:val="04A0"/>
+        <w:tblLook w:val="04A0" w:firstRow="1" w:lastRow="0" w:firstColumn="1" w:lastColumn="0" w:noHBand="0" w:noVBand="1"/>
       </w:tblPr>
       <w:tblGrid>
         <w:gridCol w:w="4530"/>
@@ -4899,11 +4678,11 @@
           <w:insideH w:val="single" w:sz="4" w:space="0" w:color="auto"/>
           <w:insideV w:val="single" w:sz="4" w:space="0" w:color="auto"/>
         </w:tblBorders>
-        <w:tblLook w:val="04A0"/>
+        <w:tblLook w:val="04A0" w:firstRow="1" w:lastRow="0" w:firstColumn="1" w:lastColumn="0" w:noHBand="0" w:noVBand="1"/>
       </w:tblPr>
       <w:tblGrid>
-        <w:gridCol w:w="4530"/>
-        <w:gridCol w:w="4532"/>
+        <w:gridCol w:w="4480"/>
+        <w:gridCol w:w="4808"/>
       </w:tblGrid>
       <w:tr>
         <w:tc>
@@ -4925,93 +4704,29 @@
                 <w:sz w:val="24"/>
                 <w:szCs w:val="24"/>
               </w:rPr>
-              <w:t xml:space="preserve">{m:if a.title.size()&gt;25}</w:t>
-            </w:r>
-            <w:r>
+              <w:t>{m:if a.title.size()&gt;25}{m:a.title.substring(1,25)}{m:else}{m:a.title}{m:endif}</w:t>
+            </w:r>
+          </w:p>
+        </w:tc>
+        <w:tc>
+          <w:tcPr>
+            <w:tcW w:w="4532" w:type="dxa"/>
+          </w:tcPr>
+          <w:p>
+            <w:pPr>
               <w:rPr>
                 <w:i/>
                 <w:sz w:val="24"/>
                 <w:szCs w:val="24"/>
               </w:rPr>
-              <w:t xml:space="preserve">{m:a.title.substring(1,25)}</w:t>
-            </w:r>
+            </w:pPr>
             <w:r>
               <w:rPr>
                 <w:i/>
                 <w:sz w:val="24"/>
                 <w:szCs w:val="24"/>
               </w:rPr>
-              <w:t xml:space="preserve">{m:else}</w:t>
-            </w:r>
-            <w:r>
-              <w:rPr>
-                <w:i/>
-                <w:sz w:val="24"/>
-                <w:szCs w:val="24"/>
-              </w:rPr>
-              <w:t xml:space="preserve">{m:a.title}</w:t>
-            </w:r>
-            <w:r>
-              <w:rPr>
-                <w:i/>
-                <w:sz w:val="24"/>
-                <w:szCs w:val="24"/>
-              </w:rPr>
-              <w:t xml:space="preserve">{m:endif}</w:t>
-            </w:r>
-          </w:p>
-        </w:tc>
-        <w:tc>
-          <w:tcPr>
-            <w:tcW w:w="4532" w:type="dxa"/>
-          </w:tcPr>
-          <w:p>
-            <w:pPr>
-              <w:rPr>
-                <w:i/>
-                <w:sz w:val="24"/>
-                <w:szCs w:val="24"/>
-              </w:rPr>
-            </w:pPr>
-            <w:r>
-              <w:rPr>
-                <w:i/>
-                <w:sz w:val="24"/>
-                <w:szCs w:val="24"/>
-              </w:rPr>
-              <w:t xml:space="preserve">{m:if a.body.size()&gt;100}</w:t>
-            </w:r>
-            <w:r>
-              <w:rPr>
-                <w:i/>
-                <w:sz w:val="24"/>
-                <w:szCs w:val="24"/>
-              </w:rPr>
-              <w:t xml:space="preserve">{m:a.body.substring(1,100)}</w:t>
-            </w:r>
-            <w:r>
-              <w:rPr>
-                <w:i/>
-                <w:sz w:val="24"/>
-                <w:szCs w:val="24"/>
-              </w:rPr>
-              <w:t xml:space="preserve">{m:else}</w:t>
-            </w:r>
-            <w:r>
-              <w:rPr>
-                <w:i/>
-                <w:sz w:val="24"/>
-                <w:szCs w:val="24"/>
-              </w:rPr>
-              <w:t xml:space="preserve">{m:a.body}</w:t>
-            </w:r>
-            <w:r>
-              <w:rPr>
-                <w:i/>
-                <w:sz w:val="24"/>
-                <w:szCs w:val="24"/>
-              </w:rPr>
-              <w:t xml:space="preserve">{m:endif}</w:t>
+              <w:t>{m:if a.body.size()&gt;100}{m:a.body.substring(1,100)}{m:else}{m:a.body}{m:endif}</w:t>
             </w:r>
           </w:p>
         </w:tc>
@@ -5115,97 +4830,237 @@
       <w:pPr>
         <w:pStyle w:val="Titre4"/>
       </w:pPr>
-      <w:bookmarkStart w:id="21" w:name="__RefHeading__9589_2056016558"/>
+      <w:bookmarkStart w:id="20" w:name="__RefHeading__9589_2056016558"/>
+      <w:bookmarkEnd w:id="20"/>
+      <w:r>
+        <w:t>Description</w:t>
+      </w:r>
+    </w:p>
+    <w:p>
+      <w:pPr>
+        <w:rPr>
+          <w:sz w:val="24"/>
+          <w:szCs w:val="24"/>
+        </w:rPr>
+      </w:pPr>
+      <w:r>
+        <w:rPr>
+          <w:sz w:val="24"/>
+          <w:szCs w:val="24"/>
+        </w:rPr>
+        <w:t>{m:task.description}</w:t>
+      </w:r>
+    </w:p>
+    <w:p>
+      <w:pPr>
+        <w:pStyle w:val="Titre4"/>
+      </w:pPr>
+      <w:bookmarkStart w:id="21" w:name="__RefHeading__9591_2056016558"/>
       <w:bookmarkEnd w:id="21"/>
       <w:r>
-        <w:t>Description</w:t>
-      </w:r>
-    </w:p>
-    <w:p>
-      <w:pPr>
-        <w:rPr>
-          <w:sz w:val="24"/>
-          <w:szCs w:val="24"/>
-        </w:rPr>
-      </w:pPr>
-      <w:r>
-        <w:rPr>
-          <w:sz w:val="24"/>
-          <w:szCs w:val="24"/>
-        </w:rPr>
-        <w:t>{m:task.description}</w:t>
+        <w:t>Plan d'actions</w:t>
+      </w:r>
+    </w:p>
+    <w:p>
+      <w:r>
+        <w:t>{</w:t>
+      </w:r>
+      <w:proofErr w:type="spellStart"/>
+      <w:proofErr w:type="gramStart"/>
+      <w:r>
+        <w:t>m:if</w:t>
+      </w:r>
+      <w:proofErr w:type="spellEnd"/>
+      <w:proofErr w:type="gramEnd"/>
+      <w:r>
+        <w:t xml:space="preserve"> </w:t>
+      </w:r>
+      <w:proofErr w:type="spellStart"/>
+      <w:r>
+        <w:t>task.</w:t>
+      </w:r>
+      <w:r>
+        <w:t>isRepresentationDescriptionName</w:t>
+      </w:r>
+      <w:proofErr w:type="spellEnd"/>
+      <w:r>
+        <w:t>('Actions Plan')</w:t>
+      </w:r>
+      <w:r>
+        <w:t xml:space="preserve"> and </w:t>
+      </w:r>
+      <w:proofErr w:type="spellStart"/>
+      <w:r>
+        <w:t>task.asImageByRepresentationDescriptionName</w:t>
+      </w:r>
+      <w:proofErr w:type="spellEnd"/>
+      <w:r>
+        <w:t>('Actions Plan')</w:t>
+      </w:r>
+      <w:r>
+        <w:t xml:space="preserve"> &lt;&gt; </w:t>
+      </w:r>
+      <w:proofErr w:type="spellStart"/>
+      <w:r>
+        <w:t>null</w:t>
+      </w:r>
+      <w:proofErr w:type="spellEnd"/>
+      <w:r>
+        <w:t>}</w:t>
+      </w:r>
+    </w:p>
+    <w:p>
+      <w:r>
+        <w:t>{m:</w:t>
+      </w:r>
+      <w:r>
+        <w:t>task.asImageByRepresentationDescriptionName('Actions Plan').</w:t>
+      </w:r>
+      <w:r>
+        <w:t xml:space="preserve"> setConserveRatio </w:t>
+      </w:r>
+      <w:r>
+        <w:t>(</w:t>
+      </w:r>
+      <w:r>
+        <w:t>true</w:t>
+      </w:r>
+      <w:r>
+        <w:t>).set</w:t>
+      </w:r>
+      <w:r>
+        <w:t>Width</w:t>
+      </w:r>
+      <w:r>
+        <w:t>(</w:t>
+      </w:r>
+      <w:r>
+        <w:t>45</w:t>
+      </w:r>
+      <w:r>
+        <w:t>0)}</w:t>
+      </w:r>
+    </w:p>
+    <w:p>
+      <w:pPr>
+        <w:rPr>
+          <w:sz w:val="24"/>
+        </w:rPr>
+      </w:pPr>
+      <w:r>
+        <w:t>{m:else}</w:t>
+      </w:r>
+      <w:r>
+        <w:rPr>
+          <w:sz w:val="24"/>
+        </w:rPr>
+        <w:t xml:space="preserve">Il n’y a pas de </w:t>
+      </w:r>
+      <w:r>
+        <w:rPr>
+          <w:sz w:val="24"/>
+        </w:rPr>
+        <w:t>plan d’action pour cette tâche.{m:endif}</w:t>
       </w:r>
     </w:p>
     <w:p>
       <w:pPr>
         <w:pStyle w:val="Titre4"/>
       </w:pPr>
-      <w:bookmarkStart w:id="22" w:name="__RefHeading__9591_2056016558"/>
+      <w:bookmarkStart w:id="22" w:name="__RefHeading__9593_2056016558"/>
       <w:bookmarkEnd w:id="22"/>
       <w:r>
-        <w:t>Plan d'actions</w:t>
-      </w:r>
-    </w:p>
-    <w:p>
-      <w:r>
-        <w:t>{m:if task.</w:t>
-      </w:r>
-      <w:r>
-        <w:t>isRepresentationDescriptionName('Actions Plan')}</w:t>
-      </w:r>
-    </w:p>
-    <w:p>
-      <w:r>
-        <w:t>{m:</w:t>
-      </w:r>
-      <w:r>
-        <w:t>task.asImageByRepresentationDescriptionName('Actions Plan').</w:t>
-      </w:r>
-      <w:r>
-        <w:t xml:space="preserve"> setConserveRatio </w:t>
-      </w:r>
-      <w:r>
-        <w:t>(</w:t>
-      </w:r>
-      <w:r>
-        <w:t>true</w:t>
-      </w:r>
-      <w:r>
-        <w:t>).set</w:t>
-      </w:r>
-      <w:r>
-        <w:t>Width</w:t>
-      </w:r>
-      <w:r>
-        <w:t>(</w:t>
-      </w:r>
-      <w:r>
-        <w:t>45</w:t>
-      </w:r>
-      <w:r>
-        <w:t>0)}</w:t>
-      </w:r>
-    </w:p>
-    <w:p>
-      <w:pPr>
-        <w:rPr>
-          <w:sz w:val="24"/>
-        </w:rPr>
-      </w:pPr>
-      <w:r>
-        <w:t xml:space="preserve">{m:else}</w:t>
-      </w:r>
-      <w:r>
-        <w:rPr>
-          <w:sz w:val="24"/>
-        </w:rPr>
-        <w:t xml:space="preserve">Il n’y a pas de </w:t>
-      </w:r>
-      <w:r>
-        <w:rPr>
-          <w:sz w:val="24"/>
-        </w:rPr>
-        <w:t>plan d’action pour cette tâche.</w:t>
+        <w:t>Pré-conditions</w:t>
+      </w:r>
+    </w:p>
+    <w:p>
+      <w:pPr>
+        <w:rPr>
+          <w:sz w:val="24"/>
+        </w:rPr>
+      </w:pPr>
+      <w:r>
+        <w:rPr>
+          <w:sz w:val="24"/>
+        </w:rPr>
+        <w:t>{m:if task.precondit</w:t>
+      </w:r>
+      <w:r>
+        <w:rPr>
+          <w:sz w:val="24"/>
+        </w:rPr>
+        <w:t>ions=null or task.preconditions-&gt;isEmpty()}</w:t>
+      </w:r>
+      <w:r>
+        <w:rPr>
+          <w:sz w:val="24"/>
+        </w:rPr>
+        <w:t>Pré conditions non renseignées</w:t>
+      </w:r>
+      <w:r>
+        <w:rPr>
+          <w:sz w:val="24"/>
+        </w:rPr>
+        <w:t>.</w:t>
+      </w:r>
+      <w:r>
+        <w:rPr>
+          <w:sz w:val="24"/>
+        </w:rPr>
+        <w:t>{m:else}{m:task.preconditions}{m:endif}</w:t>
+      </w:r>
+    </w:p>
+    <w:p>
+      <w:pPr>
+        <w:pStyle w:val="Titre4"/>
+      </w:pPr>
+      <w:bookmarkStart w:id="23" w:name="__RefHeading__9595_2056016558"/>
+      <w:bookmarkEnd w:id="23"/>
+      <w:r>
+        <w:t>Post-conditions</w:t>
+      </w:r>
+    </w:p>
+    <w:p>
+      <w:pPr>
+        <w:rPr>
+          <w:sz w:val="24"/>
+        </w:rPr>
+      </w:pPr>
+      <w:r>
+        <w:rPr>
+          <w:sz w:val="24"/>
+        </w:rPr>
+        <w:t>{m:if task.postconditions=null or task.postconditions</w:t>
+      </w:r>
+      <w:r>
+        <w:rPr>
+          <w:sz w:val="24"/>
+        </w:rPr>
+        <w:t>-&gt;isEmpty()}</w:t>
+      </w:r>
+      <w:r>
+        <w:rPr>
+          <w:sz w:val="24"/>
+        </w:rPr>
+        <w:t>Post conditions non renseignées</w:t>
+      </w:r>
+      <w:r>
+        <w:rPr>
+          <w:sz w:val="24"/>
+        </w:rPr>
+        <w:t>.</w:t>
+      </w:r>
+      <w:r>
+        <w:rPr>
+          <w:sz w:val="24"/>
+        </w:rPr>
+        <w:t>{m:else}{m:task.</w:t>
+      </w:r>
+      <w:r>
+        <w:rPr>
+          <w:sz w:val="24"/>
+        </w:rPr>
+        <w:t>postconditions}</w:t>
       </w:r>
       <w:r>
         <w:rPr>
@@ -5216,137 +5071,10 @@
     </w:p>
     <w:p>
       <w:pPr>
-        <w:pStyle w:val="Titre4"/>
-      </w:pPr>
-      <w:bookmarkStart w:id="23" w:name="__RefHeading__9593_2056016558"/>
-      <w:bookmarkEnd w:id="23"/>
-      <w:r>
-        <w:t>Pré-conditions</w:t>
-      </w:r>
-    </w:p>
-    <w:p>
-      <w:pPr>
-        <w:rPr>
-          <w:sz w:val="24"/>
-        </w:rPr>
-      </w:pPr>
-      <w:r>
-        <w:rPr>
-          <w:sz w:val="24"/>
-        </w:rPr>
-        <w:t>{m:if task.precondit</w:t>
-      </w:r>
-      <w:r>
-        <w:rPr>
-          <w:sz w:val="24"/>
-        </w:rPr>
-        <w:t>ions=null or task.preconditions-&gt;isEmpty()}</w:t>
-      </w:r>
-      <w:r>
-        <w:rPr>
-          <w:sz w:val="24"/>
-        </w:rPr>
-        <w:t>Pré conditions non renseignées</w:t>
-      </w:r>
-      <w:r>
-        <w:rPr>
-          <w:sz w:val="24"/>
-        </w:rPr>
-        <w:t>.</w:t>
-      </w:r>
-      <w:r>
-        <w:rPr>
-          <w:sz w:val="24"/>
-        </w:rPr>
-        <w:t xml:space="preserve">{m:else}</w:t>
-      </w:r>
-      <w:r>
-        <w:rPr>
-          <w:sz w:val="24"/>
-        </w:rPr>
-        <w:t xml:space="preserve">{m:task.preconditions}</w:t>
-      </w:r>
-      <w:r>
-        <w:rPr>
-          <w:sz w:val="24"/>
-        </w:rPr>
-        <w:t xml:space="preserve">{m:endif}</w:t>
-      </w:r>
-    </w:p>
-    <w:p>
-      <w:pPr>
-        <w:pStyle w:val="Titre4"/>
-      </w:pPr>
-      <w:bookmarkStart w:id="24" w:name="__RefHeading__9595_2056016558"/>
-      <w:bookmarkEnd w:id="24"/>
-      <w:r>
-        <w:t>Post-conditions</w:t>
-      </w:r>
-    </w:p>
-    <w:p>
-      <w:pPr>
-        <w:rPr>
-          <w:sz w:val="24"/>
-        </w:rPr>
-      </w:pPr>
-      <w:r>
-        <w:rPr>
-          <w:sz w:val="24"/>
-        </w:rPr>
-        <w:t>{m:if task.postconditions=null or task.postconditions</w:t>
-      </w:r>
-      <w:r>
-        <w:rPr>
-          <w:sz w:val="24"/>
-        </w:rPr>
-        <w:t>-&gt;isEmpty()}</w:t>
-      </w:r>
-      <w:r>
-        <w:rPr>
-          <w:sz w:val="24"/>
-        </w:rPr>
-        <w:t>Post conditions non renseignées</w:t>
-      </w:r>
-      <w:r>
-        <w:rPr>
-          <w:sz w:val="24"/>
-        </w:rPr>
-        <w:t>.</w:t>
-      </w:r>
-      <w:r>
-        <w:rPr>
-          <w:sz w:val="24"/>
-        </w:rPr>
-        <w:t>{m:else}</w:t>
-      </w:r>
-      <w:r>
-        <w:rPr>
-          <w:sz w:val="24"/>
-        </w:rPr>
-        <w:t>{m:task.</w:t>
-      </w:r>
-      <w:r>
-        <w:rPr>
-          <w:sz w:val="24"/>
-        </w:rPr>
-        <w:t>postconditions}</w:t>
-      </w:r>
-      <w:r>
-        <w:rPr>
-          <w:sz w:val="24"/>
-        </w:rPr>
-        <w:t xml:space="preserve">{m:endif}</w:t>
-      </w:r>
-    </w:p>
-    <w:p>
-      <w:pPr>
-        <w:rPr>
-          <w:sz w:val="24"/>
-        </w:rPr>
-      </w:pPr>
-      <w:r>
-        <w:t/>
-      </w:r>
+        <w:rPr>
+          <w:sz w:val="24"/>
+        </w:rPr>
+      </w:pPr>
     </w:p>
     <w:p>
       <w:pPr>
@@ -5367,7 +5095,7 @@
           <w:insideH w:val="single" w:sz="4" w:space="0" w:color="auto"/>
           <w:insideV w:val="single" w:sz="4" w:space="0" w:color="auto"/>
         </w:tblBorders>
-        <w:tblLook w:val="04A0"/>
+        <w:tblLook w:val="04A0" w:firstRow="1" w:lastRow="0" w:firstColumn="1" w:lastColumn="0" w:noHBand="0" w:noVBand="1"/>
       </w:tblPr>
       <w:tblGrid>
         <w:gridCol w:w="1930"/>
@@ -5465,10 +5193,10 @@
           <w:insideH w:val="single" w:sz="4" w:space="0" w:color="auto"/>
           <w:insideV w:val="single" w:sz="4" w:space="0" w:color="auto"/>
         </w:tblBorders>
-        <w:tblLook w:val="04A0"/>
+        <w:tblLook w:val="04A0" w:firstRow="1" w:lastRow="0" w:firstColumn="1" w:lastColumn="0" w:noHBand="0" w:noVBand="1"/>
       </w:tblPr>
       <w:tblGrid>
-        <w:gridCol w:w="1930"/>
+        <w:gridCol w:w="1958"/>
         <w:gridCol w:w="7132"/>
       </w:tblGrid>
       <w:tr>
@@ -5535,8 +5263,8 @@
       <w:pPr>
         <w:pStyle w:val="Titre4"/>
       </w:pPr>
-      <w:bookmarkStart w:id="25" w:name="__RefHeading__9597_2056016558"/>
-      <w:bookmarkEnd w:id="25"/>
+      <w:bookmarkStart w:id="24" w:name="__RefHeading__9597_2056016558"/>
+      <w:bookmarkEnd w:id="24"/>
       <w:r>
         <w:t>Exigences</w:t>
       </w:r>
@@ -5558,7 +5286,7 @@
           <w:left w:w="0" w:type="dxa"/>
           <w:right w:w="0" w:type="dxa"/>
         </w:tblCellMar>
-        <w:tblLook w:val="04A0"/>
+        <w:tblLook w:val="04A0" w:firstRow="1" w:lastRow="0" w:firstColumn="1" w:lastColumn="0" w:noHBand="0" w:noVBand="1"/>
       </w:tblPr>
       <w:tblGrid>
         <w:gridCol w:w="2850"/>
@@ -5656,6 +5384,7 @@
     </w:tbl>
     <w:p>
       <w:r>
+        <w:lastRenderedPageBreak/>
         <w:t>{m:for req | task.</w:t>
       </w:r>
       <w:r>
@@ -5709,7 +5438,7 @@
           <w:left w:w="0" w:type="dxa"/>
           <w:right w:w="0" w:type="dxa"/>
         </w:tblCellMar>
-        <w:tblLook w:val="04A0"/>
+        <w:tblLook w:val="04A0" w:firstRow="1" w:lastRow="0" w:firstColumn="1" w:lastColumn="0" w:noHBand="0" w:noVBand="1"/>
       </w:tblPr>
       <w:tblGrid>
         <w:gridCol w:w="2850"/>
@@ -5731,7 +5460,7 @@
           </w:tcPr>
           <w:p>
             <w:r>
-              <w:t xml:space="preserve">{m:req.id}</w:t>
+              <w:t>{m:req.id}</w:t>
             </w:r>
           </w:p>
         </w:tc>
@@ -5777,35 +5506,7 @@
                 <w:sz w:val="24"/>
                 <w:szCs w:val="24"/>
               </w:rPr>
-              <w:t>{m:if req.status=null or req.status=''}</w:t>
-            </w:r>
-            <w:r>
-              <w:rPr>
-                <w:sz w:val="24"/>
-                <w:szCs w:val="24"/>
-              </w:rPr>
-              <w:t>Non renseigné</w:t>
-            </w:r>
-            <w:r>
-              <w:rPr>
-                <w:sz w:val="24"/>
-                <w:szCs w:val="24"/>
-              </w:rPr>
-              <w:t>{m:else}</w:t>
-            </w:r>
-            <w:r>
-              <w:rPr>
-                <w:sz w:val="24"/>
-                <w:szCs w:val="24"/>
-              </w:rPr>
-              <w:t xml:space="preserve">{m:req.status}</w:t>
-            </w:r>
-            <w:r>
-              <w:rPr>
-                <w:sz w:val="24"/>
-                <w:szCs w:val="24"/>
-              </w:rPr>
-              <w:t>{m:endif}</w:t>
+              <w:t>{m:if req.status=null or req.status=''}Non renseigné{m:else}{m:req.status}{m:endif}</w:t>
             </w:r>
           </w:p>
         </w:tc>
@@ -5858,7 +5559,7 @@
           <w:left w:w="0" w:type="dxa"/>
           <w:right w:w="0" w:type="dxa"/>
         </w:tblCellMar>
-        <w:tblLook w:val="04A0"/>
+        <w:tblLook w:val="04A0" w:firstRow="1" w:lastRow="0" w:firstColumn="1" w:lastColumn="0" w:noHBand="0" w:noVBand="1"/>
       </w:tblPr>
       <w:tblGrid>
         <w:gridCol w:w="2850"/>
@@ -6021,7 +5722,7 @@
           <w:left w:w="0" w:type="dxa"/>
           <w:right w:w="0" w:type="dxa"/>
         </w:tblCellMar>
-        <w:tblLook w:val="04A0"/>
+        <w:tblLook w:val="04A0" w:firstRow="1" w:lastRow="0" w:firstColumn="1" w:lastColumn="0" w:noHBand="0" w:noVBand="1"/>
       </w:tblPr>
       <w:tblGrid>
         <w:gridCol w:w="2850"/>
@@ -6043,7 +5744,7 @@
           </w:tcPr>
           <w:p>
             <w:r>
-              <w:t xml:space="preserve">{m:req.id}</w:t>
+              <w:t>{m:req.id}</w:t>
             </w:r>
           </w:p>
         </w:tc>
@@ -6089,35 +5790,7 @@
                 <w:sz w:val="24"/>
                 <w:szCs w:val="24"/>
               </w:rPr>
-              <w:t>{m:if req.status=null or req.status=''}</w:t>
-            </w:r>
-            <w:r>
-              <w:rPr>
-                <w:sz w:val="24"/>
-                <w:szCs w:val="24"/>
-              </w:rPr>
-              <w:t>Non renseigné</w:t>
-            </w:r>
-            <w:r>
-              <w:rPr>
-                <w:sz w:val="24"/>
-                <w:szCs w:val="24"/>
-              </w:rPr>
-              <w:t>{m:else}</w:t>
-            </w:r>
-            <w:r>
-              <w:rPr>
-                <w:sz w:val="24"/>
-                <w:szCs w:val="24"/>
-              </w:rPr>
-              <w:t xml:space="preserve">{m:req.status}</w:t>
-            </w:r>
-            <w:r>
-              <w:rPr>
-                <w:sz w:val="24"/>
-                <w:szCs w:val="24"/>
-              </w:rPr>
-              <w:t>{m:endif}</w:t>
+              <w:t>{m:if req.status=null or req.status=''}Non renseigné{m:else}{m:req.status}{m:endif}</w:t>
             </w:r>
           </w:p>
         </w:tc>
@@ -6157,16 +5830,12 @@
       <w:pPr>
         <w:pStyle w:val="western"/>
       </w:pPr>
-      <w:r>
-        <w:t/>
-      </w:r>
     </w:p>
     <w:p>
       <w:pPr>
         <w:pStyle w:val="Titre4"/>
       </w:pPr>
       <w:r>
-        <w:lastRenderedPageBreak/>
         <w:t>Messages des traces</w:t>
       </w:r>
     </w:p>
@@ -6179,7 +5848,7 @@
           <w:left w:w="0" w:type="dxa"/>
           <w:right w:w="0" w:type="dxa"/>
         </w:tblCellMar>
-        <w:tblLook w:val="04A0"/>
+        <w:tblLook w:val="04A0" w:firstRow="1" w:lastRow="0" w:firstColumn="1" w:lastColumn="0" w:noHBand="0" w:noVBand="1"/>
       </w:tblPr>
       <w:tblGrid>
         <w:gridCol w:w="2850"/>
@@ -6342,7 +6011,7 @@
           <w:left w:w="0" w:type="dxa"/>
           <w:right w:w="0" w:type="dxa"/>
         </w:tblCellMar>
-        <w:tblLook w:val="04A0"/>
+        <w:tblLook w:val="04A0" w:firstRow="1" w:lastRow="0" w:firstColumn="1" w:lastColumn="0" w:noHBand="0" w:noVBand="1"/>
       </w:tblPr>
       <w:tblGrid>
         <w:gridCol w:w="2850"/>
@@ -6364,7 +6033,7 @@
           </w:tcPr>
           <w:p>
             <w:r>
-              <w:t xml:space="preserve">{m:req.id}</w:t>
+              <w:t>{m:req.id}</w:t>
             </w:r>
           </w:p>
         </w:tc>
@@ -6410,35 +6079,15 @@
                 <w:sz w:val="24"/>
                 <w:szCs w:val="24"/>
               </w:rPr>
-              <w:t>{m:if req.status=null or req.status=''}</w:t>
+              <w:t>{m:if req.status=null or req.status=''}Non renseigné{m:else}{m:req.status}{m:en</w:t>
             </w:r>
             <w:r>
               <w:rPr>
                 <w:sz w:val="24"/>
                 <w:szCs w:val="24"/>
               </w:rPr>
-              <w:t>Non renseigné</w:t>
-            </w:r>
-            <w:r>
-              <w:rPr>
-                <w:sz w:val="24"/>
-                <w:szCs w:val="24"/>
-              </w:rPr>
-              <w:t>{m:else}</w:t>
-            </w:r>
-            <w:r>
-              <w:rPr>
-                <w:sz w:val="24"/>
-                <w:szCs w:val="24"/>
-              </w:rPr>
-              <w:t xml:space="preserve">{m:req.status}</w:t>
-            </w:r>
-            <w:r>
-              <w:rPr>
-                <w:sz w:val="24"/>
-                <w:szCs w:val="24"/>
-              </w:rPr>
-              <w:t>{m:endif}</w:t>
+              <w:lastRenderedPageBreak/>
+              <w:t>dif}</w:t>
             </w:r>
           </w:p>
         </w:tc>
@@ -6453,6 +6102,7 @@
               <w:jc w:val="center"/>
             </w:pPr>
             <w:r>
+              <w:lastRenderedPageBreak/>
               <w:t>{m:req.version}</w:t>
             </w:r>
           </w:p>
@@ -6500,11 +6150,7 @@
         <w:t>{m:for us | system.userStories-&gt;select(u |u.elements-&gt;includes(task))}</w:t>
       </w:r>
     </w:p>
-    <w:p>
-      <w:r>
-        <w:t/>
-      </w:r>
-    </w:p>
+    <w:p/>
     <w:p>
       <w:pPr>
         <w:pStyle w:val="Titre4"/>
@@ -6516,11 +6162,7 @@
         <w:t>{m:us.name}</w:t>
       </w:r>
     </w:p>
-    <w:p>
-      <w:r>
-        <w:t/>
-      </w:r>
-    </w:p>
+    <w:p/>
     <w:p>
       <w:pPr>
         <w:rPr>
@@ -6547,9 +6189,6 @@
           <w:sz w:val="28"/>
         </w:rPr>
       </w:pPr>
-      <w:r>
-        <w:t/>
-      </w:r>
     </w:p>
     <w:p>
       <w:pPr>
@@ -6604,14 +6243,7 @@
           <w:i/>
           <w:sz w:val="24"/>
         </w:rPr>
-        <w:t>Task)-&gt;size()}</w:t>
-      </w:r>
-      <w:r>
-        <w:rPr>
-          <w:i/>
-          <w:sz w:val="24"/>
-        </w:rPr>
-        <w:t xml:space="preserve"> tâches</w:t>
+        <w:t>Task)-&gt;size()} tâches</w:t>
       </w:r>
     </w:p>
     <w:p>
@@ -6631,14 +6263,39 @@
           <w:i/>
           <w:sz w:val="24"/>
         </w:rPr>
-        <w:t>{m: us.elements-&gt;filter(graal::Node)-&gt;size()}</w:t>
-      </w:r>
-      <w:r>
-        <w:rPr>
-          <w:i/>
-          <w:sz w:val="24"/>
-        </w:rPr>
-        <w:t xml:space="preserve"> </w:t>
+        <w:t xml:space="preserve">{m: </w:t>
+      </w:r>
+      <w:proofErr w:type="spellStart"/>
+      <w:r>
+        <w:rPr>
+          <w:i/>
+          <w:sz w:val="24"/>
+        </w:rPr>
+        <w:t>us.elements</w:t>
+      </w:r>
+      <w:proofErr w:type="spellEnd"/>
+      <w:r>
+        <w:rPr>
+          <w:i/>
+          <w:sz w:val="24"/>
+        </w:rPr>
+        <w:t>-&gt;</w:t>
+      </w:r>
+      <w:proofErr w:type="spellStart"/>
+      <w:r>
+        <w:rPr>
+          <w:i/>
+          <w:sz w:val="24"/>
+        </w:rPr>
+        <w:t>filter</w:t>
+      </w:r>
+      <w:proofErr w:type="spellEnd"/>
+      <w:r>
+        <w:rPr>
+          <w:i/>
+          <w:sz w:val="24"/>
+        </w:rPr>
+        <w:t xml:space="preserve">(graal::Node)-&gt;size()} </w:t>
       </w:r>
       <w:proofErr w:type="spellStart"/>
       <w:r>
@@ -6667,26 +6324,16 @@
           <w:i/>
           <w:sz w:val="24"/>
         </w:rPr>
-        <w:t>{m: us.elements-&gt;filter(graal::Transition)-&gt;size()}</w:t>
-      </w:r>
-      <w:r>
-        <w:rPr>
-          <w:i/>
-          <w:sz w:val="24"/>
-        </w:rPr>
-        <w:t xml:space="preserve"> transitions</w:t>
-      </w:r>
-    </w:p>
-    <w:p>
-      <w:pPr>
-        <w:rPr>
-          <w:i/>
-          <w:sz w:val="24"/>
-        </w:rPr>
-      </w:pPr>
-      <w:r>
-        <w:t/>
-      </w:r>
+        <w:t>{m: us.elements-&gt;filter(graal::Transition)-&gt;size()} transitions</w:t>
+      </w:r>
+    </w:p>
+    <w:p>
+      <w:pPr>
+        <w:rPr>
+          <w:i/>
+          <w:sz w:val="24"/>
+        </w:rPr>
+      </w:pPr>
     </w:p>
     <w:p>
       <w:pPr>
@@ -6724,7 +6371,7 @@
           <w:insideH w:val="single" w:sz="4" w:space="0" w:color="auto"/>
           <w:insideV w:val="single" w:sz="4" w:space="0" w:color="auto"/>
         </w:tblBorders>
-        <w:tblLook w:val="04A0"/>
+        <w:tblLook w:val="04A0" w:firstRow="1" w:lastRow="0" w:firstColumn="1" w:lastColumn="0" w:noHBand="0" w:noVBand="1"/>
       </w:tblPr>
       <w:tblGrid>
         <w:gridCol w:w="4530"/>
@@ -6837,11 +6484,11 @@
           <w:insideH w:val="single" w:sz="4" w:space="0" w:color="auto"/>
           <w:insideV w:val="single" w:sz="4" w:space="0" w:color="auto"/>
         </w:tblBorders>
-        <w:tblLook w:val="04A0"/>
+        <w:tblLook w:val="04A0" w:firstRow="1" w:lastRow="0" w:firstColumn="1" w:lastColumn="0" w:noHBand="0" w:noVBand="1"/>
       </w:tblPr>
       <w:tblGrid>
-        <w:gridCol w:w="4530"/>
-        <w:gridCol w:w="4532"/>
+        <w:gridCol w:w="4480"/>
+        <w:gridCol w:w="4808"/>
       </w:tblGrid>
       <w:tr>
         <w:tc>
@@ -6863,93 +6510,29 @@
                 <w:sz w:val="24"/>
                 <w:szCs w:val="24"/>
               </w:rPr>
-              <w:t xml:space="preserve">{m:if a.title.size()&gt;25}</w:t>
-            </w:r>
-            <w:r>
+              <w:t>{m:if a.title.size()&gt;25}{m:a.title.substring(1,25)}{m:else}{m:a.title}{m:endif}</w:t>
+            </w:r>
+          </w:p>
+        </w:tc>
+        <w:tc>
+          <w:tcPr>
+            <w:tcW w:w="4532" w:type="dxa"/>
+          </w:tcPr>
+          <w:p>
+            <w:pPr>
               <w:rPr>
                 <w:i/>
                 <w:sz w:val="24"/>
                 <w:szCs w:val="24"/>
               </w:rPr>
-              <w:t xml:space="preserve">{m:a.title.substring(1,25)}</w:t>
-            </w:r>
+            </w:pPr>
             <w:r>
               <w:rPr>
                 <w:i/>
                 <w:sz w:val="24"/>
                 <w:szCs w:val="24"/>
               </w:rPr>
-              <w:t xml:space="preserve">{m:else}</w:t>
-            </w:r>
-            <w:r>
-              <w:rPr>
-                <w:i/>
-                <w:sz w:val="24"/>
-                <w:szCs w:val="24"/>
-              </w:rPr>
-              <w:t xml:space="preserve">{m:a.title}</w:t>
-            </w:r>
-            <w:r>
-              <w:rPr>
-                <w:i/>
-                <w:sz w:val="24"/>
-                <w:szCs w:val="24"/>
-              </w:rPr>
-              <w:t xml:space="preserve">{m:endif}</w:t>
-            </w:r>
-          </w:p>
-        </w:tc>
-        <w:tc>
-          <w:tcPr>
-            <w:tcW w:w="4532" w:type="dxa"/>
-          </w:tcPr>
-          <w:p>
-            <w:pPr>
-              <w:rPr>
-                <w:i/>
-                <w:sz w:val="24"/>
-                <w:szCs w:val="24"/>
-              </w:rPr>
-            </w:pPr>
-            <w:r>
-              <w:rPr>
-                <w:i/>
-                <w:sz w:val="24"/>
-                <w:szCs w:val="24"/>
-              </w:rPr>
-              <w:t xml:space="preserve">{m:if a.body.size()&gt;100}</w:t>
-            </w:r>
-            <w:r>
-              <w:rPr>
-                <w:i/>
-                <w:sz w:val="24"/>
-                <w:szCs w:val="24"/>
-              </w:rPr>
-              <w:t xml:space="preserve">{m:a.body.substring(1,100)}</w:t>
-            </w:r>
-            <w:r>
-              <w:rPr>
-                <w:i/>
-                <w:sz w:val="24"/>
-                <w:szCs w:val="24"/>
-              </w:rPr>
-              <w:t xml:space="preserve">{m:else}</w:t>
-            </w:r>
-            <w:r>
-              <w:rPr>
-                <w:i/>
-                <w:sz w:val="24"/>
-                <w:szCs w:val="24"/>
-              </w:rPr>
-              <w:t xml:space="preserve">{m:a.body}</w:t>
-            </w:r>
-            <w:r>
-              <w:rPr>
-                <w:i/>
-                <w:sz w:val="24"/>
-                <w:szCs w:val="24"/>
-              </w:rPr>
-              <w:t xml:space="preserve">{m:endif}</w:t>
+              <w:t>{m:if a.body.size()&gt;100}{m:a.body.substring(1,100)}{m:else}{m:a.body}{m:endif}</w:t>
             </w:r>
           </w:p>
         </w:tc>
@@ -7088,7 +6671,7 @@
           <w:i/>
           <w:sz w:val="24"/>
         </w:rPr>
-        <w:t xml:space="preserve">{m:endif}</w:t>
+        <w:t>{m:endif}</w:t>
       </w:r>
     </w:p>
     <w:p>
@@ -7131,15 +6714,13 @@
           <w:sz w:val="24"/>
         </w:rPr>
       </w:pPr>
-      <w:r>
-        <w:t/>
-      </w:r>
     </w:p>
     <w:p>
       <w:pPr>
         <w:pStyle w:val="Titre3"/>
       </w:pPr>
       <w:r>
+        <w:lastRenderedPageBreak/>
         <w:t>Diagramme de séquence</w:t>
       </w:r>
     </w:p>
@@ -7177,19 +6758,16 @@
           <w:i/>
           <w:sz w:val="24"/>
         </w:rPr>
-        <w:t xml:space="preserve">{m:endif}</w:t>
-      </w:r>
-    </w:p>
-    <w:p>
-      <w:pPr>
-        <w:rPr>
-          <w:i/>
-          <w:sz w:val="24"/>
-        </w:rPr>
-      </w:pPr>
-      <w:r>
-        <w:t/>
-      </w:r>
+        <w:t>{m:endif}</w:t>
+      </w:r>
+    </w:p>
+    <w:p>
+      <w:pPr>
+        <w:rPr>
+          <w:i/>
+          <w:sz w:val="24"/>
+        </w:rPr>
+      </w:pPr>
     </w:p>
     <w:p>
       <w:pPr>
@@ -7244,32 +6822,32 @@
       <w:pPr>
         <w:pStyle w:val="Titre1"/>
       </w:pPr>
-      <w:bookmarkStart w:id="26" w:name="_Toc465952534"/>
+      <w:bookmarkStart w:id="25" w:name="_Toc465952534"/>
       <w:r>
         <w:lastRenderedPageBreak/>
         <w:t>Annexes</w:t>
       </w:r>
+      <w:bookmarkEnd w:id="25"/>
+    </w:p>
+    <w:p>
+      <w:pPr>
+        <w:pStyle w:val="Titre2"/>
+      </w:pPr>
+      <w:bookmarkStart w:id="26" w:name="_Toc465952535"/>
+      <w:r>
+        <w:t xml:space="preserve">Les </w:t>
+      </w:r>
+      <w:proofErr w:type="spellStart"/>
+      <w:r>
+        <w:t>Users</w:t>
+      </w:r>
+      <w:proofErr w:type="spellEnd"/>
+      <w:r>
+        <w:t xml:space="preserve"> Story</w:t>
+      </w:r>
       <w:bookmarkEnd w:id="26"/>
     </w:p>
     <w:p>
-      <w:pPr>
-        <w:pStyle w:val="Titre2"/>
-      </w:pPr>
-      <w:bookmarkStart w:id="27" w:name="_Toc465952535"/>
-      <w:r>
-        <w:t xml:space="preserve">Les </w:t>
-      </w:r>
-      <w:proofErr w:type="spellStart"/>
-      <w:r>
-        <w:t>Users</w:t>
-      </w:r>
-      <w:proofErr w:type="spellEnd"/>
-      <w:r>
-        <w:t xml:space="preserve"> Story</w:t>
-      </w:r>
-      <w:bookmarkEnd w:id="27"/>
-    </w:p>
-    <w:p>
       <w:r>
         <w:t>{m:for us | system.userStories-&gt;sortedBy(u |u.name)}</w:t>
       </w:r>
@@ -7305,47 +6883,16 @@
           <w:i/>
           <w:sz w:val="24"/>
         </w:rPr>
-        <w:t>{m:if us.description=null or us.description=''}</w:t>
-      </w:r>
-      <w:r>
-        <w:rPr>
-          <w:i/>
-          <w:sz w:val="24"/>
-        </w:rPr>
-        <w:t>Non Renseignée</w:t>
-      </w:r>
-      <w:r>
-        <w:rPr>
-          <w:i/>
-          <w:sz w:val="24"/>
-        </w:rPr>
-        <w:t>{m:else}</w:t>
-      </w:r>
-      <w:r>
-        <w:rPr>
-          <w:i/>
-          <w:sz w:val="24"/>
-        </w:rPr>
-        <w:t>{m:us.description}</w:t>
-      </w:r>
-      <w:r>
-        <w:rPr>
-          <w:i/>
-          <w:sz w:val="24"/>
-        </w:rPr>
-        <w:t>{m:endif}</w:t>
-      </w:r>
-    </w:p>
-    <w:p>
-      <w:pPr>
-        <w:rPr>
-          <w:i/>
-          <w:sz w:val="24"/>
-        </w:rPr>
-      </w:pPr>
-      <w:r>
-        <w:t/>
-      </w:r>
+        <w:t>{m:if us.description=null or us.description=''}Non Renseignée{m:else}{m:us.description}{m:endif}</w:t>
+      </w:r>
+    </w:p>
+    <w:p>
+      <w:pPr>
+        <w:rPr>
+          <w:i/>
+          <w:sz w:val="24"/>
+        </w:rPr>
+      </w:pPr>
     </w:p>
     <w:p>
       <w:pPr>
@@ -7366,7 +6913,7 @@
           <w:insideH w:val="single" w:sz="4" w:space="0" w:color="auto"/>
           <w:insideV w:val="single" w:sz="4" w:space="0" w:color="auto"/>
         </w:tblBorders>
-        <w:tblLook w:val="04A0"/>
+        <w:tblLook w:val="04A0" w:firstRow="1" w:lastRow="0" w:firstColumn="1" w:lastColumn="0" w:noHBand="0" w:noVBand="1"/>
       </w:tblPr>
       <w:tblGrid>
         <w:gridCol w:w="7347"/>
@@ -7471,11 +7018,11 @@
           <w:insideH w:val="single" w:sz="4" w:space="0" w:color="auto"/>
           <w:insideV w:val="single" w:sz="4" w:space="0" w:color="auto"/>
         </w:tblBorders>
-        <w:tblLook w:val="04A0"/>
+        <w:tblLook w:val="04A0" w:firstRow="1" w:lastRow="0" w:firstColumn="1" w:lastColumn="0" w:noHBand="0" w:noVBand="1"/>
       </w:tblPr>
       <w:tblGrid>
-        <w:gridCol w:w="7347"/>
-        <w:gridCol w:w="1715"/>
+        <w:gridCol w:w="6993"/>
+        <w:gridCol w:w="2295"/>
       </w:tblGrid>
       <w:tr>
         <w:tc>
@@ -7524,41 +7071,64 @@
     </w:tbl>
     <w:p>
       <w:r>
-        <w:t xml:space="preserve">{m:endfor}</w:t>
+        <w:t>{m:endfor}</w:t>
       </w:r>
     </w:p>
     <w:p>
       <w:pPr>
         <w:pStyle w:val="Titre2"/>
       </w:pPr>
-      <w:bookmarkStart w:id="28" w:name="__RefHeading__9603_2056016558"/>
-      <w:bookmarkStart w:id="29" w:name="_Toc465952536"/>
+      <w:bookmarkStart w:id="27" w:name="__RefHeading__9603_2056016558"/>
+      <w:bookmarkStart w:id="28" w:name="_Toc465952536"/>
+      <w:bookmarkEnd w:id="27"/>
+      <w:r>
+        <w:t>Les classes participantes</w:t>
+      </w:r>
       <w:bookmarkEnd w:id="28"/>
-      <w:r>
-        <w:t>Les classes participantes</w:t>
-      </w:r>
-      <w:bookmarkEnd w:id="29"/>
-    </w:p>
-    <w:p>
-      <w:r>
-        <w:t xml:space="preserve">{m:if </w:t>
-      </w:r>
-      <w:r>
-        <w:t>system.namespaces-&gt;isEmpty()}</w:t>
-      </w:r>
-      <w:r>
-        <w:t xml:space="preserve">Pas de </w:t>
+    </w:p>
+    <w:p>
+      <w:r>
+        <w:t>{</w:t>
       </w:r>
       <w:proofErr w:type="spellStart"/>
       <w:r>
+        <w:t>m:if</w:t>
+      </w:r>
+      <w:proofErr w:type="spellEnd"/>
+      <w:r>
+        <w:t xml:space="preserve"> </w:t>
+      </w:r>
+      <w:proofErr w:type="spellStart"/>
+      <w:r>
+        <w:t>system.namespaces</w:t>
+      </w:r>
+      <w:proofErr w:type="spellEnd"/>
+      <w:r>
+        <w:t>-&gt;</w:t>
+      </w:r>
+      <w:proofErr w:type="spellStart"/>
+      <w:r>
+        <w:t>isEmpty</w:t>
+      </w:r>
+      <w:proofErr w:type="spellEnd"/>
+      <w:r>
+        <w:t xml:space="preserve">()}Pas de </w:t>
+      </w:r>
+      <w:proofErr w:type="spellStart"/>
+      <w:r>
         <w:t>namespaces</w:t>
       </w:r>
       <w:proofErr w:type="spellEnd"/>
       <w:r>
-        <w:t xml:space="preserve"> définis.</w:t>
-      </w:r>
-      <w:r>
-        <w:t>{m:else}</w:t>
+        <w:t xml:space="preserve"> définis.{</w:t>
+      </w:r>
+      <w:proofErr w:type="spellStart"/>
+      <w:r>
+        <w:t>m:else</w:t>
+      </w:r>
+      <w:proofErr w:type="spellEnd"/>
+      <w:r>
+        <w:t>}</w:t>
       </w:r>
     </w:p>
     <w:p>
@@ -7629,7 +7199,7 @@
           <w:sz w:val="24"/>
           <w:szCs w:val="24"/>
         </w:rPr>
-        <w:t xml:space="preserve">{m:system.description}</w:t>
+        <w:t>{m:system.description}</w:t>
       </w:r>
     </w:p>
     <w:p>
@@ -7686,20 +7256,17 @@
           <w:sz w:val="24"/>
           <w:szCs w:val="24"/>
         </w:rPr>
-        <w:t xml:space="preserve">-&gt;sortedBy(n|n.name)}</w:t>
-      </w:r>
-    </w:p>
-    <w:p>
-      <w:pPr>
-        <w:rPr>
-          <w:i/>
-          <w:sz w:val="24"/>
-          <w:szCs w:val="24"/>
-        </w:rPr>
-      </w:pPr>
-      <w:r>
-        <w:t/>
-      </w:r>
+        <w:t>-&gt;sortedBy(n|n.name)}</w:t>
+      </w:r>
+    </w:p>
+    <w:p>
+      <w:pPr>
+        <w:rPr>
+          <w:i/>
+          <w:sz w:val="24"/>
+          <w:szCs w:val="24"/>
+        </w:rPr>
+      </w:pPr>
     </w:p>
     <w:p>
       <w:pPr>
@@ -7714,7 +7281,15 @@
         <w:t xml:space="preserve"> : </w:t>
       </w:r>
       <w:r>
-        <w:t xml:space="preserve">{m:namespace.name}</w:t>
+        <w:t>{</w:t>
+      </w:r>
+      <w:proofErr w:type="spellStart"/>
+      <w:r>
+        <w:t>m:namespace.name</w:t>
+      </w:r>
+      <w:proofErr w:type="spellEnd"/>
+      <w:r>
+        <w:t>}</w:t>
       </w:r>
     </w:p>
     <w:p>
@@ -7796,7 +7371,7 @@
           <w:sz w:val="24"/>
           <w:szCs w:val="24"/>
         </w:rPr>
-        <w:t xml:space="preserve">{m:namespace.name}</w:t>
+        <w:t>{m:namespace.name}</w:t>
       </w:r>
     </w:p>
     <w:p>
@@ -7918,15 +7493,15 @@
 </file>
 
 <file path=word/endnotes.xml><?xml version="1.0" encoding="utf-8"?>
-<w:endnotes xmlns:ve="http://schemas.openxmlformats.org/markup-compatibility/2006" xmlns:o="urn:schemas-microsoft-com:office:office" xmlns:r="http://schemas.openxmlformats.org/officeDocument/2006/relationships" xmlns:m="http://schemas.openxmlformats.org/officeDocument/2006/math" xmlns:v="urn:schemas-microsoft-com:vml" xmlns:wp="http://schemas.openxmlformats.org/drawingml/2006/wordprocessingDrawing" xmlns:w10="urn:schemas-microsoft-com:office:word" xmlns:w="http://schemas.openxmlformats.org/wordprocessingml/2006/main" xmlns:wne="http://schemas.microsoft.com/office/word/2006/wordml">
-  <w:endnote w:type="separator" w:id="0">
+<w:endnotes xmlns:wpc="http://schemas.microsoft.com/office/word/2010/wordprocessingCanvas" xmlns:cx="http://schemas.microsoft.com/office/drawing/2014/chartex" xmlns:cx1="http://schemas.microsoft.com/office/drawing/2015/9/8/chartex" xmlns:cx2="http://schemas.microsoft.com/office/drawing/2015/10/21/chartex" xmlns:cx3="http://schemas.microsoft.com/office/drawing/2016/5/9/chartex" xmlns:cx4="http://schemas.microsoft.com/office/drawing/2016/5/10/chartex" xmlns:cx5="http://schemas.microsoft.com/office/drawing/2016/5/11/chartex" xmlns:cx6="http://schemas.microsoft.com/office/drawing/2016/5/12/chartex" xmlns:cx7="http://schemas.microsoft.com/office/drawing/2016/5/13/chartex" xmlns:cx8="http://schemas.microsoft.com/office/drawing/2016/5/14/chartex" xmlns:mc="http://schemas.openxmlformats.org/markup-compatibility/2006" xmlns:aink="http://schemas.microsoft.com/office/drawing/2016/ink" xmlns:am3d="http://schemas.microsoft.com/office/drawing/2017/model3d" xmlns:o="urn:schemas-microsoft-com:office:office" xmlns:oel="http://schemas.microsoft.com/office/2019/extlst" xmlns:r="http://schemas.openxmlformats.org/officeDocument/2006/relationships" xmlns:m="http://schemas.openxmlformats.org/officeDocument/2006/math" xmlns:v="urn:schemas-microsoft-com:vml" xmlns:wp14="http://schemas.microsoft.com/office/word/2010/wordprocessingDrawing" xmlns:wp="http://schemas.openxmlformats.org/drawingml/2006/wordprocessingDrawing" xmlns:w10="urn:schemas-microsoft-com:office:word" xmlns:w="http://schemas.openxmlformats.org/wordprocessingml/2006/main" xmlns:w14="http://schemas.microsoft.com/office/word/2010/wordml" xmlns:w15="http://schemas.microsoft.com/office/word/2012/wordml" xmlns:w16cex="http://schemas.microsoft.com/office/word/2018/wordml/cex" xmlns:w16cid="http://schemas.microsoft.com/office/word/2016/wordml/cid" xmlns:w16="http://schemas.microsoft.com/office/word/2018/wordml" xmlns:w16sdtdh="http://schemas.microsoft.com/office/word/2020/wordml/sdtdatahash" xmlns:w16se="http://schemas.microsoft.com/office/word/2015/wordml/symex" xmlns:wpg="http://schemas.microsoft.com/office/word/2010/wordprocessingGroup" xmlns:wpi="http://schemas.microsoft.com/office/word/2010/wordprocessingInk" xmlns:wne="http://schemas.microsoft.com/office/word/2006/wordml" xmlns:wps="http://schemas.microsoft.com/office/word/2010/wordprocessingShape" mc:Ignorable="w14 w15 w16se w16cid w16 w16cex w16sdtdh wp14">
+  <w:endnote w:type="separator" w:id="-1">
     <w:p>
       <w:r>
         <w:separator/>
       </w:r>
     </w:p>
   </w:endnote>
-  <w:endnote w:type="continuationSeparator" w:id="1">
+  <w:endnote w:type="continuationSeparator" w:id="0">
     <w:p>
       <w:r>
         <w:continuationSeparator/>
@@ -7937,16 +7512,13 @@
 </file>
 
 <file path=word/footer1.xml><?xml version="1.0" encoding="utf-8"?>
-<w:ftr xmlns:ve="http://schemas.openxmlformats.org/markup-compatibility/2006" xmlns:o="urn:schemas-microsoft-com:office:office" xmlns:r="http://schemas.openxmlformats.org/officeDocument/2006/relationships" xmlns:m="http://schemas.openxmlformats.org/officeDocument/2006/math" xmlns:v="urn:schemas-microsoft-com:vml" xmlns:wp="http://schemas.openxmlformats.org/drawingml/2006/wordprocessingDrawing" xmlns:w10="urn:schemas-microsoft-com:office:word" xmlns:w="http://schemas.openxmlformats.org/wordprocessingml/2006/main" xmlns:wne="http://schemas.microsoft.com/office/word/2006/wordml">
+<w:ftr xmlns:wpc="http://schemas.microsoft.com/office/word/2010/wordprocessingCanvas" xmlns:cx="http://schemas.microsoft.com/office/drawing/2014/chartex" xmlns:cx1="http://schemas.microsoft.com/office/drawing/2015/9/8/chartex" xmlns:cx2="http://schemas.microsoft.com/office/drawing/2015/10/21/chartex" xmlns:cx3="http://schemas.microsoft.com/office/drawing/2016/5/9/chartex" xmlns:cx4="http://schemas.microsoft.com/office/drawing/2016/5/10/chartex" xmlns:cx5="http://schemas.microsoft.com/office/drawing/2016/5/11/chartex" xmlns:cx6="http://schemas.microsoft.com/office/drawing/2016/5/12/chartex" xmlns:cx7="http://schemas.microsoft.com/office/drawing/2016/5/13/chartex" xmlns:cx8="http://schemas.microsoft.com/office/drawing/2016/5/14/chartex" xmlns:mc="http://schemas.openxmlformats.org/markup-compatibility/2006" xmlns:aink="http://schemas.microsoft.com/office/drawing/2016/ink" xmlns:am3d="http://schemas.microsoft.com/office/drawing/2017/model3d" xmlns:o="urn:schemas-microsoft-com:office:office" xmlns:oel="http://schemas.microsoft.com/office/2019/extlst" xmlns:r="http://schemas.openxmlformats.org/officeDocument/2006/relationships" xmlns:m="http://schemas.openxmlformats.org/officeDocument/2006/math" xmlns:v="urn:schemas-microsoft-com:vml" xmlns:wp14="http://schemas.microsoft.com/office/word/2010/wordprocessingDrawing" xmlns:wp="http://schemas.openxmlformats.org/drawingml/2006/wordprocessingDrawing" xmlns:w10="urn:schemas-microsoft-com:office:word" xmlns:w="http://schemas.openxmlformats.org/wordprocessingml/2006/main" xmlns:w14="http://schemas.microsoft.com/office/word/2010/wordml" xmlns:w15="http://schemas.microsoft.com/office/word/2012/wordml" xmlns:w16cex="http://schemas.microsoft.com/office/word/2018/wordml/cex" xmlns:w16cid="http://schemas.microsoft.com/office/word/2016/wordml/cid" xmlns:w16="http://schemas.microsoft.com/office/word/2018/wordml" xmlns:w16sdtdh="http://schemas.microsoft.com/office/word/2020/wordml/sdtdatahash" xmlns:w16se="http://schemas.microsoft.com/office/word/2015/wordml/symex" xmlns:wpg="http://schemas.microsoft.com/office/word/2010/wordprocessingGroup" xmlns:wpi="http://schemas.microsoft.com/office/word/2010/wordprocessingInk" xmlns:wne="http://schemas.microsoft.com/office/word/2006/wordml" xmlns:wps="http://schemas.microsoft.com/office/word/2010/wordprocessingShape" mc:Ignorable="w14 w15 w16se w16cid w16 w16cex w16sdtdh wp14">
   <w:p>
     <w:pPr>
       <w:pStyle w:val="Pieddepage"/>
     </w:pPr>
     <w:r>
-      <w:t>{m:nomProjet}</w:t>
-    </w:r>
-    <w:r>
-      <w:t>–Spécifications fonctionnelles</w:t>
+      <w:t>{m:nomProjet}–Spécifications fonctionnelles</w:t>
     </w:r>
     <w:r>
       <w:tab/>
@@ -7976,24 +7548,20 @@
       <w:fldChar w:fldCharType="end"/>
     </w:r>
   </w:p>
-  <w:p>
-    <w:r>
-      <w:t/>
-    </w:r>
-  </w:p>
+  <w:p/>
 </w:ftr>
 </file>
 
 <file path=word/footnotes.xml><?xml version="1.0" encoding="utf-8"?>
-<w:footnotes xmlns:ve="http://schemas.openxmlformats.org/markup-compatibility/2006" xmlns:o="urn:schemas-microsoft-com:office:office" xmlns:r="http://schemas.openxmlformats.org/officeDocument/2006/relationships" xmlns:m="http://schemas.openxmlformats.org/officeDocument/2006/math" xmlns:v="urn:schemas-microsoft-com:vml" xmlns:wp="http://schemas.openxmlformats.org/drawingml/2006/wordprocessingDrawing" xmlns:w10="urn:schemas-microsoft-com:office:word" xmlns:w="http://schemas.openxmlformats.org/wordprocessingml/2006/main" xmlns:wne="http://schemas.microsoft.com/office/word/2006/wordml">
-  <w:footnote w:type="separator" w:id="0">
+<w:footnotes xmlns:wpc="http://schemas.microsoft.com/office/word/2010/wordprocessingCanvas" xmlns:cx="http://schemas.microsoft.com/office/drawing/2014/chartex" xmlns:cx1="http://schemas.microsoft.com/office/drawing/2015/9/8/chartex" xmlns:cx2="http://schemas.microsoft.com/office/drawing/2015/10/21/chartex" xmlns:cx3="http://schemas.microsoft.com/office/drawing/2016/5/9/chartex" xmlns:cx4="http://schemas.microsoft.com/office/drawing/2016/5/10/chartex" xmlns:cx5="http://schemas.microsoft.com/office/drawing/2016/5/11/chartex" xmlns:cx6="http://schemas.microsoft.com/office/drawing/2016/5/12/chartex" xmlns:cx7="http://schemas.microsoft.com/office/drawing/2016/5/13/chartex" xmlns:cx8="http://schemas.microsoft.com/office/drawing/2016/5/14/chartex" xmlns:mc="http://schemas.openxmlformats.org/markup-compatibility/2006" xmlns:aink="http://schemas.microsoft.com/office/drawing/2016/ink" xmlns:am3d="http://schemas.microsoft.com/office/drawing/2017/model3d" xmlns:o="urn:schemas-microsoft-com:office:office" xmlns:oel="http://schemas.microsoft.com/office/2019/extlst" xmlns:r="http://schemas.openxmlformats.org/officeDocument/2006/relationships" xmlns:m="http://schemas.openxmlformats.org/officeDocument/2006/math" xmlns:v="urn:schemas-microsoft-com:vml" xmlns:wp14="http://schemas.microsoft.com/office/word/2010/wordprocessingDrawing" xmlns:wp="http://schemas.openxmlformats.org/drawingml/2006/wordprocessingDrawing" xmlns:w10="urn:schemas-microsoft-com:office:word" xmlns:w="http://schemas.openxmlformats.org/wordprocessingml/2006/main" xmlns:w14="http://schemas.microsoft.com/office/word/2010/wordml" xmlns:w15="http://schemas.microsoft.com/office/word/2012/wordml" xmlns:w16cex="http://schemas.microsoft.com/office/word/2018/wordml/cex" xmlns:w16cid="http://schemas.microsoft.com/office/word/2016/wordml/cid" xmlns:w16="http://schemas.microsoft.com/office/word/2018/wordml" xmlns:w16sdtdh="http://schemas.microsoft.com/office/word/2020/wordml/sdtdatahash" xmlns:w16se="http://schemas.microsoft.com/office/word/2015/wordml/symex" xmlns:wpg="http://schemas.microsoft.com/office/word/2010/wordprocessingGroup" xmlns:wpi="http://schemas.microsoft.com/office/word/2010/wordprocessingInk" xmlns:wne="http://schemas.microsoft.com/office/word/2006/wordml" xmlns:wps="http://schemas.microsoft.com/office/word/2010/wordprocessingShape" mc:Ignorable="w14 w15 w16se w16cid w16 w16cex w16sdtdh wp14">
+  <w:footnote w:type="separator" w:id="-1">
     <w:p>
       <w:r>
         <w:separator/>
       </w:r>
     </w:p>
   </w:footnote>
-  <w:footnote w:type="continuationSeparator" w:id="1">
+  <w:footnote w:type="continuationSeparator" w:id="0">
     <w:p>
       <w:r>
         <w:continuationSeparator/>
@@ -8004,7 +7572,7 @@
 </file>
 
 <file path=word/header1.xml><?xml version="1.0" encoding="utf-8"?>
-<w:hdr xmlns:ve="http://schemas.openxmlformats.org/markup-compatibility/2006" xmlns:o="urn:schemas-microsoft-com:office:office" xmlns:r="http://schemas.openxmlformats.org/officeDocument/2006/relationships" xmlns:m="http://schemas.openxmlformats.org/officeDocument/2006/math" xmlns:v="urn:schemas-microsoft-com:vml" xmlns:wp="http://schemas.openxmlformats.org/drawingml/2006/wordprocessingDrawing" xmlns:w10="urn:schemas-microsoft-com:office:word" xmlns:w="http://schemas.openxmlformats.org/wordprocessingml/2006/main" xmlns:wne="http://schemas.microsoft.com/office/word/2006/wordml">
+<w:hdr xmlns:wpc="http://schemas.microsoft.com/office/word/2010/wordprocessingCanvas" xmlns:cx="http://schemas.microsoft.com/office/drawing/2014/chartex" xmlns:cx1="http://schemas.microsoft.com/office/drawing/2015/9/8/chartex" xmlns:cx2="http://schemas.microsoft.com/office/drawing/2015/10/21/chartex" xmlns:cx3="http://schemas.microsoft.com/office/drawing/2016/5/9/chartex" xmlns:cx4="http://schemas.microsoft.com/office/drawing/2016/5/10/chartex" xmlns:cx5="http://schemas.microsoft.com/office/drawing/2016/5/11/chartex" xmlns:cx6="http://schemas.microsoft.com/office/drawing/2016/5/12/chartex" xmlns:cx7="http://schemas.microsoft.com/office/drawing/2016/5/13/chartex" xmlns:cx8="http://schemas.microsoft.com/office/drawing/2016/5/14/chartex" xmlns:mc="http://schemas.openxmlformats.org/markup-compatibility/2006" xmlns:aink="http://schemas.microsoft.com/office/drawing/2016/ink" xmlns:am3d="http://schemas.microsoft.com/office/drawing/2017/model3d" xmlns:o="urn:schemas-microsoft-com:office:office" xmlns:oel="http://schemas.microsoft.com/office/2019/extlst" xmlns:r="http://schemas.openxmlformats.org/officeDocument/2006/relationships" xmlns:m="http://schemas.openxmlformats.org/officeDocument/2006/math" xmlns:v="urn:schemas-microsoft-com:vml" xmlns:wp14="http://schemas.microsoft.com/office/word/2010/wordprocessingDrawing" xmlns:wp="http://schemas.openxmlformats.org/drawingml/2006/wordprocessingDrawing" xmlns:w10="urn:schemas-microsoft-com:office:word" xmlns:w="http://schemas.openxmlformats.org/wordprocessingml/2006/main" xmlns:w14="http://schemas.microsoft.com/office/word/2010/wordml" xmlns:w15="http://schemas.microsoft.com/office/word/2012/wordml" xmlns:w16cex="http://schemas.microsoft.com/office/word/2018/wordml/cex" xmlns:w16cid="http://schemas.microsoft.com/office/word/2016/wordml/cid" xmlns:w16="http://schemas.microsoft.com/office/word/2018/wordml" xmlns:w16sdtdh="http://schemas.microsoft.com/office/word/2020/wordml/sdtdatahash" xmlns:w16se="http://schemas.microsoft.com/office/word/2015/wordml/symex" xmlns:wpg="http://schemas.microsoft.com/office/word/2010/wordprocessingGroup" xmlns:wpi="http://schemas.microsoft.com/office/word/2010/wordprocessingInk" xmlns:wne="http://schemas.microsoft.com/office/word/2006/wordml" xmlns:wps="http://schemas.microsoft.com/office/word/2010/wordprocessingShape" mc:Ignorable="w14 w15 w16se w16cid w16 w16cex w16sdtdh wp14">
   <w:p>
     <w:r>
       <w:t>{m:</w:t>
@@ -8041,8 +7609,8 @@
 </file>
 
 <file path=word/numbering.xml><?xml version="1.0" encoding="utf-8"?>
-<w:numbering xmlns:ve="http://schemas.openxmlformats.org/markup-compatibility/2006" xmlns:o="urn:schemas-microsoft-com:office:office" xmlns:r="http://schemas.openxmlformats.org/officeDocument/2006/relationships" xmlns:m="http://schemas.openxmlformats.org/officeDocument/2006/math" xmlns:v="urn:schemas-microsoft-com:vml" xmlns:wp="http://schemas.openxmlformats.org/drawingml/2006/wordprocessingDrawing" xmlns:w10="urn:schemas-microsoft-com:office:word" xmlns:w="http://schemas.openxmlformats.org/wordprocessingml/2006/main" xmlns:wne="http://schemas.microsoft.com/office/word/2006/wordml">
-  <w:abstractNum w:abstractNumId="0">
+<w:numbering xmlns:wpc="http://schemas.microsoft.com/office/word/2010/wordprocessingCanvas" xmlns:cx="http://schemas.microsoft.com/office/drawing/2014/chartex" xmlns:cx1="http://schemas.microsoft.com/office/drawing/2015/9/8/chartex" xmlns:cx2="http://schemas.microsoft.com/office/drawing/2015/10/21/chartex" xmlns:cx3="http://schemas.microsoft.com/office/drawing/2016/5/9/chartex" xmlns:cx4="http://schemas.microsoft.com/office/drawing/2016/5/10/chartex" xmlns:cx5="http://schemas.microsoft.com/office/drawing/2016/5/11/chartex" xmlns:cx6="http://schemas.microsoft.com/office/drawing/2016/5/12/chartex" xmlns:cx7="http://schemas.microsoft.com/office/drawing/2016/5/13/chartex" xmlns:cx8="http://schemas.microsoft.com/office/drawing/2016/5/14/chartex" xmlns:mc="http://schemas.openxmlformats.org/markup-compatibility/2006" xmlns:aink="http://schemas.microsoft.com/office/drawing/2016/ink" xmlns:am3d="http://schemas.microsoft.com/office/drawing/2017/model3d" xmlns:o="urn:schemas-microsoft-com:office:office" xmlns:oel="http://schemas.microsoft.com/office/2019/extlst" xmlns:r="http://schemas.openxmlformats.org/officeDocument/2006/relationships" xmlns:m="http://schemas.openxmlformats.org/officeDocument/2006/math" xmlns:v="urn:schemas-microsoft-com:vml" xmlns:wp14="http://schemas.microsoft.com/office/word/2010/wordprocessingDrawing" xmlns:wp="http://schemas.openxmlformats.org/drawingml/2006/wordprocessingDrawing" xmlns:w10="urn:schemas-microsoft-com:office:word" xmlns:w="http://schemas.openxmlformats.org/wordprocessingml/2006/main" xmlns:w14="http://schemas.microsoft.com/office/word/2010/wordml" xmlns:w15="http://schemas.microsoft.com/office/word/2012/wordml" xmlns:w16cex="http://schemas.microsoft.com/office/word/2018/wordml/cex" xmlns:w16cid="http://schemas.microsoft.com/office/word/2016/wordml/cid" xmlns:w16="http://schemas.microsoft.com/office/word/2018/wordml" xmlns:w16sdtdh="http://schemas.microsoft.com/office/word/2020/wordml/sdtdatahash" xmlns:w16se="http://schemas.microsoft.com/office/word/2015/wordml/symex" xmlns:wpg="http://schemas.microsoft.com/office/word/2010/wordprocessingGroup" xmlns:wpi="http://schemas.microsoft.com/office/word/2010/wordprocessingInk" xmlns:wne="http://schemas.microsoft.com/office/word/2006/wordml" xmlns:wps="http://schemas.microsoft.com/office/word/2010/wordprocessingShape" mc:Ignorable="w14 w15 w16se w16cid w16 w16cex w16sdtdh wp14">
+  <w:abstractNum w:abstractNumId="0" w15:restartNumberingAfterBreak="0">
     <w:nsid w:val="053E57DC"/>
     <w:multiLevelType w:val="hybridMultilevel"/>
     <w:tmpl w:val="96EED7C0"/>
@@ -8155,7 +7723,7 @@
       </w:rPr>
     </w:lvl>
   </w:abstractNum>
-  <w:abstractNum w:abstractNumId="1">
+  <w:abstractNum w:abstractNumId="1" w15:restartNumberingAfterBreak="0">
     <w:nsid w:val="08387AB7"/>
     <w:multiLevelType w:val="hybridMultilevel"/>
     <w:tmpl w:val="41E4379E"/>
@@ -8268,7 +7836,7 @@
       </w:rPr>
     </w:lvl>
   </w:abstractNum>
-  <w:abstractNum w:abstractNumId="2">
+  <w:abstractNum w:abstractNumId="2" w15:restartNumberingAfterBreak="0">
     <w:nsid w:val="390F2B56"/>
     <w:multiLevelType w:val="hybridMultilevel"/>
     <w:tmpl w:val="87D8E714"/>
@@ -8381,7 +7949,7 @@
       </w:rPr>
     </w:lvl>
   </w:abstractNum>
-  <w:abstractNum w:abstractNumId="3">
+  <w:abstractNum w:abstractNumId="3" w15:restartNumberingAfterBreak="0">
     <w:nsid w:val="54E06892"/>
     <w:multiLevelType w:val="multilevel"/>
     <w:tmpl w:val="74462420"/>
@@ -8476,7 +8044,7 @@
       </w:pPr>
     </w:lvl>
   </w:abstractNum>
-  <w:abstractNum w:abstractNumId="4">
+  <w:abstractNum w:abstractNumId="4" w15:restartNumberingAfterBreak="0">
     <w:nsid w:val="557F20BA"/>
     <w:multiLevelType w:val="hybridMultilevel"/>
     <w:tmpl w:val="6CF0B416"/>
@@ -8589,7 +8157,7 @@
       </w:rPr>
     </w:lvl>
   </w:abstractNum>
-  <w:abstractNum w:abstractNumId="5">
+  <w:abstractNum w:abstractNumId="5" w15:restartNumberingAfterBreak="0">
     <w:nsid w:val="6BB83B22"/>
     <w:multiLevelType w:val="hybridMultilevel"/>
     <w:tmpl w:val="8702DBDC"/>
@@ -8702,7 +8270,7 @@
       </w:rPr>
     </w:lvl>
   </w:abstractNum>
-  <w:abstractNum w:abstractNumId="6">
+  <w:abstractNum w:abstractNumId="6" w15:restartNumberingAfterBreak="0">
     <w:nsid w:val="6CFF47E9"/>
     <w:multiLevelType w:val="multilevel"/>
     <w:tmpl w:val="F920DDA0"/>
@@ -8851,7 +8419,7 @@
       </w:rPr>
     </w:lvl>
   </w:abstractNum>
-  <w:abstractNum w:abstractNumId="7">
+  <w:abstractNum w:abstractNumId="7" w15:restartNumberingAfterBreak="0">
     <w:nsid w:val="6E4B1278"/>
     <w:multiLevelType w:val="hybridMultilevel"/>
     <w:tmpl w:val="9278AC34"/>
@@ -8964,7 +8532,7 @@
       </w:rPr>
     </w:lvl>
   </w:abstractNum>
-  <w:abstractNum w:abstractNumId="8">
+  <w:abstractNum w:abstractNumId="8" w15:restartNumberingAfterBreak="0">
     <w:nsid w:val="6FA55063"/>
     <w:multiLevelType w:val="hybridMultilevel"/>
     <w:tmpl w:val="78BE94F6"/>
@@ -9077,7 +8645,7 @@
       </w:rPr>
     </w:lvl>
   </w:abstractNum>
-  <w:abstractNum w:abstractNumId="9">
+  <w:abstractNum w:abstractNumId="9" w15:restartNumberingAfterBreak="0">
     <w:nsid w:val="7C6175EB"/>
     <w:multiLevelType w:val="multilevel"/>
     <w:tmpl w:val="462C678E"/>
@@ -9190,7 +8758,7 @@
       </w:pPr>
     </w:lvl>
   </w:abstractNum>
-  <w:num w:numId="1">
+  <w:num w:numId="1" w16cid:durableId="596714899">
     <w:abstractNumId w:val="9"/>
     <w:lvlOverride w:ilvl="0">
       <w:startOverride w:val="1"/>
@@ -9220,38 +8788,38 @@
       <w:startOverride w:val="1"/>
     </w:lvlOverride>
   </w:num>
-  <w:num w:numId="2">
+  <w:num w:numId="2" w16cid:durableId="1483767263">
     <w:abstractNumId w:val="6"/>
   </w:num>
-  <w:num w:numId="3">
+  <w:num w:numId="3" w16cid:durableId="540284624">
     <w:abstractNumId w:val="3"/>
   </w:num>
-  <w:num w:numId="4">
+  <w:num w:numId="4" w16cid:durableId="1450708709">
     <w:abstractNumId w:val="0"/>
   </w:num>
-  <w:num w:numId="5">
+  <w:num w:numId="5" w16cid:durableId="1681858984">
     <w:abstractNumId w:val="1"/>
   </w:num>
-  <w:num w:numId="6">
+  <w:num w:numId="6" w16cid:durableId="1655646542">
     <w:abstractNumId w:val="5"/>
   </w:num>
-  <w:num w:numId="7">
+  <w:num w:numId="7" w16cid:durableId="1063528844">
     <w:abstractNumId w:val="7"/>
   </w:num>
-  <w:num w:numId="8">
+  <w:num w:numId="8" w16cid:durableId="552697044">
     <w:abstractNumId w:val="8"/>
   </w:num>
-  <w:num w:numId="9">
+  <w:num w:numId="9" w16cid:durableId="348265169">
     <w:abstractNumId w:val="4"/>
   </w:num>
-  <w:num w:numId="10">
+  <w:num w:numId="10" w16cid:durableId="492378632">
     <w:abstractNumId w:val="2"/>
   </w:num>
 </w:numbering>
 </file>
 
 <file path=word/styles.xml><?xml version="1.0" encoding="utf-8"?>
-<w:styles xmlns:r="http://schemas.openxmlformats.org/officeDocument/2006/relationships" xmlns:w="http://schemas.openxmlformats.org/wordprocessingml/2006/main">
+<w:styles xmlns:mc="http://schemas.openxmlformats.org/markup-compatibility/2006" xmlns:r="http://schemas.openxmlformats.org/officeDocument/2006/relationships" xmlns:w="http://schemas.openxmlformats.org/wordprocessingml/2006/main" xmlns:w14="http://schemas.microsoft.com/office/word/2010/wordml" xmlns:w15="http://schemas.microsoft.com/office/word/2012/wordml" xmlns:w16cex="http://schemas.microsoft.com/office/word/2018/wordml/cex" xmlns:w16cid="http://schemas.microsoft.com/office/word/2016/wordml/cid" xmlns:w16="http://schemas.microsoft.com/office/word/2018/wordml" xmlns:w16sdtdh="http://schemas.microsoft.com/office/word/2020/wordml/sdtdatahash" xmlns:w16se="http://schemas.microsoft.com/office/word/2015/wordml/symex" mc:Ignorable="w14 w15 w16se w16cid w16 w16cex w16sdtdh">
   <w:docDefaults>
     <w:rPrDefault>
       <w:rPr>
@@ -9261,146 +8829,383 @@
     </w:rPrDefault>
     <w:pPrDefault/>
   </w:docDefaults>
-  <w:latentStyles w:defLockedState="0" w:defUIPriority="99" w:defSemiHidden="1" w:defUnhideWhenUsed="1" w:defQFormat="0" w:count="267">
-    <w:lsdException w:name="Normal" w:semiHidden="0" w:uiPriority="0" w:unhideWhenUsed="0" w:qFormat="1"/>
-    <w:lsdException w:name="heading 1" w:semiHidden="0" w:uiPriority="9" w:unhideWhenUsed="0" w:qFormat="1"/>
-    <w:lsdException w:name="heading 2" w:uiPriority="9" w:qFormat="1"/>
-    <w:lsdException w:name="heading 3" w:uiPriority="9" w:qFormat="1"/>
-    <w:lsdException w:name="heading 4" w:uiPriority="9" w:qFormat="1"/>
-    <w:lsdException w:name="heading 5" w:uiPriority="9" w:qFormat="1"/>
-    <w:lsdException w:name="heading 6" w:uiPriority="9" w:qFormat="1"/>
-    <w:lsdException w:name="heading 7" w:uiPriority="9" w:qFormat="1"/>
-    <w:lsdException w:name="heading 8" w:uiPriority="9" w:qFormat="1"/>
-    <w:lsdException w:name="heading 9" w:uiPriority="9" w:qFormat="1"/>
-    <w:lsdException w:name="toc 1" w:uiPriority="39"/>
-    <w:lsdException w:name="toc 2" w:uiPriority="39"/>
-    <w:lsdException w:name="toc 3" w:uiPriority="39"/>
-    <w:lsdException w:name="toc 4" w:uiPriority="39"/>
-    <w:lsdException w:name="toc 5" w:uiPriority="39"/>
-    <w:lsdException w:name="toc 6" w:uiPriority="39"/>
-    <w:lsdException w:name="toc 7" w:uiPriority="39"/>
-    <w:lsdException w:name="toc 8" w:uiPriority="39"/>
-    <w:lsdException w:name="toc 9" w:uiPriority="39"/>
-    <w:lsdException w:name="header" w:uiPriority="0"/>
-    <w:lsdException w:name="footer" w:uiPriority="0"/>
-    <w:lsdException w:name="caption" w:uiPriority="35" w:qFormat="1"/>
-    <w:lsdException w:name="Title" w:semiHidden="0" w:uiPriority="10" w:unhideWhenUsed="0" w:qFormat="1"/>
-    <w:lsdException w:name="Default Paragraph Font" w:uiPriority="1"/>
-    <w:lsdException w:name="Subtitle" w:semiHidden="0" w:uiPriority="11" w:unhideWhenUsed="0" w:qFormat="1"/>
-    <w:lsdException w:name="Strong" w:semiHidden="0" w:uiPriority="22" w:unhideWhenUsed="0" w:qFormat="1"/>
-    <w:lsdException w:name="Emphasis" w:semiHidden="0" w:uiPriority="20" w:unhideWhenUsed="0" w:qFormat="1"/>
-    <w:lsdException w:name="Table Grid" w:semiHidden="0" w:uiPriority="59" w:unhideWhenUsed="0"/>
-    <w:lsdException w:name="Placeholder Text" w:unhideWhenUsed="0"/>
-    <w:lsdException w:name="No Spacing" w:semiHidden="0" w:uiPriority="1" w:unhideWhenUsed="0" w:qFormat="1"/>
-    <w:lsdException w:name="Light Shading" w:semiHidden="0" w:uiPriority="60" w:unhideWhenUsed="0"/>
-    <w:lsdException w:name="Light List" w:semiHidden="0" w:uiPriority="61" w:unhideWhenUsed="0"/>
-    <w:lsdException w:name="Light Grid" w:semiHidden="0" w:uiPriority="62" w:unhideWhenUsed="0"/>
-    <w:lsdException w:name="Medium Shading 1" w:semiHidden="0" w:uiPriority="63" w:unhideWhenUsed="0"/>
-    <w:lsdException w:name="Medium Shading 2" w:semiHidden="0" w:uiPriority="64" w:unhideWhenUsed="0"/>
-    <w:lsdException w:name="Medium List 1" w:semiHidden="0" w:uiPriority="65" w:unhideWhenUsed="0"/>
-    <w:lsdException w:name="Medium List 2" w:semiHidden="0" w:uiPriority="66" w:unhideWhenUsed="0"/>
-    <w:lsdException w:name="Medium Grid 1" w:semiHidden="0" w:uiPriority="67" w:unhideWhenUsed="0"/>
-    <w:lsdException w:name="Medium Grid 2" w:semiHidden="0" w:uiPriority="68" w:unhideWhenUsed="0"/>
-    <w:lsdException w:name="Medium Grid 3" w:semiHidden="0" w:uiPriority="69" w:unhideWhenUsed="0"/>
-    <w:lsdException w:name="Dark List" w:semiHidden="0" w:uiPriority="70" w:unhideWhenUsed="0"/>
-    <w:lsdException w:name="Colorful Shading" w:semiHidden="0" w:uiPriority="71" w:unhideWhenUsed="0"/>
-    <w:lsdException w:name="Colorful List" w:semiHidden="0" w:uiPriority="72" w:unhideWhenUsed="0"/>
-    <w:lsdException w:name="Colorful Grid" w:semiHidden="0" w:uiPriority="73" w:unhideWhenUsed="0"/>
-    <w:lsdException w:name="Light Shading Accent 1" w:semiHidden="0" w:uiPriority="60" w:unhideWhenUsed="0"/>
-    <w:lsdException w:name="Light List Accent 1" w:semiHidden="0" w:uiPriority="61" w:unhideWhenUsed="0"/>
-    <w:lsdException w:name="Light Grid Accent 1" w:semiHidden="0" w:uiPriority="62" w:unhideWhenUsed="0"/>
-    <w:lsdException w:name="Medium Shading 1 Accent 1" w:semiHidden="0" w:uiPriority="63" w:unhideWhenUsed="0"/>
-    <w:lsdException w:name="Medium Shading 2 Accent 1" w:semiHidden="0" w:uiPriority="64" w:unhideWhenUsed="0"/>
-    <w:lsdException w:name="Medium List 1 Accent 1" w:semiHidden="0" w:uiPriority="65" w:unhideWhenUsed="0"/>
-    <w:lsdException w:name="Revision" w:unhideWhenUsed="0"/>
-    <w:lsdException w:name="List Paragraph" w:semiHidden="0" w:uiPriority="34" w:unhideWhenUsed="0" w:qFormat="1"/>
-    <w:lsdException w:name="Quote" w:semiHidden="0" w:uiPriority="29" w:unhideWhenUsed="0" w:qFormat="1"/>
-    <w:lsdException w:name="Intense Quote" w:semiHidden="0" w:uiPriority="30" w:unhideWhenUsed="0" w:qFormat="1"/>
-    <w:lsdException w:name="Medium List 2 Accent 1" w:semiHidden="0" w:uiPriority="66" w:unhideWhenUsed="0"/>
-    <w:lsdException w:name="Medium Grid 1 Accent 1" w:semiHidden="0" w:uiPriority="67" w:unhideWhenUsed="0"/>
-    <w:lsdException w:name="Medium Grid 2 Accent 1" w:semiHidden="0" w:uiPriority="68" w:unhideWhenUsed="0"/>
-    <w:lsdException w:name="Medium Grid 3 Accent 1" w:semiHidden="0" w:uiPriority="69" w:unhideWhenUsed="0"/>
-    <w:lsdException w:name="Dark List Accent 1" w:semiHidden="0" w:uiPriority="70" w:unhideWhenUsed="0"/>
-    <w:lsdException w:name="Colorful Shading Accent 1" w:semiHidden="0" w:uiPriority="71" w:unhideWhenUsed="0"/>
-    <w:lsdException w:name="Colorful List Accent 1" w:semiHidden="0" w:uiPriority="72" w:unhideWhenUsed="0"/>
-    <w:lsdException w:name="Colorful Grid Accent 1" w:semiHidden="0" w:uiPriority="73" w:unhideWhenUsed="0"/>
-    <w:lsdException w:name="Light Shading Accent 2" w:semiHidden="0" w:uiPriority="60" w:unhideWhenUsed="0"/>
-    <w:lsdException w:name="Light List Accent 2" w:semiHidden="0" w:uiPriority="61" w:unhideWhenUsed="0"/>
-    <w:lsdException w:name="Light Grid Accent 2" w:semiHidden="0" w:uiPriority="62" w:unhideWhenUsed="0"/>
-    <w:lsdException w:name="Medium Shading 1 Accent 2" w:semiHidden="0" w:uiPriority="63" w:unhideWhenUsed="0"/>
-    <w:lsdException w:name="Medium Shading 2 Accent 2" w:semiHidden="0" w:uiPriority="64" w:unhideWhenUsed="0"/>
-    <w:lsdException w:name="Medium List 1 Accent 2" w:semiHidden="0" w:uiPriority="65" w:unhideWhenUsed="0"/>
-    <w:lsdException w:name="Medium List 2 Accent 2" w:semiHidden="0" w:uiPriority="66" w:unhideWhenUsed="0"/>
-    <w:lsdException w:name="Medium Grid 1 Accent 2" w:semiHidden="0" w:uiPriority="67" w:unhideWhenUsed="0"/>
-    <w:lsdException w:name="Medium Grid 2 Accent 2" w:semiHidden="0" w:uiPriority="68" w:unhideWhenUsed="0"/>
-    <w:lsdException w:name="Medium Grid 3 Accent 2" w:semiHidden="0" w:uiPriority="69" w:unhideWhenUsed="0"/>
-    <w:lsdException w:name="Dark List Accent 2" w:semiHidden="0" w:uiPriority="70" w:unhideWhenUsed="0"/>
-    <w:lsdException w:name="Colorful Shading Accent 2" w:semiHidden="0" w:uiPriority="71" w:unhideWhenUsed="0"/>
-    <w:lsdException w:name="Colorful List Accent 2" w:semiHidden="0" w:uiPriority="72" w:unhideWhenUsed="0"/>
-    <w:lsdException w:name="Colorful Grid Accent 2" w:semiHidden="0" w:uiPriority="73" w:unhideWhenUsed="0"/>
-    <w:lsdException w:name="Light Shading Accent 3" w:semiHidden="0" w:uiPriority="60" w:unhideWhenUsed="0"/>
-    <w:lsdException w:name="Light List Accent 3" w:semiHidden="0" w:uiPriority="61" w:unhideWhenUsed="0"/>
-    <w:lsdException w:name="Light Grid Accent 3" w:semiHidden="0" w:uiPriority="62" w:unhideWhenUsed="0"/>
-    <w:lsdException w:name="Medium Shading 1 Accent 3" w:semiHidden="0" w:uiPriority="63" w:unhideWhenUsed="0"/>
-    <w:lsdException w:name="Medium Shading 2 Accent 3" w:semiHidden="0" w:uiPriority="64" w:unhideWhenUsed="0"/>
-    <w:lsdException w:name="Medium List 1 Accent 3" w:semiHidden="0" w:uiPriority="65" w:unhideWhenUsed="0"/>
-    <w:lsdException w:name="Medium List 2 Accent 3" w:semiHidden="0" w:uiPriority="66" w:unhideWhenUsed="0"/>
-    <w:lsdException w:name="Medium Grid 1 Accent 3" w:semiHidden="0" w:uiPriority="67" w:unhideWhenUsed="0"/>
-    <w:lsdException w:name="Medium Grid 2 Accent 3" w:semiHidden="0" w:uiPriority="68" w:unhideWhenUsed="0"/>
-    <w:lsdException w:name="Medium Grid 3 Accent 3" w:semiHidden="0" w:uiPriority="69" w:unhideWhenUsed="0"/>
-    <w:lsdException w:name="Dark List Accent 3" w:semiHidden="0" w:uiPriority="70" w:unhideWhenUsed="0"/>
-    <w:lsdException w:name="Colorful Shading Accent 3" w:semiHidden="0" w:uiPriority="71" w:unhideWhenUsed="0"/>
-    <w:lsdException w:name="Colorful List Accent 3" w:semiHidden="0" w:uiPriority="72" w:unhideWhenUsed="0"/>
-    <w:lsdException w:name="Colorful Grid Accent 3" w:semiHidden="0" w:uiPriority="73" w:unhideWhenUsed="0"/>
-    <w:lsdException w:name="Light Shading Accent 4" w:semiHidden="0" w:uiPriority="60" w:unhideWhenUsed="0"/>
-    <w:lsdException w:name="Light List Accent 4" w:semiHidden="0" w:uiPriority="61" w:unhideWhenUsed="0"/>
-    <w:lsdException w:name="Light Grid Accent 4" w:semiHidden="0" w:uiPriority="62" w:unhideWhenUsed="0"/>
-    <w:lsdException w:name="Medium Shading 1 Accent 4" w:semiHidden="0" w:uiPriority="63" w:unhideWhenUsed="0"/>
-    <w:lsdException w:name="Medium Shading 2 Accent 4" w:semiHidden="0" w:uiPriority="64" w:unhideWhenUsed="0"/>
-    <w:lsdException w:name="Medium List 1 Accent 4" w:semiHidden="0" w:uiPriority="65" w:unhideWhenUsed="0"/>
-    <w:lsdException w:name="Medium List 2 Accent 4" w:semiHidden="0" w:uiPriority="66" w:unhideWhenUsed="0"/>
-    <w:lsdException w:name="Medium Grid 1 Accent 4" w:semiHidden="0" w:uiPriority="67" w:unhideWhenUsed="0"/>
-    <w:lsdException w:name="Medium Grid 2 Accent 4" w:semiHidden="0" w:uiPriority="68" w:unhideWhenUsed="0"/>
-    <w:lsdException w:name="Medium Grid 3 Accent 4" w:semiHidden="0" w:uiPriority="69" w:unhideWhenUsed="0"/>
-    <w:lsdException w:name="Dark List Accent 4" w:semiHidden="0" w:uiPriority="70" w:unhideWhenUsed="0"/>
-    <w:lsdException w:name="Colorful Shading Accent 4" w:semiHidden="0" w:uiPriority="71" w:unhideWhenUsed="0"/>
-    <w:lsdException w:name="Colorful List Accent 4" w:semiHidden="0" w:uiPriority="72" w:unhideWhenUsed="0"/>
-    <w:lsdException w:name="Colorful Grid Accent 4" w:semiHidden="0" w:uiPriority="73" w:unhideWhenUsed="0"/>
-    <w:lsdException w:name="Light Shading Accent 5" w:semiHidden="0" w:uiPriority="60" w:unhideWhenUsed="0"/>
-    <w:lsdException w:name="Light List Accent 5" w:semiHidden="0" w:uiPriority="61" w:unhideWhenUsed="0"/>
-    <w:lsdException w:name="Light Grid Accent 5" w:semiHidden="0" w:uiPriority="62" w:unhideWhenUsed="0"/>
-    <w:lsdException w:name="Medium Shading 1 Accent 5" w:semiHidden="0" w:uiPriority="63" w:unhideWhenUsed="0"/>
-    <w:lsdException w:name="Medium Shading 2 Accent 5" w:semiHidden="0" w:uiPriority="64" w:unhideWhenUsed="0"/>
-    <w:lsdException w:name="Medium List 1 Accent 5" w:semiHidden="0" w:uiPriority="65" w:unhideWhenUsed="0"/>
-    <w:lsdException w:name="Medium List 2 Accent 5" w:semiHidden="0" w:uiPriority="66" w:unhideWhenUsed="0"/>
-    <w:lsdException w:name="Medium Grid 1 Accent 5" w:semiHidden="0" w:uiPriority="67" w:unhideWhenUsed="0"/>
-    <w:lsdException w:name="Medium Grid 2 Accent 5" w:semiHidden="0" w:uiPriority="68" w:unhideWhenUsed="0"/>
-    <w:lsdException w:name="Medium Grid 3 Accent 5" w:semiHidden="0" w:uiPriority="69" w:unhideWhenUsed="0"/>
-    <w:lsdException w:name="Dark List Accent 5" w:semiHidden="0" w:uiPriority="70" w:unhideWhenUsed="0"/>
-    <w:lsdException w:name="Colorful Shading Accent 5" w:semiHidden="0" w:uiPriority="71" w:unhideWhenUsed="0"/>
-    <w:lsdException w:name="Colorful List Accent 5" w:semiHidden="0" w:uiPriority="72" w:unhideWhenUsed="0"/>
-    <w:lsdException w:name="Colorful Grid Accent 5" w:semiHidden="0" w:uiPriority="73" w:unhideWhenUsed="0"/>
-    <w:lsdException w:name="Light Shading Accent 6" w:semiHidden="0" w:uiPriority="60" w:unhideWhenUsed="0"/>
-    <w:lsdException w:name="Light List Accent 6" w:semiHidden="0" w:uiPriority="61" w:unhideWhenUsed="0"/>
-    <w:lsdException w:name="Light Grid Accent 6" w:semiHidden="0" w:uiPriority="62" w:unhideWhenUsed="0"/>
-    <w:lsdException w:name="Medium Shading 1 Accent 6" w:semiHidden="0" w:uiPriority="63" w:unhideWhenUsed="0"/>
-    <w:lsdException w:name="Medium Shading 2 Accent 6" w:semiHidden="0" w:uiPriority="64" w:unhideWhenUsed="0"/>
-    <w:lsdException w:name="Medium List 1 Accent 6" w:semiHidden="0" w:uiPriority="65" w:unhideWhenUsed="0"/>
-    <w:lsdException w:name="Medium List 2 Accent 6" w:semiHidden="0" w:uiPriority="66" w:unhideWhenUsed="0"/>
-    <w:lsdException w:name="Medium Grid 1 Accent 6" w:semiHidden="0" w:uiPriority="67" w:unhideWhenUsed="0"/>
-    <w:lsdException w:name="Medium Grid 2 Accent 6" w:semiHidden="0" w:uiPriority="68" w:unhideWhenUsed="0"/>
-    <w:lsdException w:name="Medium Grid 3 Accent 6" w:semiHidden="0" w:uiPriority="69" w:unhideWhenUsed="0"/>
-    <w:lsdException w:name="Dark List Accent 6" w:semiHidden="0" w:uiPriority="70" w:unhideWhenUsed="0"/>
-    <w:lsdException w:name="Colorful Shading Accent 6" w:semiHidden="0" w:uiPriority="71" w:unhideWhenUsed="0"/>
-    <w:lsdException w:name="Colorful List Accent 6" w:semiHidden="0" w:uiPriority="72" w:unhideWhenUsed="0"/>
-    <w:lsdException w:name="Colorful Grid Accent 6" w:semiHidden="0" w:uiPriority="73" w:unhideWhenUsed="0"/>
-    <w:lsdException w:name="Subtle Emphasis" w:semiHidden="0" w:uiPriority="19" w:unhideWhenUsed="0" w:qFormat="1"/>
-    <w:lsdException w:name="Intense Emphasis" w:semiHidden="0" w:uiPriority="21" w:unhideWhenUsed="0" w:qFormat="1"/>
-    <w:lsdException w:name="Subtle Reference" w:semiHidden="0" w:uiPriority="31" w:unhideWhenUsed="0" w:qFormat="1"/>
-    <w:lsdException w:name="Intense Reference" w:semiHidden="0" w:uiPriority="32" w:unhideWhenUsed="0" w:qFormat="1"/>
-    <w:lsdException w:name="Book Title" w:semiHidden="0" w:uiPriority="33" w:unhideWhenUsed="0" w:qFormat="1"/>
-    <w:lsdException w:name="Bibliography" w:uiPriority="37"/>
-    <w:lsdException w:name="TOC Heading" w:uiPriority="39" w:qFormat="1"/>
+  <w:latentStyles w:defLockedState="0" w:defUIPriority="99" w:defSemiHidden="0" w:defUnhideWhenUsed="0" w:defQFormat="0" w:count="376">
+    <w:lsdException w:name="Normal" w:uiPriority="0" w:qFormat="1"/>
+    <w:lsdException w:name="heading 1" w:uiPriority="9" w:qFormat="1"/>
+    <w:lsdException w:name="heading 2" w:semiHidden="1" w:uiPriority="9" w:unhideWhenUsed="1" w:qFormat="1"/>
+    <w:lsdException w:name="heading 3" w:semiHidden="1" w:uiPriority="9" w:unhideWhenUsed="1" w:qFormat="1"/>
+    <w:lsdException w:name="heading 4" w:semiHidden="1" w:uiPriority="9" w:unhideWhenUsed="1" w:qFormat="1"/>
+    <w:lsdException w:name="heading 5" w:semiHidden="1" w:uiPriority="9" w:unhideWhenUsed="1" w:qFormat="1"/>
+    <w:lsdException w:name="heading 6" w:semiHidden="1" w:uiPriority="9" w:unhideWhenUsed="1" w:qFormat="1"/>
+    <w:lsdException w:name="heading 7" w:semiHidden="1" w:uiPriority="9" w:unhideWhenUsed="1" w:qFormat="1"/>
+    <w:lsdException w:name="heading 8" w:semiHidden="1" w:uiPriority="9" w:unhideWhenUsed="1" w:qFormat="1"/>
+    <w:lsdException w:name="heading 9" w:semiHidden="1" w:uiPriority="9" w:unhideWhenUsed="1" w:qFormat="1"/>
+    <w:lsdException w:name="index 1" w:semiHidden="1" w:unhideWhenUsed="1"/>
+    <w:lsdException w:name="index 2" w:semiHidden="1" w:unhideWhenUsed="1"/>
+    <w:lsdException w:name="index 3" w:semiHidden="1" w:unhideWhenUsed="1"/>
+    <w:lsdException w:name="index 4" w:semiHidden="1" w:unhideWhenUsed="1"/>
+    <w:lsdException w:name="index 5" w:semiHidden="1" w:unhideWhenUsed="1"/>
+    <w:lsdException w:name="index 6" w:semiHidden="1" w:unhideWhenUsed="1"/>
+    <w:lsdException w:name="index 7" w:semiHidden="1" w:unhideWhenUsed="1"/>
+    <w:lsdException w:name="index 8" w:semiHidden="1" w:unhideWhenUsed="1"/>
+    <w:lsdException w:name="index 9" w:semiHidden="1" w:unhideWhenUsed="1"/>
+    <w:lsdException w:name="toc 1" w:semiHidden="1" w:uiPriority="39" w:unhideWhenUsed="1"/>
+    <w:lsdException w:name="toc 2" w:semiHidden="1" w:uiPriority="39" w:unhideWhenUsed="1"/>
+    <w:lsdException w:name="toc 3" w:semiHidden="1" w:uiPriority="39" w:unhideWhenUsed="1"/>
+    <w:lsdException w:name="toc 4" w:semiHidden="1" w:uiPriority="39" w:unhideWhenUsed="1"/>
+    <w:lsdException w:name="toc 5" w:semiHidden="1" w:uiPriority="39" w:unhideWhenUsed="1"/>
+    <w:lsdException w:name="toc 6" w:semiHidden="1" w:uiPriority="39" w:unhideWhenUsed="1"/>
+    <w:lsdException w:name="toc 7" w:semiHidden="1" w:uiPriority="39" w:unhideWhenUsed="1"/>
+    <w:lsdException w:name="toc 8" w:semiHidden="1" w:uiPriority="39" w:unhideWhenUsed="1"/>
+    <w:lsdException w:name="toc 9" w:semiHidden="1" w:uiPriority="39" w:unhideWhenUsed="1"/>
+    <w:lsdException w:name="Normal Indent" w:semiHidden="1" w:unhideWhenUsed="1"/>
+    <w:lsdException w:name="footnote text" w:semiHidden="1" w:unhideWhenUsed="1"/>
+    <w:lsdException w:name="annotation text" w:semiHidden="1" w:unhideWhenUsed="1"/>
+    <w:lsdException w:name="header" w:semiHidden="1" w:uiPriority="0" w:unhideWhenUsed="1"/>
+    <w:lsdException w:name="footer" w:semiHidden="1" w:uiPriority="0" w:unhideWhenUsed="1"/>
+    <w:lsdException w:name="index heading" w:semiHidden="1" w:unhideWhenUsed="1"/>
+    <w:lsdException w:name="caption" w:semiHidden="1" w:uiPriority="35" w:unhideWhenUsed="1" w:qFormat="1"/>
+    <w:lsdException w:name="table of figures" w:semiHidden="1" w:unhideWhenUsed="1"/>
+    <w:lsdException w:name="envelope address" w:semiHidden="1" w:unhideWhenUsed="1"/>
+    <w:lsdException w:name="envelope return" w:semiHidden="1" w:unhideWhenUsed="1"/>
+    <w:lsdException w:name="footnote reference" w:semiHidden="1" w:unhideWhenUsed="1"/>
+    <w:lsdException w:name="annotation reference" w:semiHidden="1" w:unhideWhenUsed="1"/>
+    <w:lsdException w:name="line number" w:semiHidden="1" w:unhideWhenUsed="1"/>
+    <w:lsdException w:name="page number" w:semiHidden="1" w:unhideWhenUsed="1"/>
+    <w:lsdException w:name="endnote reference" w:semiHidden="1" w:unhideWhenUsed="1"/>
+    <w:lsdException w:name="endnote text" w:semiHidden="1" w:unhideWhenUsed="1"/>
+    <w:lsdException w:name="table of authorities" w:semiHidden="1" w:unhideWhenUsed="1"/>
+    <w:lsdException w:name="macro" w:semiHidden="1" w:unhideWhenUsed="1"/>
+    <w:lsdException w:name="toa heading" w:semiHidden="1" w:unhideWhenUsed="1"/>
+    <w:lsdException w:name="List" w:semiHidden="1" w:unhideWhenUsed="1"/>
+    <w:lsdException w:name="List Bullet" w:semiHidden="1" w:unhideWhenUsed="1"/>
+    <w:lsdException w:name="List Number" w:semiHidden="1" w:unhideWhenUsed="1"/>
+    <w:lsdException w:name="List 2" w:semiHidden="1" w:unhideWhenUsed="1"/>
+    <w:lsdException w:name="List 3" w:semiHidden="1" w:unhideWhenUsed="1"/>
+    <w:lsdException w:name="List 4" w:semiHidden="1" w:unhideWhenUsed="1"/>
+    <w:lsdException w:name="List 5" w:semiHidden="1" w:unhideWhenUsed="1"/>
+    <w:lsdException w:name="List Bullet 2" w:semiHidden="1" w:unhideWhenUsed="1"/>
+    <w:lsdException w:name="List Bullet 3" w:semiHidden="1" w:unhideWhenUsed="1"/>
+    <w:lsdException w:name="List Bullet 4" w:semiHidden="1" w:unhideWhenUsed="1"/>
+    <w:lsdException w:name="List Bullet 5" w:semiHidden="1" w:unhideWhenUsed="1"/>
+    <w:lsdException w:name="List Number 2" w:semiHidden="1" w:unhideWhenUsed="1"/>
+    <w:lsdException w:name="List Number 3" w:semiHidden="1" w:unhideWhenUsed="1"/>
+    <w:lsdException w:name="List Number 4" w:semiHidden="1" w:unhideWhenUsed="1"/>
+    <w:lsdException w:name="List Number 5" w:semiHidden="1" w:unhideWhenUsed="1"/>
+    <w:lsdException w:name="Title" w:uiPriority="10" w:qFormat="1"/>
+    <w:lsdException w:name="Closing" w:semiHidden="1" w:unhideWhenUsed="1"/>
+    <w:lsdException w:name="Signature" w:semiHidden="1" w:unhideWhenUsed="1"/>
+    <w:lsdException w:name="Default Paragraph Font" w:semiHidden="1" w:uiPriority="1" w:unhideWhenUsed="1"/>
+    <w:lsdException w:name="Body Text" w:semiHidden="1" w:unhideWhenUsed="1"/>
+    <w:lsdException w:name="Body Text Indent" w:semiHidden="1" w:unhideWhenUsed="1"/>
+    <w:lsdException w:name="List Continue" w:semiHidden="1" w:unhideWhenUsed="1"/>
+    <w:lsdException w:name="List Continue 2" w:semiHidden="1" w:unhideWhenUsed="1"/>
+    <w:lsdException w:name="List Continue 3" w:semiHidden="1" w:unhideWhenUsed="1"/>
+    <w:lsdException w:name="List Continue 4" w:semiHidden="1" w:unhideWhenUsed="1"/>
+    <w:lsdException w:name="List Continue 5" w:semiHidden="1" w:unhideWhenUsed="1"/>
+    <w:lsdException w:name="Message Header" w:semiHidden="1" w:unhideWhenUsed="1"/>
+    <w:lsdException w:name="Subtitle" w:uiPriority="11" w:qFormat="1"/>
+    <w:lsdException w:name="Salutation" w:semiHidden="1" w:unhideWhenUsed="1"/>
+    <w:lsdException w:name="Date" w:semiHidden="1" w:unhideWhenUsed="1"/>
+    <w:lsdException w:name="Body Text First Indent" w:semiHidden="1" w:unhideWhenUsed="1"/>
+    <w:lsdException w:name="Body Text First Indent 2" w:semiHidden="1" w:unhideWhenUsed="1"/>
+    <w:lsdException w:name="Note Heading" w:semiHidden="1" w:unhideWhenUsed="1"/>
+    <w:lsdException w:name="Body Text 2" w:semiHidden="1" w:unhideWhenUsed="1"/>
+    <w:lsdException w:name="Body Text 3" w:semiHidden="1" w:unhideWhenUsed="1"/>
+    <w:lsdException w:name="Body Text Indent 2" w:semiHidden="1" w:unhideWhenUsed="1"/>
+    <w:lsdException w:name="Body Text Indent 3" w:semiHidden="1" w:unhideWhenUsed="1"/>
+    <w:lsdException w:name="Block Text" w:semiHidden="1" w:unhideWhenUsed="1"/>
+    <w:lsdException w:name="Hyperlink" w:semiHidden="1" w:unhideWhenUsed="1"/>
+    <w:lsdException w:name="FollowedHyperlink" w:semiHidden="1" w:unhideWhenUsed="1"/>
+    <w:lsdException w:name="Strong" w:uiPriority="22" w:qFormat="1"/>
+    <w:lsdException w:name="Emphasis" w:uiPriority="20" w:qFormat="1"/>
+    <w:lsdException w:name="Document Map" w:semiHidden="1" w:unhideWhenUsed="1"/>
+    <w:lsdException w:name="Plain Text" w:semiHidden="1" w:unhideWhenUsed="1"/>
+    <w:lsdException w:name="E-mail Signature" w:semiHidden="1" w:unhideWhenUsed="1"/>
+    <w:lsdException w:name="HTML Top of Form" w:semiHidden="1" w:unhideWhenUsed="1"/>
+    <w:lsdException w:name="HTML Bottom of Form" w:semiHidden="1" w:unhideWhenUsed="1"/>
+    <w:lsdException w:name="Normal (Web)" w:semiHidden="1" w:unhideWhenUsed="1"/>
+    <w:lsdException w:name="HTML Acronym" w:semiHidden="1" w:unhideWhenUsed="1"/>
+    <w:lsdException w:name="HTML Address" w:semiHidden="1" w:unhideWhenUsed="1"/>
+    <w:lsdException w:name="HTML Cite" w:semiHidden="1" w:unhideWhenUsed="1"/>
+    <w:lsdException w:name="HTML Code" w:semiHidden="1" w:unhideWhenUsed="1"/>
+    <w:lsdException w:name="HTML Definition" w:semiHidden="1" w:unhideWhenUsed="1"/>
+    <w:lsdException w:name="HTML Keyboard" w:semiHidden="1" w:unhideWhenUsed="1"/>
+    <w:lsdException w:name="HTML Preformatted" w:semiHidden="1" w:unhideWhenUsed="1"/>
+    <w:lsdException w:name="HTML Sample" w:semiHidden="1" w:unhideWhenUsed="1"/>
+    <w:lsdException w:name="HTML Typewriter" w:semiHidden="1" w:unhideWhenUsed="1"/>
+    <w:lsdException w:name="HTML Variable" w:semiHidden="1" w:unhideWhenUsed="1"/>
+    <w:lsdException w:name="Normal Table" w:semiHidden="1" w:unhideWhenUsed="1"/>
+    <w:lsdException w:name="annotation subject" w:semiHidden="1" w:unhideWhenUsed="1"/>
+    <w:lsdException w:name="No List" w:semiHidden="1" w:unhideWhenUsed="1"/>
+    <w:lsdException w:name="Outline List 1" w:semiHidden="1" w:unhideWhenUsed="1"/>
+    <w:lsdException w:name="Outline List 2" w:semiHidden="1" w:unhideWhenUsed="1"/>
+    <w:lsdException w:name="Outline List 3" w:semiHidden="1" w:unhideWhenUsed="1"/>
+    <w:lsdException w:name="Table Simple 1" w:semiHidden="1" w:unhideWhenUsed="1"/>
+    <w:lsdException w:name="Table Simple 2" w:semiHidden="1" w:unhideWhenUsed="1"/>
+    <w:lsdException w:name="Table Simple 3" w:semiHidden="1" w:unhideWhenUsed="1"/>
+    <w:lsdException w:name="Table Classic 1" w:semiHidden="1" w:unhideWhenUsed="1"/>
+    <w:lsdException w:name="Table Classic 2" w:semiHidden="1" w:unhideWhenUsed="1"/>
+    <w:lsdException w:name="Table Classic 3" w:semiHidden="1" w:unhideWhenUsed="1"/>
+    <w:lsdException w:name="Table Classic 4" w:semiHidden="1" w:unhideWhenUsed="1"/>
+    <w:lsdException w:name="Table Colorful 1" w:semiHidden="1" w:unhideWhenUsed="1"/>
+    <w:lsdException w:name="Table Colorful 2" w:semiHidden="1" w:unhideWhenUsed="1"/>
+    <w:lsdException w:name="Table Colorful 3" w:semiHidden="1" w:unhideWhenUsed="1"/>
+    <w:lsdException w:name="Table Columns 1" w:semiHidden="1" w:unhideWhenUsed="1"/>
+    <w:lsdException w:name="Table Columns 2" w:semiHidden="1" w:unhideWhenUsed="1"/>
+    <w:lsdException w:name="Table Columns 3" w:semiHidden="1" w:unhideWhenUsed="1"/>
+    <w:lsdException w:name="Table Columns 4" w:semiHidden="1" w:unhideWhenUsed="1"/>
+    <w:lsdException w:name="Table Columns 5" w:semiHidden="1" w:unhideWhenUsed="1"/>
+    <w:lsdException w:name="Table Grid 1" w:semiHidden="1" w:unhideWhenUsed="1"/>
+    <w:lsdException w:name="Table Grid 2" w:semiHidden="1" w:unhideWhenUsed="1"/>
+    <w:lsdException w:name="Table Grid 3" w:semiHidden="1" w:unhideWhenUsed="1"/>
+    <w:lsdException w:name="Table Grid 4" w:semiHidden="1" w:unhideWhenUsed="1"/>
+    <w:lsdException w:name="Table Grid 5" w:semiHidden="1" w:unhideWhenUsed="1"/>
+    <w:lsdException w:name="Table Grid 6" w:semiHidden="1" w:unhideWhenUsed="1"/>
+    <w:lsdException w:name="Table Grid 7" w:semiHidden="1" w:unhideWhenUsed="1"/>
+    <w:lsdException w:name="Table Grid 8" w:semiHidden="1" w:unhideWhenUsed="1"/>
+    <w:lsdException w:name="Table List 1" w:semiHidden="1" w:unhideWhenUsed="1"/>
+    <w:lsdException w:name="Table List 2" w:semiHidden="1" w:unhideWhenUsed="1"/>
+    <w:lsdException w:name="Table List 3" w:semiHidden="1" w:unhideWhenUsed="1"/>
+    <w:lsdException w:name="Table List 4" w:semiHidden="1" w:unhideWhenUsed="1"/>
+    <w:lsdException w:name="Table List 5" w:semiHidden="1" w:unhideWhenUsed="1"/>
+    <w:lsdException w:name="Table List 6" w:semiHidden="1" w:unhideWhenUsed="1"/>
+    <w:lsdException w:name="Table List 7" w:semiHidden="1" w:unhideWhenUsed="1"/>
+    <w:lsdException w:name="Table List 8" w:semiHidden="1" w:unhideWhenUsed="1"/>
+    <w:lsdException w:name="Table 3D effects 1" w:semiHidden="1" w:unhideWhenUsed="1"/>
+    <w:lsdException w:name="Table 3D effects 2" w:semiHidden="1" w:unhideWhenUsed="1"/>
+    <w:lsdException w:name="Table 3D effects 3" w:semiHidden="1" w:unhideWhenUsed="1"/>
+    <w:lsdException w:name="Table Contemporary" w:semiHidden="1" w:unhideWhenUsed="1"/>
+    <w:lsdException w:name="Table Elegant" w:semiHidden="1" w:unhideWhenUsed="1"/>
+    <w:lsdException w:name="Table Professional" w:semiHidden="1" w:unhideWhenUsed="1"/>
+    <w:lsdException w:name="Table Subtle 1" w:semiHidden="1" w:unhideWhenUsed="1"/>
+    <w:lsdException w:name="Table Subtle 2" w:semiHidden="1" w:unhideWhenUsed="1"/>
+    <w:lsdException w:name="Table Web 1" w:semiHidden="1" w:unhideWhenUsed="1"/>
+    <w:lsdException w:name="Table Web 2" w:semiHidden="1" w:unhideWhenUsed="1"/>
+    <w:lsdException w:name="Table Web 3" w:semiHidden="1" w:unhideWhenUsed="1"/>
+    <w:lsdException w:name="Balloon Text" w:semiHidden="1" w:unhideWhenUsed="1"/>
+    <w:lsdException w:name="Table Grid" w:uiPriority="59"/>
+    <w:lsdException w:name="Table Theme" w:semiHidden="1" w:unhideWhenUsed="1"/>
+    <w:lsdException w:name="Placeholder Text" w:semiHidden="1"/>
+    <w:lsdException w:name="No Spacing" w:uiPriority="1" w:qFormat="1"/>
+    <w:lsdException w:name="Light Shading" w:uiPriority="60"/>
+    <w:lsdException w:name="Light List" w:uiPriority="61"/>
+    <w:lsdException w:name="Light Grid" w:uiPriority="62"/>
+    <w:lsdException w:name="Medium Shading 1" w:uiPriority="63"/>
+    <w:lsdException w:name="Medium Shading 2" w:uiPriority="64"/>
+    <w:lsdException w:name="Medium List 1" w:uiPriority="65"/>
+    <w:lsdException w:name="Medium List 2" w:uiPriority="66"/>
+    <w:lsdException w:name="Medium Grid 1" w:uiPriority="67"/>
+    <w:lsdException w:name="Medium Grid 2" w:uiPriority="68"/>
+    <w:lsdException w:name="Medium Grid 3" w:uiPriority="69"/>
+    <w:lsdException w:name="Dark List" w:uiPriority="70"/>
+    <w:lsdException w:name="Colorful Shading" w:uiPriority="71"/>
+    <w:lsdException w:name="Colorful List" w:uiPriority="72"/>
+    <w:lsdException w:name="Colorful Grid" w:uiPriority="73"/>
+    <w:lsdException w:name="Light Shading Accent 1" w:uiPriority="60"/>
+    <w:lsdException w:name="Light List Accent 1" w:uiPriority="61"/>
+    <w:lsdException w:name="Light Grid Accent 1" w:uiPriority="62"/>
+    <w:lsdException w:name="Medium Shading 1 Accent 1" w:uiPriority="63"/>
+    <w:lsdException w:name="Medium Shading 2 Accent 1" w:uiPriority="64"/>
+    <w:lsdException w:name="Medium List 1 Accent 1" w:uiPriority="65"/>
+    <w:lsdException w:name="Revision" w:semiHidden="1"/>
+    <w:lsdException w:name="List Paragraph" w:uiPriority="34" w:qFormat="1"/>
+    <w:lsdException w:name="Quote" w:uiPriority="29" w:qFormat="1"/>
+    <w:lsdException w:name="Intense Quote" w:uiPriority="30" w:qFormat="1"/>
+    <w:lsdException w:name="Medium List 2 Accent 1" w:uiPriority="66"/>
+    <w:lsdException w:name="Medium Grid 1 Accent 1" w:uiPriority="67"/>
+    <w:lsdException w:name="Medium Grid 2 Accent 1" w:uiPriority="68"/>
+    <w:lsdException w:name="Medium Grid 3 Accent 1" w:uiPriority="69"/>
+    <w:lsdException w:name="Dark List Accent 1" w:uiPriority="70"/>
+    <w:lsdException w:name="Colorful Shading Accent 1" w:uiPriority="71"/>
+    <w:lsdException w:name="Colorful List Accent 1" w:uiPriority="72"/>
+    <w:lsdException w:name="Colorful Grid Accent 1" w:uiPriority="73"/>
+    <w:lsdException w:name="Light Shading Accent 2" w:uiPriority="60"/>
+    <w:lsdException w:name="Light List Accent 2" w:uiPriority="61"/>
+    <w:lsdException w:name="Light Grid Accent 2" w:uiPriority="62"/>
+    <w:lsdException w:name="Medium Shading 1 Accent 2" w:uiPriority="63"/>
+    <w:lsdException w:name="Medium Shading 2 Accent 2" w:uiPriority="64"/>
+    <w:lsdException w:name="Medium List 1 Accent 2" w:uiPriority="65"/>
+    <w:lsdException w:name="Medium List 2 Accent 2" w:uiPriority="66"/>
+    <w:lsdException w:name="Medium Grid 1 Accent 2" w:uiPriority="67"/>
+    <w:lsdException w:name="Medium Grid 2 Accent 2" w:uiPriority="68"/>
+    <w:lsdException w:name="Medium Grid 3 Accent 2" w:uiPriority="69"/>
+    <w:lsdException w:name="Dark List Accent 2" w:uiPriority="70"/>
+    <w:lsdException w:name="Colorful Shading Accent 2" w:uiPriority="71"/>
+    <w:lsdException w:name="Colorful List Accent 2" w:uiPriority="72"/>
+    <w:lsdException w:name="Colorful Grid Accent 2" w:uiPriority="73"/>
+    <w:lsdException w:name="Light Shading Accent 3" w:uiPriority="60"/>
+    <w:lsdException w:name="Light List Accent 3" w:uiPriority="61"/>
+    <w:lsdException w:name="Light Grid Accent 3" w:uiPriority="62"/>
+    <w:lsdException w:name="Medium Shading 1 Accent 3" w:uiPriority="63"/>
+    <w:lsdException w:name="Medium Shading 2 Accent 3" w:uiPriority="64"/>
+    <w:lsdException w:name="Medium List 1 Accent 3" w:uiPriority="65"/>
+    <w:lsdException w:name="Medium List 2 Accent 3" w:uiPriority="66"/>
+    <w:lsdException w:name="Medium Grid 1 Accent 3" w:uiPriority="67"/>
+    <w:lsdException w:name="Medium Grid 2 Accent 3" w:uiPriority="68"/>
+    <w:lsdException w:name="Medium Grid 3 Accent 3" w:uiPriority="69"/>
+    <w:lsdException w:name="Dark List Accent 3" w:uiPriority="70"/>
+    <w:lsdException w:name="Colorful Shading Accent 3" w:uiPriority="71"/>
+    <w:lsdException w:name="Colorful List Accent 3" w:uiPriority="72"/>
+    <w:lsdException w:name="Colorful Grid Accent 3" w:uiPriority="73"/>
+    <w:lsdException w:name="Light Shading Accent 4" w:uiPriority="60"/>
+    <w:lsdException w:name="Light List Accent 4" w:uiPriority="61"/>
+    <w:lsdException w:name="Light Grid Accent 4" w:uiPriority="62"/>
+    <w:lsdException w:name="Medium Shading 1 Accent 4" w:uiPriority="63"/>
+    <w:lsdException w:name="Medium Shading 2 Accent 4" w:uiPriority="64"/>
+    <w:lsdException w:name="Medium List 1 Accent 4" w:uiPriority="65"/>
+    <w:lsdException w:name="Medium List 2 Accent 4" w:uiPriority="66"/>
+    <w:lsdException w:name="Medium Grid 1 Accent 4" w:uiPriority="67"/>
+    <w:lsdException w:name="Medium Grid 2 Accent 4" w:uiPriority="68"/>
+    <w:lsdException w:name="Medium Grid 3 Accent 4" w:uiPriority="69"/>
+    <w:lsdException w:name="Dark List Accent 4" w:uiPriority="70"/>
+    <w:lsdException w:name="Colorful Shading Accent 4" w:uiPriority="71"/>
+    <w:lsdException w:name="Colorful List Accent 4" w:uiPriority="72"/>
+    <w:lsdException w:name="Colorful Grid Accent 4" w:uiPriority="73"/>
+    <w:lsdException w:name="Light Shading Accent 5" w:uiPriority="60"/>
+    <w:lsdException w:name="Light List Accent 5" w:uiPriority="61"/>
+    <w:lsdException w:name="Light Grid Accent 5" w:uiPriority="62"/>
+    <w:lsdException w:name="Medium Shading 1 Accent 5" w:uiPriority="63"/>
+    <w:lsdException w:name="Medium Shading 2 Accent 5" w:uiPriority="64"/>
+    <w:lsdException w:name="Medium List 1 Accent 5" w:uiPriority="65"/>
+    <w:lsdException w:name="Medium List 2 Accent 5" w:uiPriority="66"/>
+    <w:lsdException w:name="Medium Grid 1 Accent 5" w:uiPriority="67"/>
+    <w:lsdException w:name="Medium Grid 2 Accent 5" w:uiPriority="68"/>
+    <w:lsdException w:name="Medium Grid 3 Accent 5" w:uiPriority="69"/>
+    <w:lsdException w:name="Dark List Accent 5" w:uiPriority="70"/>
+    <w:lsdException w:name="Colorful Shading Accent 5" w:uiPriority="71"/>
+    <w:lsdException w:name="Colorful List Accent 5" w:uiPriority="72"/>
+    <w:lsdException w:name="Colorful Grid Accent 5" w:uiPriority="73"/>
+    <w:lsdException w:name="Light Shading Accent 6" w:uiPriority="60"/>
+    <w:lsdException w:name="Light List Accent 6" w:uiPriority="61"/>
+    <w:lsdException w:name="Light Grid Accent 6" w:uiPriority="62"/>
+    <w:lsdException w:name="Medium Shading 1 Accent 6" w:uiPriority="63"/>
+    <w:lsdException w:name="Medium Shading 2 Accent 6" w:uiPriority="64"/>
+    <w:lsdException w:name="Medium List 1 Accent 6" w:uiPriority="65"/>
+    <w:lsdException w:name="Medium List 2 Accent 6" w:uiPriority="66"/>
+    <w:lsdException w:name="Medium Grid 1 Accent 6" w:uiPriority="67"/>
+    <w:lsdException w:name="Medium Grid 2 Accent 6" w:uiPriority="68"/>
+    <w:lsdException w:name="Medium Grid 3 Accent 6" w:uiPriority="69"/>
+    <w:lsdException w:name="Dark List Accent 6" w:uiPriority="70"/>
+    <w:lsdException w:name="Colorful Shading Accent 6" w:uiPriority="71"/>
+    <w:lsdException w:name="Colorful List Accent 6" w:uiPriority="72"/>
+    <w:lsdException w:name="Colorful Grid Accent 6" w:uiPriority="73"/>
+    <w:lsdException w:name="Subtle Emphasis" w:uiPriority="19" w:qFormat="1"/>
+    <w:lsdException w:name="Intense Emphasis" w:uiPriority="21" w:qFormat="1"/>
+    <w:lsdException w:name="Subtle Reference" w:uiPriority="31" w:qFormat="1"/>
+    <w:lsdException w:name="Intense Reference" w:uiPriority="32" w:qFormat="1"/>
+    <w:lsdException w:name="Book Title" w:uiPriority="33" w:qFormat="1"/>
+    <w:lsdException w:name="Bibliography" w:semiHidden="1" w:uiPriority="37" w:unhideWhenUsed="1"/>
+    <w:lsdException w:name="TOC Heading" w:semiHidden="1" w:uiPriority="39" w:unhideWhenUsed="1" w:qFormat="1"/>
+    <w:lsdException w:name="Plain Table 1" w:uiPriority="41"/>
+    <w:lsdException w:name="Plain Table 2" w:uiPriority="42"/>
+    <w:lsdException w:name="Plain Table 3" w:uiPriority="43"/>
+    <w:lsdException w:name="Plain Table 4" w:uiPriority="44"/>
+    <w:lsdException w:name="Plain Table 5" w:uiPriority="45"/>
+    <w:lsdException w:name="Grid Table Light" w:uiPriority="40"/>
+    <w:lsdException w:name="Grid Table 1 Light" w:uiPriority="46"/>
+    <w:lsdException w:name="Grid Table 2" w:uiPriority="47"/>
+    <w:lsdException w:name="Grid Table 3" w:uiPriority="48"/>
+    <w:lsdException w:name="Grid Table 4" w:uiPriority="49"/>
+    <w:lsdException w:name="Grid Table 5 Dark" w:uiPriority="50"/>
+    <w:lsdException w:name="Grid Table 6 Colorful" w:uiPriority="51"/>
+    <w:lsdException w:name="Grid Table 7 Colorful" w:uiPriority="52"/>
+    <w:lsdException w:name="Grid Table 1 Light Accent 1" w:uiPriority="46"/>
+    <w:lsdException w:name="Grid Table 2 Accent 1" w:uiPriority="47"/>
+    <w:lsdException w:name="Grid Table 3 Accent 1" w:uiPriority="48"/>
+    <w:lsdException w:name="Grid Table 4 Accent 1" w:uiPriority="49"/>
+    <w:lsdException w:name="Grid Table 5 Dark Accent 1" w:uiPriority="50"/>
+    <w:lsdException w:name="Grid Table 6 Colorful Accent 1" w:uiPriority="51"/>
+    <w:lsdException w:name="Grid Table 7 Colorful Accent 1" w:uiPriority="52"/>
+    <w:lsdException w:name="Grid Table 1 Light Accent 2" w:uiPriority="46"/>
+    <w:lsdException w:name="Grid Table 2 Accent 2" w:uiPriority="47"/>
+    <w:lsdException w:name="Grid Table 3 Accent 2" w:uiPriority="48"/>
+    <w:lsdException w:name="Grid Table 4 Accent 2" w:uiPriority="49"/>
+    <w:lsdException w:name="Grid Table 5 Dark Accent 2" w:uiPriority="50"/>
+    <w:lsdException w:name="Grid Table 6 Colorful Accent 2" w:uiPriority="51"/>
+    <w:lsdException w:name="Grid Table 7 Colorful Accent 2" w:uiPriority="52"/>
+    <w:lsdException w:name="Grid Table 1 Light Accent 3" w:uiPriority="46"/>
+    <w:lsdException w:name="Grid Table 2 Accent 3" w:uiPriority="47"/>
+    <w:lsdException w:name="Grid Table 3 Accent 3" w:uiPriority="48"/>
+    <w:lsdException w:name="Grid Table 4 Accent 3" w:uiPriority="49"/>
+    <w:lsdException w:name="Grid Table 5 Dark Accent 3" w:uiPriority="50"/>
+    <w:lsdException w:name="Grid Table 6 Colorful Accent 3" w:uiPriority="51"/>
+    <w:lsdException w:name="Grid Table 7 Colorful Accent 3" w:uiPriority="52"/>
+    <w:lsdException w:name="Grid Table 1 Light Accent 4" w:uiPriority="46"/>
+    <w:lsdException w:name="Grid Table 2 Accent 4" w:uiPriority="47"/>
+    <w:lsdException w:name="Grid Table 3 Accent 4" w:uiPriority="48"/>
+    <w:lsdException w:name="Grid Table 4 Accent 4" w:uiPriority="49"/>
+    <w:lsdException w:name="Grid Table 5 Dark Accent 4" w:uiPriority="50"/>
+    <w:lsdException w:name="Grid Table 6 Colorful Accent 4" w:uiPriority="51"/>
+    <w:lsdException w:name="Grid Table 7 Colorful Accent 4" w:uiPriority="52"/>
+    <w:lsdException w:name="Grid Table 1 Light Accent 5" w:uiPriority="46"/>
+    <w:lsdException w:name="Grid Table 2 Accent 5" w:uiPriority="47"/>
+    <w:lsdException w:name="Grid Table 3 Accent 5" w:uiPriority="48"/>
+    <w:lsdException w:name="Grid Table 4 Accent 5" w:uiPriority="49"/>
+    <w:lsdException w:name="Grid Table 5 Dark Accent 5" w:uiPriority="50"/>
+    <w:lsdException w:name="Grid Table 6 Colorful Accent 5" w:uiPriority="51"/>
+    <w:lsdException w:name="Grid Table 7 Colorful Accent 5" w:uiPriority="52"/>
+    <w:lsdException w:name="Grid Table 1 Light Accent 6" w:uiPriority="46"/>
+    <w:lsdException w:name="Grid Table 2 Accent 6" w:uiPriority="47"/>
+    <w:lsdException w:name="Grid Table 3 Accent 6" w:uiPriority="48"/>
+    <w:lsdException w:name="Grid Table 4 Accent 6" w:uiPriority="49"/>
+    <w:lsdException w:name="Grid Table 5 Dark Accent 6" w:uiPriority="50"/>
+    <w:lsdException w:name="Grid Table 6 Colorful Accent 6" w:uiPriority="51"/>
+    <w:lsdException w:name="Grid Table 7 Colorful Accent 6" w:uiPriority="52"/>
+    <w:lsdException w:name="List Table 1 Light" w:uiPriority="46"/>
+    <w:lsdException w:name="List Table 2" w:uiPriority="47"/>
+    <w:lsdException w:name="List Table 3" w:uiPriority="48"/>
+    <w:lsdException w:name="List Table 4" w:uiPriority="49"/>
+    <w:lsdException w:name="List Table 5 Dark" w:uiPriority="50"/>
+    <w:lsdException w:name="List Table 6 Colorful" w:uiPriority="51"/>
+    <w:lsdException w:name="List Table 7 Colorful" w:uiPriority="52"/>
+    <w:lsdException w:name="List Table 1 Light Accent 1" w:uiPriority="46"/>
+    <w:lsdException w:name="List Table 2 Accent 1" w:uiPriority="47"/>
+    <w:lsdException w:name="List Table 3 Accent 1" w:uiPriority="48"/>
+    <w:lsdException w:name="List Table 4 Accent 1" w:uiPriority="49"/>
+    <w:lsdException w:name="List Table 5 Dark Accent 1" w:uiPriority="50"/>
+    <w:lsdException w:name="List Table 6 Colorful Accent 1" w:uiPriority="51"/>
+    <w:lsdException w:name="List Table 7 Colorful Accent 1" w:uiPriority="52"/>
+    <w:lsdException w:name="List Table 1 Light Accent 2" w:uiPriority="46"/>
+    <w:lsdException w:name="List Table 2 Accent 2" w:uiPriority="47"/>
+    <w:lsdException w:name="List Table 3 Accent 2" w:uiPriority="48"/>
+    <w:lsdException w:name="List Table 4 Accent 2" w:uiPriority="49"/>
+    <w:lsdException w:name="List Table 5 Dark Accent 2" w:uiPriority="50"/>
+    <w:lsdException w:name="List Table 6 Colorful Accent 2" w:uiPriority="51"/>
+    <w:lsdException w:name="List Table 7 Colorful Accent 2" w:uiPriority="52"/>
+    <w:lsdException w:name="List Table 1 Light Accent 3" w:uiPriority="46"/>
+    <w:lsdException w:name="List Table 2 Accent 3" w:uiPriority="47"/>
+    <w:lsdException w:name="List Table 3 Accent 3" w:uiPriority="48"/>
+    <w:lsdException w:name="List Table 4 Accent 3" w:uiPriority="49"/>
+    <w:lsdException w:name="List Table 5 Dark Accent 3" w:uiPriority="50"/>
+    <w:lsdException w:name="List Table 6 Colorful Accent 3" w:uiPriority="51"/>
+    <w:lsdException w:name="List Table 7 Colorful Accent 3" w:uiPriority="52"/>
+    <w:lsdException w:name="List Table 1 Light Accent 4" w:uiPriority="46"/>
+    <w:lsdException w:name="List Table 2 Accent 4" w:uiPriority="47"/>
+    <w:lsdException w:name="List Table 3 Accent 4" w:uiPriority="48"/>
+    <w:lsdException w:name="List Table 4 Accent 4" w:uiPriority="49"/>
+    <w:lsdException w:name="List Table 5 Dark Accent 4" w:uiPriority="50"/>
+    <w:lsdException w:name="List Table 6 Colorful Accent 4" w:uiPriority="51"/>
+    <w:lsdException w:name="List Table 7 Colorful Accent 4" w:uiPriority="52"/>
+    <w:lsdException w:name="List Table 1 Light Accent 5" w:uiPriority="46"/>
+    <w:lsdException w:name="List Table 2 Accent 5" w:uiPriority="47"/>
+    <w:lsdException w:name="List Table 3 Accent 5" w:uiPriority="48"/>
+    <w:lsdException w:name="List Table 4 Accent 5" w:uiPriority="49"/>
+    <w:lsdException w:name="List Table 5 Dark Accent 5" w:uiPriority="50"/>
+    <w:lsdException w:name="List Table 6 Colorful Accent 5" w:uiPriority="51"/>
+    <w:lsdException w:name="List Table 7 Colorful Accent 5" w:uiPriority="52"/>
+    <w:lsdException w:name="List Table 1 Light Accent 6" w:uiPriority="46"/>
+    <w:lsdException w:name="List Table 2 Accent 6" w:uiPriority="47"/>
+    <w:lsdException w:name="List Table 3 Accent 6" w:uiPriority="48"/>
+    <w:lsdException w:name="List Table 4 Accent 6" w:uiPriority="49"/>
+    <w:lsdException w:name="List Table 5 Dark Accent 6" w:uiPriority="50"/>
+    <w:lsdException w:name="List Table 6 Colorful Accent 6" w:uiPriority="51"/>
+    <w:lsdException w:name="List Table 7 Colorful Accent 6" w:uiPriority="52"/>
+    <w:lsdException w:name="Mention" w:semiHidden="1" w:unhideWhenUsed="1"/>
+    <w:lsdException w:name="Smart Hyperlink" w:semiHidden="1" w:unhideWhenUsed="1"/>
+    <w:lsdException w:name="Hashtag" w:semiHidden="1" w:unhideWhenUsed="1"/>
+    <w:lsdException w:name="Unresolved Mention" w:semiHidden="1" w:unhideWhenUsed="1"/>
+    <w:lsdException w:name="Smart Link" w:semiHidden="1" w:unhideWhenUsed="1"/>
   </w:latentStyles>
   <w:style w:type="paragraph" w:default="1" w:styleId="Normal">
     <w:name w:val="Normal"/>
@@ -9656,7 +9461,6 @@
     <w:uiPriority w:val="99"/>
     <w:semiHidden/>
     <w:unhideWhenUsed/>
-    <w:qFormat/>
     <w:tblPr>
       <w:tblInd w:w="0" w:type="dxa"/>
       <w:tblCellMar>
@@ -10191,7 +9995,6 @@
     <w:uiPriority w:val="59"/>
     <w:rsid w:val="00D41C85"/>
     <w:tblPr>
-      <w:tblInd w:w="0" w:type="dxa"/>
       <w:tblBorders>
         <w:top w:val="single" w:sz="4" w:space="0" w:color="auto"/>
         <w:left w:val="single" w:sz="4" w:space="0" w:color="auto"/>
@@ -10200,12 +10003,6 @@
         <w:insideH w:val="single" w:sz="4" w:space="0" w:color="auto"/>
         <w:insideV w:val="single" w:sz="4" w:space="0" w:color="auto"/>
       </w:tblBorders>
-      <w:tblCellMar>
-        <w:top w:w="0" w:type="dxa"/>
-        <w:left w:w="108" w:type="dxa"/>
-        <w:bottom w:w="0" w:type="dxa"/>
-        <w:right w:w="108" w:type="dxa"/>
-      </w:tblCellMar>
     </w:tblPr>
   </w:style>
   <w:style w:type="paragraph" w:styleId="Lgende">
@@ -10530,7 +10327,7 @@
   <a:extraClrSchemeLst/>
   <a:extLst>
     <a:ext uri="{05A4C25C-085E-4340-85A3-A5531E510DB2}">
-      <thm15:themeFamily xmlns="" xmlns:thm15="http://schemas.microsoft.com/office/thememl/2012/main" name="Office Theme" id="{62F939B6-93AF-4DB8-9C6B-D6C7DFDC589F}" vid="{4A3C46E8-61CC-4603-A589-7422A47A8E4A}"/>
+      <thm15:themeFamily xmlns:thm15="http://schemas.microsoft.com/office/thememl/2012/main" name="Office Theme" id="{62F939B6-93AF-4DB8-9C6B-D6C7DFDC589F}" vid="{4A3C46E8-61CC-4603-A589-7422A47A8E4A}"/>
     </a:ext>
   </a:extLst>
 </a:theme>

--- a/samples/plugins/org.obeonetwork.is.samples/contents/E-BookStore/documentation/doc-src/E-BookStore_GraalSystemAndRequirements_template.docx
+++ b/samples/plugins/org.obeonetwork.is.samples/contents/E-BookStore/documentation/doc-src/E-BookStore_GraalSystemAndRequirements_template.docx
@@ -14,6 +14,9 @@
           <w:lang w:val="fr-FR"/>
         </w:rPr>
       </w:pPr>
+      <w:r>
+        <w:t/>
+      </w:r>
     </w:p>
     <w:p>
       <w:pPr>
@@ -27,6 +30,9 @@
           <w:lang w:val="fr-FR"/>
         </w:rPr>
       </w:pPr>
+      <w:r>
+        <w:t/>
+      </w:r>
     </w:p>
     <w:p>
       <w:pPr>
@@ -40,6 +46,9 @@
           <w:lang w:val="fr-FR"/>
         </w:rPr>
       </w:pPr>
+      <w:r>
+        <w:t/>
+      </w:r>
     </w:p>
     <w:p>
       <w:pPr>
@@ -53,6 +62,9 @@
           <w:lang w:val="fr-FR"/>
         </w:rPr>
       </w:pPr>
+      <w:r>
+        <w:t/>
+      </w:r>
     </w:p>
     <w:p>
       <w:pPr>
@@ -84,6 +96,9 @@
           <w:szCs w:val="20"/>
         </w:rPr>
       </w:pPr>
+      <w:r>
+        <w:t/>
+      </w:r>
     </w:p>
     <w:p>
       <w:pPr>
@@ -94,6 +109,9 @@
           <w:szCs w:val="20"/>
         </w:rPr>
       </w:pPr>
+      <w:r>
+        <w:t/>
+      </w:r>
     </w:p>
     <w:p>
       <w:pPr>
@@ -104,6 +122,9 @@
           <w:szCs w:val="20"/>
         </w:rPr>
       </w:pPr>
+      <w:r>
+        <w:t/>
+      </w:r>
     </w:p>
     <w:p>
       <w:pPr>
@@ -144,6 +165,9 @@
           <w:lang w:eastAsia="fr-FR"/>
         </w:rPr>
       </w:pPr>
+      <w:r>
+        <w:t/>
+      </w:r>
     </w:p>
     <w:p>
       <w:pPr>
@@ -167,6 +191,9 @@
           <w:szCs w:val="20"/>
         </w:rPr>
       </w:pPr>
+      <w:r>
+        <w:t/>
+      </w:r>
     </w:p>
     <w:p>
       <w:pPr>
@@ -177,6 +204,9 @@
           <w:szCs w:val="20"/>
         </w:rPr>
       </w:pPr>
+      <w:r>
+        <w:t/>
+      </w:r>
     </w:p>
     <w:p>
       <w:pPr>
@@ -187,6 +217,9 @@
           <w:szCs w:val="20"/>
         </w:rPr>
       </w:pPr>
+      <w:r>
+        <w:t/>
+      </w:r>
     </w:p>
     <w:p>
       <w:r>
@@ -342,28 +375,44 @@
             <w:tcW w:w="2410" w:type="dxa"/>
             <w:vAlign w:val="center"/>
           </w:tcPr>
-          <w:p/>
+          <w:p>
+            <w:r>
+              <w:t/>
+            </w:r>
+          </w:p>
         </w:tc>
         <w:tc>
           <w:tcPr>
             <w:tcW w:w="2977" w:type="dxa"/>
             <w:vAlign w:val="center"/>
           </w:tcPr>
-          <w:p/>
+          <w:p>
+            <w:r>
+              <w:t/>
+            </w:r>
+          </w:p>
         </w:tc>
         <w:tc>
           <w:tcPr>
             <w:tcW w:w="1185" w:type="dxa"/>
             <w:vAlign w:val="center"/>
           </w:tcPr>
-          <w:p/>
+          <w:p>
+            <w:r>
+              <w:t/>
+            </w:r>
+          </w:p>
         </w:tc>
         <w:tc>
           <w:tcPr>
             <w:tcW w:w="1791" w:type="dxa"/>
             <w:vAlign w:val="center"/>
           </w:tcPr>
-          <w:p/>
+          <w:p>
+            <w:r>
+              <w:t/>
+            </w:r>
+          </w:p>
         </w:tc>
       </w:tr>
       <w:tr>
@@ -387,28 +436,44 @@
             <w:tcW w:w="2410" w:type="dxa"/>
             <w:vAlign w:val="center"/>
           </w:tcPr>
-          <w:p/>
+          <w:p>
+            <w:r>
+              <w:t/>
+            </w:r>
+          </w:p>
         </w:tc>
         <w:tc>
           <w:tcPr>
             <w:tcW w:w="2977" w:type="dxa"/>
             <w:vAlign w:val="center"/>
           </w:tcPr>
-          <w:p/>
+          <w:p>
+            <w:r>
+              <w:t/>
+            </w:r>
+          </w:p>
         </w:tc>
         <w:tc>
           <w:tcPr>
             <w:tcW w:w="1185" w:type="dxa"/>
             <w:vAlign w:val="center"/>
           </w:tcPr>
-          <w:p/>
+          <w:p>
+            <w:r>
+              <w:t/>
+            </w:r>
+          </w:p>
         </w:tc>
         <w:tc>
           <w:tcPr>
             <w:tcW w:w="1791" w:type="dxa"/>
             <w:vAlign w:val="center"/>
           </w:tcPr>
-          <w:p/>
+          <w:p>
+            <w:r>
+              <w:t/>
+            </w:r>
+          </w:p>
         </w:tc>
       </w:tr>
       <w:tr>
@@ -432,28 +497,44 @@
             <w:tcW w:w="2410" w:type="dxa"/>
             <w:vAlign w:val="center"/>
           </w:tcPr>
-          <w:p/>
+          <w:p>
+            <w:r>
+              <w:t/>
+            </w:r>
+          </w:p>
         </w:tc>
         <w:tc>
           <w:tcPr>
             <w:tcW w:w="2977" w:type="dxa"/>
             <w:vAlign w:val="center"/>
           </w:tcPr>
-          <w:p/>
+          <w:p>
+            <w:r>
+              <w:t/>
+            </w:r>
+          </w:p>
         </w:tc>
         <w:tc>
           <w:tcPr>
             <w:tcW w:w="1185" w:type="dxa"/>
             <w:vAlign w:val="center"/>
           </w:tcPr>
-          <w:p/>
+          <w:p>
+            <w:r>
+              <w:t/>
+            </w:r>
+          </w:p>
         </w:tc>
         <w:tc>
           <w:tcPr>
             <w:tcW w:w="1791" w:type="dxa"/>
             <w:vAlign w:val="center"/>
           </w:tcPr>
-          <w:p/>
+          <w:p>
+            <w:r>
+              <w:t/>
+            </w:r>
+          </w:p>
         </w:tc>
       </w:tr>
       <w:tr>
@@ -477,40 +558,72 @@
             <w:tcW w:w="2410" w:type="dxa"/>
             <w:vAlign w:val="center"/>
           </w:tcPr>
-          <w:p/>
+          <w:p>
+            <w:r>
+              <w:t/>
+            </w:r>
+          </w:p>
         </w:tc>
         <w:tc>
           <w:tcPr>
             <w:tcW w:w="2977" w:type="dxa"/>
             <w:vAlign w:val="center"/>
           </w:tcPr>
-          <w:p/>
+          <w:p>
+            <w:r>
+              <w:t/>
+            </w:r>
+          </w:p>
         </w:tc>
         <w:tc>
           <w:tcPr>
             <w:tcW w:w="1185" w:type="dxa"/>
             <w:vAlign w:val="center"/>
           </w:tcPr>
-          <w:p/>
+          <w:p>
+            <w:r>
+              <w:t/>
+            </w:r>
+          </w:p>
         </w:tc>
         <w:tc>
           <w:tcPr>
             <w:tcW w:w="1791" w:type="dxa"/>
             <w:vAlign w:val="center"/>
           </w:tcPr>
-          <w:p/>
+          <w:p>
+            <w:r>
+              <w:t/>
+            </w:r>
+          </w:p>
         </w:tc>
       </w:tr>
     </w:tbl>
-    <w:p/>
-    <w:p/>
-    <w:p/>
+    <w:p>
+      <w:r>
+        <w:t/>
+      </w:r>
+    </w:p>
+    <w:p>
+      <w:r>
+        <w:t/>
+      </w:r>
+    </w:p>
+    <w:p>
+      <w:r>
+        <w:t/>
+      </w:r>
+    </w:p>
     <w:p>
       <w:r>
         <w:t>Historique des versions du document</w:t>
       </w:r>
     </w:p>
-    <w:p/>
+    <w:p>
+      <w:r>
+        <w:t/>
+      </w:r>
+    </w:p>
     <w:tbl>
       <w:tblPr>
         <w:tblW w:w="9072" w:type="dxa"/>
@@ -637,25 +750,41 @@
           <w:tcPr>
             <w:tcW w:w="1134" w:type="dxa"/>
           </w:tcPr>
-          <w:p/>
+          <w:p>
+            <w:r>
+              <w:t/>
+            </w:r>
+          </w:p>
         </w:tc>
         <w:tc>
           <w:tcPr>
             <w:tcW w:w="1418" w:type="dxa"/>
           </w:tcPr>
-          <w:p/>
+          <w:p>
+            <w:r>
+              <w:t/>
+            </w:r>
+          </w:p>
         </w:tc>
         <w:tc>
           <w:tcPr>
             <w:tcW w:w="3969" w:type="dxa"/>
           </w:tcPr>
-          <w:p/>
+          <w:p>
+            <w:r>
+              <w:t/>
+            </w:r>
+          </w:p>
         </w:tc>
         <w:tc>
           <w:tcPr>
             <w:tcW w:w="2551" w:type="dxa"/>
           </w:tcPr>
-          <w:p/>
+          <w:p>
+            <w:r>
+              <w:t/>
+            </w:r>
+          </w:p>
         </w:tc>
       </w:tr>
       <w:tr>
@@ -663,25 +792,41 @@
           <w:tcPr>
             <w:tcW w:w="1134" w:type="dxa"/>
           </w:tcPr>
-          <w:p/>
+          <w:p>
+            <w:r>
+              <w:t/>
+            </w:r>
+          </w:p>
         </w:tc>
         <w:tc>
           <w:tcPr>
             <w:tcW w:w="1418" w:type="dxa"/>
           </w:tcPr>
-          <w:p/>
+          <w:p>
+            <w:r>
+              <w:t/>
+            </w:r>
+          </w:p>
         </w:tc>
         <w:tc>
           <w:tcPr>
             <w:tcW w:w="3969" w:type="dxa"/>
           </w:tcPr>
-          <w:p/>
+          <w:p>
+            <w:r>
+              <w:t/>
+            </w:r>
+          </w:p>
         </w:tc>
         <w:tc>
           <w:tcPr>
             <w:tcW w:w="2551" w:type="dxa"/>
           </w:tcPr>
-          <w:p/>
+          <w:p>
+            <w:r>
+              <w:t/>
+            </w:r>
+          </w:p>
         </w:tc>
       </w:tr>
       <w:tr>
@@ -689,25 +834,41 @@
           <w:tcPr>
             <w:tcW w:w="1134" w:type="dxa"/>
           </w:tcPr>
-          <w:p/>
+          <w:p>
+            <w:r>
+              <w:t/>
+            </w:r>
+          </w:p>
         </w:tc>
         <w:tc>
           <w:tcPr>
             <w:tcW w:w="1418" w:type="dxa"/>
           </w:tcPr>
-          <w:p/>
+          <w:p>
+            <w:r>
+              <w:t/>
+            </w:r>
+          </w:p>
         </w:tc>
         <w:tc>
           <w:tcPr>
             <w:tcW w:w="3969" w:type="dxa"/>
           </w:tcPr>
-          <w:p/>
+          <w:p>
+            <w:r>
+              <w:t/>
+            </w:r>
+          </w:p>
         </w:tc>
         <w:tc>
           <w:tcPr>
             <w:tcW w:w="2551" w:type="dxa"/>
           </w:tcPr>
-          <w:p/>
+          <w:p>
+            <w:r>
+              <w:t/>
+            </w:r>
+          </w:p>
         </w:tc>
       </w:tr>
     </w:tbl>
@@ -2055,6 +2216,9 @@
       <w:pPr>
         <w:pStyle w:val="BodyText"/>
       </w:pPr>
+      <w:r>
+        <w:t/>
+      </w:r>
     </w:p>
     <w:p>
       <w:pPr>
@@ -2106,6 +2270,9 @@
           <w:lang w:eastAsia="fr-FR"/>
         </w:rPr>
       </w:pPr>
+      <w:r>
+        <w:t/>
+      </w:r>
     </w:p>
     <w:p>
       <w:pPr>
@@ -2835,7 +3002,21 @@
                 <w:sz w:val="24"/>
                 <w:szCs w:val="24"/>
               </w:rPr>
-              <w:t>{m:if req.status=null or req.status=''}Non renseigné{m:else}</w:t>
+              <w:t>{m:if req.status=null or req.status=''}</w:t>
+            </w:r>
+            <w:r>
+              <w:rPr>
+                <w:sz w:val="24"/>
+                <w:szCs w:val="24"/>
+              </w:rPr>
+              <w:t>Non renseigné</w:t>
+            </w:r>
+            <w:r>
+              <w:rPr>
+                <w:sz w:val="24"/>
+                <w:szCs w:val="24"/>
+              </w:rPr>
+              <w:t>{m:else}</w:t>
             </w:r>
             <w:r>
               <w:rPr>
@@ -3093,6 +3274,9 @@
                 <w:szCs w:val="20"/>
               </w:rPr>
             </w:pPr>
+            <w:r>
+              <w:t/>
+            </w:r>
           </w:p>
         </w:tc>
         <w:tc>
@@ -3112,6 +3296,9 @@
                 <w:szCs w:val="20"/>
               </w:rPr>
             </w:pPr>
+            <w:r>
+              <w:t/>
+            </w:r>
           </w:p>
         </w:tc>
       </w:tr>
@@ -3254,6 +3441,9 @@
             <w:pPr>
               <w:pStyle w:val="western1"/>
             </w:pPr>
+            <w:r>
+              <w:t/>
+            </w:r>
           </w:p>
         </w:tc>
         <w:tc>
@@ -3265,6 +3455,9 @@
             <w:pPr>
               <w:pStyle w:val="western1"/>
             </w:pPr>
+            <w:r>
+              <w:t/>
+            </w:r>
           </w:p>
         </w:tc>
       </w:tr>
@@ -3288,6 +3481,9 @@
           <w:lang w:eastAsia="fr-FR"/>
         </w:rPr>
       </w:pPr>
+      <w:r>
+        <w:t/>
+      </w:r>
     </w:p>
     <w:p>
       <w:pPr>
@@ -3509,7 +3705,28 @@
           <w:sz w:val="24"/>
           <w:szCs w:val="24"/>
         </w:rPr>
-        <w:t>{m:if uc.name.startsWith('MQT -')}{m:uc.name.substring(6)}{m:else}{m:uc.name}</w:t>
+        <w:t>{m:if uc.name.startsWith('MQT -')}</w:t>
+      </w:r>
+      <w:r>
+        <w:rPr>
+          <w:sz w:val="24"/>
+          <w:szCs w:val="24"/>
+        </w:rPr>
+        <w:t>{m:uc.name.substring(6)}</w:t>
+      </w:r>
+      <w:r>
+        <w:rPr>
+          <w:sz w:val="24"/>
+          <w:szCs w:val="24"/>
+        </w:rPr>
+        <w:t>{m:else}</w:t>
+      </w:r>
+      <w:r>
+        <w:rPr>
+          <w:sz w:val="24"/>
+          <w:szCs w:val="24"/>
+        </w:rPr>
+        <w:t>{m:uc.name}</w:t>
       </w:r>
       <w:r>
         <w:rPr>
@@ -3897,6 +4114,9 @@
           <w:szCs w:val="24"/>
         </w:rPr>
       </w:pPr>
+      <w:r>
+        <w:t/>
+      </w:r>
     </w:p>
     <w:p>
       <w:pPr>
@@ -4704,29 +4924,93 @@
                 <w:sz w:val="24"/>
                 <w:szCs w:val="24"/>
               </w:rPr>
-              <w:t>{m:if a.title.size()&gt;25}{m:a.title.substring(1,25)}{m:else}{m:a.title}{m:endif}</w:t>
-            </w:r>
-          </w:p>
-        </w:tc>
-        <w:tc>
-          <w:tcPr>
-            <w:tcW w:w="4532" w:type="dxa"/>
-          </w:tcPr>
-          <w:p>
-            <w:pPr>
+              <w:t>{m:if a.title.size()&gt;25}</w:t>
+            </w:r>
+            <w:r>
               <w:rPr>
                 <w:i/>
                 <w:sz w:val="24"/>
                 <w:szCs w:val="24"/>
               </w:rPr>
-            </w:pPr>
+              <w:t>{m:a.title.substring(1,25)}</w:t>
+            </w:r>
             <w:r>
               <w:rPr>
                 <w:i/>
                 <w:sz w:val="24"/>
                 <w:szCs w:val="24"/>
               </w:rPr>
-              <w:t>{m:if a.body.size()&gt;100}{m:a.body.substring(1,100)}{m:else}{m:a.body}{m:endif}</w:t>
+              <w:t>{m:else}</w:t>
+            </w:r>
+            <w:r>
+              <w:rPr>
+                <w:i/>
+                <w:sz w:val="24"/>
+                <w:szCs w:val="24"/>
+              </w:rPr>
+              <w:t>{m:a.title}</w:t>
+            </w:r>
+            <w:r>
+              <w:rPr>
+                <w:i/>
+                <w:sz w:val="24"/>
+                <w:szCs w:val="24"/>
+              </w:rPr>
+              <w:t>{m:endif}</w:t>
+            </w:r>
+          </w:p>
+        </w:tc>
+        <w:tc>
+          <w:tcPr>
+            <w:tcW w:w="4532" w:type="dxa"/>
+          </w:tcPr>
+          <w:p>
+            <w:pPr>
+              <w:rPr>
+                <w:i/>
+                <w:sz w:val="24"/>
+                <w:szCs w:val="24"/>
+              </w:rPr>
+            </w:pPr>
+            <w:r>
+              <w:rPr>
+                <w:i/>
+                <w:sz w:val="24"/>
+                <w:szCs w:val="24"/>
+              </w:rPr>
+              <w:t>{m:if a.body.size()&gt;100}</w:t>
+            </w:r>
+            <w:r>
+              <w:rPr>
+                <w:i/>
+                <w:sz w:val="24"/>
+                <w:szCs w:val="24"/>
+              </w:rPr>
+              <w:t>{m:a.body.substring(1,100)}</w:t>
+            </w:r>
+            <w:r>
+              <w:rPr>
+                <w:i/>
+                <w:sz w:val="24"/>
+                <w:szCs w:val="24"/>
+              </w:rPr>
+              <w:t>{m:else}</w:t>
+            </w:r>
+            <w:r>
+              <w:rPr>
+                <w:i/>
+                <w:sz w:val="24"/>
+                <w:szCs w:val="24"/>
+              </w:rPr>
+              <w:t>{m:a.body}</w:t>
+            </w:r>
+            <w:r>
+              <w:rPr>
+                <w:i/>
+                <w:sz w:val="24"/>
+                <w:szCs w:val="24"/>
+              </w:rPr>
+              <w:t>{m:endif}</w:t>
             </w:r>
           </w:p>
         </w:tc>
@@ -4960,7 +5244,13 @@
         <w:rPr>
           <w:sz w:val="24"/>
         </w:rPr>
-        <w:t>plan d’action pour cette tâche.{m:endif}</w:t>
+        <w:t>plan d’action pour cette tâche.</w:t>
+      </w:r>
+      <w:r>
+        <w:rPr>
+          <w:sz w:val="24"/>
+        </w:rPr>
+        <w:t>{m:endif}</w:t>
       </w:r>
     </w:p>
     <w:p>
@@ -5007,7 +5297,19 @@
         <w:rPr>
           <w:sz w:val="24"/>
         </w:rPr>
-        <w:t>{m:else}{m:task.preconditions}{m:endif}</w:t>
+        <w:t>{m:else}</w:t>
+      </w:r>
+      <w:r>
+        <w:rPr>
+          <w:sz w:val="24"/>
+        </w:rPr>
+        <w:t>{m:task.preconditions}</w:t>
+      </w:r>
+      <w:r>
+        <w:rPr>
+          <w:sz w:val="24"/>
+        </w:rPr>
+        <w:t>{m:endif}</w:t>
       </w:r>
     </w:p>
     <w:p>
@@ -5054,7 +5356,13 @@
         <w:rPr>
           <w:sz w:val="24"/>
         </w:rPr>
-        <w:t>{m:else}{m:task.</w:t>
+        <w:t>{m:else}</w:t>
+      </w:r>
+      <w:r>
+        <w:rPr>
+          <w:sz w:val="24"/>
+        </w:rPr>
+        <w:t>{m:task.</w:t>
       </w:r>
       <w:r>
         <w:rPr>
@@ -5075,6 +5383,9 @@
           <w:sz w:val="24"/>
         </w:rPr>
       </w:pPr>
+      <w:r>
+        <w:t/>
+      </w:r>
     </w:p>
     <w:p>
       <w:pPr>
@@ -5506,7 +5817,35 @@
                 <w:sz w:val="24"/>
                 <w:szCs w:val="24"/>
               </w:rPr>
-              <w:t>{m:if req.status=null or req.status=''}Non renseigné{m:else}{m:req.status}{m:endif}</w:t>
+              <w:t>{m:if req.status=null or req.status=''}</w:t>
+            </w:r>
+            <w:r>
+              <w:rPr>
+                <w:sz w:val="24"/>
+                <w:szCs w:val="24"/>
+              </w:rPr>
+              <w:t>Non renseigné</w:t>
+            </w:r>
+            <w:r>
+              <w:rPr>
+                <w:sz w:val="24"/>
+                <w:szCs w:val="24"/>
+              </w:rPr>
+              <w:t>{m:else}</w:t>
+            </w:r>
+            <w:r>
+              <w:rPr>
+                <w:sz w:val="24"/>
+                <w:szCs w:val="24"/>
+              </w:rPr>
+              <w:t>{m:req.status}</w:t>
+            </w:r>
+            <w:r>
+              <w:rPr>
+                <w:sz w:val="24"/>
+                <w:szCs w:val="24"/>
+              </w:rPr>
+              <w:t>{m:endif}</w:t>
             </w:r>
           </w:p>
         </w:tc>
@@ -5790,7 +6129,35 @@
                 <w:sz w:val="24"/>
                 <w:szCs w:val="24"/>
               </w:rPr>
-              <w:t>{m:if req.status=null or req.status=''}Non renseigné{m:else}{m:req.status}{m:endif}</w:t>
+              <w:t>{m:if req.status=null or req.status=''}</w:t>
+            </w:r>
+            <w:r>
+              <w:rPr>
+                <w:sz w:val="24"/>
+                <w:szCs w:val="24"/>
+              </w:rPr>
+              <w:t>Non renseigné</w:t>
+            </w:r>
+            <w:r>
+              <w:rPr>
+                <w:sz w:val="24"/>
+                <w:szCs w:val="24"/>
+              </w:rPr>
+              <w:t>{m:else}</w:t>
+            </w:r>
+            <w:r>
+              <w:rPr>
+                <w:sz w:val="24"/>
+                <w:szCs w:val="24"/>
+              </w:rPr>
+              <w:t>{m:req.status}</w:t>
+            </w:r>
+            <w:r>
+              <w:rPr>
+                <w:sz w:val="24"/>
+                <w:szCs w:val="24"/>
+              </w:rPr>
+              <w:t>{m:endif}</w:t>
             </w:r>
           </w:p>
         </w:tc>
@@ -5830,6 +6197,9 @@
       <w:pPr>
         <w:pStyle w:val="western"/>
       </w:pPr>
+      <w:r>
+        <w:t/>
+      </w:r>
     </w:p>
     <w:p>
       <w:pPr>
@@ -6079,7 +6449,35 @@
                 <w:sz w:val="24"/>
                 <w:szCs w:val="24"/>
               </w:rPr>
-              <w:t>{m:if req.status=null or req.status=''}Non renseigné{m:else}{m:req.status}{m:en</w:t>
+              <w:t>{m:if req.status=null or req.status=''}</w:t>
+            </w:r>
+            <w:r>
+              <w:rPr>
+                <w:sz w:val="24"/>
+                <w:szCs w:val="24"/>
+              </w:rPr>
+              <w:t>Non renseigné</w:t>
+            </w:r>
+            <w:r>
+              <w:rPr>
+                <w:sz w:val="24"/>
+                <w:szCs w:val="24"/>
+              </w:rPr>
+              <w:t>{m:else}</w:t>
+            </w:r>
+            <w:r>
+              <w:rPr>
+                <w:sz w:val="24"/>
+                <w:szCs w:val="24"/>
+              </w:rPr>
+              <w:t>{m:req.status}</w:t>
+            </w:r>
+            <w:r>
+              <w:rPr>
+                <w:sz w:val="24"/>
+                <w:szCs w:val="24"/>
+              </w:rPr>
+              <w:t>{m:en</w:t>
             </w:r>
             <w:r>
               <w:rPr>
@@ -6150,7 +6548,11 @@
         <w:t>{m:for us | system.userStories-&gt;select(u |u.elements-&gt;includes(task))}</w:t>
       </w:r>
     </w:p>
-    <w:p/>
+    <w:p>
+      <w:r>
+        <w:t/>
+      </w:r>
+    </w:p>
     <w:p>
       <w:pPr>
         <w:pStyle w:val="Titre4"/>
@@ -6162,7 +6564,11 @@
         <w:t>{m:us.name}</w:t>
       </w:r>
     </w:p>
-    <w:p/>
+    <w:p>
+      <w:r>
+        <w:t/>
+      </w:r>
+    </w:p>
     <w:p>
       <w:pPr>
         <w:rPr>
@@ -6189,6 +6595,9 @@
           <w:sz w:val="28"/>
         </w:rPr>
       </w:pPr>
+      <w:r>
+        <w:t/>
+      </w:r>
     </w:p>
     <w:p>
       <w:pPr>
@@ -6243,7 +6652,14 @@
           <w:i/>
           <w:sz w:val="24"/>
         </w:rPr>
-        <w:t>Task)-&gt;size()} tâches</w:t>
+        <w:t>Task)-&gt;size()}</w:t>
+      </w:r>
+      <w:r>
+        <w:rPr>
+          <w:i/>
+          <w:sz w:val="24"/>
+        </w:rPr>
+        <w:t xml:space="preserve"> tâches</w:t>
       </w:r>
     </w:p>
     <w:p>
@@ -6295,9 +6711,16 @@
           <w:i/>
           <w:sz w:val="24"/>
         </w:rPr>
-        <w:t xml:space="preserve">(graal::Node)-&gt;size()} </w:t>
+        <w:t xml:space="preserve">(graal::Node)-&gt;size()}</w:t>
       </w:r>
       <w:proofErr w:type="spellStart"/>
+      <w:r>
+        <w:rPr>
+          <w:i/>
+          <w:sz w:val="24"/>
+        </w:rPr>
+        <w:t xml:space="preserve"> </w:t>
+      </w:r>
       <w:r>
         <w:rPr>
           <w:i/>
@@ -6324,16 +6747,26 @@
           <w:i/>
           <w:sz w:val="24"/>
         </w:rPr>
-        <w:t>{m: us.elements-&gt;filter(graal::Transition)-&gt;size()} transitions</w:t>
-      </w:r>
-    </w:p>
-    <w:p>
-      <w:pPr>
-        <w:rPr>
-          <w:i/>
-          <w:sz w:val="24"/>
-        </w:rPr>
-      </w:pPr>
+        <w:t>{m: us.elements-&gt;filter(graal::Transition)-&gt;size()}</w:t>
+      </w:r>
+      <w:r>
+        <w:rPr>
+          <w:i/>
+          <w:sz w:val="24"/>
+        </w:rPr>
+        <w:t xml:space="preserve"> transitions</w:t>
+      </w:r>
+    </w:p>
+    <w:p>
+      <w:pPr>
+        <w:rPr>
+          <w:i/>
+          <w:sz w:val="24"/>
+        </w:rPr>
+      </w:pPr>
+      <w:r>
+        <w:t/>
+      </w:r>
     </w:p>
     <w:p>
       <w:pPr>
@@ -6510,29 +6943,93 @@
                 <w:sz w:val="24"/>
                 <w:szCs w:val="24"/>
               </w:rPr>
-              <w:t>{m:if a.title.size()&gt;25}{m:a.title.substring(1,25)}{m:else}{m:a.title}{m:endif}</w:t>
-            </w:r>
-          </w:p>
-        </w:tc>
-        <w:tc>
-          <w:tcPr>
-            <w:tcW w:w="4532" w:type="dxa"/>
-          </w:tcPr>
-          <w:p>
-            <w:pPr>
+              <w:t>{m:if a.title.size()&gt;25}</w:t>
+            </w:r>
+            <w:r>
               <w:rPr>
                 <w:i/>
                 <w:sz w:val="24"/>
                 <w:szCs w:val="24"/>
               </w:rPr>
-            </w:pPr>
+              <w:t>{m:a.title.substring(1,25)}</w:t>
+            </w:r>
             <w:r>
               <w:rPr>
                 <w:i/>
                 <w:sz w:val="24"/>
                 <w:szCs w:val="24"/>
               </w:rPr>
-              <w:t>{m:if a.body.size()&gt;100}{m:a.body.substring(1,100)}{m:else}{m:a.body}{m:endif}</w:t>
+              <w:t>{m:else}</w:t>
+            </w:r>
+            <w:r>
+              <w:rPr>
+                <w:i/>
+                <w:sz w:val="24"/>
+                <w:szCs w:val="24"/>
+              </w:rPr>
+              <w:t>{m:a.title}</w:t>
+            </w:r>
+            <w:r>
+              <w:rPr>
+                <w:i/>
+                <w:sz w:val="24"/>
+                <w:szCs w:val="24"/>
+              </w:rPr>
+              <w:t>{m:endif}</w:t>
+            </w:r>
+          </w:p>
+        </w:tc>
+        <w:tc>
+          <w:tcPr>
+            <w:tcW w:w="4532" w:type="dxa"/>
+          </w:tcPr>
+          <w:p>
+            <w:pPr>
+              <w:rPr>
+                <w:i/>
+                <w:sz w:val="24"/>
+                <w:szCs w:val="24"/>
+              </w:rPr>
+            </w:pPr>
+            <w:r>
+              <w:rPr>
+                <w:i/>
+                <w:sz w:val="24"/>
+                <w:szCs w:val="24"/>
+              </w:rPr>
+              <w:t>{m:if a.body.size()&gt;100}</w:t>
+            </w:r>
+            <w:r>
+              <w:rPr>
+                <w:i/>
+                <w:sz w:val="24"/>
+                <w:szCs w:val="24"/>
+              </w:rPr>
+              <w:t>{m:a.body.substring(1,100)}</w:t>
+            </w:r>
+            <w:r>
+              <w:rPr>
+                <w:i/>
+                <w:sz w:val="24"/>
+                <w:szCs w:val="24"/>
+              </w:rPr>
+              <w:t>{m:else}</w:t>
+            </w:r>
+            <w:r>
+              <w:rPr>
+                <w:i/>
+                <w:sz w:val="24"/>
+                <w:szCs w:val="24"/>
+              </w:rPr>
+              <w:t>{m:a.body}</w:t>
+            </w:r>
+            <w:r>
+              <w:rPr>
+                <w:i/>
+                <w:sz w:val="24"/>
+                <w:szCs w:val="24"/>
+              </w:rPr>
+              <w:t>{m:endif}</w:t>
             </w:r>
           </w:p>
         </w:tc>
@@ -6714,6 +7211,9 @@
           <w:sz w:val="24"/>
         </w:rPr>
       </w:pPr>
+      <w:r>
+        <w:t/>
+      </w:r>
     </w:p>
     <w:p>
       <w:pPr>
@@ -6768,6 +7268,9 @@
           <w:sz w:val="24"/>
         </w:rPr>
       </w:pPr>
+      <w:r>
+        <w:t/>
+      </w:r>
     </w:p>
     <w:p>
       <w:pPr>
@@ -6883,16 +7386,47 @@
           <w:i/>
           <w:sz w:val="24"/>
         </w:rPr>
-        <w:t>{m:if us.description=null or us.description=''}Non Renseignée{m:else}{m:us.description}{m:endif}</w:t>
-      </w:r>
-    </w:p>
-    <w:p>
-      <w:pPr>
-        <w:rPr>
-          <w:i/>
-          <w:sz w:val="24"/>
-        </w:rPr>
-      </w:pPr>
+        <w:t>{m:if us.description=null or us.description=''}</w:t>
+      </w:r>
+      <w:r>
+        <w:rPr>
+          <w:i/>
+          <w:sz w:val="24"/>
+        </w:rPr>
+        <w:t>Non Renseignée</w:t>
+      </w:r>
+      <w:r>
+        <w:rPr>
+          <w:i/>
+          <w:sz w:val="24"/>
+        </w:rPr>
+        <w:t>{m:else}</w:t>
+      </w:r>
+      <w:r>
+        <w:rPr>
+          <w:i/>
+          <w:sz w:val="24"/>
+        </w:rPr>
+        <w:t>{m:us.description}</w:t>
+      </w:r>
+      <w:r>
+        <w:rPr>
+          <w:i/>
+          <w:sz w:val="24"/>
+        </w:rPr>
+        <w:t>{m:endif}</w:t>
+      </w:r>
+    </w:p>
+    <w:p>
+      <w:pPr>
+        <w:rPr>
+          <w:i/>
+          <w:sz w:val="24"/>
+        </w:rPr>
+      </w:pPr>
+      <w:r>
+        <w:t/>
+      </w:r>
     </w:p>
     <w:p>
       <w:pPr>
@@ -7112,18 +7646,24 @@
       </w:r>
       <w:proofErr w:type="spellEnd"/>
       <w:r>
-        <w:t xml:space="preserve">()}Pas de </w:t>
+        <w:t xml:space="preserve">()}</w:t>
       </w:r>
       <w:proofErr w:type="spellStart"/>
       <w:r>
+        <w:t xml:space="preserve">Pas de </w:t>
+      </w:r>
+      <w:r>
         <w:t>namespaces</w:t>
       </w:r>
       <w:proofErr w:type="spellEnd"/>
       <w:r>
-        <w:t xml:space="preserve"> définis.{</w:t>
+        <w:t xml:space="preserve"> définis.</w:t>
       </w:r>
       <w:proofErr w:type="spellStart"/>
       <w:r>
+        <w:t xml:space="preserve">{</w:t>
+      </w:r>
+      <w:r>
         <w:t>m:else</w:t>
       </w:r>
       <w:proofErr w:type="spellEnd"/>
@@ -7267,6 +7807,9 @@
           <w:szCs w:val="24"/>
         </w:rPr>
       </w:pPr>
+      <w:r>
+        <w:t/>
+      </w:r>
     </w:p>
     <w:p>
       <w:pPr>
@@ -7518,7 +8061,10 @@
       <w:pStyle w:val="Pieddepage"/>
     </w:pPr>
     <w:r>
-      <w:t>{m:nomProjet}–Spécifications fonctionnelles</w:t>
+      <w:t>{m:nomProjet}</w:t>
+    </w:r>
+    <w:r>
+      <w:t>–Spécifications fonctionnelles</w:t>
     </w:r>
     <w:r>
       <w:tab/>
@@ -7548,7 +8094,11 @@
       <w:fldChar w:fldCharType="end"/>
     </w:r>
   </w:p>
-  <w:p/>
+  <w:p>
+    <w:r>
+      <w:t/>
+    </w:r>
+  </w:p>
 </w:ftr>
 </file>
 
